--- a/Teoria General de Sistemas/PPI/PPI Ingeniería Primer Semestre.docx
+++ b/Teoria General de Sistemas/PPI/PPI Ingeniería Primer Semestre.docx
@@ -12006,7 +12006,17 @@
           <w:sz w:val="22"/>
           <w:szCs w:val="22"/>
         </w:rPr>
-        <w:t xml:space="preserve">Rama: </w:t>
+        <w:t>Rol</w:t>
+      </w:r>
+      <w:r>
+        <w:rPr>
+          <w:rFonts w:eastAsiaTheme="minorEastAsia" w:cs="Times New Roman"/>
+          <w:b/>
+          <w:bCs/>
+          <w:sz w:val="22"/>
+          <w:szCs w:val="22"/>
+        </w:rPr>
+        <w:t xml:space="preserve">: </w:t>
       </w:r>
       <w:r>
         <w:rPr>
@@ -12077,7 +12087,17 @@
           <w:sz w:val="22"/>
           <w:szCs w:val="22"/>
         </w:rPr>
-        <w:t xml:space="preserve">Rama: </w:t>
+        <w:t>Rol</w:t>
+      </w:r>
+      <w:r>
+        <w:rPr>
+          <w:rFonts w:eastAsiaTheme="minorEastAsia" w:cs="Times New Roman"/>
+          <w:b/>
+          <w:bCs/>
+          <w:sz w:val="22"/>
+          <w:szCs w:val="22"/>
+        </w:rPr>
+        <w:t xml:space="preserve">: </w:t>
       </w:r>
       <w:r>
         <w:rPr>
@@ -12148,7 +12168,17 @@
           <w:sz w:val="22"/>
           <w:szCs w:val="22"/>
         </w:rPr>
-        <w:t xml:space="preserve">Rama: </w:t>
+        <w:t>Rol</w:t>
+      </w:r>
+      <w:r>
+        <w:rPr>
+          <w:rFonts w:eastAsiaTheme="minorEastAsia" w:cs="Times New Roman"/>
+          <w:b/>
+          <w:bCs/>
+          <w:sz w:val="22"/>
+          <w:szCs w:val="22"/>
+        </w:rPr>
+        <w:t xml:space="preserve">: </w:t>
       </w:r>
       <w:r>
         <w:rPr>
@@ -12219,7 +12249,17 @@
           <w:sz w:val="22"/>
           <w:szCs w:val="22"/>
         </w:rPr>
-        <w:t>Rama:</w:t>
+        <w:t>Rol</w:t>
+      </w:r>
+      <w:r>
+        <w:rPr>
+          <w:rFonts w:eastAsiaTheme="minorEastAsia" w:cs="Times New Roman"/>
+          <w:b/>
+          <w:bCs/>
+          <w:sz w:val="22"/>
+          <w:szCs w:val="22"/>
+        </w:rPr>
+        <w:t>:</w:t>
       </w:r>
       <w:r>
         <w:rPr>
@@ -12288,7 +12328,17 @@
           <w:sz w:val="22"/>
           <w:szCs w:val="22"/>
         </w:rPr>
-        <w:t>Rama:</w:t>
+        <w:t>Rol</w:t>
+      </w:r>
+      <w:r>
+        <w:rPr>
+          <w:rFonts w:eastAsiaTheme="minorEastAsia" w:cs="Times New Roman"/>
+          <w:b/>
+          <w:bCs/>
+          <w:sz w:val="22"/>
+          <w:szCs w:val="22"/>
+        </w:rPr>
+        <w:t>:</w:t>
       </w:r>
       <w:r>
         <w:rPr>
@@ -12361,7 +12411,17 @@
           <w:sz w:val="22"/>
           <w:szCs w:val="22"/>
         </w:rPr>
-        <w:t xml:space="preserve">Rama: </w:t>
+        <w:t>Rol</w:t>
+      </w:r>
+      <w:r>
+        <w:rPr>
+          <w:rFonts w:eastAsiaTheme="minorEastAsia" w:cs="Times New Roman"/>
+          <w:b/>
+          <w:bCs/>
+          <w:sz w:val="22"/>
+          <w:szCs w:val="22"/>
+        </w:rPr>
+        <w:t xml:space="preserve">: </w:t>
       </w:r>
       <w:r>
         <w:rPr>
@@ -12443,11 +12503,21 @@
           <w:sz w:val="22"/>
           <w:szCs w:val="22"/>
         </w:rPr>
-        <w:t xml:space="preserve">Rama: </w:t>
+        <w:t>Rol</w:t>
       </w:r>
       <w:r>
         <w:rPr>
           <w:rFonts w:eastAsiaTheme="minorEastAsia" w:cs="Times New Roman"/>
+          <w:b/>
+          <w:bCs/>
+          <w:sz w:val="22"/>
+          <w:szCs w:val="22"/>
+        </w:rPr>
+        <w:t xml:space="preserve">: </w:t>
+      </w:r>
+      <w:r>
+        <w:rPr>
+          <w:rFonts w:eastAsiaTheme="minorEastAsia" w:cs="Times New Roman"/>
           <w:sz w:val="22"/>
           <w:szCs w:val="22"/>
         </w:rPr>
@@ -12575,7 +12645,17 @@
           <w:sz w:val="22"/>
           <w:szCs w:val="22"/>
         </w:rPr>
-        <w:t xml:space="preserve">Rama: </w:t>
+        <w:t>Rol</w:t>
+      </w:r>
+      <w:r>
+        <w:rPr>
+          <w:rFonts w:eastAsiaTheme="minorEastAsia" w:cs="Times New Roman"/>
+          <w:b/>
+          <w:bCs/>
+          <w:sz w:val="22"/>
+          <w:szCs w:val="22"/>
+        </w:rPr>
+        <w:t xml:space="preserve">: </w:t>
       </w:r>
       <w:r>
         <w:rPr>
@@ -12737,33 +12817,13 @@
           <w:b/>
           <w:bCs/>
         </w:rPr>
-        <w:t>Módulos</w:t>
-      </w:r>
-      <w:r>
-        <w:rPr>
-          <w:rFonts w:ascii="Times New Roman" w:hAnsi="Times New Roman" w:cs="Times New Roman"/>
-          <w:b/>
-          <w:bCs/>
-        </w:rPr>
-        <w:t xml:space="preserve"> asociados:</w:t>
-      </w:r>
-      <w:r>
-        <w:rPr>
-          <w:rFonts w:ascii="Times New Roman" w:hAnsi="Times New Roman" w:cs="Times New Roman"/>
-        </w:rPr>
-        <w:t xml:space="preserve"> Reserva, </w:t>
-      </w:r>
-      <w:r>
-        <w:rPr>
-          <w:rFonts w:ascii="Times New Roman" w:hAnsi="Times New Roman" w:cs="Times New Roman"/>
-        </w:rPr>
-        <w:t>Visualización</w:t>
-      </w:r>
-      <w:r>
-        <w:rPr>
-          <w:rFonts w:ascii="Times New Roman" w:hAnsi="Times New Roman" w:cs="Times New Roman"/>
-        </w:rPr>
-        <w:t xml:space="preserve"> de agenda</w:t>
+        <w:t>Módulos asociados:</w:t>
+      </w:r>
+      <w:r>
+        <w:rPr>
+          <w:rFonts w:ascii="Times New Roman" w:hAnsi="Times New Roman" w:cs="Times New Roman"/>
+        </w:rPr>
+        <w:t xml:space="preserve"> Reserva, Visualización de agenda</w:t>
       </w:r>
     </w:p>
     <w:p>
@@ -12830,22 +12890,76 @@
           <w:b/>
           <w:bCs/>
         </w:rPr>
-        <w:t>Módulos</w:t>
-      </w:r>
-      <w:r>
+        <w:t>Módulos asociados:</w:t>
+      </w:r>
+      <w:r>
+        <w:rPr>
+          <w:rFonts w:ascii="Times New Roman" w:hAnsi="Times New Roman" w:cs="Times New Roman"/>
+        </w:rPr>
+        <w:t xml:space="preserve"> Reserva,</w:t>
+      </w:r>
+    </w:p>
+    <w:p>
+      <w:pPr>
+        <w:pStyle w:val="Textbody"/>
+        <w:rPr>
+          <w:rFonts w:ascii="Times New Roman" w:hAnsi="Times New Roman" w:cs="Times New Roman"/>
+        </w:rPr>
+      </w:pPr>
+      <w:r>
+        <w:rPr>
+          <w:rFonts w:ascii="Times New Roman" w:hAnsi="Times New Roman" w:cs="Times New Roman"/>
+        </w:rPr>
+        <w:t>Inserta un nuevo registro de reserva en la base de datos con los datos de usuario, recurso, fecha y horario, asegurando integridad referencial y confirmando el enví</w:t>
+      </w:r>
+      <w:r>
+        <w:rPr>
+          <w:rFonts w:ascii="Times New Roman" w:hAnsi="Times New Roman" w:cs="Times New Roman"/>
+        </w:rPr>
+        <w:t>o</w:t>
+      </w:r>
+      <w:r>
+        <w:rPr>
+          <w:rFonts w:ascii="Times New Roman" w:hAnsi="Times New Roman" w:cs="Times New Roman"/>
+        </w:rPr>
+        <w:t>.</w:t>
+      </w:r>
+    </w:p>
+    <w:p>
+      <w:pPr>
+        <w:pStyle w:val="Textbody"/>
+        <w:rPr>
+          <w:rFonts w:ascii="Times New Roman" w:hAnsi="Times New Roman" w:cs="Times New Roman"/>
+        </w:rPr>
+      </w:pPr>
+    </w:p>
+    <w:p>
+      <w:pPr>
+        <w:pStyle w:val="Textbody"/>
         <w:rPr>
           <w:rFonts w:ascii="Times New Roman" w:hAnsi="Times New Roman" w:cs="Times New Roman"/>
           <w:b/>
           <w:bCs/>
         </w:rPr>
-        <w:t xml:space="preserve"> asociados:</w:t>
-      </w:r>
-      <w:r>
-        <w:rPr>
-          <w:rFonts w:ascii="Times New Roman" w:hAnsi="Times New Roman" w:cs="Times New Roman"/>
-        </w:rPr>
-        <w:t xml:space="preserve"> Reserva,</w:t>
-      </w:r>
+      </w:pPr>
+      <w:r>
+        <w:rPr>
+          <w:rFonts w:ascii="Times New Roman" w:hAnsi="Times New Roman" w:cs="Times New Roman"/>
+          <w:b/>
+          <w:bCs/>
+        </w:rPr>
+        <w:t xml:space="preserve">Función: </w:t>
+      </w:r>
+      <w:proofErr w:type="spellStart"/>
+      <w:r>
+        <w:rPr>
+          <w:rFonts w:ascii="Times New Roman" w:hAnsi="Times New Roman" w:cs="Times New Roman"/>
+          <w:b/>
+          <w:bCs/>
+        </w:rPr>
+        <w:t>consultarVideojuegos</w:t>
+      </w:r>
+      <w:proofErr w:type="spellEnd"/>
     </w:p>
     <w:p>
       <w:pPr>
@@ -12857,26 +12971,16 @@
       <w:r>
         <w:rPr>
           <w:rFonts w:ascii="Times New Roman" w:hAnsi="Times New Roman" w:cs="Times New Roman"/>
-        </w:rPr>
-        <w:t xml:space="preserve">Inserta un nuevo registro de reserva en la base de datos con los datos de usuario, recurso, fecha y horario, asegurando integridad referencial y confirmando el </w:t>
-      </w:r>
-      <w:r>
-        <w:rPr>
-          <w:rFonts w:ascii="Times New Roman" w:hAnsi="Times New Roman" w:cs="Times New Roman"/>
-        </w:rPr>
-        <w:t>enví</w:t>
-      </w:r>
-      <w:r>
-        <w:rPr>
-          <w:rFonts w:ascii="Times New Roman" w:hAnsi="Times New Roman" w:cs="Times New Roman"/>
-        </w:rPr>
-        <w:t>o</w:t>
-      </w:r>
-      <w:r>
-        <w:rPr>
-          <w:rFonts w:ascii="Times New Roman" w:hAnsi="Times New Roman" w:cs="Times New Roman"/>
-        </w:rPr>
-        <w:t>.</w:t>
+          <w:b/>
+          <w:bCs/>
+        </w:rPr>
+        <w:t>Módulos asociados:</w:t>
+      </w:r>
+      <w:r>
+        <w:rPr>
+          <w:rFonts w:ascii="Times New Roman" w:hAnsi="Times New Roman" w:cs="Times New Roman"/>
+        </w:rPr>
+        <w:t xml:space="preserve"> Submódulo de consulta de videojuegos</w:t>
       </w:r>
     </w:p>
     <w:p>
@@ -12886,6 +12990,42 @@
           <w:rFonts w:ascii="Times New Roman" w:hAnsi="Times New Roman" w:cs="Times New Roman"/>
         </w:rPr>
       </w:pPr>
+      <w:r>
+        <w:rPr>
+          <w:rFonts w:ascii="Times New Roman" w:hAnsi="Times New Roman" w:cs="Times New Roman"/>
+        </w:rPr>
+        <w:t>Realiza una petición tipo GET a la API para obtener información de videojuegos, incluyendo nombre, foto,</w:t>
+      </w:r>
+      <w:r>
+        <w:rPr>
+          <w:rFonts w:ascii="Times New Roman" w:hAnsi="Times New Roman" w:cs="Times New Roman"/>
+        </w:rPr>
+        <w:t xml:space="preserve"> </w:t>
+      </w:r>
+      <w:r>
+        <w:rPr>
+          <w:rFonts w:ascii="Times New Roman" w:hAnsi="Times New Roman" w:cs="Times New Roman"/>
+        </w:rPr>
+        <w:t xml:space="preserve">versión, recurso asociado y descripción, utilizando como parámetros los resultados generados por la función </w:t>
+      </w:r>
+      <w:proofErr w:type="spellStart"/>
+      <w:r>
+        <w:rPr>
+          <w:rFonts w:ascii="Times New Roman" w:hAnsi="Times New Roman" w:cs="Times New Roman"/>
+          <w:b/>
+          <w:bCs/>
+        </w:rPr>
+        <w:t>filtrarVideojuegos</w:t>
+      </w:r>
+      <w:proofErr w:type="spellEnd"/>
+      <w:r>
+        <w:rPr>
+          <w:rFonts w:ascii="Times New Roman" w:hAnsi="Times New Roman" w:cs="Times New Roman"/>
+          <w:b/>
+          <w:bCs/>
+        </w:rPr>
+        <w:t xml:space="preserve"> </w:t>
+      </w:r>
     </w:p>
     <w:p>
       <w:pPr>
@@ -12896,12 +13036,22 @@
           <w:bCs/>
         </w:rPr>
       </w:pPr>
-      <w:r>
+    </w:p>
+    <w:p>
+      <w:pPr>
+        <w:pStyle w:val="Textbody"/>
         <w:rPr>
           <w:rFonts w:ascii="Times New Roman" w:hAnsi="Times New Roman" w:cs="Times New Roman"/>
           <w:b/>
           <w:bCs/>
         </w:rPr>
+      </w:pPr>
+      <w:r>
+        <w:rPr>
+          <w:rFonts w:ascii="Times New Roman" w:hAnsi="Times New Roman" w:cs="Times New Roman"/>
+          <w:b/>
+          <w:bCs/>
+        </w:rPr>
         <w:t xml:space="preserve">Función: </w:t>
       </w:r>
       <w:proofErr w:type="spellStart"/>
@@ -12911,7 +13061,7 @@
           <w:b/>
           <w:bCs/>
         </w:rPr>
-        <w:t>consultarVideojuegos</w:t>
+        <w:t>filtrarVideojuegos</w:t>
       </w:r>
       <w:proofErr w:type="spellEnd"/>
     </w:p>
@@ -12929,118 +13079,6 @@
           <w:bCs/>
         </w:rPr>
         <w:t>Módulos asociados:</w:t>
-      </w:r>
-      <w:r>
-        <w:rPr>
-          <w:rFonts w:ascii="Times New Roman" w:hAnsi="Times New Roman" w:cs="Times New Roman"/>
-        </w:rPr>
-        <w:t xml:space="preserve"> Submódulo de consulta de videojuegos</w:t>
-      </w:r>
-    </w:p>
-    <w:p>
-      <w:pPr>
-        <w:pStyle w:val="Textbody"/>
-        <w:rPr>
-          <w:rFonts w:ascii="Times New Roman" w:hAnsi="Times New Roman" w:cs="Times New Roman"/>
-        </w:rPr>
-      </w:pPr>
-      <w:r>
-        <w:rPr>
-          <w:rFonts w:ascii="Times New Roman" w:hAnsi="Times New Roman" w:cs="Times New Roman"/>
-        </w:rPr>
-        <w:t>Realiza una petición tipo GET a la API para obtener información de videojuegos, incluyendo nombre, foto,</w:t>
-      </w:r>
-      <w:r>
-        <w:rPr>
-          <w:rFonts w:ascii="Times New Roman" w:hAnsi="Times New Roman" w:cs="Times New Roman"/>
-        </w:rPr>
-        <w:t xml:space="preserve"> </w:t>
-      </w:r>
-      <w:r>
-        <w:rPr>
-          <w:rFonts w:ascii="Times New Roman" w:hAnsi="Times New Roman" w:cs="Times New Roman"/>
-        </w:rPr>
-        <w:t xml:space="preserve">versión, recurso asociado y descripción, utilizando como parámetros los resultados generados por la función </w:t>
-      </w:r>
-      <w:proofErr w:type="spellStart"/>
-      <w:r>
-        <w:rPr>
-          <w:rFonts w:ascii="Times New Roman" w:hAnsi="Times New Roman" w:cs="Times New Roman"/>
-          <w:b/>
-          <w:bCs/>
-        </w:rPr>
-        <w:t>filtrarVideojuegos</w:t>
-      </w:r>
-      <w:proofErr w:type="spellEnd"/>
-      <w:r>
-        <w:rPr>
-          <w:rFonts w:ascii="Times New Roman" w:hAnsi="Times New Roman" w:cs="Times New Roman"/>
-          <w:b/>
-          <w:bCs/>
-        </w:rPr>
-        <w:t xml:space="preserve"> </w:t>
-      </w:r>
-    </w:p>
-    <w:p>
-      <w:pPr>
-        <w:pStyle w:val="Textbody"/>
-        <w:rPr>
-          <w:rFonts w:ascii="Times New Roman" w:hAnsi="Times New Roman" w:cs="Times New Roman"/>
-          <w:b/>
-          <w:bCs/>
-        </w:rPr>
-      </w:pPr>
-    </w:p>
-    <w:p>
-      <w:pPr>
-        <w:pStyle w:val="Textbody"/>
-        <w:rPr>
-          <w:rFonts w:ascii="Times New Roman" w:hAnsi="Times New Roman" w:cs="Times New Roman"/>
-          <w:b/>
-          <w:bCs/>
-        </w:rPr>
-      </w:pPr>
-      <w:r>
-        <w:rPr>
-          <w:rFonts w:ascii="Times New Roman" w:hAnsi="Times New Roman" w:cs="Times New Roman"/>
-          <w:b/>
-          <w:bCs/>
-        </w:rPr>
-        <w:t xml:space="preserve">Función: </w:t>
-      </w:r>
-      <w:proofErr w:type="spellStart"/>
-      <w:r>
-        <w:rPr>
-          <w:rFonts w:ascii="Times New Roman" w:hAnsi="Times New Roman" w:cs="Times New Roman"/>
-          <w:b/>
-          <w:bCs/>
-        </w:rPr>
-        <w:t>filtrarVideojuegos</w:t>
-      </w:r>
-      <w:proofErr w:type="spellEnd"/>
-    </w:p>
-    <w:p>
-      <w:pPr>
-        <w:pStyle w:val="Textbody"/>
-        <w:rPr>
-          <w:rFonts w:ascii="Times New Roman" w:hAnsi="Times New Roman" w:cs="Times New Roman"/>
-        </w:rPr>
-      </w:pPr>
-      <w:r>
-        <w:rPr>
-          <w:rFonts w:ascii="Times New Roman" w:hAnsi="Times New Roman" w:cs="Times New Roman"/>
-          <w:b/>
-          <w:bCs/>
-        </w:rPr>
-        <w:t>Módulos</w:t>
-      </w:r>
-      <w:r>
-        <w:rPr>
-          <w:rFonts w:ascii="Times New Roman" w:hAnsi="Times New Roman" w:cs="Times New Roman"/>
-          <w:b/>
-          <w:bCs/>
-        </w:rPr>
-        <w:t xml:space="preserve"> asociados:</w:t>
       </w:r>
       <w:r>
         <w:rPr>
@@ -14303,11 +14341,11 @@
           <w:lang w:val="es-CO"/>
         </w:rPr>
       </w:pPr>
-      <w:bookmarkStart w:id="37" w:name="_Toc96339539"/>
-      <w:bookmarkStart w:id="38" w:name="__RefHeading__10986_300738085"/>
-      <w:bookmarkStart w:id="39" w:name="__RefHeading__11034_300738085"/>
+      <w:bookmarkStart w:id="37" w:name="__RefHeading__10986_300738085"/>
+      <w:bookmarkStart w:id="38" w:name="__RefHeading__11034_300738085"/>
+      <w:bookmarkStart w:id="39" w:name="_Toc96339539"/>
+      <w:bookmarkEnd w:id="37"/>
       <w:bookmarkEnd w:id="38"/>
-      <w:bookmarkEnd w:id="39"/>
       <w:proofErr w:type="spellStart"/>
       <w:r>
         <w:rPr>
@@ -15427,7 +15465,7 @@
         </w:rPr>
         <w:t>.</w:t>
       </w:r>
-      <w:bookmarkEnd w:id="37"/>
+      <w:bookmarkEnd w:id="39"/>
     </w:p>
     <w:p>
       <w:pPr>

--- a/Teoria General de Sistemas/PPI/PPI Ingeniería Primer Semestre.docx
+++ b/Teoria General de Sistemas/PPI/PPI Ingeniería Primer Semestre.docx
@@ -12791,6 +12791,105 @@
           <w:b/>
           <w:bCs/>
         </w:rPr>
+        <w:t>Función: Registrar una reserva</w:t>
+      </w:r>
+    </w:p>
+    <w:p>
+      <w:pPr>
+        <w:pStyle w:val="Textbody"/>
+        <w:rPr>
+          <w:rFonts w:ascii="Times New Roman" w:hAnsi="Times New Roman" w:cs="Times New Roman"/>
+          <w:b/>
+          <w:bCs/>
+        </w:rPr>
+      </w:pPr>
+      <w:r>
+        <w:rPr>
+          <w:rFonts w:ascii="Times New Roman" w:hAnsi="Times New Roman" w:cs="Times New Roman"/>
+          <w:b/>
+          <w:bCs/>
+        </w:rPr>
+        <w:t xml:space="preserve">Módulos asociados: </w:t>
+      </w:r>
+      <w:r>
+        <w:rPr>
+          <w:rFonts w:ascii="Times New Roman" w:hAnsi="Times New Roman" w:cs="Times New Roman"/>
+        </w:rPr>
+        <w:t>Agenda</w:t>
+      </w:r>
+    </w:p>
+    <w:p>
+      <w:pPr>
+        <w:pStyle w:val="Textbody"/>
+        <w:rPr>
+          <w:rFonts w:ascii="Times New Roman" w:hAnsi="Times New Roman" w:cs="Times New Roman"/>
+        </w:rPr>
+      </w:pPr>
+      <w:r>
+        <w:rPr>
+          <w:rFonts w:ascii="Times New Roman" w:hAnsi="Times New Roman" w:cs="Times New Roman"/>
+        </w:rPr>
+        <w:t>Al ingresar al módulo de agenda, el usuario visualiza un calendario interactivo que muestra el mes en curso, donde puede seleccionar el día en el que desea realizar la reserva. Al seleccionar una fecha, el sistema despliega un catálogo de equipos disponibles (PS5 o PC) mediante tarjetas seleccionables.</w:t>
+      </w:r>
+    </w:p>
+    <w:p>
+      <w:pPr>
+        <w:pStyle w:val="Textbody"/>
+        <w:rPr>
+          <w:rFonts w:ascii="Times New Roman" w:hAnsi="Times New Roman" w:cs="Times New Roman"/>
+        </w:rPr>
+      </w:pPr>
+      <w:r>
+        <w:rPr>
+          <w:rFonts w:ascii="Times New Roman" w:hAnsi="Times New Roman" w:cs="Times New Roman"/>
+        </w:rPr>
+        <w:t xml:space="preserve">Una vez elegido el tipo de equipo, se presenta una vista de horarios organizada en columnas (equipos) </w:t>
+      </w:r>
+      <w:r>
+        <w:rPr>
+          <w:rFonts w:ascii="Times New Roman" w:hAnsi="Times New Roman" w:cs="Times New Roman"/>
+        </w:rPr>
+        <w:lastRenderedPageBreak/>
+        <w:t>y filas (franjas horarias), donde la disponibilidad se indica visualmente mediante colores (rojo para no disponible y verde para disponible).</w:t>
+      </w:r>
+    </w:p>
+    <w:p>
+      <w:pPr>
+        <w:pStyle w:val="Textbody"/>
+        <w:rPr>
+          <w:rFonts w:ascii="Times New Roman" w:hAnsi="Times New Roman" w:cs="Times New Roman"/>
+        </w:rPr>
+      </w:pPr>
+      <w:r>
+        <w:rPr>
+          <w:rFonts w:ascii="Times New Roman" w:hAnsi="Times New Roman" w:cs="Times New Roman"/>
+        </w:rPr>
+        <w:t>Finalmente, el usuario accede a un formulario en el que ingresa datos como número de personas y tiempo de uso, junto con la visualización de la fecha y hora seleccionadas, para confirmar la reserva mediante un mensaje previo de validación.</w:t>
+      </w:r>
+    </w:p>
+    <w:p>
+      <w:pPr>
+        <w:pStyle w:val="Textbody"/>
+        <w:rPr>
+          <w:rFonts w:ascii="Times New Roman" w:hAnsi="Times New Roman" w:cs="Times New Roman"/>
+        </w:rPr>
+      </w:pPr>
+    </w:p>
+    <w:p>
+      <w:pPr>
+        <w:pStyle w:val="Textbody"/>
+        <w:rPr>
+          <w:rFonts w:ascii="Times New Roman" w:hAnsi="Times New Roman" w:cs="Times New Roman"/>
+          <w:b/>
+          <w:bCs/>
+        </w:rPr>
+      </w:pPr>
+      <w:r>
+        <w:rPr>
+          <w:rFonts w:ascii="Times New Roman" w:hAnsi="Times New Roman" w:cs="Times New Roman"/>
+          <w:b/>
+          <w:bCs/>
+        </w:rPr>
         <w:t xml:space="preserve">Función: </w:t>
       </w:r>
       <w:proofErr w:type="spellStart"/>
@@ -12863,7 +12962,559 @@
           <w:b/>
           <w:bCs/>
         </w:rPr>
+        <w:t xml:space="preserve">Función: </w:t>
+      </w:r>
+      <w:proofErr w:type="spellStart"/>
+      <w:r>
+        <w:rPr>
+          <w:rFonts w:ascii="Times New Roman" w:hAnsi="Times New Roman" w:cs="Times New Roman"/>
+          <w:b/>
+          <w:bCs/>
+        </w:rPr>
+        <w:t>consultarVideojuegos</w:t>
+      </w:r>
+      <w:proofErr w:type="spellEnd"/>
+    </w:p>
+    <w:p>
+      <w:pPr>
+        <w:pStyle w:val="Textbody"/>
+        <w:rPr>
+          <w:rFonts w:ascii="Times New Roman" w:hAnsi="Times New Roman" w:cs="Times New Roman"/>
+        </w:rPr>
+      </w:pPr>
+      <w:r>
+        <w:rPr>
+          <w:rFonts w:ascii="Times New Roman" w:hAnsi="Times New Roman" w:cs="Times New Roman"/>
+          <w:b/>
+          <w:bCs/>
+        </w:rPr>
+        <w:t>Módulos asociados:</w:t>
+      </w:r>
+      <w:r>
+        <w:rPr>
+          <w:rFonts w:ascii="Times New Roman" w:hAnsi="Times New Roman" w:cs="Times New Roman"/>
+        </w:rPr>
+        <w:t xml:space="preserve"> Submódulo de consulta de videojuegos</w:t>
+      </w:r>
+    </w:p>
+    <w:p>
+      <w:pPr>
+        <w:pStyle w:val="Textbody"/>
+        <w:rPr>
+          <w:rFonts w:ascii="Times New Roman" w:hAnsi="Times New Roman" w:cs="Times New Roman"/>
+        </w:rPr>
+      </w:pPr>
+      <w:r>
+        <w:rPr>
+          <w:rFonts w:ascii="Times New Roman" w:hAnsi="Times New Roman" w:cs="Times New Roman"/>
+        </w:rPr>
+        <w:t>Realiza una petición tipo GET a la API para obtener información de videojuegos, incluyendo nombre, foto,</w:t>
+      </w:r>
+      <w:r>
+        <w:rPr>
+          <w:rFonts w:ascii="Times New Roman" w:hAnsi="Times New Roman" w:cs="Times New Roman"/>
+        </w:rPr>
+        <w:t xml:space="preserve"> </w:t>
+      </w:r>
+      <w:r>
+        <w:rPr>
+          <w:rFonts w:ascii="Times New Roman" w:hAnsi="Times New Roman" w:cs="Times New Roman"/>
+        </w:rPr>
+        <w:t xml:space="preserve">versión, recurso asociado y descripción, utilizando como parámetros los resultados generados por la función </w:t>
+      </w:r>
+      <w:proofErr w:type="spellStart"/>
+      <w:r>
+        <w:rPr>
+          <w:rFonts w:ascii="Times New Roman" w:hAnsi="Times New Roman" w:cs="Times New Roman"/>
+          <w:b/>
+          <w:bCs/>
+        </w:rPr>
+        <w:t>filtrarVideojuegos</w:t>
+      </w:r>
+      <w:proofErr w:type="spellEnd"/>
+      <w:r>
+        <w:rPr>
+          <w:rFonts w:ascii="Times New Roman" w:hAnsi="Times New Roman" w:cs="Times New Roman"/>
+          <w:b/>
+          <w:bCs/>
+        </w:rPr>
+        <w:t xml:space="preserve"> </w:t>
+      </w:r>
+    </w:p>
+    <w:p>
+      <w:pPr>
+        <w:pStyle w:val="Textbody"/>
+        <w:rPr>
+          <w:rFonts w:ascii="Times New Roman" w:hAnsi="Times New Roman" w:cs="Times New Roman"/>
+          <w:b/>
+          <w:bCs/>
+        </w:rPr>
+      </w:pPr>
+    </w:p>
+    <w:p>
+      <w:pPr>
+        <w:pStyle w:val="Textbody"/>
+        <w:rPr>
+          <w:rFonts w:ascii="Times New Roman" w:hAnsi="Times New Roman" w:cs="Times New Roman"/>
+          <w:b/>
+          <w:bCs/>
+        </w:rPr>
+      </w:pPr>
+      <w:r>
+        <w:rPr>
+          <w:rFonts w:ascii="Times New Roman" w:hAnsi="Times New Roman" w:cs="Times New Roman"/>
+          <w:b/>
+          <w:bCs/>
+        </w:rPr>
+        <w:t xml:space="preserve">Función: </w:t>
+      </w:r>
+      <w:proofErr w:type="spellStart"/>
+      <w:r>
+        <w:rPr>
+          <w:rFonts w:ascii="Times New Roman" w:hAnsi="Times New Roman" w:cs="Times New Roman"/>
+          <w:b/>
+          <w:bCs/>
+        </w:rPr>
+        <w:t>filtrarVideojuegos</w:t>
+      </w:r>
+      <w:proofErr w:type="spellEnd"/>
+    </w:p>
+    <w:p>
+      <w:pPr>
+        <w:pStyle w:val="Textbody"/>
+        <w:rPr>
+          <w:rFonts w:ascii="Times New Roman" w:hAnsi="Times New Roman" w:cs="Times New Roman"/>
+        </w:rPr>
+      </w:pPr>
+      <w:r>
+        <w:rPr>
+          <w:rFonts w:ascii="Times New Roman" w:hAnsi="Times New Roman" w:cs="Times New Roman"/>
+          <w:b/>
+          <w:bCs/>
+        </w:rPr>
+        <w:t>Módulos asociados:</w:t>
+      </w:r>
+      <w:r>
+        <w:rPr>
+          <w:rFonts w:ascii="Times New Roman" w:hAnsi="Times New Roman" w:cs="Times New Roman"/>
+        </w:rPr>
+        <w:t xml:space="preserve"> </w:t>
+      </w:r>
+      <w:r>
+        <w:rPr>
+          <w:rFonts w:ascii="Times New Roman" w:hAnsi="Times New Roman" w:cs="Times New Roman"/>
+        </w:rPr>
+        <w:t>submódulo</w:t>
+      </w:r>
+      <w:r>
+        <w:rPr>
+          <w:rFonts w:ascii="Times New Roman" w:hAnsi="Times New Roman" w:cs="Times New Roman"/>
+        </w:rPr>
+        <w:t xml:space="preserve"> de </w:t>
+      </w:r>
+      <w:r>
+        <w:rPr>
+          <w:rFonts w:ascii="Times New Roman" w:hAnsi="Times New Roman" w:cs="Times New Roman"/>
+        </w:rPr>
+        <w:t>consulta</w:t>
+      </w:r>
+      <w:r>
+        <w:rPr>
+          <w:rFonts w:ascii="Times New Roman" w:hAnsi="Times New Roman" w:cs="Times New Roman"/>
+        </w:rPr>
+        <w:t xml:space="preserve"> de videojuegos</w:t>
+      </w:r>
+    </w:p>
+    <w:p>
+      <w:pPr>
+        <w:pStyle w:val="Textbody"/>
+        <w:rPr>
+          <w:rFonts w:ascii="Times New Roman" w:hAnsi="Times New Roman" w:cs="Times New Roman"/>
+        </w:rPr>
+      </w:pPr>
+      <w:r>
+        <w:rPr>
+          <w:rFonts w:ascii="Times New Roman" w:hAnsi="Times New Roman" w:cs="Times New Roman"/>
+        </w:rPr>
+        <w:t xml:space="preserve">Procesa, con base en filtros definidos en el DOM, un conjunto de parámetros que son enviados a la función </w:t>
+      </w:r>
+      <w:proofErr w:type="spellStart"/>
+      <w:r>
+        <w:rPr>
+          <w:rFonts w:ascii="Times New Roman" w:hAnsi="Times New Roman" w:cs="Times New Roman"/>
+          <w:b/>
+          <w:bCs/>
+        </w:rPr>
+        <w:t>consultarVideojuegos</w:t>
+      </w:r>
+      <w:proofErr w:type="spellEnd"/>
+      <w:r>
+        <w:rPr>
+          <w:rFonts w:ascii="Times New Roman" w:hAnsi="Times New Roman" w:cs="Times New Roman"/>
+        </w:rPr>
+        <w:t xml:space="preserve"> para la ejecución de consultas personalizadas, permitiendo obtener información de videojuegos de forma filtrada y estructurada.</w:t>
+      </w:r>
+    </w:p>
+    <w:p>
+      <w:pPr>
+        <w:pStyle w:val="Textbody"/>
+        <w:rPr>
+          <w:rFonts w:ascii="Times New Roman" w:hAnsi="Times New Roman" w:cs="Times New Roman"/>
+          <w:b/>
+          <w:bCs/>
+        </w:rPr>
+      </w:pPr>
+    </w:p>
+    <w:p>
+      <w:pPr>
+        <w:pStyle w:val="Textbody"/>
+        <w:rPr>
+          <w:rFonts w:ascii="Times New Roman" w:hAnsi="Times New Roman" w:cs="Times New Roman"/>
+          <w:b/>
+          <w:bCs/>
+        </w:rPr>
+      </w:pPr>
+      <w:r>
+        <w:rPr>
+          <w:rFonts w:ascii="Times New Roman" w:hAnsi="Times New Roman" w:cs="Times New Roman"/>
+          <w:b/>
+          <w:bCs/>
+        </w:rPr>
+        <w:t xml:space="preserve">Función: </w:t>
+      </w:r>
+      <w:proofErr w:type="spellStart"/>
+      <w:r>
+        <w:rPr>
+          <w:rFonts w:ascii="Times New Roman" w:hAnsi="Times New Roman" w:cs="Times New Roman"/>
+          <w:b/>
+          <w:bCs/>
+        </w:rPr>
+        <w:t>registrarNuevoUsuario</w:t>
+      </w:r>
+      <w:proofErr w:type="spellEnd"/>
+    </w:p>
+    <w:p>
+      <w:pPr>
+        <w:pStyle w:val="Textbody"/>
+        <w:rPr>
+          <w:rFonts w:ascii="Times New Roman" w:hAnsi="Times New Roman" w:cs="Times New Roman"/>
+        </w:rPr>
+      </w:pPr>
+      <w:r>
+        <w:rPr>
+          <w:rFonts w:ascii="Times New Roman" w:hAnsi="Times New Roman" w:cs="Times New Roman"/>
+          <w:b/>
+          <w:bCs/>
+        </w:rPr>
+        <w:t>Módulos asociados:</w:t>
+      </w:r>
+      <w:r>
+        <w:rPr>
+          <w:rFonts w:ascii="Times New Roman" w:hAnsi="Times New Roman" w:cs="Times New Roman"/>
+        </w:rPr>
+        <w:t xml:space="preserve"> </w:t>
+      </w:r>
+      <w:proofErr w:type="spellStart"/>
+      <w:r>
+        <w:rPr>
+          <w:rFonts w:ascii="Times New Roman" w:hAnsi="Times New Roman" w:cs="Times New Roman"/>
+        </w:rPr>
+        <w:t>Login</w:t>
+      </w:r>
+      <w:proofErr w:type="spellEnd"/>
+    </w:p>
+    <w:p>
+      <w:pPr>
+        <w:pStyle w:val="Textbody"/>
+        <w:rPr>
+          <w:rFonts w:ascii="Times New Roman" w:hAnsi="Times New Roman" w:cs="Times New Roman"/>
+        </w:rPr>
+      </w:pPr>
+      <w:r>
+        <w:rPr>
+          <w:rFonts w:ascii="Times New Roman" w:hAnsi="Times New Roman" w:cs="Times New Roman"/>
+        </w:rPr>
+        <w:t>Realiza una petición tipo POST a la API para crear un nuevo registro de usuario en la base de datos, enviando información como nombre, correo, facultad, carnet institucional, cédula y carrera</w:t>
+      </w:r>
+    </w:p>
+    <w:p>
+      <w:pPr>
+        <w:pStyle w:val="Textbody"/>
+        <w:rPr>
+          <w:rFonts w:ascii="Times New Roman" w:hAnsi="Times New Roman" w:cs="Times New Roman"/>
+        </w:rPr>
+      </w:pPr>
+    </w:p>
+    <w:p>
+      <w:pPr>
+        <w:pStyle w:val="Textbody"/>
+        <w:rPr>
+          <w:rFonts w:ascii="Times New Roman" w:hAnsi="Times New Roman" w:cs="Times New Roman"/>
+          <w:b/>
+          <w:bCs/>
+        </w:rPr>
+      </w:pPr>
+      <w:r>
+        <w:rPr>
+          <w:rFonts w:ascii="Times New Roman" w:hAnsi="Times New Roman" w:cs="Times New Roman"/>
+          <w:b/>
+          <w:bCs/>
+        </w:rPr>
+        <w:t xml:space="preserve">Función: </w:t>
+      </w:r>
+      <w:proofErr w:type="spellStart"/>
+      <w:r>
+        <w:rPr>
+          <w:rFonts w:ascii="Times New Roman" w:hAnsi="Times New Roman" w:cs="Times New Roman"/>
+          <w:b/>
+          <w:bCs/>
+        </w:rPr>
+        <w:t>consultarEquipos</w:t>
+      </w:r>
+      <w:proofErr w:type="spellEnd"/>
+    </w:p>
+    <w:p>
+      <w:pPr>
+        <w:pStyle w:val="Textbody"/>
+        <w:rPr>
+          <w:rFonts w:ascii="Times New Roman" w:hAnsi="Times New Roman" w:cs="Times New Roman"/>
+        </w:rPr>
+      </w:pPr>
+      <w:r>
+        <w:rPr>
+          <w:rFonts w:ascii="Times New Roman" w:hAnsi="Times New Roman" w:cs="Times New Roman"/>
+          <w:b/>
+          <w:bCs/>
+        </w:rPr>
+        <w:t xml:space="preserve">Módulos asociados: </w:t>
+      </w:r>
+      <w:r>
+        <w:rPr>
+          <w:rFonts w:ascii="Times New Roman" w:hAnsi="Times New Roman" w:cs="Times New Roman"/>
+        </w:rPr>
+        <w:t>Inventarios</w:t>
+      </w:r>
+    </w:p>
+    <w:p>
+      <w:pPr>
+        <w:pStyle w:val="Textbody"/>
+        <w:rPr>
+          <w:rFonts w:ascii="Times New Roman" w:hAnsi="Times New Roman" w:cs="Times New Roman"/>
+        </w:rPr>
+      </w:pPr>
+      <w:r>
+        <w:rPr>
+          <w:rFonts w:ascii="Times New Roman" w:hAnsi="Times New Roman" w:cs="Times New Roman"/>
+        </w:rPr>
+        <w:t xml:space="preserve">Realiza una petición tipo GET a la API para obtener información de los equipos, incluyendo estado, tipo, disponibilidad, periféricos, videojuegos y características asociadas, utilizando como parámetros los resultados generados por la función de </w:t>
+      </w:r>
+      <w:proofErr w:type="spellStart"/>
+      <w:r>
+        <w:rPr>
+          <w:rFonts w:ascii="Times New Roman" w:hAnsi="Times New Roman" w:cs="Times New Roman"/>
+          <w:b/>
+          <w:bCs/>
+        </w:rPr>
+        <w:t>filtrosEquipos</w:t>
+      </w:r>
+      <w:proofErr w:type="spellEnd"/>
+    </w:p>
+    <w:p>
+      <w:pPr>
+        <w:pStyle w:val="Textbody"/>
+        <w:rPr>
+          <w:rFonts w:ascii="Times New Roman" w:hAnsi="Times New Roman" w:cs="Times New Roman"/>
+        </w:rPr>
+      </w:pPr>
+    </w:p>
+    <w:p>
+      <w:pPr>
+        <w:pStyle w:val="Textbody"/>
+        <w:rPr>
+          <w:rFonts w:ascii="Times New Roman" w:hAnsi="Times New Roman" w:cs="Times New Roman"/>
+          <w:b/>
+          <w:bCs/>
+        </w:rPr>
+      </w:pPr>
+      <w:r>
+        <w:rPr>
+          <w:rFonts w:ascii="Times New Roman" w:hAnsi="Times New Roman" w:cs="Times New Roman"/>
+          <w:b/>
+          <w:bCs/>
+        </w:rPr>
+        <w:t xml:space="preserve">Función: </w:t>
+      </w:r>
+      <w:proofErr w:type="spellStart"/>
+      <w:r>
+        <w:rPr>
+          <w:rFonts w:ascii="Times New Roman" w:hAnsi="Times New Roman" w:cs="Times New Roman"/>
+          <w:b/>
+          <w:bCs/>
+        </w:rPr>
+        <w:t>filtrosEquipos</w:t>
+      </w:r>
+      <w:proofErr w:type="spellEnd"/>
+    </w:p>
+    <w:p>
+      <w:pPr>
+        <w:pStyle w:val="Textbody"/>
+        <w:rPr>
+          <w:rFonts w:ascii="Times New Roman" w:hAnsi="Times New Roman" w:cs="Times New Roman"/>
+        </w:rPr>
+      </w:pPr>
+      <w:r>
+        <w:rPr>
+          <w:rFonts w:ascii="Times New Roman" w:hAnsi="Times New Roman" w:cs="Times New Roman"/>
+          <w:b/>
+          <w:bCs/>
+        </w:rPr>
+        <w:t>Módulos asociados:</w:t>
+      </w:r>
+      <w:r>
+        <w:rPr>
+          <w:rFonts w:ascii="Times New Roman" w:hAnsi="Times New Roman" w:cs="Times New Roman"/>
+        </w:rPr>
+        <w:t xml:space="preserve"> Inventarios</w:t>
+      </w:r>
+    </w:p>
+    <w:p>
+      <w:pPr>
+        <w:pStyle w:val="Textbody"/>
+        <w:rPr>
+          <w:rFonts w:ascii="Times New Roman" w:hAnsi="Times New Roman" w:cs="Times New Roman"/>
+        </w:rPr>
+      </w:pPr>
+      <w:r>
+        <w:rPr>
+          <w:rFonts w:ascii="Times New Roman" w:hAnsi="Times New Roman" w:cs="Times New Roman"/>
+        </w:rPr>
+        <w:t xml:space="preserve">Procesa, con base en filtros definidos en el DOM, un conjunto de parámetros que son enviados a la función </w:t>
+      </w:r>
+      <w:proofErr w:type="spellStart"/>
+      <w:r>
+        <w:rPr>
+          <w:rFonts w:ascii="Times New Roman" w:hAnsi="Times New Roman" w:cs="Times New Roman"/>
+          <w:b/>
+          <w:bCs/>
+        </w:rPr>
+        <w:t>consultarEquipo</w:t>
+      </w:r>
+      <w:r>
+        <w:rPr>
+          <w:rFonts w:ascii="Times New Roman" w:hAnsi="Times New Roman" w:cs="Times New Roman"/>
+        </w:rPr>
+        <w:t>s</w:t>
+      </w:r>
+      <w:proofErr w:type="spellEnd"/>
+      <w:r>
+        <w:rPr>
+          <w:rFonts w:ascii="Times New Roman" w:hAnsi="Times New Roman" w:cs="Times New Roman"/>
+        </w:rPr>
+        <w:t xml:space="preserve"> para la ejecución de consultas personalizadas</w:t>
+      </w:r>
+    </w:p>
+    <w:p>
+      <w:pPr>
+        <w:pStyle w:val="Textbody"/>
+        <w:rPr>
+          <w:rFonts w:ascii="Times New Roman" w:hAnsi="Times New Roman" w:cs="Times New Roman"/>
+        </w:rPr>
+      </w:pPr>
+    </w:p>
+    <w:p>
+      <w:pPr>
+        <w:pStyle w:val="Textbody"/>
+        <w:rPr>
+          <w:rFonts w:ascii="Times New Roman" w:hAnsi="Times New Roman" w:cs="Times New Roman"/>
+          <w:b/>
+          <w:bCs/>
+        </w:rPr>
+      </w:pPr>
+      <w:r>
+        <w:rPr>
+          <w:rFonts w:ascii="Times New Roman" w:hAnsi="Times New Roman" w:cs="Times New Roman"/>
+          <w:b/>
+          <w:bCs/>
+        </w:rPr>
+        <w:t xml:space="preserve">Función: </w:t>
+      </w:r>
+      <w:proofErr w:type="spellStart"/>
+      <w:r>
+        <w:rPr>
+          <w:rFonts w:ascii="Times New Roman" w:hAnsi="Times New Roman" w:cs="Times New Roman"/>
+          <w:b/>
+          <w:bCs/>
+        </w:rPr>
+        <w:t>enviarNoticias</w:t>
+      </w:r>
+      <w:proofErr w:type="spellEnd"/>
+    </w:p>
+    <w:p>
+      <w:pPr>
+        <w:pStyle w:val="Textbody"/>
+        <w:rPr>
+          <w:rFonts w:ascii="Times New Roman" w:hAnsi="Times New Roman" w:cs="Times New Roman"/>
+        </w:rPr>
+      </w:pPr>
+      <w:r>
+        <w:rPr>
+          <w:rFonts w:ascii="Times New Roman" w:hAnsi="Times New Roman" w:cs="Times New Roman"/>
+          <w:b/>
+          <w:bCs/>
+        </w:rPr>
+        <w:t>Módulos asociados:</w:t>
+      </w:r>
+      <w:r>
+        <w:rPr>
+          <w:rFonts w:ascii="Times New Roman" w:hAnsi="Times New Roman" w:cs="Times New Roman"/>
+        </w:rPr>
+        <w:t xml:space="preserve"> Submódulo de adjunción de noticias</w:t>
+      </w:r>
+    </w:p>
+    <w:p>
+      <w:pPr>
+        <w:pStyle w:val="Textbody"/>
+        <w:rPr>
+          <w:rFonts w:ascii="Times New Roman" w:hAnsi="Times New Roman" w:cs="Times New Roman"/>
+        </w:rPr>
+      </w:pPr>
+      <w:r>
+        <w:rPr>
+          <w:rFonts w:ascii="Times New Roman" w:hAnsi="Times New Roman" w:cs="Times New Roman"/>
+        </w:rPr>
         <w:lastRenderedPageBreak/>
+        <w:t>Procesa, a través del DOM, la información ingresada por el administrador (título, descripción, imágenes y datos asociados), generando una clave de validación de recepción y realizando una petición tipo POST a la API para almacenar la noticia</w:t>
+      </w:r>
+      <w:r>
+        <w:rPr>
+          <w:rFonts w:ascii="Times New Roman" w:hAnsi="Times New Roman" w:cs="Times New Roman"/>
+        </w:rPr>
+        <w:t>.</w:t>
+      </w:r>
+    </w:p>
+    <w:p>
+      <w:pPr>
+        <w:pStyle w:val="Textbody"/>
+        <w:rPr>
+          <w:rFonts w:ascii="Times New Roman" w:hAnsi="Times New Roman" w:cs="Times New Roman"/>
+        </w:rPr>
+      </w:pPr>
+    </w:p>
+    <w:p>
+      <w:pPr>
+        <w:pStyle w:val="Textbody"/>
+        <w:rPr>
+          <w:rFonts w:ascii="Times New Roman" w:hAnsi="Times New Roman" w:cs="Times New Roman"/>
+          <w:b/>
+          <w:bCs/>
+        </w:rPr>
+      </w:pPr>
+      <w:r>
+        <w:rPr>
+          <w:rFonts w:ascii="Times New Roman" w:hAnsi="Times New Roman" w:cs="Times New Roman"/>
+          <w:b/>
+          <w:bCs/>
+        </w:rPr>
         <w:t xml:space="preserve">Función: </w:t>
       </w:r>
       <w:proofErr w:type="spellStart"/>
@@ -12873,7 +13524,7 @@
           <w:b/>
           <w:bCs/>
         </w:rPr>
-        <w:t>registrarReserva</w:t>
+        <w:t>mostrarNoticias</w:t>
       </w:r>
       <w:proofErr w:type="spellEnd"/>
     </w:p>
@@ -12896,7 +13547,7 @@
         <w:rPr>
           <w:rFonts w:ascii="Times New Roman" w:hAnsi="Times New Roman" w:cs="Times New Roman"/>
         </w:rPr>
-        <w:t xml:space="preserve"> Reserva,</w:t>
+        <w:t xml:space="preserve"> Submódulo de recibimiento de noticias</w:t>
       </w:r>
     </w:p>
     <w:p>
@@ -12910,650 +13561,7 @@
         <w:rPr>
           <w:rFonts w:ascii="Times New Roman" w:hAnsi="Times New Roman" w:cs="Times New Roman"/>
         </w:rPr>
-        <w:t>Inserta un nuevo registro de reserva en la base de datos con los datos de usuario, recurso, fecha y horario, asegurando integridad referencial y confirmando el enví</w:t>
-      </w:r>
-      <w:r>
-        <w:rPr>
-          <w:rFonts w:ascii="Times New Roman" w:hAnsi="Times New Roman" w:cs="Times New Roman"/>
-        </w:rPr>
-        <w:t>o</w:t>
-      </w:r>
-      <w:r>
-        <w:rPr>
-          <w:rFonts w:ascii="Times New Roman" w:hAnsi="Times New Roman" w:cs="Times New Roman"/>
-        </w:rPr>
-        <w:t>.</w:t>
-      </w:r>
-    </w:p>
-    <w:p>
-      <w:pPr>
-        <w:pStyle w:val="Textbody"/>
-        <w:rPr>
-          <w:rFonts w:ascii="Times New Roman" w:hAnsi="Times New Roman" w:cs="Times New Roman"/>
-        </w:rPr>
-      </w:pPr>
-    </w:p>
-    <w:p>
-      <w:pPr>
-        <w:pStyle w:val="Textbody"/>
-        <w:rPr>
-          <w:rFonts w:ascii="Times New Roman" w:hAnsi="Times New Roman" w:cs="Times New Roman"/>
-          <w:b/>
-          <w:bCs/>
-        </w:rPr>
-      </w:pPr>
-      <w:r>
-        <w:rPr>
-          <w:rFonts w:ascii="Times New Roman" w:hAnsi="Times New Roman" w:cs="Times New Roman"/>
-          <w:b/>
-          <w:bCs/>
-        </w:rPr>
-        <w:t xml:space="preserve">Función: </w:t>
-      </w:r>
-      <w:proofErr w:type="spellStart"/>
-      <w:r>
-        <w:rPr>
-          <w:rFonts w:ascii="Times New Roman" w:hAnsi="Times New Roman" w:cs="Times New Roman"/>
-          <w:b/>
-          <w:bCs/>
-        </w:rPr>
-        <w:t>consultarVideojuegos</w:t>
-      </w:r>
-      <w:proofErr w:type="spellEnd"/>
-    </w:p>
-    <w:p>
-      <w:pPr>
-        <w:pStyle w:val="Textbody"/>
-        <w:rPr>
-          <w:rFonts w:ascii="Times New Roman" w:hAnsi="Times New Roman" w:cs="Times New Roman"/>
-        </w:rPr>
-      </w:pPr>
-      <w:r>
-        <w:rPr>
-          <w:rFonts w:ascii="Times New Roman" w:hAnsi="Times New Roman" w:cs="Times New Roman"/>
-          <w:b/>
-          <w:bCs/>
-        </w:rPr>
-        <w:t>Módulos asociados:</w:t>
-      </w:r>
-      <w:r>
-        <w:rPr>
-          <w:rFonts w:ascii="Times New Roman" w:hAnsi="Times New Roman" w:cs="Times New Roman"/>
-        </w:rPr>
-        <w:t xml:space="preserve"> Submódulo de consulta de videojuegos</w:t>
-      </w:r>
-    </w:p>
-    <w:p>
-      <w:pPr>
-        <w:pStyle w:val="Textbody"/>
-        <w:rPr>
-          <w:rFonts w:ascii="Times New Roman" w:hAnsi="Times New Roman" w:cs="Times New Roman"/>
-        </w:rPr>
-      </w:pPr>
-      <w:r>
-        <w:rPr>
-          <w:rFonts w:ascii="Times New Roman" w:hAnsi="Times New Roman" w:cs="Times New Roman"/>
-        </w:rPr>
-        <w:t>Realiza una petición tipo GET a la API para obtener información de videojuegos, incluyendo nombre, foto,</w:t>
-      </w:r>
-      <w:r>
-        <w:rPr>
-          <w:rFonts w:ascii="Times New Roman" w:hAnsi="Times New Roman" w:cs="Times New Roman"/>
-        </w:rPr>
-        <w:t xml:space="preserve"> </w:t>
-      </w:r>
-      <w:r>
-        <w:rPr>
-          <w:rFonts w:ascii="Times New Roman" w:hAnsi="Times New Roman" w:cs="Times New Roman"/>
-        </w:rPr>
-        <w:t xml:space="preserve">versión, recurso asociado y descripción, utilizando como parámetros los resultados generados por la función </w:t>
-      </w:r>
-      <w:proofErr w:type="spellStart"/>
-      <w:r>
-        <w:rPr>
-          <w:rFonts w:ascii="Times New Roman" w:hAnsi="Times New Roman" w:cs="Times New Roman"/>
-          <w:b/>
-          <w:bCs/>
-        </w:rPr>
-        <w:t>filtrarVideojuegos</w:t>
-      </w:r>
-      <w:proofErr w:type="spellEnd"/>
-      <w:r>
-        <w:rPr>
-          <w:rFonts w:ascii="Times New Roman" w:hAnsi="Times New Roman" w:cs="Times New Roman"/>
-          <w:b/>
-          <w:bCs/>
-        </w:rPr>
-        <w:t xml:space="preserve"> </w:t>
-      </w:r>
-    </w:p>
-    <w:p>
-      <w:pPr>
-        <w:pStyle w:val="Textbody"/>
-        <w:rPr>
-          <w:rFonts w:ascii="Times New Roman" w:hAnsi="Times New Roman" w:cs="Times New Roman"/>
-          <w:b/>
-          <w:bCs/>
-        </w:rPr>
-      </w:pPr>
-    </w:p>
-    <w:p>
-      <w:pPr>
-        <w:pStyle w:val="Textbody"/>
-        <w:rPr>
-          <w:rFonts w:ascii="Times New Roman" w:hAnsi="Times New Roman" w:cs="Times New Roman"/>
-          <w:b/>
-          <w:bCs/>
-        </w:rPr>
-      </w:pPr>
-      <w:r>
-        <w:rPr>
-          <w:rFonts w:ascii="Times New Roman" w:hAnsi="Times New Roman" w:cs="Times New Roman"/>
-          <w:b/>
-          <w:bCs/>
-        </w:rPr>
-        <w:t xml:space="preserve">Función: </w:t>
-      </w:r>
-      <w:proofErr w:type="spellStart"/>
-      <w:r>
-        <w:rPr>
-          <w:rFonts w:ascii="Times New Roman" w:hAnsi="Times New Roman" w:cs="Times New Roman"/>
-          <w:b/>
-          <w:bCs/>
-        </w:rPr>
-        <w:t>filtrarVideojuegos</w:t>
-      </w:r>
-      <w:proofErr w:type="spellEnd"/>
-    </w:p>
-    <w:p>
-      <w:pPr>
-        <w:pStyle w:val="Textbody"/>
-        <w:rPr>
-          <w:rFonts w:ascii="Times New Roman" w:hAnsi="Times New Roman" w:cs="Times New Roman"/>
-        </w:rPr>
-      </w:pPr>
-      <w:r>
-        <w:rPr>
-          <w:rFonts w:ascii="Times New Roman" w:hAnsi="Times New Roman" w:cs="Times New Roman"/>
-          <w:b/>
-          <w:bCs/>
-        </w:rPr>
-        <w:t>Módulos asociados:</w:t>
-      </w:r>
-      <w:r>
-        <w:rPr>
-          <w:rFonts w:ascii="Times New Roman" w:hAnsi="Times New Roman" w:cs="Times New Roman"/>
-        </w:rPr>
-        <w:t xml:space="preserve"> </w:t>
-      </w:r>
-      <w:r>
-        <w:rPr>
-          <w:rFonts w:ascii="Times New Roman" w:hAnsi="Times New Roman" w:cs="Times New Roman"/>
-        </w:rPr>
-        <w:t>submódulo</w:t>
-      </w:r>
-      <w:r>
-        <w:rPr>
-          <w:rFonts w:ascii="Times New Roman" w:hAnsi="Times New Roman" w:cs="Times New Roman"/>
-        </w:rPr>
-        <w:t xml:space="preserve"> de </w:t>
-      </w:r>
-      <w:r>
-        <w:rPr>
-          <w:rFonts w:ascii="Times New Roman" w:hAnsi="Times New Roman" w:cs="Times New Roman"/>
-        </w:rPr>
-        <w:t>consulta</w:t>
-      </w:r>
-      <w:r>
-        <w:rPr>
-          <w:rFonts w:ascii="Times New Roman" w:hAnsi="Times New Roman" w:cs="Times New Roman"/>
-        </w:rPr>
-        <w:t xml:space="preserve"> de videojuegos</w:t>
-      </w:r>
-    </w:p>
-    <w:p>
-      <w:pPr>
-        <w:pStyle w:val="Textbody"/>
-        <w:rPr>
-          <w:rFonts w:ascii="Times New Roman" w:hAnsi="Times New Roman" w:cs="Times New Roman"/>
-        </w:rPr>
-      </w:pPr>
-      <w:r>
-        <w:rPr>
-          <w:rFonts w:ascii="Times New Roman" w:hAnsi="Times New Roman" w:cs="Times New Roman"/>
-        </w:rPr>
-        <w:t xml:space="preserve">Procesa, con base en filtros definidos en el DOM, un conjunto de parámetros que son enviados a la función </w:t>
-      </w:r>
-      <w:proofErr w:type="spellStart"/>
-      <w:r>
-        <w:rPr>
-          <w:rFonts w:ascii="Times New Roman" w:hAnsi="Times New Roman" w:cs="Times New Roman"/>
-          <w:b/>
-          <w:bCs/>
-        </w:rPr>
-        <w:t>consultarVideojuegos</w:t>
-      </w:r>
-      <w:proofErr w:type="spellEnd"/>
-      <w:r>
-        <w:rPr>
-          <w:rFonts w:ascii="Times New Roman" w:hAnsi="Times New Roman" w:cs="Times New Roman"/>
-        </w:rPr>
-        <w:t xml:space="preserve"> para la ejecución de consultas personalizadas, permitiendo obtener información de videojuegos de forma filtrada y estructurada.</w:t>
-      </w:r>
-    </w:p>
-    <w:p>
-      <w:pPr>
-        <w:pStyle w:val="Textbody"/>
-        <w:rPr>
-          <w:rFonts w:ascii="Times New Roman" w:hAnsi="Times New Roman" w:cs="Times New Roman"/>
-          <w:b/>
-          <w:bCs/>
-        </w:rPr>
-      </w:pPr>
-    </w:p>
-    <w:p>
-      <w:pPr>
-        <w:pStyle w:val="Textbody"/>
-        <w:rPr>
-          <w:rFonts w:ascii="Times New Roman" w:hAnsi="Times New Roman" w:cs="Times New Roman"/>
-          <w:b/>
-          <w:bCs/>
-        </w:rPr>
-      </w:pPr>
-      <w:r>
-        <w:rPr>
-          <w:rFonts w:ascii="Times New Roman" w:hAnsi="Times New Roman" w:cs="Times New Roman"/>
-          <w:b/>
-          <w:bCs/>
-        </w:rPr>
-        <w:t xml:space="preserve">Función: </w:t>
-      </w:r>
-      <w:proofErr w:type="spellStart"/>
-      <w:r>
-        <w:rPr>
-          <w:rFonts w:ascii="Times New Roman" w:hAnsi="Times New Roman" w:cs="Times New Roman"/>
-          <w:b/>
-          <w:bCs/>
-        </w:rPr>
-        <w:t>registrarNuevoUsuario</w:t>
-      </w:r>
-      <w:proofErr w:type="spellEnd"/>
-    </w:p>
-    <w:p>
-      <w:pPr>
-        <w:pStyle w:val="Textbody"/>
-        <w:rPr>
-          <w:rFonts w:ascii="Times New Roman" w:hAnsi="Times New Roman" w:cs="Times New Roman"/>
-        </w:rPr>
-      </w:pPr>
-      <w:r>
-        <w:rPr>
-          <w:rFonts w:ascii="Times New Roman" w:hAnsi="Times New Roman" w:cs="Times New Roman"/>
-          <w:b/>
-          <w:bCs/>
-        </w:rPr>
-        <w:t>Módulos asociados:</w:t>
-      </w:r>
-      <w:r>
-        <w:rPr>
-          <w:rFonts w:ascii="Times New Roman" w:hAnsi="Times New Roman" w:cs="Times New Roman"/>
-        </w:rPr>
-        <w:t xml:space="preserve"> </w:t>
-      </w:r>
-      <w:proofErr w:type="spellStart"/>
-      <w:r>
-        <w:rPr>
-          <w:rFonts w:ascii="Times New Roman" w:hAnsi="Times New Roman" w:cs="Times New Roman"/>
-        </w:rPr>
-        <w:t>Login</w:t>
-      </w:r>
-      <w:proofErr w:type="spellEnd"/>
-    </w:p>
-    <w:p>
-      <w:pPr>
-        <w:pStyle w:val="Textbody"/>
-        <w:rPr>
-          <w:rFonts w:ascii="Times New Roman" w:hAnsi="Times New Roman" w:cs="Times New Roman"/>
-        </w:rPr>
-      </w:pPr>
-      <w:r>
-        <w:rPr>
-          <w:rFonts w:ascii="Times New Roman" w:hAnsi="Times New Roman" w:cs="Times New Roman"/>
-        </w:rPr>
-        <w:t>Realiza una petición tipo POST a la API para crear un nuevo registro de usuario en la base de datos, enviando información como nombre, correo, facultad, carnet institucional, cédula y carrera</w:t>
-      </w:r>
-    </w:p>
-    <w:p>
-      <w:pPr>
-        <w:pStyle w:val="Textbody"/>
-        <w:rPr>
-          <w:rFonts w:ascii="Times New Roman" w:hAnsi="Times New Roman" w:cs="Times New Roman"/>
-        </w:rPr>
-      </w:pPr>
-    </w:p>
-    <w:p>
-      <w:pPr>
-        <w:pStyle w:val="Textbody"/>
-        <w:rPr>
-          <w:rFonts w:ascii="Times New Roman" w:hAnsi="Times New Roman" w:cs="Times New Roman"/>
-          <w:b/>
-          <w:bCs/>
-        </w:rPr>
-      </w:pPr>
-      <w:r>
-        <w:rPr>
-          <w:rFonts w:ascii="Times New Roman" w:hAnsi="Times New Roman" w:cs="Times New Roman"/>
-          <w:b/>
-          <w:bCs/>
-        </w:rPr>
-        <w:t xml:space="preserve">Función: </w:t>
-      </w:r>
-      <w:proofErr w:type="spellStart"/>
-      <w:r>
-        <w:rPr>
-          <w:rFonts w:ascii="Times New Roman" w:hAnsi="Times New Roman" w:cs="Times New Roman"/>
-          <w:b/>
-          <w:bCs/>
-        </w:rPr>
-        <w:t>consultarEquipos</w:t>
-      </w:r>
-      <w:proofErr w:type="spellEnd"/>
-    </w:p>
-    <w:p>
-      <w:pPr>
-        <w:pStyle w:val="Textbody"/>
-        <w:rPr>
-          <w:rFonts w:ascii="Times New Roman" w:hAnsi="Times New Roman" w:cs="Times New Roman"/>
-        </w:rPr>
-      </w:pPr>
-      <w:r>
-        <w:rPr>
-          <w:rFonts w:ascii="Times New Roman" w:hAnsi="Times New Roman" w:cs="Times New Roman"/>
-          <w:b/>
-          <w:bCs/>
-        </w:rPr>
-        <w:t xml:space="preserve">Módulos asociados: </w:t>
-      </w:r>
-      <w:r>
-        <w:rPr>
-          <w:rFonts w:ascii="Times New Roman" w:hAnsi="Times New Roman" w:cs="Times New Roman"/>
-        </w:rPr>
-        <w:t>Inventarios</w:t>
-      </w:r>
-    </w:p>
-    <w:p>
-      <w:pPr>
-        <w:pStyle w:val="Textbody"/>
-        <w:rPr>
-          <w:rFonts w:ascii="Times New Roman" w:hAnsi="Times New Roman" w:cs="Times New Roman"/>
-        </w:rPr>
-      </w:pPr>
-      <w:r>
-        <w:rPr>
-          <w:rFonts w:ascii="Times New Roman" w:hAnsi="Times New Roman" w:cs="Times New Roman"/>
-        </w:rPr>
-        <w:t xml:space="preserve">Realiza una petición tipo GET a la API para obtener información de los equipos, incluyendo estado, tipo, disponibilidad, periféricos, videojuegos y características asociadas, utilizando como parámetros los resultados generados por la función de </w:t>
-      </w:r>
-      <w:proofErr w:type="spellStart"/>
-      <w:r>
-        <w:rPr>
-          <w:rFonts w:ascii="Times New Roman" w:hAnsi="Times New Roman" w:cs="Times New Roman"/>
-          <w:b/>
-          <w:bCs/>
-        </w:rPr>
-        <w:t>filtrosEquipos</w:t>
-      </w:r>
-      <w:proofErr w:type="spellEnd"/>
-    </w:p>
-    <w:p>
-      <w:pPr>
-        <w:pStyle w:val="Textbody"/>
-        <w:rPr>
-          <w:rFonts w:ascii="Times New Roman" w:hAnsi="Times New Roman" w:cs="Times New Roman"/>
-        </w:rPr>
-      </w:pPr>
-    </w:p>
-    <w:p>
-      <w:pPr>
-        <w:pStyle w:val="Textbody"/>
-        <w:rPr>
-          <w:rFonts w:ascii="Times New Roman" w:hAnsi="Times New Roman" w:cs="Times New Roman"/>
-          <w:b/>
-          <w:bCs/>
-        </w:rPr>
-      </w:pPr>
-      <w:r>
-        <w:rPr>
-          <w:rFonts w:ascii="Times New Roman" w:hAnsi="Times New Roman" w:cs="Times New Roman"/>
-          <w:b/>
-          <w:bCs/>
-        </w:rPr>
-        <w:t xml:space="preserve">Función: </w:t>
-      </w:r>
-      <w:proofErr w:type="spellStart"/>
-      <w:r>
-        <w:rPr>
-          <w:rFonts w:ascii="Times New Roman" w:hAnsi="Times New Roman" w:cs="Times New Roman"/>
-          <w:b/>
-          <w:bCs/>
-        </w:rPr>
-        <w:t>filtrosEquipos</w:t>
-      </w:r>
-      <w:proofErr w:type="spellEnd"/>
-    </w:p>
-    <w:p>
-      <w:pPr>
-        <w:pStyle w:val="Textbody"/>
-        <w:rPr>
-          <w:rFonts w:ascii="Times New Roman" w:hAnsi="Times New Roman" w:cs="Times New Roman"/>
-        </w:rPr>
-      </w:pPr>
-      <w:r>
-        <w:rPr>
-          <w:rFonts w:ascii="Times New Roman" w:hAnsi="Times New Roman" w:cs="Times New Roman"/>
-          <w:b/>
-          <w:bCs/>
-        </w:rPr>
-        <w:t>Módulos asociados:</w:t>
-      </w:r>
-      <w:r>
-        <w:rPr>
-          <w:rFonts w:ascii="Times New Roman" w:hAnsi="Times New Roman" w:cs="Times New Roman"/>
-        </w:rPr>
-        <w:t xml:space="preserve"> Inventarios</w:t>
-      </w:r>
-    </w:p>
-    <w:p>
-      <w:pPr>
-        <w:pStyle w:val="Textbody"/>
-        <w:rPr>
-          <w:rFonts w:ascii="Times New Roman" w:hAnsi="Times New Roman" w:cs="Times New Roman"/>
-        </w:rPr>
-      </w:pPr>
-      <w:r>
-        <w:rPr>
-          <w:rFonts w:ascii="Times New Roman" w:hAnsi="Times New Roman" w:cs="Times New Roman"/>
-        </w:rPr>
-        <w:t xml:space="preserve">Procesa, con base en filtros definidos en el DOM, un conjunto de parámetros que son enviados a la función </w:t>
-      </w:r>
-      <w:proofErr w:type="spellStart"/>
-      <w:r>
-        <w:rPr>
-          <w:rFonts w:ascii="Times New Roman" w:hAnsi="Times New Roman" w:cs="Times New Roman"/>
-          <w:b/>
-          <w:bCs/>
-        </w:rPr>
-        <w:t>consultarEquipo</w:t>
-      </w:r>
-      <w:r>
-        <w:rPr>
-          <w:rFonts w:ascii="Times New Roman" w:hAnsi="Times New Roman" w:cs="Times New Roman"/>
-        </w:rPr>
-        <w:t>s</w:t>
-      </w:r>
-      <w:proofErr w:type="spellEnd"/>
-      <w:r>
-        <w:rPr>
-          <w:rFonts w:ascii="Times New Roman" w:hAnsi="Times New Roman" w:cs="Times New Roman"/>
-        </w:rPr>
-        <w:t xml:space="preserve"> para la ejecución de consultas personalizadas</w:t>
-      </w:r>
-    </w:p>
-    <w:p>
-      <w:pPr>
-        <w:pStyle w:val="Textbody"/>
-        <w:rPr>
-          <w:rFonts w:ascii="Times New Roman" w:hAnsi="Times New Roman" w:cs="Times New Roman"/>
-        </w:rPr>
-      </w:pPr>
-    </w:p>
-    <w:p>
-      <w:pPr>
-        <w:pStyle w:val="Textbody"/>
-        <w:rPr>
-          <w:rFonts w:ascii="Times New Roman" w:hAnsi="Times New Roman" w:cs="Times New Roman"/>
-          <w:b/>
-          <w:bCs/>
-        </w:rPr>
-      </w:pPr>
-      <w:r>
-        <w:rPr>
-          <w:rFonts w:ascii="Times New Roman" w:hAnsi="Times New Roman" w:cs="Times New Roman"/>
-          <w:b/>
-          <w:bCs/>
-        </w:rPr>
-        <w:t xml:space="preserve">Función: </w:t>
-      </w:r>
-      <w:proofErr w:type="spellStart"/>
-      <w:r>
-        <w:rPr>
-          <w:rFonts w:ascii="Times New Roman" w:hAnsi="Times New Roman" w:cs="Times New Roman"/>
-          <w:b/>
-          <w:bCs/>
-        </w:rPr>
-        <w:t>enviarNoticias</w:t>
-      </w:r>
-      <w:proofErr w:type="spellEnd"/>
-    </w:p>
-    <w:p>
-      <w:pPr>
-        <w:pStyle w:val="Textbody"/>
-        <w:rPr>
-          <w:rFonts w:ascii="Times New Roman" w:hAnsi="Times New Roman" w:cs="Times New Roman"/>
-        </w:rPr>
-      </w:pPr>
-      <w:r>
-        <w:rPr>
-          <w:rFonts w:ascii="Times New Roman" w:hAnsi="Times New Roman" w:cs="Times New Roman"/>
-          <w:b/>
-          <w:bCs/>
-        </w:rPr>
-        <w:t>Módulos asociados:</w:t>
-      </w:r>
-      <w:r>
-        <w:rPr>
-          <w:rFonts w:ascii="Times New Roman" w:hAnsi="Times New Roman" w:cs="Times New Roman"/>
-        </w:rPr>
-        <w:t xml:space="preserve"> Submódulo de adjunción de noticias</w:t>
-      </w:r>
-    </w:p>
-    <w:p>
-      <w:pPr>
-        <w:pStyle w:val="Textbody"/>
-        <w:rPr>
-          <w:rFonts w:ascii="Times New Roman" w:hAnsi="Times New Roman" w:cs="Times New Roman"/>
-        </w:rPr>
-      </w:pPr>
-      <w:r>
-        <w:rPr>
-          <w:rFonts w:ascii="Times New Roman" w:hAnsi="Times New Roman" w:cs="Times New Roman"/>
-        </w:rPr>
-        <w:t>Procesa, a través del DOM, la información ingresada por el administrador (título, descripción, imágenes y datos asociados), generando una clave de validación de recepción y realizando una petición tipo POST a la API para almacenar la noticia</w:t>
-      </w:r>
-      <w:r>
-        <w:rPr>
-          <w:rFonts w:ascii="Times New Roman" w:hAnsi="Times New Roman" w:cs="Times New Roman"/>
-        </w:rPr>
-        <w:t>.</w:t>
-      </w:r>
-    </w:p>
-    <w:p>
-      <w:pPr>
-        <w:pStyle w:val="Textbody"/>
-        <w:rPr>
-          <w:rFonts w:ascii="Times New Roman" w:hAnsi="Times New Roman" w:cs="Times New Roman"/>
-        </w:rPr>
-      </w:pPr>
-    </w:p>
-    <w:p>
-      <w:pPr>
-        <w:pStyle w:val="Textbody"/>
-        <w:rPr>
-          <w:rFonts w:ascii="Times New Roman" w:hAnsi="Times New Roman" w:cs="Times New Roman"/>
-          <w:b/>
-          <w:bCs/>
-        </w:rPr>
-      </w:pPr>
-      <w:r>
-        <w:rPr>
-          <w:rFonts w:ascii="Times New Roman" w:hAnsi="Times New Roman" w:cs="Times New Roman"/>
-          <w:b/>
-          <w:bCs/>
-        </w:rPr>
-        <w:t xml:space="preserve">Función: </w:t>
-      </w:r>
-      <w:proofErr w:type="spellStart"/>
-      <w:r>
-        <w:rPr>
-          <w:rFonts w:ascii="Times New Roman" w:hAnsi="Times New Roman" w:cs="Times New Roman"/>
-          <w:b/>
-          <w:bCs/>
-        </w:rPr>
-        <w:t>mostrarNoticias</w:t>
-      </w:r>
-      <w:proofErr w:type="spellEnd"/>
-    </w:p>
-    <w:p>
-      <w:pPr>
-        <w:pStyle w:val="Textbody"/>
-        <w:rPr>
-          <w:rFonts w:ascii="Times New Roman" w:hAnsi="Times New Roman" w:cs="Times New Roman"/>
-        </w:rPr>
-      </w:pPr>
-      <w:r>
-        <w:rPr>
-          <w:rFonts w:ascii="Times New Roman" w:hAnsi="Times New Roman" w:cs="Times New Roman"/>
-          <w:b/>
-          <w:bCs/>
-        </w:rPr>
-        <w:t>Módulos asociados:</w:t>
-      </w:r>
-      <w:r>
-        <w:rPr>
-          <w:rFonts w:ascii="Times New Roman" w:hAnsi="Times New Roman" w:cs="Times New Roman"/>
-        </w:rPr>
-        <w:t xml:space="preserve"> Submódulo de recibimiento de noticias</w:t>
-      </w:r>
-    </w:p>
-    <w:p>
-      <w:pPr>
-        <w:pStyle w:val="Textbody"/>
-        <w:rPr>
-          <w:rFonts w:ascii="Times New Roman" w:hAnsi="Times New Roman" w:cs="Times New Roman"/>
-        </w:rPr>
-      </w:pPr>
-      <w:r>
-        <w:rPr>
-          <w:rFonts w:ascii="Times New Roman" w:hAnsi="Times New Roman" w:cs="Times New Roman"/>
-        </w:rPr>
-        <w:t xml:space="preserve">Realiza una petición tipo GET a la API para obtener las noticias disponibles, validando cuáles han sido </w:t>
-      </w:r>
-      <w:r>
-        <w:rPr>
-          <w:rFonts w:ascii="Times New Roman" w:hAnsi="Times New Roman" w:cs="Times New Roman"/>
-        </w:rPr>
-        <w:lastRenderedPageBreak/>
-        <w:t>recibidas por el usuario y cuáles no, y renderiza en el DOM las últimas noticias mediante notificaciones</w:t>
+        <w:t>Realiza una petición tipo GET a la API para obtener las noticias disponibles, validando cuáles han sido recibidas por el usuario y cuáles no, y renderiza en el DOM las últimas noticias mediante notificaciones</w:t>
       </w:r>
     </w:p>
     <w:p>
@@ -14409,7 +14417,6 @@
           <w:sz w:val="22"/>
           <w:szCs w:val="22"/>
         </w:rPr>
-        <w:lastRenderedPageBreak/>
         <w:t xml:space="preserve">HTML </w:t>
       </w:r>
     </w:p>
@@ -15201,6 +15208,7 @@
           <w:sz w:val="22"/>
           <w:szCs w:val="22"/>
         </w:rPr>
+        <w:lastRenderedPageBreak/>
         <w:t>BCrypt</w:t>
       </w:r>
       <w:proofErr w:type="spellEnd"/>
@@ -15350,7 +15358,6 @@
           <w:sz w:val="22"/>
           <w:szCs w:val="22"/>
         </w:rPr>
-        <w:lastRenderedPageBreak/>
         <w:t>Mantenimiento</w:t>
       </w:r>
     </w:p>

--- a/Teoria General de Sistemas/PPI/PPI Ingeniería Primer Semestre.docx
+++ b/Teoria General de Sistemas/PPI/PPI Ingeniería Primer Semestre.docx
@@ -11916,6 +11916,60 @@
     </w:p>
     <w:p>
       <w:pPr>
+        <w:pStyle w:val="Textbody"/>
+        <w:rPr>
+          <w:rFonts w:ascii="Times New Roman" w:hAnsi="Times New Roman" w:cs="Times New Roman"/>
+        </w:rPr>
+      </w:pPr>
+      <w:r>
+        <w:rPr>
+          <w:rFonts w:ascii="Times New Roman" w:hAnsi="Times New Roman" w:cs="Times New Roman"/>
+          <w:highlight w:val="yellow"/>
+        </w:rPr>
+        <w:t>Problemática por procesos</w:t>
+      </w:r>
+    </w:p>
+    <w:p>
+      <w:pPr>
+        <w:pStyle w:val="Textbody"/>
+        <w:rPr>
+          <w:rFonts w:ascii="Times New Roman" w:hAnsi="Times New Roman" w:cs="Times New Roman"/>
+          <w:highlight w:val="yellow"/>
+        </w:rPr>
+      </w:pPr>
+      <w:r>
+        <w:rPr>
+          <w:rFonts w:ascii="Times New Roman" w:hAnsi="Times New Roman" w:cs="Times New Roman"/>
+          <w:highlight w:val="yellow"/>
+        </w:rPr>
+        <w:t>Inventario</w:t>
+      </w:r>
+    </w:p>
+    <w:p>
+      <w:pPr>
+        <w:pStyle w:val="Textbody"/>
+        <w:rPr>
+          <w:rFonts w:ascii="Times New Roman" w:hAnsi="Times New Roman" w:cs="Times New Roman"/>
+        </w:rPr>
+      </w:pPr>
+      <w:r>
+        <w:rPr>
+          <w:rFonts w:ascii="Times New Roman" w:hAnsi="Times New Roman" w:cs="Times New Roman"/>
+          <w:highlight w:val="yellow"/>
+        </w:rPr>
+        <w:t>Compras</w:t>
+      </w:r>
+    </w:p>
+    <w:p>
+      <w:pPr>
+        <w:pStyle w:val="Textbody"/>
+        <w:rPr>
+          <w:rFonts w:ascii="Times New Roman" w:hAnsi="Times New Roman" w:cs="Times New Roman"/>
+        </w:rPr>
+      </w:pPr>
+    </w:p>
+    <w:p>
+      <w:pPr>
         <w:pStyle w:val="Heading2"/>
         <w:numPr>
           <w:ilvl w:val="0"/>
@@ -12125,6 +12179,49 @@
         </w:rPr>
         <w:t>Este módulo permite registrar, gestionar y supervisar todos los equipos disponibles en el laboratorio, como consolas, computadores y periféricos. El administrador podrá consultar el estado de cada equipo, actualizar su información y llevar un control organizado que facilite la gestión del mantenimiento y la disponibilidad.</w:t>
       </w:r>
+      <w:r>
+        <w:rPr>
+          <w:rFonts w:eastAsiaTheme="minorEastAsia" w:cs="Times New Roman"/>
+          <w:sz w:val="22"/>
+          <w:szCs w:val="22"/>
+        </w:rPr>
+        <w:t xml:space="preserve"> Añadir mantenimientos, historial y componentes y </w:t>
+      </w:r>
+      <w:proofErr w:type="gramStart"/>
+      <w:r>
+        <w:rPr>
+          <w:rFonts w:eastAsiaTheme="minorEastAsia" w:cs="Times New Roman"/>
+          <w:sz w:val="22"/>
+          <w:szCs w:val="22"/>
+        </w:rPr>
+        <w:t>estado  ,</w:t>
+      </w:r>
+      <w:proofErr w:type="gramEnd"/>
+      <w:r>
+        <w:rPr>
+          <w:rFonts w:eastAsiaTheme="minorEastAsia" w:cs="Times New Roman"/>
+          <w:sz w:val="22"/>
+          <w:szCs w:val="22"/>
+        </w:rPr>
+        <w:t xml:space="preserve"> </w:t>
+      </w:r>
+      <w:r>
+        <w:rPr>
+          <w:rFonts w:eastAsiaTheme="minorEastAsia" w:cs="Times New Roman"/>
+          <w:sz w:val="22"/>
+          <w:szCs w:val="22"/>
+          <w:highlight w:val="yellow"/>
+        </w:rPr>
+        <w:t>hoja de vida de equipo</w:t>
+      </w:r>
+      <w:r>
+        <w:rPr>
+          <w:rFonts w:eastAsiaTheme="minorEastAsia" w:cs="Times New Roman"/>
+          <w:sz w:val="22"/>
+          <w:szCs w:val="22"/>
+        </w:rPr>
+        <w:t xml:space="preserve"> </w:t>
+      </w:r>
     </w:p>
     <w:p>
       <w:pPr>
@@ -12204,7 +12301,33 @@
           <w:sz w:val="22"/>
           <w:szCs w:val="22"/>
         </w:rPr>
-        <w:t>Este módulo se encarga de la gestión de reservas del laboratorio. Los usuarios podrán seleccionar horarios disponibles y realizar reservas de manera organizada, mientras que el administrador podrá supervisar, modificar o gestionar dichas reservas. Su objetivo principal es evitar conflictos de horarios y mejorar la organización del uso de los espacios.</w:t>
+        <w:t xml:space="preserve">Este módulo se encarga de la gestión de reservas del laboratorio. Los usuarios podrán seleccionar horarios disponibles y realizar reservas de manera organizada, mientras que el administrador podrá supervisar, modificar o </w:t>
+      </w:r>
+      <w:r>
+        <w:rPr>
+          <w:rFonts w:eastAsiaTheme="minorEastAsia" w:cs="Times New Roman"/>
+          <w:sz w:val="22"/>
+          <w:szCs w:val="22"/>
+          <w:highlight w:val="yellow"/>
+        </w:rPr>
+        <w:t>gestionar dichas reservas</w:t>
+      </w:r>
+      <w:r>
+        <w:rPr>
+          <w:rFonts w:eastAsiaTheme="minorEastAsia" w:cs="Times New Roman"/>
+          <w:sz w:val="22"/>
+          <w:szCs w:val="22"/>
+        </w:rPr>
+        <w:t xml:space="preserve">. Su objetivo principal es evitar conflictos de horarios </w:t>
+      </w:r>
+      <w:r>
+        <w:rPr>
+          <w:rFonts w:eastAsiaTheme="minorEastAsia" w:cs="Times New Roman"/>
+          <w:sz w:val="22"/>
+          <w:szCs w:val="22"/>
+        </w:rPr>
+        <w:lastRenderedPageBreak/>
+        <w:t>y mejorar la organización del uso de los espacios.</w:t>
       </w:r>
     </w:p>
     <w:p>
@@ -12285,7 +12408,6 @@
           <w:sz w:val="22"/>
           <w:szCs w:val="22"/>
         </w:rPr>
-        <w:lastRenderedPageBreak/>
         <w:t>Permite visualizar en tiempo real el estado de los equipos y espacios disponibles en el laboratorio. Los usuarios podrán consultar qué recursos están libres antes de realizar una reserva, mientras que el administrador podrá monitorear la ocupación general del laboratorio para una mejor planificación.</w:t>
       </w:r>
     </w:p>
@@ -12793,6 +12915,14 @@
         </w:rPr>
         <w:t>Función: Registrar una reserva</w:t>
       </w:r>
+      <w:r>
+        <w:rPr>
+          <w:rFonts w:ascii="Times New Roman" w:hAnsi="Times New Roman" w:cs="Times New Roman"/>
+          <w:b/>
+          <w:bCs/>
+        </w:rPr>
+        <w:t xml:space="preserve"> </w:t>
+      </w:r>
     </w:p>
     <w:p>
       <w:pPr>
@@ -12809,6 +12939,7 @@
           <w:b/>
           <w:bCs/>
         </w:rPr>
+        <w:lastRenderedPageBreak/>
         <w:t xml:space="preserve">Módulos asociados: </w:t>
       </w:r>
       <w:r>
@@ -12843,14 +12974,574 @@
         <w:rPr>
           <w:rFonts w:ascii="Times New Roman" w:hAnsi="Times New Roman" w:cs="Times New Roman"/>
         </w:rPr>
-        <w:t xml:space="preserve">Una vez elegido el tipo de equipo, se presenta una vista de horarios organizada en columnas (equipos) </w:t>
+        <w:t>Una vez elegido el tipo de equipo, se presenta una vista de horarios organizada en columnas (equipos) y filas (franjas horarias), donde la disponibilidad se indica visualmente mediante colores (rojo para no disponible y verde para disponible).</w:t>
+      </w:r>
+    </w:p>
+    <w:p>
+      <w:pPr>
+        <w:pStyle w:val="Textbody"/>
+        <w:rPr>
+          <w:rFonts w:ascii="Times New Roman" w:hAnsi="Times New Roman" w:cs="Times New Roman"/>
+        </w:rPr>
+      </w:pPr>
+      <w:r>
+        <w:rPr>
+          <w:rFonts w:ascii="Times New Roman" w:hAnsi="Times New Roman" w:cs="Times New Roman"/>
+        </w:rPr>
+        <w:t>Finalmente, el usuario accede a un formulario en el que ingresa datos como número de personas y tiempo de uso, junto con la visualización de la fecha y hora seleccionadas, para confirmar la reserva mediante un mensaje previo de validación.</w:t>
+      </w:r>
+    </w:p>
+    <w:p>
+      <w:pPr>
+        <w:pStyle w:val="Textbody"/>
+        <w:rPr>
+          <w:rFonts w:ascii="Times New Roman" w:hAnsi="Times New Roman" w:cs="Times New Roman"/>
+        </w:rPr>
+      </w:pPr>
+    </w:p>
+    <w:p>
+      <w:pPr>
+        <w:pStyle w:val="Textbody"/>
+        <w:rPr>
+          <w:rFonts w:ascii="Times New Roman" w:hAnsi="Times New Roman" w:cs="Times New Roman"/>
+          <w:b/>
+          <w:bCs/>
+        </w:rPr>
+      </w:pPr>
+      <w:r>
+        <w:rPr>
+          <w:rFonts w:ascii="Times New Roman" w:hAnsi="Times New Roman" w:cs="Times New Roman"/>
+          <w:b/>
+          <w:bCs/>
+        </w:rPr>
+        <w:t xml:space="preserve">Función: </w:t>
+      </w:r>
+      <w:proofErr w:type="spellStart"/>
+      <w:r>
+        <w:rPr>
+          <w:rFonts w:ascii="Times New Roman" w:hAnsi="Times New Roman" w:cs="Times New Roman"/>
+          <w:b/>
+          <w:bCs/>
+        </w:rPr>
+        <w:t>validarDisponibilidadRecurso</w:t>
+      </w:r>
+      <w:proofErr w:type="spellEnd"/>
+    </w:p>
+    <w:p>
+      <w:pPr>
+        <w:pStyle w:val="Textbody"/>
+        <w:rPr>
+          <w:rFonts w:ascii="Times New Roman" w:hAnsi="Times New Roman" w:cs="Times New Roman"/>
+        </w:rPr>
+      </w:pPr>
+      <w:r>
+        <w:rPr>
+          <w:rFonts w:ascii="Times New Roman" w:hAnsi="Times New Roman" w:cs="Times New Roman"/>
+          <w:b/>
+          <w:bCs/>
+        </w:rPr>
+        <w:t>Módulos asociados:</w:t>
+      </w:r>
+      <w:r>
+        <w:rPr>
+          <w:rFonts w:ascii="Times New Roman" w:hAnsi="Times New Roman" w:cs="Times New Roman"/>
+        </w:rPr>
+        <w:t xml:space="preserve"> Reserva, Visualización de agenda</w:t>
+      </w:r>
+    </w:p>
+    <w:p>
+      <w:pPr>
+        <w:pStyle w:val="Textbody"/>
+        <w:rPr>
+          <w:rFonts w:ascii="Times New Roman" w:hAnsi="Times New Roman" w:cs="Times New Roman"/>
+        </w:rPr>
+      </w:pPr>
+      <w:r>
+        <w:rPr>
+          <w:rFonts w:ascii="Times New Roman" w:hAnsi="Times New Roman" w:cs="Times New Roman"/>
+        </w:rPr>
+        <w:t>Valida si un recurso (equipo o espacio) se encuentra disponible en una fecha y franja horaria específica, consultando los registros de reservas existentes y verificando ausencia de solapamientos antes de permitir la creación de una nueva reserva.</w:t>
+      </w:r>
+    </w:p>
+    <w:p>
+      <w:pPr>
+        <w:pStyle w:val="Textbody"/>
+        <w:rPr>
+          <w:rFonts w:ascii="Times New Roman" w:hAnsi="Times New Roman" w:cs="Times New Roman"/>
+        </w:rPr>
+      </w:pPr>
+    </w:p>
+    <w:p>
+      <w:pPr>
+        <w:pStyle w:val="Textbody"/>
+        <w:rPr>
+          <w:rFonts w:ascii="Times New Roman" w:hAnsi="Times New Roman" w:cs="Times New Roman"/>
+          <w:b/>
+          <w:bCs/>
+        </w:rPr>
+      </w:pPr>
+      <w:r>
+        <w:rPr>
+          <w:rFonts w:ascii="Times New Roman" w:hAnsi="Times New Roman" w:cs="Times New Roman"/>
+          <w:b/>
+          <w:bCs/>
+        </w:rPr>
+        <w:t xml:space="preserve">Función: </w:t>
+      </w:r>
+      <w:proofErr w:type="spellStart"/>
+      <w:r>
+        <w:rPr>
+          <w:rFonts w:ascii="Times New Roman" w:hAnsi="Times New Roman" w:cs="Times New Roman"/>
+          <w:b/>
+          <w:bCs/>
+        </w:rPr>
+        <w:t>consultarVideojuegos</w:t>
+      </w:r>
+      <w:proofErr w:type="spellEnd"/>
+    </w:p>
+    <w:p>
+      <w:pPr>
+        <w:pStyle w:val="Textbody"/>
+        <w:rPr>
+          <w:rFonts w:ascii="Times New Roman" w:hAnsi="Times New Roman" w:cs="Times New Roman"/>
+        </w:rPr>
+      </w:pPr>
+      <w:r>
+        <w:rPr>
+          <w:rFonts w:ascii="Times New Roman" w:hAnsi="Times New Roman" w:cs="Times New Roman"/>
+          <w:b/>
+          <w:bCs/>
+        </w:rPr>
+        <w:t>Módulos asociados:</w:t>
+      </w:r>
+      <w:r>
+        <w:rPr>
+          <w:rFonts w:ascii="Times New Roman" w:hAnsi="Times New Roman" w:cs="Times New Roman"/>
+        </w:rPr>
+        <w:t xml:space="preserve"> Submódulo de consulta de videojuegos</w:t>
+      </w:r>
+    </w:p>
+    <w:p>
+      <w:pPr>
+        <w:pStyle w:val="Textbody"/>
+        <w:rPr>
+          <w:rFonts w:ascii="Times New Roman" w:hAnsi="Times New Roman" w:cs="Times New Roman"/>
+        </w:rPr>
+      </w:pPr>
+      <w:r>
+        <w:rPr>
+          <w:rFonts w:ascii="Times New Roman" w:hAnsi="Times New Roman" w:cs="Times New Roman"/>
+        </w:rPr>
+        <w:t>Realiza una petición tipo GET a la API para obtener información de videojuegos, incluyendo nombre, foto,</w:t>
+      </w:r>
+      <w:r>
+        <w:rPr>
+          <w:rFonts w:ascii="Times New Roman" w:hAnsi="Times New Roman" w:cs="Times New Roman"/>
+        </w:rPr>
+        <w:t xml:space="preserve"> </w:t>
+      </w:r>
+      <w:r>
+        <w:rPr>
+          <w:rFonts w:ascii="Times New Roman" w:hAnsi="Times New Roman" w:cs="Times New Roman"/>
+        </w:rPr>
+        <w:t xml:space="preserve">versión, recurso asociado y descripción, utilizando como parámetros los resultados generados por la función </w:t>
+      </w:r>
+      <w:proofErr w:type="spellStart"/>
+      <w:r>
+        <w:rPr>
+          <w:rFonts w:ascii="Times New Roman" w:hAnsi="Times New Roman" w:cs="Times New Roman"/>
+          <w:b/>
+          <w:bCs/>
+        </w:rPr>
+        <w:t>filtrarVideojuegos</w:t>
+      </w:r>
+      <w:proofErr w:type="spellEnd"/>
+      <w:r>
+        <w:rPr>
+          <w:rFonts w:ascii="Times New Roman" w:hAnsi="Times New Roman" w:cs="Times New Roman"/>
+          <w:b/>
+          <w:bCs/>
+        </w:rPr>
+        <w:t xml:space="preserve"> </w:t>
+      </w:r>
+    </w:p>
+    <w:p>
+      <w:pPr>
+        <w:pStyle w:val="Textbody"/>
+        <w:rPr>
+          <w:rFonts w:ascii="Times New Roman" w:hAnsi="Times New Roman" w:cs="Times New Roman"/>
+          <w:b/>
+          <w:bCs/>
+        </w:rPr>
+      </w:pPr>
+    </w:p>
+    <w:p>
+      <w:pPr>
+        <w:pStyle w:val="Textbody"/>
+        <w:rPr>
+          <w:rFonts w:ascii="Times New Roman" w:hAnsi="Times New Roman" w:cs="Times New Roman"/>
+          <w:b/>
+          <w:bCs/>
+        </w:rPr>
+      </w:pPr>
+      <w:r>
+        <w:rPr>
+          <w:rFonts w:ascii="Times New Roman" w:hAnsi="Times New Roman" w:cs="Times New Roman"/>
+          <w:b/>
+          <w:bCs/>
+        </w:rPr>
+        <w:t xml:space="preserve">Función: </w:t>
+      </w:r>
+      <w:proofErr w:type="spellStart"/>
+      <w:r>
+        <w:rPr>
+          <w:rFonts w:ascii="Times New Roman" w:hAnsi="Times New Roman" w:cs="Times New Roman"/>
+          <w:b/>
+          <w:bCs/>
+        </w:rPr>
+        <w:t>filtrarVideojuegos</w:t>
+      </w:r>
+      <w:proofErr w:type="spellEnd"/>
+    </w:p>
+    <w:p>
+      <w:pPr>
+        <w:pStyle w:val="Textbody"/>
+        <w:rPr>
+          <w:rFonts w:ascii="Times New Roman" w:hAnsi="Times New Roman" w:cs="Times New Roman"/>
+        </w:rPr>
+      </w:pPr>
+      <w:r>
+        <w:rPr>
+          <w:rFonts w:ascii="Times New Roman" w:hAnsi="Times New Roman" w:cs="Times New Roman"/>
+          <w:b/>
+          <w:bCs/>
+        </w:rPr>
+        <w:t>Módulos asociados:</w:t>
+      </w:r>
+      <w:r>
+        <w:rPr>
+          <w:rFonts w:ascii="Times New Roman" w:hAnsi="Times New Roman" w:cs="Times New Roman"/>
+        </w:rPr>
+        <w:t xml:space="preserve"> </w:t>
+      </w:r>
+      <w:r>
+        <w:rPr>
+          <w:rFonts w:ascii="Times New Roman" w:hAnsi="Times New Roman" w:cs="Times New Roman"/>
+        </w:rPr>
+        <w:t>submódulo</w:t>
+      </w:r>
+      <w:r>
+        <w:rPr>
+          <w:rFonts w:ascii="Times New Roman" w:hAnsi="Times New Roman" w:cs="Times New Roman"/>
+        </w:rPr>
+        <w:t xml:space="preserve"> de </w:t>
+      </w:r>
+      <w:r>
+        <w:rPr>
+          <w:rFonts w:ascii="Times New Roman" w:hAnsi="Times New Roman" w:cs="Times New Roman"/>
+        </w:rPr>
+        <w:t>consulta</w:t>
+      </w:r>
+      <w:r>
+        <w:rPr>
+          <w:rFonts w:ascii="Times New Roman" w:hAnsi="Times New Roman" w:cs="Times New Roman"/>
+        </w:rPr>
+        <w:t xml:space="preserve"> de videojuegos</w:t>
+      </w:r>
+    </w:p>
+    <w:p>
+      <w:pPr>
+        <w:pStyle w:val="Textbody"/>
+        <w:rPr>
+          <w:rFonts w:ascii="Times New Roman" w:hAnsi="Times New Roman" w:cs="Times New Roman"/>
+        </w:rPr>
+      </w:pPr>
+      <w:r>
+        <w:rPr>
+          <w:rFonts w:ascii="Times New Roman" w:hAnsi="Times New Roman" w:cs="Times New Roman"/>
+        </w:rPr>
+        <w:t xml:space="preserve">Procesa, con base en filtros definidos en el DOM, un conjunto de parámetros que son enviados a la función </w:t>
+      </w:r>
+      <w:proofErr w:type="spellStart"/>
+      <w:r>
+        <w:rPr>
+          <w:rFonts w:ascii="Times New Roman" w:hAnsi="Times New Roman" w:cs="Times New Roman"/>
+          <w:b/>
+          <w:bCs/>
+        </w:rPr>
+        <w:t>consultarVideojuegos</w:t>
+      </w:r>
+      <w:proofErr w:type="spellEnd"/>
+      <w:r>
+        <w:rPr>
+          <w:rFonts w:ascii="Times New Roman" w:hAnsi="Times New Roman" w:cs="Times New Roman"/>
+        </w:rPr>
+        <w:t xml:space="preserve"> para la ejecución de consultas personalizadas, permitiendo obtener información de videojuegos de forma filtrada y estructurada.</w:t>
+      </w:r>
+    </w:p>
+    <w:p>
+      <w:pPr>
+        <w:pStyle w:val="Textbody"/>
+        <w:rPr>
+          <w:rFonts w:ascii="Times New Roman" w:hAnsi="Times New Roman" w:cs="Times New Roman"/>
+          <w:b/>
+          <w:bCs/>
+        </w:rPr>
+      </w:pPr>
+    </w:p>
+    <w:p>
+      <w:pPr>
+        <w:pStyle w:val="Textbody"/>
+        <w:rPr>
+          <w:rFonts w:ascii="Times New Roman" w:hAnsi="Times New Roman" w:cs="Times New Roman"/>
+          <w:b/>
+          <w:bCs/>
+        </w:rPr>
+      </w:pPr>
+      <w:r>
+        <w:rPr>
+          <w:rFonts w:ascii="Times New Roman" w:hAnsi="Times New Roman" w:cs="Times New Roman"/>
+          <w:b/>
+          <w:bCs/>
+        </w:rPr>
+        <w:t xml:space="preserve">Función: </w:t>
+      </w:r>
+      <w:proofErr w:type="spellStart"/>
+      <w:r>
+        <w:rPr>
+          <w:rFonts w:ascii="Times New Roman" w:hAnsi="Times New Roman" w:cs="Times New Roman"/>
+          <w:b/>
+          <w:bCs/>
+        </w:rPr>
+        <w:t>registrarNuevoUsuario</w:t>
+      </w:r>
+      <w:proofErr w:type="spellEnd"/>
+    </w:p>
+    <w:p>
+      <w:pPr>
+        <w:pStyle w:val="Textbody"/>
+        <w:rPr>
+          <w:rFonts w:ascii="Times New Roman" w:hAnsi="Times New Roman" w:cs="Times New Roman"/>
+        </w:rPr>
+      </w:pPr>
+      <w:r>
+        <w:rPr>
+          <w:rFonts w:ascii="Times New Roman" w:hAnsi="Times New Roman" w:cs="Times New Roman"/>
+          <w:b/>
+          <w:bCs/>
+        </w:rPr>
+        <w:t>Módulos asociados:</w:t>
+      </w:r>
+      <w:r>
+        <w:rPr>
+          <w:rFonts w:ascii="Times New Roman" w:hAnsi="Times New Roman" w:cs="Times New Roman"/>
+        </w:rPr>
+        <w:t xml:space="preserve"> </w:t>
+      </w:r>
+      <w:proofErr w:type="spellStart"/>
+      <w:r>
+        <w:rPr>
+          <w:rFonts w:ascii="Times New Roman" w:hAnsi="Times New Roman" w:cs="Times New Roman"/>
+        </w:rPr>
+        <w:t>Login</w:t>
+      </w:r>
+      <w:proofErr w:type="spellEnd"/>
+    </w:p>
+    <w:p>
+      <w:pPr>
+        <w:pStyle w:val="Textbody"/>
+        <w:rPr>
+          <w:rFonts w:ascii="Times New Roman" w:hAnsi="Times New Roman" w:cs="Times New Roman"/>
+        </w:rPr>
+      </w:pPr>
+      <w:r>
+        <w:rPr>
+          <w:rFonts w:ascii="Times New Roman" w:hAnsi="Times New Roman" w:cs="Times New Roman"/>
+        </w:rPr>
+        <w:t>Realiza una petición tipo POST a la API para crear un nuevo registro de usuario en la base de datos, enviando información como nombre, correo, facultad, carnet institucional, cédula y carrera</w:t>
+      </w:r>
+    </w:p>
+    <w:p>
+      <w:pPr>
+        <w:pStyle w:val="Textbody"/>
+        <w:rPr>
+          <w:rFonts w:ascii="Times New Roman" w:hAnsi="Times New Roman" w:cs="Times New Roman"/>
+        </w:rPr>
+      </w:pPr>
+    </w:p>
+    <w:p>
+      <w:pPr>
+        <w:pStyle w:val="Textbody"/>
+        <w:rPr>
+          <w:rFonts w:ascii="Times New Roman" w:hAnsi="Times New Roman" w:cs="Times New Roman"/>
+          <w:b/>
+          <w:bCs/>
+        </w:rPr>
+      </w:pPr>
+      <w:r>
+        <w:rPr>
+          <w:rFonts w:ascii="Times New Roman" w:hAnsi="Times New Roman" w:cs="Times New Roman"/>
+          <w:b/>
+          <w:bCs/>
+        </w:rPr>
+        <w:t xml:space="preserve">Función: </w:t>
+      </w:r>
+      <w:proofErr w:type="spellStart"/>
+      <w:r>
+        <w:rPr>
+          <w:rFonts w:ascii="Times New Roman" w:hAnsi="Times New Roman" w:cs="Times New Roman"/>
+          <w:b/>
+          <w:bCs/>
+        </w:rPr>
+        <w:t>consultarEquipos</w:t>
+      </w:r>
+      <w:proofErr w:type="spellEnd"/>
+    </w:p>
+    <w:p>
+      <w:pPr>
+        <w:pStyle w:val="Textbody"/>
+        <w:rPr>
+          <w:rFonts w:ascii="Times New Roman" w:hAnsi="Times New Roman" w:cs="Times New Roman"/>
+        </w:rPr>
+      </w:pPr>
+      <w:r>
+        <w:rPr>
+          <w:rFonts w:ascii="Times New Roman" w:hAnsi="Times New Roman" w:cs="Times New Roman"/>
+          <w:b/>
+          <w:bCs/>
+        </w:rPr>
+        <w:t xml:space="preserve">Módulos asociados: </w:t>
+      </w:r>
+      <w:r>
+        <w:rPr>
+          <w:rFonts w:ascii="Times New Roman" w:hAnsi="Times New Roman" w:cs="Times New Roman"/>
+        </w:rPr>
+        <w:t>Inventarios</w:t>
+      </w:r>
+    </w:p>
+    <w:p>
+      <w:pPr>
+        <w:pStyle w:val="Textbody"/>
+        <w:rPr>
+          <w:rFonts w:ascii="Times New Roman" w:hAnsi="Times New Roman" w:cs="Times New Roman"/>
+        </w:rPr>
+      </w:pPr>
+      <w:r>
+        <w:rPr>
+          <w:rFonts w:ascii="Times New Roman" w:hAnsi="Times New Roman" w:cs="Times New Roman"/>
+        </w:rPr>
+        <w:t xml:space="preserve">Realiza una petición tipo GET a la API para obtener información de los equipos, incluyendo estado, tipo, disponibilidad, periféricos, videojuegos y características asociadas, utilizando como parámetros los resultados generados por la función de </w:t>
+      </w:r>
+      <w:proofErr w:type="spellStart"/>
+      <w:r>
+        <w:rPr>
+          <w:rFonts w:ascii="Times New Roman" w:hAnsi="Times New Roman" w:cs="Times New Roman"/>
+          <w:b/>
+          <w:bCs/>
+        </w:rPr>
+        <w:t>filtrosEquipos</w:t>
+      </w:r>
+      <w:proofErr w:type="spellEnd"/>
+    </w:p>
+    <w:p>
+      <w:pPr>
+        <w:pStyle w:val="Textbody"/>
+        <w:rPr>
+          <w:rFonts w:ascii="Times New Roman" w:hAnsi="Times New Roman" w:cs="Times New Roman"/>
+        </w:rPr>
+      </w:pPr>
+    </w:p>
+    <w:p>
+      <w:pPr>
+        <w:pStyle w:val="Textbody"/>
+        <w:rPr>
+          <w:rFonts w:ascii="Times New Roman" w:hAnsi="Times New Roman" w:cs="Times New Roman"/>
+          <w:b/>
+          <w:bCs/>
+        </w:rPr>
+      </w:pPr>
+      <w:r>
+        <w:rPr>
+          <w:rFonts w:ascii="Times New Roman" w:hAnsi="Times New Roman" w:cs="Times New Roman"/>
+          <w:b/>
+          <w:bCs/>
+        </w:rPr>
+        <w:t xml:space="preserve">Función: </w:t>
+      </w:r>
+      <w:proofErr w:type="spellStart"/>
+      <w:r>
+        <w:rPr>
+          <w:rFonts w:ascii="Times New Roman" w:hAnsi="Times New Roman" w:cs="Times New Roman"/>
+          <w:b/>
+          <w:bCs/>
+        </w:rPr>
+        <w:t>filtrosEquipos</w:t>
+      </w:r>
+      <w:proofErr w:type="spellEnd"/>
+    </w:p>
+    <w:p>
+      <w:pPr>
+        <w:pStyle w:val="Textbody"/>
+        <w:rPr>
+          <w:rFonts w:ascii="Times New Roman" w:hAnsi="Times New Roman" w:cs="Times New Roman"/>
+        </w:rPr>
+      </w:pPr>
+      <w:r>
+        <w:rPr>
+          <w:rFonts w:ascii="Times New Roman" w:hAnsi="Times New Roman" w:cs="Times New Roman"/>
+          <w:b/>
+          <w:bCs/>
+        </w:rPr>
+        <w:t>Módulos asociados:</w:t>
+      </w:r>
+      <w:r>
+        <w:rPr>
+          <w:rFonts w:ascii="Times New Roman" w:hAnsi="Times New Roman" w:cs="Times New Roman"/>
+        </w:rPr>
+        <w:t xml:space="preserve"> Inventarios</w:t>
+      </w:r>
+    </w:p>
+    <w:p>
+      <w:pPr>
+        <w:pStyle w:val="Textbody"/>
+        <w:rPr>
+          <w:rFonts w:ascii="Times New Roman" w:hAnsi="Times New Roman" w:cs="Times New Roman"/>
+        </w:rPr>
+      </w:pPr>
+      <w:r>
+        <w:rPr>
+          <w:rFonts w:ascii="Times New Roman" w:hAnsi="Times New Roman" w:cs="Times New Roman"/>
+        </w:rPr>
+        <w:t xml:space="preserve">Procesa, con base en filtros definidos en el DOM, un conjunto de parámetros que son enviados a la </w:t>
       </w:r>
       <w:r>
         <w:rPr>
           <w:rFonts w:ascii="Times New Roman" w:hAnsi="Times New Roman" w:cs="Times New Roman"/>
         </w:rPr>
         <w:lastRenderedPageBreak/>
-        <w:t>y filas (franjas horarias), donde la disponibilidad se indica visualmente mediante colores (rojo para no disponible y verde para disponible).</w:t>
+        <w:t xml:space="preserve">función </w:t>
+      </w:r>
+      <w:proofErr w:type="spellStart"/>
+      <w:r>
+        <w:rPr>
+          <w:rFonts w:ascii="Times New Roman" w:hAnsi="Times New Roman" w:cs="Times New Roman"/>
+          <w:b/>
+          <w:bCs/>
+        </w:rPr>
+        <w:t>consultarEquipo</w:t>
+      </w:r>
+      <w:r>
+        <w:rPr>
+          <w:rFonts w:ascii="Times New Roman" w:hAnsi="Times New Roman" w:cs="Times New Roman"/>
+        </w:rPr>
+        <w:t>s</w:t>
+      </w:r>
+      <w:proofErr w:type="spellEnd"/>
+      <w:r>
+        <w:rPr>
+          <w:rFonts w:ascii="Times New Roman" w:hAnsi="Times New Roman" w:cs="Times New Roman"/>
+        </w:rPr>
+        <w:t xml:space="preserve"> para la ejecución de consultas personalizadas</w:t>
       </w:r>
     </w:p>
     <w:p>
@@ -12860,48 +13551,56 @@
           <w:rFonts w:ascii="Times New Roman" w:hAnsi="Times New Roman" w:cs="Times New Roman"/>
         </w:rPr>
       </w:pPr>
-      <w:r>
-        <w:rPr>
-          <w:rFonts w:ascii="Times New Roman" w:hAnsi="Times New Roman" w:cs="Times New Roman"/>
-        </w:rPr>
-        <w:t>Finalmente, el usuario accede a un formulario en el que ingresa datos como número de personas y tiempo de uso, junto con la visualización de la fecha y hora seleccionadas, para confirmar la reserva mediante un mensaje previo de validación.</w:t>
-      </w:r>
     </w:p>
     <w:p>
       <w:pPr>
         <w:pStyle w:val="Textbody"/>
         <w:rPr>
           <w:rFonts w:ascii="Times New Roman" w:hAnsi="Times New Roman" w:cs="Times New Roman"/>
-        </w:rPr>
-      </w:pPr>
+          <w:b/>
+          <w:bCs/>
+        </w:rPr>
+      </w:pPr>
+      <w:r>
+        <w:rPr>
+          <w:rFonts w:ascii="Times New Roman" w:hAnsi="Times New Roman" w:cs="Times New Roman"/>
+          <w:b/>
+          <w:bCs/>
+        </w:rPr>
+        <w:t xml:space="preserve">Función: </w:t>
+      </w:r>
+      <w:proofErr w:type="spellStart"/>
+      <w:r>
+        <w:rPr>
+          <w:rFonts w:ascii="Times New Roman" w:hAnsi="Times New Roman" w:cs="Times New Roman"/>
+          <w:b/>
+          <w:bCs/>
+        </w:rPr>
+        <w:t>enviarNoticias</w:t>
+      </w:r>
+      <w:proofErr w:type="spellEnd"/>
     </w:p>
     <w:p>
       <w:pPr>
         <w:pStyle w:val="Textbody"/>
         <w:rPr>
           <w:rFonts w:ascii="Times New Roman" w:hAnsi="Times New Roman" w:cs="Times New Roman"/>
+        </w:rPr>
+      </w:pPr>
+      <w:r>
+        <w:rPr>
+          <w:rFonts w:ascii="Times New Roman" w:hAnsi="Times New Roman" w:cs="Times New Roman"/>
           <w:b/>
           <w:bCs/>
         </w:rPr>
-      </w:pPr>
-      <w:r>
-        <w:rPr>
-          <w:rFonts w:ascii="Times New Roman" w:hAnsi="Times New Roman" w:cs="Times New Roman"/>
-          <w:b/>
-          <w:bCs/>
-        </w:rPr>
-        <w:t xml:space="preserve">Función: </w:t>
-      </w:r>
-      <w:proofErr w:type="spellStart"/>
-      <w:r>
-        <w:rPr>
-          <w:rFonts w:ascii="Times New Roman" w:hAnsi="Times New Roman" w:cs="Times New Roman"/>
-          <w:b/>
-          <w:bCs/>
-        </w:rPr>
-        <w:t>validarDisponibilidadRecurso</w:t>
-      </w:r>
-      <w:proofErr w:type="spellEnd"/>
+        <w:t>Módulos asociados:</w:t>
+      </w:r>
+      <w:r>
+        <w:rPr>
+          <w:rFonts w:ascii="Times New Roman" w:hAnsi="Times New Roman" w:cs="Times New Roman"/>
+        </w:rPr>
+        <w:t xml:space="preserve"> Submódulo de adjunción de noticias</w:t>
+      </w:r>
     </w:p>
     <w:p>
       <w:pPr>
@@ -12913,576 +13612,7 @@
       <w:r>
         <w:rPr>
           <w:rFonts w:ascii="Times New Roman" w:hAnsi="Times New Roman" w:cs="Times New Roman"/>
-          <w:b/>
-          <w:bCs/>
-        </w:rPr>
-        <w:t>Módulos asociados:</w:t>
-      </w:r>
-      <w:r>
-        <w:rPr>
-          <w:rFonts w:ascii="Times New Roman" w:hAnsi="Times New Roman" w:cs="Times New Roman"/>
-        </w:rPr>
-        <w:t xml:space="preserve"> Reserva, Visualización de agenda</w:t>
-      </w:r>
-    </w:p>
-    <w:p>
-      <w:pPr>
-        <w:pStyle w:val="Textbody"/>
-        <w:rPr>
-          <w:rFonts w:ascii="Times New Roman" w:hAnsi="Times New Roman" w:cs="Times New Roman"/>
-        </w:rPr>
-      </w:pPr>
-      <w:r>
-        <w:rPr>
-          <w:rFonts w:ascii="Times New Roman" w:hAnsi="Times New Roman" w:cs="Times New Roman"/>
-        </w:rPr>
-        <w:t>Valida si un recurso (equipo o espacio) se encuentra disponible en una fecha y franja horaria específica, consultando los registros de reservas existentes y verificando ausencia de solapamientos antes de permitir la creación de una nueva reserva.</w:t>
-      </w:r>
-    </w:p>
-    <w:p>
-      <w:pPr>
-        <w:pStyle w:val="Textbody"/>
-        <w:rPr>
-          <w:rFonts w:ascii="Times New Roman" w:hAnsi="Times New Roman" w:cs="Times New Roman"/>
-        </w:rPr>
-      </w:pPr>
-    </w:p>
-    <w:p>
-      <w:pPr>
-        <w:pStyle w:val="Textbody"/>
-        <w:rPr>
-          <w:rFonts w:ascii="Times New Roman" w:hAnsi="Times New Roman" w:cs="Times New Roman"/>
-          <w:b/>
-          <w:bCs/>
-        </w:rPr>
-      </w:pPr>
-      <w:r>
-        <w:rPr>
-          <w:rFonts w:ascii="Times New Roman" w:hAnsi="Times New Roman" w:cs="Times New Roman"/>
-          <w:b/>
-          <w:bCs/>
-        </w:rPr>
-        <w:t xml:space="preserve">Función: </w:t>
-      </w:r>
-      <w:proofErr w:type="spellStart"/>
-      <w:r>
-        <w:rPr>
-          <w:rFonts w:ascii="Times New Roman" w:hAnsi="Times New Roman" w:cs="Times New Roman"/>
-          <w:b/>
-          <w:bCs/>
-        </w:rPr>
-        <w:t>consultarVideojuegos</w:t>
-      </w:r>
-      <w:proofErr w:type="spellEnd"/>
-    </w:p>
-    <w:p>
-      <w:pPr>
-        <w:pStyle w:val="Textbody"/>
-        <w:rPr>
-          <w:rFonts w:ascii="Times New Roman" w:hAnsi="Times New Roman" w:cs="Times New Roman"/>
-        </w:rPr>
-      </w:pPr>
-      <w:r>
-        <w:rPr>
-          <w:rFonts w:ascii="Times New Roman" w:hAnsi="Times New Roman" w:cs="Times New Roman"/>
-          <w:b/>
-          <w:bCs/>
-        </w:rPr>
-        <w:t>Módulos asociados:</w:t>
-      </w:r>
-      <w:r>
-        <w:rPr>
-          <w:rFonts w:ascii="Times New Roman" w:hAnsi="Times New Roman" w:cs="Times New Roman"/>
-        </w:rPr>
-        <w:t xml:space="preserve"> Submódulo de consulta de videojuegos</w:t>
-      </w:r>
-    </w:p>
-    <w:p>
-      <w:pPr>
-        <w:pStyle w:val="Textbody"/>
-        <w:rPr>
-          <w:rFonts w:ascii="Times New Roman" w:hAnsi="Times New Roman" w:cs="Times New Roman"/>
-        </w:rPr>
-      </w:pPr>
-      <w:r>
-        <w:rPr>
-          <w:rFonts w:ascii="Times New Roman" w:hAnsi="Times New Roman" w:cs="Times New Roman"/>
-        </w:rPr>
-        <w:t>Realiza una petición tipo GET a la API para obtener información de videojuegos, incluyendo nombre, foto,</w:t>
-      </w:r>
-      <w:r>
-        <w:rPr>
-          <w:rFonts w:ascii="Times New Roman" w:hAnsi="Times New Roman" w:cs="Times New Roman"/>
-        </w:rPr>
-        <w:t xml:space="preserve"> </w:t>
-      </w:r>
-      <w:r>
-        <w:rPr>
-          <w:rFonts w:ascii="Times New Roman" w:hAnsi="Times New Roman" w:cs="Times New Roman"/>
-        </w:rPr>
-        <w:t xml:space="preserve">versión, recurso asociado y descripción, utilizando como parámetros los resultados generados por la función </w:t>
-      </w:r>
-      <w:proofErr w:type="spellStart"/>
-      <w:r>
-        <w:rPr>
-          <w:rFonts w:ascii="Times New Roman" w:hAnsi="Times New Roman" w:cs="Times New Roman"/>
-          <w:b/>
-          <w:bCs/>
-        </w:rPr>
-        <w:t>filtrarVideojuegos</w:t>
-      </w:r>
-      <w:proofErr w:type="spellEnd"/>
-      <w:r>
-        <w:rPr>
-          <w:rFonts w:ascii="Times New Roman" w:hAnsi="Times New Roman" w:cs="Times New Roman"/>
-          <w:b/>
-          <w:bCs/>
-        </w:rPr>
-        <w:t xml:space="preserve"> </w:t>
-      </w:r>
-    </w:p>
-    <w:p>
-      <w:pPr>
-        <w:pStyle w:val="Textbody"/>
-        <w:rPr>
-          <w:rFonts w:ascii="Times New Roman" w:hAnsi="Times New Roman" w:cs="Times New Roman"/>
-          <w:b/>
-          <w:bCs/>
-        </w:rPr>
-      </w:pPr>
-    </w:p>
-    <w:p>
-      <w:pPr>
-        <w:pStyle w:val="Textbody"/>
-        <w:rPr>
-          <w:rFonts w:ascii="Times New Roman" w:hAnsi="Times New Roman" w:cs="Times New Roman"/>
-          <w:b/>
-          <w:bCs/>
-        </w:rPr>
-      </w:pPr>
-      <w:r>
-        <w:rPr>
-          <w:rFonts w:ascii="Times New Roman" w:hAnsi="Times New Roman" w:cs="Times New Roman"/>
-          <w:b/>
-          <w:bCs/>
-        </w:rPr>
-        <w:t xml:space="preserve">Función: </w:t>
-      </w:r>
-      <w:proofErr w:type="spellStart"/>
-      <w:r>
-        <w:rPr>
-          <w:rFonts w:ascii="Times New Roman" w:hAnsi="Times New Roman" w:cs="Times New Roman"/>
-          <w:b/>
-          <w:bCs/>
-        </w:rPr>
-        <w:t>filtrarVideojuegos</w:t>
-      </w:r>
-      <w:proofErr w:type="spellEnd"/>
-    </w:p>
-    <w:p>
-      <w:pPr>
-        <w:pStyle w:val="Textbody"/>
-        <w:rPr>
-          <w:rFonts w:ascii="Times New Roman" w:hAnsi="Times New Roman" w:cs="Times New Roman"/>
-        </w:rPr>
-      </w:pPr>
-      <w:r>
-        <w:rPr>
-          <w:rFonts w:ascii="Times New Roman" w:hAnsi="Times New Roman" w:cs="Times New Roman"/>
-          <w:b/>
-          <w:bCs/>
-        </w:rPr>
-        <w:t>Módulos asociados:</w:t>
-      </w:r>
-      <w:r>
-        <w:rPr>
-          <w:rFonts w:ascii="Times New Roman" w:hAnsi="Times New Roman" w:cs="Times New Roman"/>
-        </w:rPr>
-        <w:t xml:space="preserve"> </w:t>
-      </w:r>
-      <w:r>
-        <w:rPr>
-          <w:rFonts w:ascii="Times New Roman" w:hAnsi="Times New Roman" w:cs="Times New Roman"/>
-        </w:rPr>
-        <w:t>submódulo</w:t>
-      </w:r>
-      <w:r>
-        <w:rPr>
-          <w:rFonts w:ascii="Times New Roman" w:hAnsi="Times New Roman" w:cs="Times New Roman"/>
-        </w:rPr>
-        <w:t xml:space="preserve"> de </w:t>
-      </w:r>
-      <w:r>
-        <w:rPr>
-          <w:rFonts w:ascii="Times New Roman" w:hAnsi="Times New Roman" w:cs="Times New Roman"/>
-        </w:rPr>
-        <w:t>consulta</w:t>
-      </w:r>
-      <w:r>
-        <w:rPr>
-          <w:rFonts w:ascii="Times New Roman" w:hAnsi="Times New Roman" w:cs="Times New Roman"/>
-        </w:rPr>
-        <w:t xml:space="preserve"> de videojuegos</w:t>
-      </w:r>
-    </w:p>
-    <w:p>
-      <w:pPr>
-        <w:pStyle w:val="Textbody"/>
-        <w:rPr>
-          <w:rFonts w:ascii="Times New Roman" w:hAnsi="Times New Roman" w:cs="Times New Roman"/>
-        </w:rPr>
-      </w:pPr>
-      <w:r>
-        <w:rPr>
-          <w:rFonts w:ascii="Times New Roman" w:hAnsi="Times New Roman" w:cs="Times New Roman"/>
-        </w:rPr>
-        <w:t xml:space="preserve">Procesa, con base en filtros definidos en el DOM, un conjunto de parámetros que son enviados a la función </w:t>
-      </w:r>
-      <w:proofErr w:type="spellStart"/>
-      <w:r>
-        <w:rPr>
-          <w:rFonts w:ascii="Times New Roman" w:hAnsi="Times New Roman" w:cs="Times New Roman"/>
-          <w:b/>
-          <w:bCs/>
-        </w:rPr>
-        <w:t>consultarVideojuegos</w:t>
-      </w:r>
-      <w:proofErr w:type="spellEnd"/>
-      <w:r>
-        <w:rPr>
-          <w:rFonts w:ascii="Times New Roman" w:hAnsi="Times New Roman" w:cs="Times New Roman"/>
-        </w:rPr>
-        <w:t xml:space="preserve"> para la ejecución de consultas personalizadas, permitiendo obtener información de videojuegos de forma filtrada y estructurada.</w:t>
-      </w:r>
-    </w:p>
-    <w:p>
-      <w:pPr>
-        <w:pStyle w:val="Textbody"/>
-        <w:rPr>
-          <w:rFonts w:ascii="Times New Roman" w:hAnsi="Times New Roman" w:cs="Times New Roman"/>
-          <w:b/>
-          <w:bCs/>
-        </w:rPr>
-      </w:pPr>
-    </w:p>
-    <w:p>
-      <w:pPr>
-        <w:pStyle w:val="Textbody"/>
-        <w:rPr>
-          <w:rFonts w:ascii="Times New Roman" w:hAnsi="Times New Roman" w:cs="Times New Roman"/>
-          <w:b/>
-          <w:bCs/>
-        </w:rPr>
-      </w:pPr>
-      <w:r>
-        <w:rPr>
-          <w:rFonts w:ascii="Times New Roman" w:hAnsi="Times New Roman" w:cs="Times New Roman"/>
-          <w:b/>
-          <w:bCs/>
-        </w:rPr>
-        <w:t xml:space="preserve">Función: </w:t>
-      </w:r>
-      <w:proofErr w:type="spellStart"/>
-      <w:r>
-        <w:rPr>
-          <w:rFonts w:ascii="Times New Roman" w:hAnsi="Times New Roman" w:cs="Times New Roman"/>
-          <w:b/>
-          <w:bCs/>
-        </w:rPr>
-        <w:t>registrarNuevoUsuario</w:t>
-      </w:r>
-      <w:proofErr w:type="spellEnd"/>
-    </w:p>
-    <w:p>
-      <w:pPr>
-        <w:pStyle w:val="Textbody"/>
-        <w:rPr>
-          <w:rFonts w:ascii="Times New Roman" w:hAnsi="Times New Roman" w:cs="Times New Roman"/>
-        </w:rPr>
-      </w:pPr>
-      <w:r>
-        <w:rPr>
-          <w:rFonts w:ascii="Times New Roman" w:hAnsi="Times New Roman" w:cs="Times New Roman"/>
-          <w:b/>
-          <w:bCs/>
-        </w:rPr>
-        <w:t>Módulos asociados:</w:t>
-      </w:r>
-      <w:r>
-        <w:rPr>
-          <w:rFonts w:ascii="Times New Roman" w:hAnsi="Times New Roman" w:cs="Times New Roman"/>
-        </w:rPr>
-        <w:t xml:space="preserve"> </w:t>
-      </w:r>
-      <w:proofErr w:type="spellStart"/>
-      <w:r>
-        <w:rPr>
-          <w:rFonts w:ascii="Times New Roman" w:hAnsi="Times New Roman" w:cs="Times New Roman"/>
-        </w:rPr>
-        <w:t>Login</w:t>
-      </w:r>
-      <w:proofErr w:type="spellEnd"/>
-    </w:p>
-    <w:p>
-      <w:pPr>
-        <w:pStyle w:val="Textbody"/>
-        <w:rPr>
-          <w:rFonts w:ascii="Times New Roman" w:hAnsi="Times New Roman" w:cs="Times New Roman"/>
-        </w:rPr>
-      </w:pPr>
-      <w:r>
-        <w:rPr>
-          <w:rFonts w:ascii="Times New Roman" w:hAnsi="Times New Roman" w:cs="Times New Roman"/>
-        </w:rPr>
-        <w:t>Realiza una petición tipo POST a la API para crear un nuevo registro de usuario en la base de datos, enviando información como nombre, correo, facultad, carnet institucional, cédula y carrera</w:t>
-      </w:r>
-    </w:p>
-    <w:p>
-      <w:pPr>
-        <w:pStyle w:val="Textbody"/>
-        <w:rPr>
-          <w:rFonts w:ascii="Times New Roman" w:hAnsi="Times New Roman" w:cs="Times New Roman"/>
-        </w:rPr>
-      </w:pPr>
-    </w:p>
-    <w:p>
-      <w:pPr>
-        <w:pStyle w:val="Textbody"/>
-        <w:rPr>
-          <w:rFonts w:ascii="Times New Roman" w:hAnsi="Times New Roman" w:cs="Times New Roman"/>
-          <w:b/>
-          <w:bCs/>
-        </w:rPr>
-      </w:pPr>
-      <w:r>
-        <w:rPr>
-          <w:rFonts w:ascii="Times New Roman" w:hAnsi="Times New Roman" w:cs="Times New Roman"/>
-          <w:b/>
-          <w:bCs/>
-        </w:rPr>
-        <w:t xml:space="preserve">Función: </w:t>
-      </w:r>
-      <w:proofErr w:type="spellStart"/>
-      <w:r>
-        <w:rPr>
-          <w:rFonts w:ascii="Times New Roman" w:hAnsi="Times New Roman" w:cs="Times New Roman"/>
-          <w:b/>
-          <w:bCs/>
-        </w:rPr>
-        <w:t>consultarEquipos</w:t>
-      </w:r>
-      <w:proofErr w:type="spellEnd"/>
-    </w:p>
-    <w:p>
-      <w:pPr>
-        <w:pStyle w:val="Textbody"/>
-        <w:rPr>
-          <w:rFonts w:ascii="Times New Roman" w:hAnsi="Times New Roman" w:cs="Times New Roman"/>
-        </w:rPr>
-      </w:pPr>
-      <w:r>
-        <w:rPr>
-          <w:rFonts w:ascii="Times New Roman" w:hAnsi="Times New Roman" w:cs="Times New Roman"/>
-          <w:b/>
-          <w:bCs/>
-        </w:rPr>
-        <w:t xml:space="preserve">Módulos asociados: </w:t>
-      </w:r>
-      <w:r>
-        <w:rPr>
-          <w:rFonts w:ascii="Times New Roman" w:hAnsi="Times New Roman" w:cs="Times New Roman"/>
-        </w:rPr>
-        <w:t>Inventarios</w:t>
-      </w:r>
-    </w:p>
-    <w:p>
-      <w:pPr>
-        <w:pStyle w:val="Textbody"/>
-        <w:rPr>
-          <w:rFonts w:ascii="Times New Roman" w:hAnsi="Times New Roman" w:cs="Times New Roman"/>
-        </w:rPr>
-      </w:pPr>
-      <w:r>
-        <w:rPr>
-          <w:rFonts w:ascii="Times New Roman" w:hAnsi="Times New Roman" w:cs="Times New Roman"/>
-        </w:rPr>
-        <w:t xml:space="preserve">Realiza una petición tipo GET a la API para obtener información de los equipos, incluyendo estado, tipo, disponibilidad, periféricos, videojuegos y características asociadas, utilizando como parámetros los resultados generados por la función de </w:t>
-      </w:r>
-      <w:proofErr w:type="spellStart"/>
-      <w:r>
-        <w:rPr>
-          <w:rFonts w:ascii="Times New Roman" w:hAnsi="Times New Roman" w:cs="Times New Roman"/>
-          <w:b/>
-          <w:bCs/>
-        </w:rPr>
-        <w:t>filtrosEquipos</w:t>
-      </w:r>
-      <w:proofErr w:type="spellEnd"/>
-    </w:p>
-    <w:p>
-      <w:pPr>
-        <w:pStyle w:val="Textbody"/>
-        <w:rPr>
-          <w:rFonts w:ascii="Times New Roman" w:hAnsi="Times New Roman" w:cs="Times New Roman"/>
-        </w:rPr>
-      </w:pPr>
-    </w:p>
-    <w:p>
-      <w:pPr>
-        <w:pStyle w:val="Textbody"/>
-        <w:rPr>
-          <w:rFonts w:ascii="Times New Roman" w:hAnsi="Times New Roman" w:cs="Times New Roman"/>
-          <w:b/>
-          <w:bCs/>
-        </w:rPr>
-      </w:pPr>
-      <w:r>
-        <w:rPr>
-          <w:rFonts w:ascii="Times New Roman" w:hAnsi="Times New Roman" w:cs="Times New Roman"/>
-          <w:b/>
-          <w:bCs/>
-        </w:rPr>
-        <w:t xml:space="preserve">Función: </w:t>
-      </w:r>
-      <w:proofErr w:type="spellStart"/>
-      <w:r>
-        <w:rPr>
-          <w:rFonts w:ascii="Times New Roman" w:hAnsi="Times New Roman" w:cs="Times New Roman"/>
-          <w:b/>
-          <w:bCs/>
-        </w:rPr>
-        <w:t>filtrosEquipos</w:t>
-      </w:r>
-      <w:proofErr w:type="spellEnd"/>
-    </w:p>
-    <w:p>
-      <w:pPr>
-        <w:pStyle w:val="Textbody"/>
-        <w:rPr>
-          <w:rFonts w:ascii="Times New Roman" w:hAnsi="Times New Roman" w:cs="Times New Roman"/>
-        </w:rPr>
-      </w:pPr>
-      <w:r>
-        <w:rPr>
-          <w:rFonts w:ascii="Times New Roman" w:hAnsi="Times New Roman" w:cs="Times New Roman"/>
-          <w:b/>
-          <w:bCs/>
-        </w:rPr>
-        <w:t>Módulos asociados:</w:t>
-      </w:r>
-      <w:r>
-        <w:rPr>
-          <w:rFonts w:ascii="Times New Roman" w:hAnsi="Times New Roman" w:cs="Times New Roman"/>
-        </w:rPr>
-        <w:t xml:space="preserve"> Inventarios</w:t>
-      </w:r>
-    </w:p>
-    <w:p>
-      <w:pPr>
-        <w:pStyle w:val="Textbody"/>
-        <w:rPr>
-          <w:rFonts w:ascii="Times New Roman" w:hAnsi="Times New Roman" w:cs="Times New Roman"/>
-        </w:rPr>
-      </w:pPr>
-      <w:r>
-        <w:rPr>
-          <w:rFonts w:ascii="Times New Roman" w:hAnsi="Times New Roman" w:cs="Times New Roman"/>
-        </w:rPr>
-        <w:t xml:space="preserve">Procesa, con base en filtros definidos en el DOM, un conjunto de parámetros que son enviados a la función </w:t>
-      </w:r>
-      <w:proofErr w:type="spellStart"/>
-      <w:r>
-        <w:rPr>
-          <w:rFonts w:ascii="Times New Roman" w:hAnsi="Times New Roman" w:cs="Times New Roman"/>
-          <w:b/>
-          <w:bCs/>
-        </w:rPr>
-        <w:t>consultarEquipo</w:t>
-      </w:r>
-      <w:r>
-        <w:rPr>
-          <w:rFonts w:ascii="Times New Roman" w:hAnsi="Times New Roman" w:cs="Times New Roman"/>
-        </w:rPr>
-        <w:t>s</w:t>
-      </w:r>
-      <w:proofErr w:type="spellEnd"/>
-      <w:r>
-        <w:rPr>
-          <w:rFonts w:ascii="Times New Roman" w:hAnsi="Times New Roman" w:cs="Times New Roman"/>
-        </w:rPr>
-        <w:t xml:space="preserve"> para la ejecución de consultas personalizadas</w:t>
-      </w:r>
-    </w:p>
-    <w:p>
-      <w:pPr>
-        <w:pStyle w:val="Textbody"/>
-        <w:rPr>
-          <w:rFonts w:ascii="Times New Roman" w:hAnsi="Times New Roman" w:cs="Times New Roman"/>
-        </w:rPr>
-      </w:pPr>
-    </w:p>
-    <w:p>
-      <w:pPr>
-        <w:pStyle w:val="Textbody"/>
-        <w:rPr>
-          <w:rFonts w:ascii="Times New Roman" w:hAnsi="Times New Roman" w:cs="Times New Roman"/>
-          <w:b/>
-          <w:bCs/>
-        </w:rPr>
-      </w:pPr>
-      <w:r>
-        <w:rPr>
-          <w:rFonts w:ascii="Times New Roman" w:hAnsi="Times New Roman" w:cs="Times New Roman"/>
-          <w:b/>
-          <w:bCs/>
-        </w:rPr>
-        <w:t xml:space="preserve">Función: </w:t>
-      </w:r>
-      <w:proofErr w:type="spellStart"/>
-      <w:r>
-        <w:rPr>
-          <w:rFonts w:ascii="Times New Roman" w:hAnsi="Times New Roman" w:cs="Times New Roman"/>
-          <w:b/>
-          <w:bCs/>
-        </w:rPr>
-        <w:t>enviarNoticias</w:t>
-      </w:r>
-      <w:proofErr w:type="spellEnd"/>
-    </w:p>
-    <w:p>
-      <w:pPr>
-        <w:pStyle w:val="Textbody"/>
-        <w:rPr>
-          <w:rFonts w:ascii="Times New Roman" w:hAnsi="Times New Roman" w:cs="Times New Roman"/>
-        </w:rPr>
-      </w:pPr>
-      <w:r>
-        <w:rPr>
-          <w:rFonts w:ascii="Times New Roman" w:hAnsi="Times New Roman" w:cs="Times New Roman"/>
-          <w:b/>
-          <w:bCs/>
-        </w:rPr>
-        <w:t>Módulos asociados:</w:t>
-      </w:r>
-      <w:r>
-        <w:rPr>
-          <w:rFonts w:ascii="Times New Roman" w:hAnsi="Times New Roman" w:cs="Times New Roman"/>
-        </w:rPr>
-        <w:t xml:space="preserve"> Submódulo de adjunción de noticias</w:t>
-      </w:r>
-    </w:p>
-    <w:p>
-      <w:pPr>
-        <w:pStyle w:val="Textbody"/>
-        <w:rPr>
-          <w:rFonts w:ascii="Times New Roman" w:hAnsi="Times New Roman" w:cs="Times New Roman"/>
-        </w:rPr>
-      </w:pPr>
-      <w:r>
-        <w:rPr>
-          <w:rFonts w:ascii="Times New Roman" w:hAnsi="Times New Roman" w:cs="Times New Roman"/>
-        </w:rPr>
-        <w:lastRenderedPageBreak/>
+        </w:rPr>
         <w:t>Procesa, a través del DOM, la información ingresada por el administrador (título, descripción, imágenes y datos asociados), generando una clave de validación de recepción y realizando una petición tipo POST a la API para almacenar la noticia</w:t>
       </w:r>
       <w:r>
@@ -14175,6 +14305,7 @@
           <w:szCs w:val="22"/>
           <w:lang w:val="es-CO"/>
         </w:rPr>
+        <w:lastRenderedPageBreak/>
         <w:t>Integraciones</w:t>
       </w:r>
     </w:p>
@@ -14342,18 +14473,19 @@
         </w:numPr>
         <w:ind w:left="720" w:hanging="720"/>
         <w:rPr>
-          <w:rFonts w:ascii="Times New Roman" w:hAnsi="Times New Roman" w:cs="Times New Roman"/>
-          <w:kern w:val="0"/>
-          <w:sz w:val="22"/>
-          <w:szCs w:val="22"/>
-          <w:lang w:val="es-CO"/>
-        </w:rPr>
-      </w:pPr>
-      <w:bookmarkStart w:id="37" w:name="__RefHeading__10986_300738085"/>
-      <w:bookmarkStart w:id="38" w:name="__RefHeading__11034_300738085"/>
-      <w:bookmarkStart w:id="39" w:name="_Toc96339539"/>
-      <w:bookmarkEnd w:id="37"/>
+          <w:rStyle w:val="Strong"/>
+          <w:rFonts w:ascii="Times New Roman" w:hAnsi="Times New Roman" w:cs="Times New Roman"/>
+          <w:b/>
+          <w:bCs/>
+          <w:sz w:val="22"/>
+          <w:szCs w:val="22"/>
+        </w:rPr>
+      </w:pPr>
+      <w:bookmarkStart w:id="37" w:name="_Toc96339539"/>
+      <w:bookmarkStart w:id="38" w:name="__RefHeading__10986_300738085"/>
+      <w:bookmarkStart w:id="39" w:name="__RefHeading__11034_300738085"/>
       <w:bookmarkEnd w:id="38"/>
+      <w:bookmarkEnd w:id="39"/>
       <w:proofErr w:type="spellStart"/>
       <w:r>
         <w:rPr>
@@ -14381,17 +14513,24 @@
     </w:p>
     <w:p>
       <w:pPr>
-        <w:pStyle w:val="NormalWeb"/>
-        <w:rPr>
-          <w:sz w:val="22"/>
-          <w:szCs w:val="22"/>
-        </w:rPr>
-      </w:pPr>
-      <w:r>
-        <w:rPr>
-          <w:rStyle w:val="Strong"/>
-          <w:sz w:val="22"/>
-          <w:szCs w:val="22"/>
+        <w:widowControl/>
+        <w:suppressAutoHyphens w:val="0"/>
+        <w:autoSpaceDN/>
+        <w:spacing w:before="100" w:beforeAutospacing="1" w:after="100" w:afterAutospacing="1"/>
+        <w:textAlignment w:val="auto"/>
+        <w:rPr>
+          <w:rFonts w:eastAsia="Times New Roman" w:cs="Times New Roman"/>
+          <w:kern w:val="0"/>
+          <w:lang w:val="es-CO"/>
+        </w:rPr>
+      </w:pPr>
+      <w:r>
+        <w:rPr>
+          <w:rFonts w:eastAsia="Times New Roman" w:cs="Times New Roman"/>
+          <w:b/>
+          <w:bCs/>
+          <w:kern w:val="0"/>
+          <w:lang w:val="es-CO"/>
         </w:rPr>
         <w:t>Lenguajes asociados:</w:t>
       </w:r>
@@ -14401,23 +14540,35 @@
         <w:widowControl/>
         <w:numPr>
           <w:ilvl w:val="0"/>
-          <w:numId w:val="6"/>
+          <w:numId w:val="16"/>
         </w:numPr>
         <w:suppressAutoHyphens w:val="0"/>
         <w:autoSpaceDN/>
         <w:spacing w:before="100" w:beforeAutospacing="1" w:after="100" w:afterAutospacing="1"/>
         <w:textAlignment w:val="auto"/>
         <w:rPr>
-          <w:sz w:val="22"/>
-          <w:szCs w:val="22"/>
-        </w:rPr>
-      </w:pPr>
-      <w:r>
-        <w:rPr>
-          <w:sz w:val="22"/>
-          <w:szCs w:val="22"/>
-        </w:rPr>
-        <w:t xml:space="preserve">HTML </w:t>
+          <w:rFonts w:eastAsia="Times New Roman" w:cs="Times New Roman"/>
+          <w:kern w:val="0"/>
+          <w:lang w:val="es-CO"/>
+        </w:rPr>
+      </w:pPr>
+      <w:r>
+        <w:rPr>
+          <w:rFonts w:eastAsia="Times New Roman" w:cs="Times New Roman"/>
+          <w:b/>
+          <w:bCs/>
+          <w:kern w:val="0"/>
+          <w:lang w:val="es-CO"/>
+        </w:rPr>
+        <w:t>HTML:</w:t>
+      </w:r>
+      <w:r>
+        <w:rPr>
+          <w:rFonts w:eastAsia="Times New Roman" w:cs="Times New Roman"/>
+          <w:kern w:val="0"/>
+          <w:lang w:val="es-CO"/>
+        </w:rPr>
+        <w:t xml:space="preserve"> estructura de las páginas </w:t>
       </w:r>
     </w:p>
     <w:p>
@@ -14425,23 +14576,35 @@
         <w:widowControl/>
         <w:numPr>
           <w:ilvl w:val="0"/>
-          <w:numId w:val="6"/>
+          <w:numId w:val="16"/>
         </w:numPr>
         <w:suppressAutoHyphens w:val="0"/>
         <w:autoSpaceDN/>
         <w:spacing w:before="100" w:beforeAutospacing="1" w:after="100" w:afterAutospacing="1"/>
         <w:textAlignment w:val="auto"/>
         <w:rPr>
-          <w:sz w:val="22"/>
-          <w:szCs w:val="22"/>
-        </w:rPr>
-      </w:pPr>
-      <w:r>
-        <w:rPr>
-          <w:sz w:val="22"/>
-          <w:szCs w:val="22"/>
-        </w:rPr>
-        <w:t xml:space="preserve">CSS </w:t>
+          <w:rFonts w:eastAsia="Times New Roman" w:cs="Times New Roman"/>
+          <w:kern w:val="0"/>
+          <w:lang w:val="es-CO"/>
+        </w:rPr>
+      </w:pPr>
+      <w:r>
+        <w:rPr>
+          <w:rFonts w:eastAsia="Times New Roman" w:cs="Times New Roman"/>
+          <w:b/>
+          <w:bCs/>
+          <w:kern w:val="0"/>
+          <w:lang w:val="es-CO"/>
+        </w:rPr>
+        <w:t>CSS:</w:t>
+      </w:r>
+      <w:r>
+        <w:rPr>
+          <w:rFonts w:eastAsia="Times New Roman" w:cs="Times New Roman"/>
+          <w:kern w:val="0"/>
+          <w:lang w:val="es-CO"/>
+        </w:rPr>
+        <w:t xml:space="preserve"> estilos y diseño visual </w:t>
       </w:r>
     </w:p>
     <w:p>
@@ -14449,48 +14612,69 @@
         <w:widowControl/>
         <w:numPr>
           <w:ilvl w:val="0"/>
-          <w:numId w:val="6"/>
+          <w:numId w:val="16"/>
         </w:numPr>
         <w:suppressAutoHyphens w:val="0"/>
         <w:autoSpaceDN/>
         <w:spacing w:before="100" w:beforeAutospacing="1" w:after="100" w:afterAutospacing="1"/>
         <w:textAlignment w:val="auto"/>
         <w:rPr>
-          <w:sz w:val="22"/>
-          <w:szCs w:val="22"/>
-        </w:rPr>
-      </w:pPr>
-      <w:r>
-        <w:rPr>
-          <w:sz w:val="22"/>
-          <w:szCs w:val="22"/>
-        </w:rPr>
-        <w:t xml:space="preserve">JavaScript </w:t>
-      </w:r>
-    </w:p>
-    <w:p>
-      <w:pPr>
-        <w:pStyle w:val="NormalWeb"/>
-        <w:rPr>
-          <w:sz w:val="22"/>
-          <w:szCs w:val="22"/>
+          <w:rFonts w:eastAsia="Times New Roman" w:cs="Times New Roman"/>
+          <w:kern w:val="0"/>
+          <w:lang w:val="es-CO"/>
+        </w:rPr>
+      </w:pPr>
+      <w:r>
+        <w:rPr>
+          <w:rFonts w:eastAsia="Times New Roman" w:cs="Times New Roman"/>
+          <w:b/>
+          <w:bCs/>
+          <w:kern w:val="0"/>
+          <w:lang w:val="es-CO"/>
+        </w:rPr>
+        <w:t>JavaScript:</w:t>
+      </w:r>
+      <w:r>
+        <w:rPr>
+          <w:rFonts w:eastAsia="Times New Roman" w:cs="Times New Roman"/>
+          <w:kern w:val="0"/>
+          <w:lang w:val="es-CO"/>
+        </w:rPr>
+        <w:t xml:space="preserve"> interactividad y comportamiento </w:t>
+      </w:r>
+    </w:p>
+    <w:p>
+      <w:pPr>
+        <w:widowControl/>
+        <w:suppressAutoHyphens w:val="0"/>
+        <w:autoSpaceDN/>
+        <w:spacing w:before="100" w:beforeAutospacing="1" w:after="100" w:afterAutospacing="1"/>
+        <w:textAlignment w:val="auto"/>
+        <w:rPr>
+          <w:rFonts w:eastAsia="Times New Roman" w:cs="Times New Roman"/>
+          <w:kern w:val="0"/>
+          <w:lang w:val="es-CO"/>
         </w:rPr>
       </w:pPr>
       <w:proofErr w:type="spellStart"/>
       <w:r>
         <w:rPr>
-          <w:rStyle w:val="Strong"/>
-          <w:sz w:val="22"/>
-          <w:szCs w:val="22"/>
+          <w:rFonts w:eastAsia="Times New Roman" w:cs="Times New Roman"/>
+          <w:b/>
+          <w:bCs/>
+          <w:kern w:val="0"/>
+          <w:lang w:val="es-CO"/>
         </w:rPr>
         <w:t>Frameworks</w:t>
       </w:r>
       <w:proofErr w:type="spellEnd"/>
       <w:r>
         <w:rPr>
-          <w:rStyle w:val="Strong"/>
-          <w:sz w:val="22"/>
-          <w:szCs w:val="22"/>
+          <w:rFonts w:eastAsia="Times New Roman" w:cs="Times New Roman"/>
+          <w:b/>
+          <w:bCs/>
+          <w:kern w:val="0"/>
+          <w:lang w:val="es-CO"/>
         </w:rPr>
         <w:t xml:space="preserve"> asociados:</w:t>
       </w:r>
@@ -14500,32 +14684,47 @@
         <w:widowControl/>
         <w:numPr>
           <w:ilvl w:val="0"/>
-          <w:numId w:val="7"/>
+          <w:numId w:val="17"/>
         </w:numPr>
         <w:suppressAutoHyphens w:val="0"/>
         <w:autoSpaceDN/>
         <w:spacing w:before="100" w:beforeAutospacing="1" w:after="100" w:afterAutospacing="1"/>
         <w:textAlignment w:val="auto"/>
         <w:rPr>
-          <w:sz w:val="22"/>
-          <w:szCs w:val="22"/>
+          <w:rFonts w:eastAsia="Times New Roman" w:cs="Times New Roman"/>
+          <w:kern w:val="0"/>
+          <w:lang w:val="es-CO"/>
         </w:rPr>
       </w:pPr>
       <w:proofErr w:type="spellStart"/>
       <w:r>
         <w:rPr>
-          <w:sz w:val="22"/>
-          <w:szCs w:val="22"/>
+          <w:rFonts w:eastAsia="Times New Roman" w:cs="Times New Roman"/>
+          <w:b/>
+          <w:bCs/>
+          <w:kern w:val="0"/>
+          <w:lang w:val="es-CO"/>
         </w:rPr>
         <w:t>React</w:t>
       </w:r>
       <w:proofErr w:type="spellEnd"/>
       <w:r>
         <w:rPr>
-          <w:sz w:val="22"/>
-          <w:szCs w:val="22"/>
-        </w:rPr>
-        <w:t xml:space="preserve"> </w:t>
+          <w:rFonts w:eastAsia="Times New Roman" w:cs="Times New Roman"/>
+          <w:b/>
+          <w:bCs/>
+          <w:kern w:val="0"/>
+          <w:lang w:val="es-CO"/>
+        </w:rPr>
+        <w:t>:</w:t>
+      </w:r>
+      <w:r>
+        <w:rPr>
+          <w:rFonts w:eastAsia="Times New Roman" w:cs="Times New Roman"/>
+          <w:kern w:val="0"/>
+          <w:lang w:val="es-CO"/>
+        </w:rPr>
+        <w:t xml:space="preserve"> construcción de interfaces dinámicas </w:t>
       </w:r>
     </w:p>
     <w:p>
@@ -14533,23 +14732,35 @@
         <w:widowControl/>
         <w:numPr>
           <w:ilvl w:val="0"/>
-          <w:numId w:val="7"/>
+          <w:numId w:val="17"/>
         </w:numPr>
         <w:suppressAutoHyphens w:val="0"/>
         <w:autoSpaceDN/>
         <w:spacing w:before="100" w:beforeAutospacing="1" w:after="100" w:afterAutospacing="1"/>
         <w:textAlignment w:val="auto"/>
         <w:rPr>
-          <w:sz w:val="22"/>
-          <w:szCs w:val="22"/>
-        </w:rPr>
-      </w:pPr>
-      <w:r>
-        <w:rPr>
-          <w:sz w:val="22"/>
-          <w:szCs w:val="22"/>
-        </w:rPr>
-        <w:t xml:space="preserve">Bootstrap </w:t>
+          <w:rFonts w:eastAsia="Times New Roman" w:cs="Times New Roman"/>
+          <w:kern w:val="0"/>
+          <w:lang w:val="es-CO"/>
+        </w:rPr>
+      </w:pPr>
+      <w:r>
+        <w:rPr>
+          <w:rFonts w:eastAsia="Times New Roman" w:cs="Times New Roman"/>
+          <w:b/>
+          <w:bCs/>
+          <w:kern w:val="0"/>
+          <w:lang w:val="es-CO"/>
+        </w:rPr>
+        <w:t>Bootstrap:</w:t>
+      </w:r>
+      <w:r>
+        <w:rPr>
+          <w:rFonts w:eastAsia="Times New Roman" w:cs="Times New Roman"/>
+          <w:kern w:val="0"/>
+          <w:lang w:val="es-CO"/>
+        </w:rPr>
+        <w:t xml:space="preserve"> componentes visuales rápidos y responsivos </w:t>
       </w:r>
     </w:p>
     <w:p>
@@ -14557,32 +14768,47 @@
         <w:widowControl/>
         <w:numPr>
           <w:ilvl w:val="0"/>
-          <w:numId w:val="7"/>
+          <w:numId w:val="17"/>
         </w:numPr>
         <w:suppressAutoHyphens w:val="0"/>
         <w:autoSpaceDN/>
         <w:spacing w:before="100" w:beforeAutospacing="1" w:after="100" w:afterAutospacing="1"/>
         <w:textAlignment w:val="auto"/>
         <w:rPr>
-          <w:sz w:val="22"/>
-          <w:szCs w:val="22"/>
+          <w:rFonts w:eastAsia="Times New Roman" w:cs="Times New Roman"/>
+          <w:kern w:val="0"/>
+          <w:lang w:val="es-CO"/>
         </w:rPr>
       </w:pPr>
       <w:proofErr w:type="spellStart"/>
       <w:r>
         <w:rPr>
-          <w:sz w:val="22"/>
-          <w:szCs w:val="22"/>
+          <w:rFonts w:eastAsia="Times New Roman" w:cs="Times New Roman"/>
+          <w:b/>
+          <w:bCs/>
+          <w:kern w:val="0"/>
+          <w:lang w:val="es-CO"/>
         </w:rPr>
         <w:t>Tailwind</w:t>
       </w:r>
       <w:proofErr w:type="spellEnd"/>
       <w:r>
         <w:rPr>
-          <w:sz w:val="22"/>
-          <w:szCs w:val="22"/>
-        </w:rPr>
-        <w:t xml:space="preserve"> </w:t>
+          <w:rFonts w:eastAsia="Times New Roman" w:cs="Times New Roman"/>
+          <w:b/>
+          <w:bCs/>
+          <w:kern w:val="0"/>
+          <w:lang w:val="es-CO"/>
+        </w:rPr>
+        <w:t>:</w:t>
+      </w:r>
+      <w:r>
+        <w:rPr>
+          <w:rFonts w:eastAsia="Times New Roman" w:cs="Times New Roman"/>
+          <w:kern w:val="0"/>
+          <w:lang w:val="es-CO"/>
+        </w:rPr>
+        <w:t xml:space="preserve"> estilos personalizados mediante clases</w:t>
       </w:r>
     </w:p>
     <w:p>
@@ -14594,7 +14820,10 @@
         </w:numPr>
         <w:ind w:left="720" w:hanging="720"/>
         <w:rPr>
-          <w:rFonts w:ascii="Times New Roman" w:hAnsi="Times New Roman" w:cs="Times New Roman"/>
+          <w:rStyle w:val="Strong"/>
+          <w:rFonts w:ascii="Times New Roman" w:hAnsi="Times New Roman" w:cs="Times New Roman"/>
+          <w:b/>
+          <w:bCs/>
           <w:sz w:val="22"/>
           <w:szCs w:val="22"/>
         </w:rPr>
@@ -14627,16 +14856,10 @@
     <w:p>
       <w:pPr>
         <w:pStyle w:val="NormalWeb"/>
-        <w:rPr>
-          <w:sz w:val="22"/>
-          <w:szCs w:val="22"/>
-        </w:rPr>
       </w:pPr>
       <w:r>
         <w:rPr>
           <w:rStyle w:val="Strong"/>
-          <w:sz w:val="22"/>
-          <w:szCs w:val="22"/>
         </w:rPr>
         <w:t>Lenguajes asociados:</w:t>
       </w:r>
@@ -14646,39 +14869,29 @@
         <w:widowControl/>
         <w:numPr>
           <w:ilvl w:val="0"/>
-          <w:numId w:val="8"/>
+          <w:numId w:val="18"/>
         </w:numPr>
         <w:suppressAutoHyphens w:val="0"/>
         <w:autoSpaceDN/>
         <w:spacing w:before="100" w:beforeAutospacing="1" w:after="100" w:afterAutospacing="1"/>
         <w:textAlignment w:val="auto"/>
-        <w:rPr>
-          <w:sz w:val="22"/>
-          <w:szCs w:val="22"/>
-        </w:rPr>
-      </w:pPr>
-      <w:r>
-        <w:rPr>
-          <w:sz w:val="22"/>
-          <w:szCs w:val="22"/>
-        </w:rPr>
-        <w:t xml:space="preserve">Java (lógica del sistema y construcción de </w:t>
+      </w:pPr>
+      <w:r>
+        <w:rPr>
+          <w:rStyle w:val="Strong"/>
+        </w:rPr>
+        <w:t>Java:</w:t>
+      </w:r>
+      <w:r>
+        <w:t xml:space="preserve"> lógica del sistema y </w:t>
       </w:r>
       <w:proofErr w:type="spellStart"/>
       <w:r>
-        <w:rPr>
-          <w:sz w:val="22"/>
-          <w:szCs w:val="22"/>
-        </w:rPr>
         <w:t>APIs</w:t>
       </w:r>
       <w:proofErr w:type="spellEnd"/>
       <w:r>
-        <w:rPr>
-          <w:sz w:val="22"/>
-          <w:szCs w:val="22"/>
-        </w:rPr>
-        <w:t xml:space="preserve">) </w:t>
+        <w:t xml:space="preserve"> </w:t>
       </w:r>
     </w:p>
     <w:p>
@@ -14686,39 +14899,31 @@
         <w:widowControl/>
         <w:numPr>
           <w:ilvl w:val="0"/>
-          <w:numId w:val="8"/>
+          <w:numId w:val="18"/>
         </w:numPr>
         <w:suppressAutoHyphens w:val="0"/>
         <w:autoSpaceDN/>
         <w:spacing w:before="100" w:beforeAutospacing="1" w:after="100" w:afterAutospacing="1"/>
         <w:textAlignment w:val="auto"/>
-        <w:rPr>
-          <w:sz w:val="22"/>
-          <w:szCs w:val="22"/>
-        </w:rPr>
-      </w:pPr>
-      <w:r>
-        <w:rPr>
-          <w:sz w:val="22"/>
-          <w:szCs w:val="22"/>
-        </w:rPr>
-        <w:t xml:space="preserve">Python (procesamiento y análisis de datos) </w:t>
+      </w:pPr>
+      <w:r>
+        <w:rPr>
+          <w:rStyle w:val="Strong"/>
+        </w:rPr>
+        <w:t>Python:</w:t>
+      </w:r>
+      <w:r>
+        <w:t xml:space="preserve"> procesamiento y análisis de datos </w:t>
       </w:r>
     </w:p>
     <w:p>
       <w:pPr>
         <w:pStyle w:val="NormalWeb"/>
-        <w:rPr>
-          <w:sz w:val="22"/>
-          <w:szCs w:val="22"/>
-        </w:rPr>
       </w:pPr>
       <w:proofErr w:type="spellStart"/>
       <w:r>
         <w:rPr>
           <w:rStyle w:val="Strong"/>
-          <w:sz w:val="22"/>
-          <w:szCs w:val="22"/>
         </w:rPr>
         <w:t>Frameworks</w:t>
       </w:r>
@@ -14726,8 +14931,6 @@
       <w:r>
         <w:rPr>
           <w:rStyle w:val="Strong"/>
-          <w:sz w:val="22"/>
-          <w:szCs w:val="22"/>
         </w:rPr>
         <w:t xml:space="preserve"> / Librerías asociadas:</w:t>
       </w:r>
@@ -14737,39 +14940,42 @@
         <w:widowControl/>
         <w:numPr>
           <w:ilvl w:val="0"/>
-          <w:numId w:val="9"/>
+          <w:numId w:val="19"/>
         </w:numPr>
         <w:suppressAutoHyphens w:val="0"/>
         <w:autoSpaceDN/>
         <w:spacing w:before="100" w:beforeAutospacing="1" w:after="100" w:afterAutospacing="1"/>
         <w:textAlignment w:val="auto"/>
         <w:rPr>
-          <w:sz w:val="22"/>
-          <w:szCs w:val="22"/>
-        </w:rPr>
-      </w:pPr>
-      <w:r>
-        <w:rPr>
-          <w:sz w:val="22"/>
-          <w:szCs w:val="22"/>
-        </w:rPr>
-        <w:t xml:space="preserve">Spring </w:t>
+          <w:lang w:val="en-US"/>
+        </w:rPr>
+      </w:pPr>
+      <w:r>
+        <w:rPr>
+          <w:rStyle w:val="Strong"/>
+          <w:lang w:val="en-US"/>
+        </w:rPr>
+        <w:t>Spring Boot:</w:t>
+      </w:r>
+      <w:r>
+        <w:rPr>
+          <w:lang w:val="en-US"/>
+        </w:rPr>
+        <w:t xml:space="preserve"> </w:t>
       </w:r>
       <w:proofErr w:type="spellStart"/>
       <w:r>
         <w:rPr>
-          <w:sz w:val="22"/>
-          <w:szCs w:val="22"/>
-        </w:rPr>
-        <w:t>Boot</w:t>
+          <w:lang w:val="en-US"/>
+        </w:rPr>
+        <w:t>creación</w:t>
       </w:r>
       <w:proofErr w:type="spellEnd"/>
       <w:r>
         <w:rPr>
-          <w:sz w:val="22"/>
-          <w:szCs w:val="22"/>
-        </w:rPr>
-        <w:t xml:space="preserve"> (API REST) </w:t>
+          <w:lang w:val="en-US"/>
+        </w:rPr>
+        <w:t xml:space="preserve"> de API REST </w:t>
       </w:r>
     </w:p>
     <w:p>
@@ -14777,55 +14983,81 @@
         <w:widowControl/>
         <w:numPr>
           <w:ilvl w:val="0"/>
-          <w:numId w:val="9"/>
+          <w:numId w:val="19"/>
         </w:numPr>
         <w:suppressAutoHyphens w:val="0"/>
         <w:autoSpaceDN/>
         <w:spacing w:before="100" w:beforeAutospacing="1" w:after="100" w:afterAutospacing="1"/>
         <w:textAlignment w:val="auto"/>
-        <w:rPr>
-          <w:sz w:val="22"/>
-          <w:szCs w:val="22"/>
-        </w:rPr>
-      </w:pPr>
-      <w:r>
-        <w:rPr>
-          <w:sz w:val="22"/>
-          <w:szCs w:val="22"/>
-        </w:rPr>
-        <w:t xml:space="preserve">Pandas, </w:t>
-      </w:r>
+      </w:pPr>
+      <w:r>
+        <w:rPr>
+          <w:rStyle w:val="Strong"/>
+        </w:rPr>
+        <w:t>Pandas:</w:t>
+      </w:r>
+      <w:r>
+        <w:t xml:space="preserve"> manipulación de datos </w:t>
+      </w:r>
+    </w:p>
+    <w:p>
+      <w:pPr>
+        <w:widowControl/>
+        <w:numPr>
+          <w:ilvl w:val="0"/>
+          <w:numId w:val="19"/>
+        </w:numPr>
+        <w:suppressAutoHyphens w:val="0"/>
+        <w:autoSpaceDN/>
+        <w:spacing w:before="100" w:beforeAutospacing="1" w:after="100" w:afterAutospacing="1"/>
+        <w:textAlignment w:val="auto"/>
+      </w:pPr>
       <w:proofErr w:type="spellStart"/>
       <w:r>
         <w:rPr>
-          <w:sz w:val="22"/>
-          <w:szCs w:val="22"/>
+          <w:rStyle w:val="Strong"/>
         </w:rPr>
         <w:t>NumPy</w:t>
       </w:r>
       <w:proofErr w:type="spellEnd"/>
       <w:r>
         <w:rPr>
-          <w:sz w:val="22"/>
-          <w:szCs w:val="22"/>
-        </w:rPr>
-        <w:t xml:space="preserve">, </w:t>
-      </w:r>
+          <w:rStyle w:val="Strong"/>
+        </w:rPr>
+        <w:t>:</w:t>
+      </w:r>
+      <w:r>
+        <w:t xml:space="preserve"> cálculos numéricos </w:t>
+      </w:r>
+    </w:p>
+    <w:p>
+      <w:pPr>
+        <w:widowControl/>
+        <w:numPr>
+          <w:ilvl w:val="0"/>
+          <w:numId w:val="19"/>
+        </w:numPr>
+        <w:suppressAutoHyphens w:val="0"/>
+        <w:autoSpaceDN/>
+        <w:spacing w:before="100" w:beforeAutospacing="1" w:after="100" w:afterAutospacing="1"/>
+        <w:textAlignment w:val="auto"/>
+      </w:pPr>
       <w:proofErr w:type="spellStart"/>
       <w:r>
         <w:rPr>
-          <w:sz w:val="22"/>
-          <w:szCs w:val="22"/>
+          <w:rStyle w:val="Strong"/>
         </w:rPr>
         <w:t>Plotly</w:t>
       </w:r>
       <w:proofErr w:type="spellEnd"/>
       <w:r>
         <w:rPr>
-          <w:sz w:val="22"/>
-          <w:szCs w:val="22"/>
-        </w:rPr>
-        <w:t xml:space="preserve"> (analítica de datos) </w:t>
+          <w:rStyle w:val="Strong"/>
+        </w:rPr>
+        <w:t>:</w:t>
+      </w:r>
+      <w:r>
+        <w:t xml:space="preserve"> visualización de datos </w:t>
       </w:r>
     </w:p>
     <w:p>
@@ -14837,15 +15069,16 @@
         </w:numPr>
         <w:ind w:left="720" w:hanging="720"/>
         <w:rPr>
-          <w:rFonts w:ascii="Times New Roman" w:hAnsi="Times New Roman" w:cs="Times New Roman"/>
-          <w:sz w:val="22"/>
-          <w:szCs w:val="22"/>
-        </w:rPr>
-      </w:pPr>
-      <w:r>
-        <w:rPr>
           <w:rStyle w:val="Strong"/>
           <w:rFonts w:ascii="Times New Roman" w:hAnsi="Times New Roman" w:cs="Times New Roman"/>
+          <w:sz w:val="22"/>
+          <w:szCs w:val="22"/>
+        </w:rPr>
+      </w:pPr>
+      <w:r>
+        <w:rPr>
+          <w:rStyle w:val="Strong"/>
+          <w:rFonts w:ascii="Times New Roman" w:hAnsi="Times New Roman" w:cs="Times New Roman"/>
           <w:b/>
           <w:bCs/>
           <w:sz w:val="22"/>
@@ -14857,16 +15090,10 @@
     <w:p>
       <w:pPr>
         <w:pStyle w:val="NormalWeb"/>
-        <w:rPr>
-          <w:sz w:val="22"/>
-          <w:szCs w:val="22"/>
-        </w:rPr>
       </w:pPr>
       <w:r>
         <w:rPr>
           <w:rStyle w:val="Strong"/>
-          <w:sz w:val="22"/>
-          <w:szCs w:val="22"/>
         </w:rPr>
         <w:t>Tecnología asociada:</w:t>
       </w:r>
@@ -14876,41 +15103,35 @@
         <w:widowControl/>
         <w:numPr>
           <w:ilvl w:val="0"/>
-          <w:numId w:val="10"/>
+          <w:numId w:val="22"/>
         </w:numPr>
         <w:suppressAutoHyphens w:val="0"/>
         <w:autoSpaceDN/>
         <w:spacing w:before="100" w:beforeAutospacing="1" w:after="100" w:afterAutospacing="1"/>
         <w:textAlignment w:val="auto"/>
-        <w:rPr>
-          <w:sz w:val="22"/>
-          <w:szCs w:val="22"/>
-        </w:rPr>
-      </w:pPr>
-      <w:r>
-        <w:rPr>
-          <w:rStyle w:val="whitespace-normal"/>
-          <w:sz w:val="22"/>
-          <w:szCs w:val="22"/>
+      </w:pPr>
+      <w:r>
+        <w:rPr>
+          <w:rStyle w:val="Strong"/>
         </w:rPr>
         <w:t xml:space="preserve">Azure SQL </w:t>
       </w:r>
       <w:proofErr w:type="spellStart"/>
       <w:r>
         <w:rPr>
-          <w:rStyle w:val="whitespace-normal"/>
-          <w:sz w:val="22"/>
-          <w:szCs w:val="22"/>
+          <w:rStyle w:val="Strong"/>
         </w:rPr>
         <w:t>Database</w:t>
       </w:r>
       <w:proofErr w:type="spellEnd"/>
       <w:r>
         <w:rPr>
-          <w:sz w:val="22"/>
-          <w:szCs w:val="22"/>
-        </w:rPr>
-        <w:t xml:space="preserve"> (modelo relacional) </w:t>
+          <w:rStyle w:val="Strong"/>
+        </w:rPr>
+        <w:t>:</w:t>
+      </w:r>
+      <w:r>
+        <w:t xml:space="preserve"> almacenamiento estructurado de datos</w:t>
       </w:r>
     </w:p>
     <w:p>
@@ -14922,13 +15143,6 @@
         </w:numPr>
         <w:ind w:left="720" w:hanging="720"/>
         <w:rPr>
-          <w:rFonts w:ascii="Times New Roman" w:hAnsi="Times New Roman" w:cs="Times New Roman"/>
-          <w:sz w:val="22"/>
-          <w:szCs w:val="22"/>
-        </w:rPr>
-      </w:pPr>
-      <w:r>
-        <w:rPr>
           <w:rStyle w:val="Strong"/>
           <w:rFonts w:ascii="Times New Roman" w:hAnsi="Times New Roman" w:cs="Times New Roman"/>
           <w:b/>
@@ -14936,22 +15150,26 @@
           <w:sz w:val="22"/>
           <w:szCs w:val="22"/>
         </w:rPr>
+      </w:pPr>
+      <w:r>
+        <w:rPr>
+          <w:rStyle w:val="Strong"/>
+          <w:rFonts w:ascii="Times New Roman" w:hAnsi="Times New Roman" w:cs="Times New Roman"/>
+          <w:b/>
+          <w:bCs/>
+          <w:sz w:val="22"/>
+          <w:szCs w:val="22"/>
+        </w:rPr>
         <w:t>Infraestructura y hosting</w:t>
       </w:r>
     </w:p>
     <w:p>
       <w:pPr>
         <w:pStyle w:val="NormalWeb"/>
-        <w:rPr>
-          <w:sz w:val="22"/>
-          <w:szCs w:val="22"/>
-        </w:rPr>
       </w:pPr>
       <w:r>
         <w:rPr>
           <w:rStyle w:val="Strong"/>
-          <w:sz w:val="22"/>
-          <w:szCs w:val="22"/>
         </w:rPr>
         <w:t>Tecnologías de despliegue:</w:t>
       </w:r>
@@ -14961,47 +15179,36 @@
         <w:widowControl/>
         <w:numPr>
           <w:ilvl w:val="0"/>
-          <w:numId w:val="11"/>
+          <w:numId w:val="25"/>
         </w:numPr>
         <w:suppressAutoHyphens w:val="0"/>
         <w:autoSpaceDN/>
         <w:spacing w:before="100" w:beforeAutospacing="1" w:after="100" w:afterAutospacing="1"/>
         <w:textAlignment w:val="auto"/>
-        <w:rPr>
-          <w:sz w:val="22"/>
-          <w:szCs w:val="22"/>
-        </w:rPr>
       </w:pPr>
       <w:proofErr w:type="spellStart"/>
       <w:r>
         <w:rPr>
-          <w:sz w:val="22"/>
-          <w:szCs w:val="22"/>
-        </w:rPr>
-        <w:t>Frontend</w:t>
+          <w:rStyle w:val="Strong"/>
+        </w:rPr>
+        <w:t>Vercel</w:t>
       </w:r>
       <w:proofErr w:type="spellEnd"/>
       <w:r>
         <w:rPr>
-          <w:sz w:val="22"/>
-          <w:szCs w:val="22"/>
-        </w:rPr>
-        <w:t xml:space="preserve">: </w:t>
+          <w:rStyle w:val="Strong"/>
+        </w:rPr>
+        <w:t>:</w:t>
+      </w:r>
+      <w:r>
+        <w:t xml:space="preserve"> despliegue del </w:t>
       </w:r>
       <w:proofErr w:type="spellStart"/>
       <w:r>
-        <w:rPr>
-          <w:sz w:val="22"/>
-          <w:szCs w:val="22"/>
-        </w:rPr>
-        <w:t>Vercel</w:t>
+        <w:t>frontend</w:t>
       </w:r>
       <w:proofErr w:type="spellEnd"/>
       <w:r>
-        <w:rPr>
-          <w:sz w:val="22"/>
-          <w:szCs w:val="22"/>
-        </w:rPr>
         <w:t xml:space="preserve"> </w:t>
       </w:r>
     </w:p>
@@ -15010,32 +15217,29 @@
         <w:widowControl/>
         <w:numPr>
           <w:ilvl w:val="0"/>
-          <w:numId w:val="11"/>
+          <w:numId w:val="25"/>
         </w:numPr>
         <w:suppressAutoHyphens w:val="0"/>
         <w:autoSpaceDN/>
         <w:spacing w:before="100" w:beforeAutospacing="1" w:after="100" w:afterAutospacing="1"/>
         <w:textAlignment w:val="auto"/>
-        <w:rPr>
-          <w:sz w:val="22"/>
-          <w:szCs w:val="22"/>
-        </w:rPr>
-      </w:pPr>
+      </w:pPr>
+      <w:r>
+        <w:rPr>
+          <w:rStyle w:val="Strong"/>
+        </w:rPr>
+        <w:t>Render:</w:t>
+      </w:r>
+      <w:r>
+        <w:t xml:space="preserve"> despliegue del </w:t>
+      </w:r>
       <w:proofErr w:type="spellStart"/>
       <w:r>
-        <w:rPr>
-          <w:sz w:val="22"/>
-          <w:szCs w:val="22"/>
-        </w:rPr>
-        <w:t>Backend</w:t>
+        <w:t>backend</w:t>
       </w:r>
       <w:proofErr w:type="spellEnd"/>
       <w:r>
-        <w:rPr>
-          <w:sz w:val="22"/>
-          <w:szCs w:val="22"/>
-        </w:rPr>
-        <w:t xml:space="preserve">: Render </w:t>
+        <w:t xml:space="preserve"> </w:t>
       </w:r>
     </w:p>
     <w:p>
@@ -15043,39 +15247,35 @@
         <w:widowControl/>
         <w:numPr>
           <w:ilvl w:val="0"/>
-          <w:numId w:val="11"/>
+          <w:numId w:val="25"/>
         </w:numPr>
         <w:suppressAutoHyphens w:val="0"/>
         <w:autoSpaceDN/>
         <w:spacing w:before="100" w:beforeAutospacing="1" w:after="100" w:afterAutospacing="1"/>
         <w:textAlignment w:val="auto"/>
-        <w:rPr>
-          <w:sz w:val="22"/>
-          <w:szCs w:val="22"/>
-        </w:rPr>
-      </w:pPr>
-      <w:r>
-        <w:rPr>
-          <w:sz w:val="22"/>
-          <w:szCs w:val="22"/>
-        </w:rPr>
-        <w:t xml:space="preserve">Base de datos: Azure SQL </w:t>
+      </w:pPr>
+      <w:r>
+        <w:rPr>
+          <w:rStyle w:val="Strong"/>
+        </w:rPr>
+        <w:t xml:space="preserve">Azure SQL </w:t>
       </w:r>
       <w:proofErr w:type="spellStart"/>
       <w:r>
         <w:rPr>
-          <w:sz w:val="22"/>
-          <w:szCs w:val="22"/>
+          <w:rStyle w:val="Strong"/>
         </w:rPr>
         <w:t>Database</w:t>
       </w:r>
       <w:proofErr w:type="spellEnd"/>
       <w:r>
         <w:rPr>
-          <w:sz w:val="22"/>
-          <w:szCs w:val="22"/>
-        </w:rPr>
-        <w:t xml:space="preserve"> </w:t>
+          <w:rStyle w:val="Strong"/>
+        </w:rPr>
+        <w:t>:</w:t>
+      </w:r>
+      <w:r>
+        <w:t xml:space="preserve"> servicio de base de datos en la nube </w:t>
       </w:r>
     </w:p>
     <w:p>
@@ -15087,13 +15287,6 @@
         </w:numPr>
         <w:ind w:left="720" w:hanging="720"/>
         <w:rPr>
-          <w:rFonts w:ascii="Times New Roman" w:hAnsi="Times New Roman" w:cs="Times New Roman"/>
-          <w:sz w:val="22"/>
-          <w:szCs w:val="22"/>
-        </w:rPr>
-      </w:pPr>
-      <w:r>
-        <w:rPr>
           <w:rStyle w:val="Strong"/>
           <w:rFonts w:ascii="Times New Roman" w:hAnsi="Times New Roman" w:cs="Times New Roman"/>
           <w:b/>
@@ -15101,148 +15294,7 @@
           <w:sz w:val="22"/>
           <w:szCs w:val="22"/>
         </w:rPr>
-        <w:t>Seguridad</w:t>
-      </w:r>
-    </w:p>
-    <w:p>
-      <w:pPr>
-        <w:pStyle w:val="NormalWeb"/>
-        <w:rPr>
-          <w:sz w:val="22"/>
-          <w:szCs w:val="22"/>
-        </w:rPr>
-      </w:pPr>
-      <w:r>
-        <w:rPr>
-          <w:rStyle w:val="Strong"/>
-          <w:sz w:val="22"/>
-          <w:szCs w:val="22"/>
-        </w:rPr>
-        <w:t>Lenguajes asociados:</w:t>
-      </w:r>
-    </w:p>
-    <w:p>
-      <w:pPr>
-        <w:widowControl/>
-        <w:numPr>
-          <w:ilvl w:val="0"/>
-          <w:numId w:val="12"/>
-        </w:numPr>
-        <w:suppressAutoHyphens w:val="0"/>
-        <w:autoSpaceDN/>
-        <w:spacing w:before="100" w:beforeAutospacing="1" w:after="100" w:afterAutospacing="1"/>
-        <w:textAlignment w:val="auto"/>
-        <w:rPr>
-          <w:sz w:val="22"/>
-          <w:szCs w:val="22"/>
-        </w:rPr>
-      </w:pPr>
-      <w:r>
-        <w:rPr>
-          <w:sz w:val="22"/>
-          <w:szCs w:val="22"/>
-        </w:rPr>
-        <w:t xml:space="preserve">Java </w:t>
-      </w:r>
-    </w:p>
-    <w:p>
-      <w:pPr>
-        <w:pStyle w:val="NormalWeb"/>
-        <w:rPr>
-          <w:sz w:val="22"/>
-          <w:szCs w:val="22"/>
-        </w:rPr>
-      </w:pPr>
-      <w:r>
-        <w:rPr>
-          <w:rStyle w:val="Strong"/>
-          <w:sz w:val="22"/>
-          <w:szCs w:val="22"/>
-        </w:rPr>
-        <w:t>Tecnologías:</w:t>
-      </w:r>
-    </w:p>
-    <w:p>
-      <w:pPr>
-        <w:widowControl/>
-        <w:numPr>
-          <w:ilvl w:val="0"/>
-          <w:numId w:val="13"/>
-        </w:numPr>
-        <w:suppressAutoHyphens w:val="0"/>
-        <w:autoSpaceDN/>
-        <w:spacing w:before="100" w:beforeAutospacing="1" w:after="100" w:afterAutospacing="1"/>
-        <w:textAlignment w:val="auto"/>
-        <w:rPr>
-          <w:sz w:val="22"/>
-          <w:szCs w:val="22"/>
-        </w:rPr>
-      </w:pPr>
-      <w:r>
-        <w:rPr>
-          <w:sz w:val="22"/>
-          <w:szCs w:val="22"/>
-        </w:rPr>
-        <w:t xml:space="preserve">Spring Security </w:t>
-      </w:r>
-    </w:p>
-    <w:p>
-      <w:pPr>
-        <w:widowControl/>
-        <w:numPr>
-          <w:ilvl w:val="0"/>
-          <w:numId w:val="13"/>
-        </w:numPr>
-        <w:suppressAutoHyphens w:val="0"/>
-        <w:autoSpaceDN/>
-        <w:spacing w:before="100" w:beforeAutospacing="1" w:after="100" w:afterAutospacing="1"/>
-        <w:textAlignment w:val="auto"/>
-        <w:rPr>
-          <w:sz w:val="22"/>
-          <w:szCs w:val="22"/>
-        </w:rPr>
-      </w:pPr>
-      <w:proofErr w:type="spellStart"/>
-      <w:r>
-        <w:rPr>
-          <w:sz w:val="22"/>
-          <w:szCs w:val="22"/>
-        </w:rPr>
-        <w:lastRenderedPageBreak/>
-        <w:t>BCrypt</w:t>
-      </w:r>
-      <w:proofErr w:type="spellEnd"/>
-      <w:r>
-        <w:rPr>
-          <w:sz w:val="22"/>
-          <w:szCs w:val="22"/>
-        </w:rPr>
-        <w:t xml:space="preserve"> (hash de contraseñas) </w:t>
-      </w:r>
-    </w:p>
-    <w:p>
-      <w:pPr>
-        <w:widowControl/>
-        <w:numPr>
-          <w:ilvl w:val="0"/>
-          <w:numId w:val="13"/>
-        </w:numPr>
-        <w:suppressAutoHyphens w:val="0"/>
-        <w:autoSpaceDN/>
-        <w:spacing w:before="100" w:beforeAutospacing="1" w:after="100" w:afterAutospacing="1"/>
-        <w:textAlignment w:val="auto"/>
-        <w:rPr>
-          <w:sz w:val="22"/>
-          <w:szCs w:val="22"/>
-        </w:rPr>
-      </w:pPr>
-      <w:r>
-        <w:rPr>
-          <w:sz w:val="22"/>
-          <w:szCs w:val="22"/>
-        </w:rPr>
-        <w:t xml:space="preserve">JWT (autenticación basada en tokens) </w:t>
-      </w:r>
+      </w:pPr>
     </w:p>
     <w:p>
       <w:pPr>
@@ -15253,13 +15305,6 @@
         </w:numPr>
         <w:ind w:left="720" w:hanging="720"/>
         <w:rPr>
-          <w:rFonts w:ascii="Times New Roman" w:hAnsi="Times New Roman" w:cs="Times New Roman"/>
-          <w:sz w:val="22"/>
-          <w:szCs w:val="22"/>
-        </w:rPr>
-      </w:pPr>
-      <w:r>
-        <w:rPr>
           <w:rStyle w:val="Strong"/>
           <w:rFonts w:ascii="Times New Roman" w:hAnsi="Times New Roman" w:cs="Times New Roman"/>
           <w:b/>
@@ -15267,24 +15312,28 @@
           <w:sz w:val="22"/>
           <w:szCs w:val="22"/>
         </w:rPr>
-        <w:t>Integraciones</w:t>
+      </w:pPr>
+      <w:r>
+        <w:rPr>
+          <w:rStyle w:val="Strong"/>
+          <w:rFonts w:ascii="Times New Roman" w:hAnsi="Times New Roman" w:cs="Times New Roman"/>
+          <w:b/>
+          <w:bCs/>
+          <w:sz w:val="22"/>
+          <w:szCs w:val="22"/>
+        </w:rPr>
+        <w:t>Seguridad</w:t>
       </w:r>
     </w:p>
     <w:p>
       <w:pPr>
         <w:pStyle w:val="NormalWeb"/>
-        <w:rPr>
-          <w:sz w:val="22"/>
-          <w:szCs w:val="22"/>
-        </w:rPr>
       </w:pPr>
       <w:r>
         <w:rPr>
           <w:rStyle w:val="Strong"/>
-          <w:sz w:val="22"/>
-          <w:szCs w:val="22"/>
-        </w:rPr>
-        <w:t>Tecnologías:</w:t>
+        </w:rPr>
+        <w:t>Lenguajes asociados:</w:t>
       </w:r>
     </w:p>
     <w:p>
@@ -15292,23 +15341,32 @@
         <w:widowControl/>
         <w:numPr>
           <w:ilvl w:val="0"/>
-          <w:numId w:val="14"/>
+          <w:numId w:val="28"/>
         </w:numPr>
         <w:suppressAutoHyphens w:val="0"/>
         <w:autoSpaceDN/>
         <w:spacing w:before="100" w:beforeAutospacing="1" w:after="100" w:afterAutospacing="1"/>
         <w:textAlignment w:val="auto"/>
-        <w:rPr>
-          <w:sz w:val="22"/>
-          <w:szCs w:val="22"/>
-        </w:rPr>
-      </w:pPr>
-      <w:r>
-        <w:rPr>
-          <w:sz w:val="22"/>
-          <w:szCs w:val="22"/>
-        </w:rPr>
-        <w:t xml:space="preserve">Correo institucional (envío de emails y notificaciones) </w:t>
+      </w:pPr>
+      <w:r>
+        <w:rPr>
+          <w:rStyle w:val="Strong"/>
+        </w:rPr>
+        <w:t>Java:</w:t>
+      </w:r>
+      <w:r>
+        <w:t xml:space="preserve"> implementación de seguridad </w:t>
+      </w:r>
+    </w:p>
+    <w:p>
+      <w:pPr>
+        <w:pStyle w:val="NormalWeb"/>
+      </w:pPr>
+      <w:r>
+        <w:rPr>
+          <w:rStyle w:val="Strong"/>
+        </w:rPr>
+        <w:t>Tecnologías:</w:t>
       </w:r>
     </w:p>
     <w:p>
@@ -15316,23 +15374,80 @@
         <w:widowControl/>
         <w:numPr>
           <w:ilvl w:val="0"/>
-          <w:numId w:val="14"/>
+          <w:numId w:val="29"/>
         </w:numPr>
         <w:suppressAutoHyphens w:val="0"/>
         <w:autoSpaceDN/>
         <w:spacing w:before="100" w:beforeAutospacing="1" w:after="100" w:afterAutospacing="1"/>
         <w:textAlignment w:val="auto"/>
-        <w:rPr>
-          <w:sz w:val="22"/>
-          <w:szCs w:val="22"/>
-        </w:rPr>
-      </w:pPr>
-      <w:r>
-        <w:rPr>
-          <w:sz w:val="22"/>
-          <w:szCs w:val="22"/>
-        </w:rPr>
-        <w:t xml:space="preserve">Google Calendar (gestión de reservas) </w:t>
+      </w:pPr>
+      <w:r>
+        <w:rPr>
+          <w:rStyle w:val="Strong"/>
+        </w:rPr>
+        <w:t>Spring Security:</w:t>
+      </w:r>
+      <w:r>
+        <w:t xml:space="preserve"> control de acceso y autenticación </w:t>
+      </w:r>
+    </w:p>
+    <w:p>
+      <w:pPr>
+        <w:widowControl/>
+        <w:numPr>
+          <w:ilvl w:val="0"/>
+          <w:numId w:val="29"/>
+        </w:numPr>
+        <w:suppressAutoHyphens w:val="0"/>
+        <w:autoSpaceDN/>
+        <w:spacing w:before="100" w:beforeAutospacing="1" w:after="100" w:afterAutospacing="1"/>
+        <w:textAlignment w:val="auto"/>
+      </w:pPr>
+      <w:proofErr w:type="spellStart"/>
+      <w:r>
+        <w:rPr>
+          <w:rStyle w:val="Strong"/>
+        </w:rPr>
+        <w:t>BCrypt</w:t>
+      </w:r>
+      <w:proofErr w:type="spellEnd"/>
+      <w:r>
+        <w:rPr>
+          <w:rStyle w:val="Strong"/>
+        </w:rPr>
+        <w:t>:</w:t>
+      </w:r>
+      <w:r>
+        <w:t xml:space="preserve"> cifrado de contraseñas </w:t>
+      </w:r>
+    </w:p>
+    <w:p>
+      <w:pPr>
+        <w:widowControl/>
+        <w:numPr>
+          <w:ilvl w:val="0"/>
+          <w:numId w:val="29"/>
+        </w:numPr>
+        <w:suppressAutoHyphens w:val="0"/>
+        <w:autoSpaceDN/>
+        <w:spacing w:before="100" w:beforeAutospacing="1" w:after="100" w:afterAutospacing="1"/>
+        <w:textAlignment w:val="auto"/>
+      </w:pPr>
+      <w:r>
+        <w:rPr>
+          <w:rStyle w:val="Strong"/>
+        </w:rPr>
+        <w:t>JWT:</w:t>
+      </w:r>
+      <w:r>
+        <w:t xml:space="preserve"> autenticación mediante tokens </w:t>
+      </w:r>
+    </w:p>
+    <w:p>
+      <w:r>
+        <w:pict w14:anchorId="6610E5F0">
+          <v:rect id="_x0000_i1025" style="width:0;height:1.5pt" o:hralign="center" o:hrstd="t" o:hr="t" fillcolor="#a0a0a0" stroked="f"/>
+        </w:pict>
       </w:r>
     </w:p>
     <w:p>
@@ -15344,13 +15459,6 @@
         </w:numPr>
         <w:ind w:left="720" w:hanging="720"/>
         <w:rPr>
-          <w:rFonts w:ascii="Times New Roman" w:hAnsi="Times New Roman" w:cs="Times New Roman"/>
-          <w:sz w:val="22"/>
-          <w:szCs w:val="22"/>
-        </w:rPr>
-      </w:pPr>
-      <w:r>
-        <w:rPr>
           <w:rStyle w:val="Strong"/>
           <w:rFonts w:ascii="Times New Roman" w:hAnsi="Times New Roman" w:cs="Times New Roman"/>
           <w:b/>
@@ -15358,24 +15466,28 @@
           <w:sz w:val="22"/>
           <w:szCs w:val="22"/>
         </w:rPr>
-        <w:t>Mantenimiento</w:t>
+      </w:pPr>
+      <w:r>
+        <w:rPr>
+          <w:rStyle w:val="Strong"/>
+          <w:rFonts w:ascii="Times New Roman" w:hAnsi="Times New Roman" w:cs="Times New Roman"/>
+          <w:b/>
+          <w:bCs/>
+          <w:sz w:val="22"/>
+          <w:szCs w:val="22"/>
+        </w:rPr>
+        <w:t>Integraciones</w:t>
       </w:r>
     </w:p>
     <w:p>
       <w:pPr>
         <w:pStyle w:val="NormalWeb"/>
-        <w:rPr>
-          <w:sz w:val="22"/>
-          <w:szCs w:val="22"/>
-        </w:rPr>
       </w:pPr>
       <w:r>
         <w:rPr>
           <w:rStyle w:val="Strong"/>
-          <w:sz w:val="22"/>
-          <w:szCs w:val="22"/>
-        </w:rPr>
-        <w:t>Herramientas de control de versiones:</w:t>
+        </w:rPr>
+        <w:t>Tecnologías:</w:t>
       </w:r>
     </w:p>
     <w:p>
@@ -15383,23 +15495,21 @@
         <w:widowControl/>
         <w:numPr>
           <w:ilvl w:val="0"/>
-          <w:numId w:val="15"/>
+          <w:numId w:val="30"/>
         </w:numPr>
         <w:suppressAutoHyphens w:val="0"/>
         <w:autoSpaceDN/>
         <w:spacing w:before="100" w:beforeAutospacing="1" w:after="100" w:afterAutospacing="1"/>
         <w:textAlignment w:val="auto"/>
-        <w:rPr>
-          <w:sz w:val="22"/>
-          <w:szCs w:val="22"/>
-        </w:rPr>
-      </w:pPr>
-      <w:r>
-        <w:rPr>
-          <w:sz w:val="22"/>
-          <w:szCs w:val="22"/>
-        </w:rPr>
-        <w:t xml:space="preserve">Git </w:t>
+      </w:pPr>
+      <w:r>
+        <w:rPr>
+          <w:rStyle w:val="Strong"/>
+        </w:rPr>
+        <w:t>Correo institucional:</w:t>
+      </w:r>
+      <w:r>
+        <w:t xml:space="preserve"> envío de notificaciones </w:t>
       </w:r>
     </w:p>
     <w:p>
@@ -15407,23 +15517,112 @@
         <w:widowControl/>
         <w:numPr>
           <w:ilvl w:val="0"/>
-          <w:numId w:val="15"/>
+          <w:numId w:val="30"/>
         </w:numPr>
         <w:suppressAutoHyphens w:val="0"/>
         <w:autoSpaceDN/>
         <w:spacing w:before="100" w:beforeAutospacing="1" w:after="100" w:afterAutospacing="1"/>
         <w:textAlignment w:val="auto"/>
-        <w:rPr>
-          <w:sz w:val="22"/>
-          <w:szCs w:val="22"/>
-        </w:rPr>
-      </w:pPr>
-      <w:r>
-        <w:rPr>
-          <w:sz w:val="22"/>
-          <w:szCs w:val="22"/>
-        </w:rPr>
-        <w:t xml:space="preserve">GitHub </w:t>
+      </w:pPr>
+      <w:r>
+        <w:rPr>
+          <w:rStyle w:val="Strong"/>
+        </w:rPr>
+        <w:t>Google Calendar:</w:t>
+      </w:r>
+      <w:r>
+        <w:t xml:space="preserve"> gestión de eventos y reservas </w:t>
+      </w:r>
+    </w:p>
+    <w:p>
+      <w:r>
+        <w:pict w14:anchorId="31522638">
+          <v:rect id="_x0000_i1026" style="width:0;height:1.5pt" o:hralign="center" o:hrstd="t" o:hr="t" fillcolor="#a0a0a0" stroked="f"/>
+        </w:pict>
+      </w:r>
+    </w:p>
+    <w:p>
+      <w:pPr>
+        <w:pStyle w:val="Heading3"/>
+        <w:numPr>
+          <w:ilvl w:val="0"/>
+          <w:numId w:val="0"/>
+        </w:numPr>
+        <w:ind w:left="720" w:hanging="720"/>
+        <w:rPr>
+          <w:rStyle w:val="Strong"/>
+          <w:rFonts w:ascii="Times New Roman" w:hAnsi="Times New Roman" w:cs="Times New Roman"/>
+          <w:b/>
+          <w:bCs/>
+          <w:sz w:val="22"/>
+          <w:szCs w:val="22"/>
+        </w:rPr>
+      </w:pPr>
+      <w:r>
+        <w:rPr>
+          <w:rStyle w:val="Strong"/>
+          <w:rFonts w:ascii="Times New Roman" w:hAnsi="Times New Roman" w:cs="Times New Roman"/>
+          <w:b/>
+          <w:bCs/>
+          <w:sz w:val="22"/>
+          <w:szCs w:val="22"/>
+        </w:rPr>
+        <w:t>Mantenimiento</w:t>
+      </w:r>
+    </w:p>
+    <w:p>
+      <w:pPr>
+        <w:pStyle w:val="NormalWeb"/>
+      </w:pPr>
+      <w:r>
+        <w:rPr>
+          <w:rStyle w:val="Strong"/>
+        </w:rPr>
+        <w:t>Herramientas de control de versiones:</w:t>
+      </w:r>
+    </w:p>
+    <w:p>
+      <w:pPr>
+        <w:widowControl/>
+        <w:numPr>
+          <w:ilvl w:val="0"/>
+          <w:numId w:val="31"/>
+        </w:numPr>
+        <w:suppressAutoHyphens w:val="0"/>
+        <w:autoSpaceDN/>
+        <w:spacing w:before="100" w:beforeAutospacing="1" w:after="100" w:afterAutospacing="1"/>
+        <w:textAlignment w:val="auto"/>
+      </w:pPr>
+      <w:r>
+        <w:rPr>
+          <w:rStyle w:val="Strong"/>
+        </w:rPr>
+        <w:t>Git:</w:t>
+      </w:r>
+      <w:r>
+        <w:t xml:space="preserve"> control de cambios en el código </w:t>
+      </w:r>
+    </w:p>
+    <w:p>
+      <w:pPr>
+        <w:widowControl/>
+        <w:numPr>
+          <w:ilvl w:val="0"/>
+          <w:numId w:val="31"/>
+        </w:numPr>
+        <w:suppressAutoHyphens w:val="0"/>
+        <w:autoSpaceDN/>
+        <w:spacing w:before="100" w:beforeAutospacing="1" w:after="100" w:afterAutospacing="1"/>
+        <w:textAlignment w:val="auto"/>
+      </w:pPr>
+      <w:r>
+        <w:rPr>
+          <w:rStyle w:val="Strong"/>
+        </w:rPr>
+        <w:t>GitHub:</w:t>
+      </w:r>
+      <w:r>
+        <w:t xml:space="preserve"> almacenamiento y colaboración del proyecto</w:t>
       </w:r>
     </w:p>
     <w:p>
@@ -15438,7 +15637,6 @@
           <w:kern w:val="0"/>
           <w:sz w:val="22"/>
           <w:szCs w:val="22"/>
-          <w:lang w:val="es-CO"/>
         </w:rPr>
       </w:pPr>
     </w:p>
@@ -15472,7 +15670,7 @@
         </w:rPr>
         <w:t>.</w:t>
       </w:r>
-      <w:bookmarkEnd w:id="39"/>
+      <w:bookmarkEnd w:id="37"/>
     </w:p>
     <w:p>
       <w:pPr>
@@ -16051,6 +16249,304 @@
 <file path=word/numbering.xml><?xml version="1.0" encoding="utf-8"?>
 <w:numbering xmlns:wpc="http://schemas.microsoft.com/office/word/2010/wordprocessingCanvas" xmlns:cx="http://schemas.microsoft.com/office/drawing/2014/chartex" xmlns:cx1="http://schemas.microsoft.com/office/drawing/2015/9/8/chartex" xmlns:cx2="http://schemas.microsoft.com/office/drawing/2015/10/21/chartex" xmlns:cx3="http://schemas.microsoft.com/office/drawing/2016/5/9/chartex" xmlns:cx4="http://schemas.microsoft.com/office/drawing/2016/5/10/chartex" xmlns:cx5="http://schemas.microsoft.com/office/drawing/2016/5/11/chartex" xmlns:cx6="http://schemas.microsoft.com/office/drawing/2016/5/12/chartex" xmlns:cx7="http://schemas.microsoft.com/office/drawing/2016/5/13/chartex" xmlns:cx8="http://schemas.microsoft.com/office/drawing/2016/5/14/chartex" xmlns:mc="http://schemas.openxmlformats.org/markup-compatibility/2006" xmlns:aink="http://schemas.microsoft.com/office/drawing/2016/ink" xmlns:am3d="http://schemas.microsoft.com/office/drawing/2017/model3d" xmlns:o="urn:schemas-microsoft-com:office:office" xmlns:r="http://schemas.openxmlformats.org/officeDocument/2006/relationships" xmlns:m="http://schemas.openxmlformats.org/officeDocument/2006/math" xmlns:v="urn:schemas-microsoft-com:vml" xmlns:wp14="http://schemas.microsoft.com/office/word/2010/wordprocessingDrawing" xmlns:wp="http://schemas.openxmlformats.org/drawingml/2006/wordprocessingDrawing" xmlns:w10="urn:schemas-microsoft-com:office:word" xmlns:w="http://schemas.openxmlformats.org/wordprocessingml/2006/main" xmlns:w14="http://schemas.microsoft.com/office/word/2010/wordml" xmlns:w15="http://schemas.microsoft.com/office/word/2012/wordml" xmlns:w16cex="http://schemas.microsoft.com/office/word/2018/wordml/cex" xmlns:w16cid="http://schemas.microsoft.com/office/word/2016/wordml/cid" xmlns:w16="http://schemas.microsoft.com/office/word/2018/wordml" xmlns:w16sdtdh="http://schemas.microsoft.com/office/word/2020/wordml/sdtdatahash" xmlns:w16se="http://schemas.microsoft.com/office/word/2015/wordml/symex" xmlns:wpg="http://schemas.microsoft.com/office/word/2010/wordprocessingGroup" xmlns:wpi="http://schemas.microsoft.com/office/word/2010/wordprocessingInk" xmlns:wne="http://schemas.microsoft.com/office/word/2006/wordml" xmlns:wps="http://schemas.microsoft.com/office/word/2010/wordprocessingShape" mc:Ignorable="w14 w15 w16se w16cid w16 w16cex w16sdtdh wp14">
   <w:abstractNum w:abstractNumId="0" w15:restartNumberingAfterBreak="0">
+    <w:nsid w:val="0E2D06F8"/>
+    <w:multiLevelType w:val="multilevel"/>
+    <w:tmpl w:val="F63AAC9E"/>
+    <w:lvl w:ilvl="0">
+      <w:start w:val="1"/>
+      <w:numFmt w:val="bullet"/>
+      <w:lvlText w:val=""/>
+      <w:lvlJc w:val="left"/>
+      <w:pPr>
+        <w:tabs>
+          <w:tab w:val="num" w:pos="720"/>
+        </w:tabs>
+        <w:ind w:left="720" w:hanging="360"/>
+      </w:pPr>
+      <w:rPr>
+        <w:rFonts w:ascii="Symbol" w:hAnsi="Symbol" w:hint="default"/>
+        <w:sz w:val="20"/>
+      </w:rPr>
+    </w:lvl>
+    <w:lvl w:ilvl="1" w:tentative="1">
+      <w:start w:val="1"/>
+      <w:numFmt w:val="bullet"/>
+      <w:lvlText w:val="o"/>
+      <w:lvlJc w:val="left"/>
+      <w:pPr>
+        <w:tabs>
+          <w:tab w:val="num" w:pos="1440"/>
+        </w:tabs>
+        <w:ind w:left="1440" w:hanging="360"/>
+      </w:pPr>
+      <w:rPr>
+        <w:rFonts w:ascii="Courier New" w:hAnsi="Courier New" w:hint="default"/>
+        <w:sz w:val="20"/>
+      </w:rPr>
+    </w:lvl>
+    <w:lvl w:ilvl="2" w:tentative="1">
+      <w:start w:val="1"/>
+      <w:numFmt w:val="bullet"/>
+      <w:lvlText w:val=""/>
+      <w:lvlJc w:val="left"/>
+      <w:pPr>
+        <w:tabs>
+          <w:tab w:val="num" w:pos="2160"/>
+        </w:tabs>
+        <w:ind w:left="2160" w:hanging="360"/>
+      </w:pPr>
+      <w:rPr>
+        <w:rFonts w:ascii="Wingdings" w:hAnsi="Wingdings" w:hint="default"/>
+        <w:sz w:val="20"/>
+      </w:rPr>
+    </w:lvl>
+    <w:lvl w:ilvl="3" w:tentative="1">
+      <w:start w:val="1"/>
+      <w:numFmt w:val="bullet"/>
+      <w:lvlText w:val=""/>
+      <w:lvlJc w:val="left"/>
+      <w:pPr>
+        <w:tabs>
+          <w:tab w:val="num" w:pos="2880"/>
+        </w:tabs>
+        <w:ind w:left="2880" w:hanging="360"/>
+      </w:pPr>
+      <w:rPr>
+        <w:rFonts w:ascii="Wingdings" w:hAnsi="Wingdings" w:hint="default"/>
+        <w:sz w:val="20"/>
+      </w:rPr>
+    </w:lvl>
+    <w:lvl w:ilvl="4" w:tentative="1">
+      <w:start w:val="1"/>
+      <w:numFmt w:val="bullet"/>
+      <w:lvlText w:val=""/>
+      <w:lvlJc w:val="left"/>
+      <w:pPr>
+        <w:tabs>
+          <w:tab w:val="num" w:pos="3600"/>
+        </w:tabs>
+        <w:ind w:left="3600" w:hanging="360"/>
+      </w:pPr>
+      <w:rPr>
+        <w:rFonts w:ascii="Wingdings" w:hAnsi="Wingdings" w:hint="default"/>
+        <w:sz w:val="20"/>
+      </w:rPr>
+    </w:lvl>
+    <w:lvl w:ilvl="5" w:tentative="1">
+      <w:start w:val="1"/>
+      <w:numFmt w:val="bullet"/>
+      <w:lvlText w:val=""/>
+      <w:lvlJc w:val="left"/>
+      <w:pPr>
+        <w:tabs>
+          <w:tab w:val="num" w:pos="4320"/>
+        </w:tabs>
+        <w:ind w:left="4320" w:hanging="360"/>
+      </w:pPr>
+      <w:rPr>
+        <w:rFonts w:ascii="Wingdings" w:hAnsi="Wingdings" w:hint="default"/>
+        <w:sz w:val="20"/>
+      </w:rPr>
+    </w:lvl>
+    <w:lvl w:ilvl="6" w:tentative="1">
+      <w:start w:val="1"/>
+      <w:numFmt w:val="bullet"/>
+      <w:lvlText w:val=""/>
+      <w:lvlJc w:val="left"/>
+      <w:pPr>
+        <w:tabs>
+          <w:tab w:val="num" w:pos="5040"/>
+        </w:tabs>
+        <w:ind w:left="5040" w:hanging="360"/>
+      </w:pPr>
+      <w:rPr>
+        <w:rFonts w:ascii="Wingdings" w:hAnsi="Wingdings" w:hint="default"/>
+        <w:sz w:val="20"/>
+      </w:rPr>
+    </w:lvl>
+    <w:lvl w:ilvl="7" w:tentative="1">
+      <w:start w:val="1"/>
+      <w:numFmt w:val="bullet"/>
+      <w:lvlText w:val=""/>
+      <w:lvlJc w:val="left"/>
+      <w:pPr>
+        <w:tabs>
+          <w:tab w:val="num" w:pos="5760"/>
+        </w:tabs>
+        <w:ind w:left="5760" w:hanging="360"/>
+      </w:pPr>
+      <w:rPr>
+        <w:rFonts w:ascii="Wingdings" w:hAnsi="Wingdings" w:hint="default"/>
+        <w:sz w:val="20"/>
+      </w:rPr>
+    </w:lvl>
+    <w:lvl w:ilvl="8" w:tentative="1">
+      <w:start w:val="1"/>
+      <w:numFmt w:val="bullet"/>
+      <w:lvlText w:val=""/>
+      <w:lvlJc w:val="left"/>
+      <w:pPr>
+        <w:tabs>
+          <w:tab w:val="num" w:pos="6480"/>
+        </w:tabs>
+        <w:ind w:left="6480" w:hanging="360"/>
+      </w:pPr>
+      <w:rPr>
+        <w:rFonts w:ascii="Wingdings" w:hAnsi="Wingdings" w:hint="default"/>
+        <w:sz w:val="20"/>
+      </w:rPr>
+    </w:lvl>
+  </w:abstractNum>
+  <w:abstractNum w:abstractNumId="1" w15:restartNumberingAfterBreak="0">
+    <w:nsid w:val="10FF304A"/>
+    <w:multiLevelType w:val="multilevel"/>
+    <w:tmpl w:val="69C2AFEE"/>
+    <w:lvl w:ilvl="0">
+      <w:start w:val="1"/>
+      <w:numFmt w:val="bullet"/>
+      <w:lvlText w:val=""/>
+      <w:lvlJc w:val="left"/>
+      <w:pPr>
+        <w:tabs>
+          <w:tab w:val="num" w:pos="720"/>
+        </w:tabs>
+        <w:ind w:left="720" w:hanging="360"/>
+      </w:pPr>
+      <w:rPr>
+        <w:rFonts w:ascii="Symbol" w:hAnsi="Symbol" w:hint="default"/>
+        <w:sz w:val="20"/>
+      </w:rPr>
+    </w:lvl>
+    <w:lvl w:ilvl="1" w:tentative="1">
+      <w:start w:val="1"/>
+      <w:numFmt w:val="bullet"/>
+      <w:lvlText w:val="o"/>
+      <w:lvlJc w:val="left"/>
+      <w:pPr>
+        <w:tabs>
+          <w:tab w:val="num" w:pos="1440"/>
+        </w:tabs>
+        <w:ind w:left="1440" w:hanging="360"/>
+      </w:pPr>
+      <w:rPr>
+        <w:rFonts w:ascii="Courier New" w:hAnsi="Courier New" w:hint="default"/>
+        <w:sz w:val="20"/>
+      </w:rPr>
+    </w:lvl>
+    <w:lvl w:ilvl="2" w:tentative="1">
+      <w:start w:val="1"/>
+      <w:numFmt w:val="bullet"/>
+      <w:lvlText w:val=""/>
+      <w:lvlJc w:val="left"/>
+      <w:pPr>
+        <w:tabs>
+          <w:tab w:val="num" w:pos="2160"/>
+        </w:tabs>
+        <w:ind w:left="2160" w:hanging="360"/>
+      </w:pPr>
+      <w:rPr>
+        <w:rFonts w:ascii="Wingdings" w:hAnsi="Wingdings" w:hint="default"/>
+        <w:sz w:val="20"/>
+      </w:rPr>
+    </w:lvl>
+    <w:lvl w:ilvl="3" w:tentative="1">
+      <w:start w:val="1"/>
+      <w:numFmt w:val="bullet"/>
+      <w:lvlText w:val=""/>
+      <w:lvlJc w:val="left"/>
+      <w:pPr>
+        <w:tabs>
+          <w:tab w:val="num" w:pos="2880"/>
+        </w:tabs>
+        <w:ind w:left="2880" w:hanging="360"/>
+      </w:pPr>
+      <w:rPr>
+        <w:rFonts w:ascii="Wingdings" w:hAnsi="Wingdings" w:hint="default"/>
+        <w:sz w:val="20"/>
+      </w:rPr>
+    </w:lvl>
+    <w:lvl w:ilvl="4" w:tentative="1">
+      <w:start w:val="1"/>
+      <w:numFmt w:val="bullet"/>
+      <w:lvlText w:val=""/>
+      <w:lvlJc w:val="left"/>
+      <w:pPr>
+        <w:tabs>
+          <w:tab w:val="num" w:pos="3600"/>
+        </w:tabs>
+        <w:ind w:left="3600" w:hanging="360"/>
+      </w:pPr>
+      <w:rPr>
+        <w:rFonts w:ascii="Wingdings" w:hAnsi="Wingdings" w:hint="default"/>
+        <w:sz w:val="20"/>
+      </w:rPr>
+    </w:lvl>
+    <w:lvl w:ilvl="5" w:tentative="1">
+      <w:start w:val="1"/>
+      <w:numFmt w:val="bullet"/>
+      <w:lvlText w:val=""/>
+      <w:lvlJc w:val="left"/>
+      <w:pPr>
+        <w:tabs>
+          <w:tab w:val="num" w:pos="4320"/>
+        </w:tabs>
+        <w:ind w:left="4320" w:hanging="360"/>
+      </w:pPr>
+      <w:rPr>
+        <w:rFonts w:ascii="Wingdings" w:hAnsi="Wingdings" w:hint="default"/>
+        <w:sz w:val="20"/>
+      </w:rPr>
+    </w:lvl>
+    <w:lvl w:ilvl="6" w:tentative="1">
+      <w:start w:val="1"/>
+      <w:numFmt w:val="bullet"/>
+      <w:lvlText w:val=""/>
+      <w:lvlJc w:val="left"/>
+      <w:pPr>
+        <w:tabs>
+          <w:tab w:val="num" w:pos="5040"/>
+        </w:tabs>
+        <w:ind w:left="5040" w:hanging="360"/>
+      </w:pPr>
+      <w:rPr>
+        <w:rFonts w:ascii="Wingdings" w:hAnsi="Wingdings" w:hint="default"/>
+        <w:sz w:val="20"/>
+      </w:rPr>
+    </w:lvl>
+    <w:lvl w:ilvl="7" w:tentative="1">
+      <w:start w:val="1"/>
+      <w:numFmt w:val="bullet"/>
+      <w:lvlText w:val=""/>
+      <w:lvlJc w:val="left"/>
+      <w:pPr>
+        <w:tabs>
+          <w:tab w:val="num" w:pos="5760"/>
+        </w:tabs>
+        <w:ind w:left="5760" w:hanging="360"/>
+      </w:pPr>
+      <w:rPr>
+        <w:rFonts w:ascii="Wingdings" w:hAnsi="Wingdings" w:hint="default"/>
+        <w:sz w:val="20"/>
+      </w:rPr>
+    </w:lvl>
+    <w:lvl w:ilvl="8" w:tentative="1">
+      <w:start w:val="1"/>
+      <w:numFmt w:val="bullet"/>
+      <w:lvlText w:val=""/>
+      <w:lvlJc w:val="left"/>
+      <w:pPr>
+        <w:tabs>
+          <w:tab w:val="num" w:pos="6480"/>
+        </w:tabs>
+        <w:ind w:left="6480" w:hanging="360"/>
+      </w:pPr>
+      <w:rPr>
+        <w:rFonts w:ascii="Wingdings" w:hAnsi="Wingdings" w:hint="default"/>
+        <w:sz w:val="20"/>
+      </w:rPr>
+    </w:lvl>
+  </w:abstractNum>
+  <w:abstractNum w:abstractNumId="2" w15:restartNumberingAfterBreak="0">
     <w:nsid w:val="18313974"/>
     <w:multiLevelType w:val="multilevel"/>
     <w:tmpl w:val="F370D2CA"/>
@@ -16199,7 +16695,156 @@
       </w:rPr>
     </w:lvl>
   </w:abstractNum>
-  <w:abstractNum w:abstractNumId="1" w15:restartNumberingAfterBreak="0">
+  <w:abstractNum w:abstractNumId="3" w15:restartNumberingAfterBreak="0">
+    <w:nsid w:val="20D42D92"/>
+    <w:multiLevelType w:val="multilevel"/>
+    <w:tmpl w:val="E262712A"/>
+    <w:lvl w:ilvl="0">
+      <w:start w:val="1"/>
+      <w:numFmt w:val="bullet"/>
+      <w:lvlText w:val=""/>
+      <w:lvlJc w:val="left"/>
+      <w:pPr>
+        <w:tabs>
+          <w:tab w:val="num" w:pos="720"/>
+        </w:tabs>
+        <w:ind w:left="720" w:hanging="360"/>
+      </w:pPr>
+      <w:rPr>
+        <w:rFonts w:ascii="Symbol" w:hAnsi="Symbol" w:hint="default"/>
+        <w:sz w:val="20"/>
+      </w:rPr>
+    </w:lvl>
+    <w:lvl w:ilvl="1" w:tentative="1">
+      <w:start w:val="1"/>
+      <w:numFmt w:val="bullet"/>
+      <w:lvlText w:val="o"/>
+      <w:lvlJc w:val="left"/>
+      <w:pPr>
+        <w:tabs>
+          <w:tab w:val="num" w:pos="1440"/>
+        </w:tabs>
+        <w:ind w:left="1440" w:hanging="360"/>
+      </w:pPr>
+      <w:rPr>
+        <w:rFonts w:ascii="Courier New" w:hAnsi="Courier New" w:hint="default"/>
+        <w:sz w:val="20"/>
+      </w:rPr>
+    </w:lvl>
+    <w:lvl w:ilvl="2" w:tentative="1">
+      <w:start w:val="1"/>
+      <w:numFmt w:val="bullet"/>
+      <w:lvlText w:val=""/>
+      <w:lvlJc w:val="left"/>
+      <w:pPr>
+        <w:tabs>
+          <w:tab w:val="num" w:pos="2160"/>
+        </w:tabs>
+        <w:ind w:left="2160" w:hanging="360"/>
+      </w:pPr>
+      <w:rPr>
+        <w:rFonts w:ascii="Wingdings" w:hAnsi="Wingdings" w:hint="default"/>
+        <w:sz w:val="20"/>
+      </w:rPr>
+    </w:lvl>
+    <w:lvl w:ilvl="3" w:tentative="1">
+      <w:start w:val="1"/>
+      <w:numFmt w:val="bullet"/>
+      <w:lvlText w:val=""/>
+      <w:lvlJc w:val="left"/>
+      <w:pPr>
+        <w:tabs>
+          <w:tab w:val="num" w:pos="2880"/>
+        </w:tabs>
+        <w:ind w:left="2880" w:hanging="360"/>
+      </w:pPr>
+      <w:rPr>
+        <w:rFonts w:ascii="Wingdings" w:hAnsi="Wingdings" w:hint="default"/>
+        <w:sz w:val="20"/>
+      </w:rPr>
+    </w:lvl>
+    <w:lvl w:ilvl="4" w:tentative="1">
+      <w:start w:val="1"/>
+      <w:numFmt w:val="bullet"/>
+      <w:lvlText w:val=""/>
+      <w:lvlJc w:val="left"/>
+      <w:pPr>
+        <w:tabs>
+          <w:tab w:val="num" w:pos="3600"/>
+        </w:tabs>
+        <w:ind w:left="3600" w:hanging="360"/>
+      </w:pPr>
+      <w:rPr>
+        <w:rFonts w:ascii="Wingdings" w:hAnsi="Wingdings" w:hint="default"/>
+        <w:sz w:val="20"/>
+      </w:rPr>
+    </w:lvl>
+    <w:lvl w:ilvl="5" w:tentative="1">
+      <w:start w:val="1"/>
+      <w:numFmt w:val="bullet"/>
+      <w:lvlText w:val=""/>
+      <w:lvlJc w:val="left"/>
+      <w:pPr>
+        <w:tabs>
+          <w:tab w:val="num" w:pos="4320"/>
+        </w:tabs>
+        <w:ind w:left="4320" w:hanging="360"/>
+      </w:pPr>
+      <w:rPr>
+        <w:rFonts w:ascii="Wingdings" w:hAnsi="Wingdings" w:hint="default"/>
+        <w:sz w:val="20"/>
+      </w:rPr>
+    </w:lvl>
+    <w:lvl w:ilvl="6" w:tentative="1">
+      <w:start w:val="1"/>
+      <w:numFmt w:val="bullet"/>
+      <w:lvlText w:val=""/>
+      <w:lvlJc w:val="left"/>
+      <w:pPr>
+        <w:tabs>
+          <w:tab w:val="num" w:pos="5040"/>
+        </w:tabs>
+        <w:ind w:left="5040" w:hanging="360"/>
+      </w:pPr>
+      <w:rPr>
+        <w:rFonts w:ascii="Wingdings" w:hAnsi="Wingdings" w:hint="default"/>
+        <w:sz w:val="20"/>
+      </w:rPr>
+    </w:lvl>
+    <w:lvl w:ilvl="7" w:tentative="1">
+      <w:start w:val="1"/>
+      <w:numFmt w:val="bullet"/>
+      <w:lvlText w:val=""/>
+      <w:lvlJc w:val="left"/>
+      <w:pPr>
+        <w:tabs>
+          <w:tab w:val="num" w:pos="5760"/>
+        </w:tabs>
+        <w:ind w:left="5760" w:hanging="360"/>
+      </w:pPr>
+      <w:rPr>
+        <w:rFonts w:ascii="Wingdings" w:hAnsi="Wingdings" w:hint="default"/>
+        <w:sz w:val="20"/>
+      </w:rPr>
+    </w:lvl>
+    <w:lvl w:ilvl="8" w:tentative="1">
+      <w:start w:val="1"/>
+      <w:numFmt w:val="bullet"/>
+      <w:lvlText w:val=""/>
+      <w:lvlJc w:val="left"/>
+      <w:pPr>
+        <w:tabs>
+          <w:tab w:val="num" w:pos="6480"/>
+        </w:tabs>
+        <w:ind w:left="6480" w:hanging="360"/>
+      </w:pPr>
+      <w:rPr>
+        <w:rFonts w:ascii="Wingdings" w:hAnsi="Wingdings" w:hint="default"/>
+        <w:sz w:val="20"/>
+      </w:rPr>
+    </w:lvl>
+  </w:abstractNum>
+  <w:abstractNum w:abstractNumId="4" w15:restartNumberingAfterBreak="0">
     <w:nsid w:val="24F515C3"/>
     <w:multiLevelType w:val="hybridMultilevel"/>
     <w:tmpl w:val="014883E0"/>
@@ -16312,7 +16957,156 @@
       </w:rPr>
     </w:lvl>
   </w:abstractNum>
-  <w:abstractNum w:abstractNumId="2" w15:restartNumberingAfterBreak="0">
+  <w:abstractNum w:abstractNumId="5" w15:restartNumberingAfterBreak="0">
+    <w:nsid w:val="2BA34E8B"/>
+    <w:multiLevelType w:val="multilevel"/>
+    <w:tmpl w:val="E4D8F568"/>
+    <w:lvl w:ilvl="0">
+      <w:start w:val="1"/>
+      <w:numFmt w:val="bullet"/>
+      <w:lvlText w:val=""/>
+      <w:lvlJc w:val="left"/>
+      <w:pPr>
+        <w:tabs>
+          <w:tab w:val="num" w:pos="720"/>
+        </w:tabs>
+        <w:ind w:left="720" w:hanging="360"/>
+      </w:pPr>
+      <w:rPr>
+        <w:rFonts w:ascii="Symbol" w:hAnsi="Symbol" w:hint="default"/>
+        <w:sz w:val="20"/>
+      </w:rPr>
+    </w:lvl>
+    <w:lvl w:ilvl="1" w:tentative="1">
+      <w:start w:val="1"/>
+      <w:numFmt w:val="bullet"/>
+      <w:lvlText w:val="o"/>
+      <w:lvlJc w:val="left"/>
+      <w:pPr>
+        <w:tabs>
+          <w:tab w:val="num" w:pos="1440"/>
+        </w:tabs>
+        <w:ind w:left="1440" w:hanging="360"/>
+      </w:pPr>
+      <w:rPr>
+        <w:rFonts w:ascii="Courier New" w:hAnsi="Courier New" w:hint="default"/>
+        <w:sz w:val="20"/>
+      </w:rPr>
+    </w:lvl>
+    <w:lvl w:ilvl="2" w:tentative="1">
+      <w:start w:val="1"/>
+      <w:numFmt w:val="bullet"/>
+      <w:lvlText w:val=""/>
+      <w:lvlJc w:val="left"/>
+      <w:pPr>
+        <w:tabs>
+          <w:tab w:val="num" w:pos="2160"/>
+        </w:tabs>
+        <w:ind w:left="2160" w:hanging="360"/>
+      </w:pPr>
+      <w:rPr>
+        <w:rFonts w:ascii="Wingdings" w:hAnsi="Wingdings" w:hint="default"/>
+        <w:sz w:val="20"/>
+      </w:rPr>
+    </w:lvl>
+    <w:lvl w:ilvl="3" w:tentative="1">
+      <w:start w:val="1"/>
+      <w:numFmt w:val="bullet"/>
+      <w:lvlText w:val=""/>
+      <w:lvlJc w:val="left"/>
+      <w:pPr>
+        <w:tabs>
+          <w:tab w:val="num" w:pos="2880"/>
+        </w:tabs>
+        <w:ind w:left="2880" w:hanging="360"/>
+      </w:pPr>
+      <w:rPr>
+        <w:rFonts w:ascii="Wingdings" w:hAnsi="Wingdings" w:hint="default"/>
+        <w:sz w:val="20"/>
+      </w:rPr>
+    </w:lvl>
+    <w:lvl w:ilvl="4" w:tentative="1">
+      <w:start w:val="1"/>
+      <w:numFmt w:val="bullet"/>
+      <w:lvlText w:val=""/>
+      <w:lvlJc w:val="left"/>
+      <w:pPr>
+        <w:tabs>
+          <w:tab w:val="num" w:pos="3600"/>
+        </w:tabs>
+        <w:ind w:left="3600" w:hanging="360"/>
+      </w:pPr>
+      <w:rPr>
+        <w:rFonts w:ascii="Wingdings" w:hAnsi="Wingdings" w:hint="default"/>
+        <w:sz w:val="20"/>
+      </w:rPr>
+    </w:lvl>
+    <w:lvl w:ilvl="5" w:tentative="1">
+      <w:start w:val="1"/>
+      <w:numFmt w:val="bullet"/>
+      <w:lvlText w:val=""/>
+      <w:lvlJc w:val="left"/>
+      <w:pPr>
+        <w:tabs>
+          <w:tab w:val="num" w:pos="4320"/>
+        </w:tabs>
+        <w:ind w:left="4320" w:hanging="360"/>
+      </w:pPr>
+      <w:rPr>
+        <w:rFonts w:ascii="Wingdings" w:hAnsi="Wingdings" w:hint="default"/>
+        <w:sz w:val="20"/>
+      </w:rPr>
+    </w:lvl>
+    <w:lvl w:ilvl="6" w:tentative="1">
+      <w:start w:val="1"/>
+      <w:numFmt w:val="bullet"/>
+      <w:lvlText w:val=""/>
+      <w:lvlJc w:val="left"/>
+      <w:pPr>
+        <w:tabs>
+          <w:tab w:val="num" w:pos="5040"/>
+        </w:tabs>
+        <w:ind w:left="5040" w:hanging="360"/>
+      </w:pPr>
+      <w:rPr>
+        <w:rFonts w:ascii="Wingdings" w:hAnsi="Wingdings" w:hint="default"/>
+        <w:sz w:val="20"/>
+      </w:rPr>
+    </w:lvl>
+    <w:lvl w:ilvl="7" w:tentative="1">
+      <w:start w:val="1"/>
+      <w:numFmt w:val="bullet"/>
+      <w:lvlText w:val=""/>
+      <w:lvlJc w:val="left"/>
+      <w:pPr>
+        <w:tabs>
+          <w:tab w:val="num" w:pos="5760"/>
+        </w:tabs>
+        <w:ind w:left="5760" w:hanging="360"/>
+      </w:pPr>
+      <w:rPr>
+        <w:rFonts w:ascii="Wingdings" w:hAnsi="Wingdings" w:hint="default"/>
+        <w:sz w:val="20"/>
+      </w:rPr>
+    </w:lvl>
+    <w:lvl w:ilvl="8" w:tentative="1">
+      <w:start w:val="1"/>
+      <w:numFmt w:val="bullet"/>
+      <w:lvlText w:val=""/>
+      <w:lvlJc w:val="left"/>
+      <w:pPr>
+        <w:tabs>
+          <w:tab w:val="num" w:pos="6480"/>
+        </w:tabs>
+        <w:ind w:left="6480" w:hanging="360"/>
+      </w:pPr>
+      <w:rPr>
+        <w:rFonts w:ascii="Wingdings" w:hAnsi="Wingdings" w:hint="default"/>
+        <w:sz w:val="20"/>
+      </w:rPr>
+    </w:lvl>
+  </w:abstractNum>
+  <w:abstractNum w:abstractNumId="6" w15:restartNumberingAfterBreak="0">
     <w:nsid w:val="2BB4485B"/>
     <w:multiLevelType w:val="multilevel"/>
     <w:tmpl w:val="F370D2CA"/>
@@ -16461,7 +17255,156 @@
       </w:rPr>
     </w:lvl>
   </w:abstractNum>
-  <w:abstractNum w:abstractNumId="3" w15:restartNumberingAfterBreak="0">
+  <w:abstractNum w:abstractNumId="7" w15:restartNumberingAfterBreak="0">
+    <w:nsid w:val="33795D81"/>
+    <w:multiLevelType w:val="multilevel"/>
+    <w:tmpl w:val="C62C13DA"/>
+    <w:lvl w:ilvl="0">
+      <w:start w:val="1"/>
+      <w:numFmt w:val="bullet"/>
+      <w:lvlText w:val=""/>
+      <w:lvlJc w:val="left"/>
+      <w:pPr>
+        <w:tabs>
+          <w:tab w:val="num" w:pos="720"/>
+        </w:tabs>
+        <w:ind w:left="720" w:hanging="360"/>
+      </w:pPr>
+      <w:rPr>
+        <w:rFonts w:ascii="Symbol" w:hAnsi="Symbol" w:hint="default"/>
+        <w:sz w:val="20"/>
+      </w:rPr>
+    </w:lvl>
+    <w:lvl w:ilvl="1" w:tentative="1">
+      <w:start w:val="1"/>
+      <w:numFmt w:val="bullet"/>
+      <w:lvlText w:val="o"/>
+      <w:lvlJc w:val="left"/>
+      <w:pPr>
+        <w:tabs>
+          <w:tab w:val="num" w:pos="1440"/>
+        </w:tabs>
+        <w:ind w:left="1440" w:hanging="360"/>
+      </w:pPr>
+      <w:rPr>
+        <w:rFonts w:ascii="Courier New" w:hAnsi="Courier New" w:hint="default"/>
+        <w:sz w:val="20"/>
+      </w:rPr>
+    </w:lvl>
+    <w:lvl w:ilvl="2" w:tentative="1">
+      <w:start w:val="1"/>
+      <w:numFmt w:val="bullet"/>
+      <w:lvlText w:val=""/>
+      <w:lvlJc w:val="left"/>
+      <w:pPr>
+        <w:tabs>
+          <w:tab w:val="num" w:pos="2160"/>
+        </w:tabs>
+        <w:ind w:left="2160" w:hanging="360"/>
+      </w:pPr>
+      <w:rPr>
+        <w:rFonts w:ascii="Wingdings" w:hAnsi="Wingdings" w:hint="default"/>
+        <w:sz w:val="20"/>
+      </w:rPr>
+    </w:lvl>
+    <w:lvl w:ilvl="3" w:tentative="1">
+      <w:start w:val="1"/>
+      <w:numFmt w:val="bullet"/>
+      <w:lvlText w:val=""/>
+      <w:lvlJc w:val="left"/>
+      <w:pPr>
+        <w:tabs>
+          <w:tab w:val="num" w:pos="2880"/>
+        </w:tabs>
+        <w:ind w:left="2880" w:hanging="360"/>
+      </w:pPr>
+      <w:rPr>
+        <w:rFonts w:ascii="Wingdings" w:hAnsi="Wingdings" w:hint="default"/>
+        <w:sz w:val="20"/>
+      </w:rPr>
+    </w:lvl>
+    <w:lvl w:ilvl="4" w:tentative="1">
+      <w:start w:val="1"/>
+      <w:numFmt w:val="bullet"/>
+      <w:lvlText w:val=""/>
+      <w:lvlJc w:val="left"/>
+      <w:pPr>
+        <w:tabs>
+          <w:tab w:val="num" w:pos="3600"/>
+        </w:tabs>
+        <w:ind w:left="3600" w:hanging="360"/>
+      </w:pPr>
+      <w:rPr>
+        <w:rFonts w:ascii="Wingdings" w:hAnsi="Wingdings" w:hint="default"/>
+        <w:sz w:val="20"/>
+      </w:rPr>
+    </w:lvl>
+    <w:lvl w:ilvl="5" w:tentative="1">
+      <w:start w:val="1"/>
+      <w:numFmt w:val="bullet"/>
+      <w:lvlText w:val=""/>
+      <w:lvlJc w:val="left"/>
+      <w:pPr>
+        <w:tabs>
+          <w:tab w:val="num" w:pos="4320"/>
+        </w:tabs>
+        <w:ind w:left="4320" w:hanging="360"/>
+      </w:pPr>
+      <w:rPr>
+        <w:rFonts w:ascii="Wingdings" w:hAnsi="Wingdings" w:hint="default"/>
+        <w:sz w:val="20"/>
+      </w:rPr>
+    </w:lvl>
+    <w:lvl w:ilvl="6" w:tentative="1">
+      <w:start w:val="1"/>
+      <w:numFmt w:val="bullet"/>
+      <w:lvlText w:val=""/>
+      <w:lvlJc w:val="left"/>
+      <w:pPr>
+        <w:tabs>
+          <w:tab w:val="num" w:pos="5040"/>
+        </w:tabs>
+        <w:ind w:left="5040" w:hanging="360"/>
+      </w:pPr>
+      <w:rPr>
+        <w:rFonts w:ascii="Wingdings" w:hAnsi="Wingdings" w:hint="default"/>
+        <w:sz w:val="20"/>
+      </w:rPr>
+    </w:lvl>
+    <w:lvl w:ilvl="7" w:tentative="1">
+      <w:start w:val="1"/>
+      <w:numFmt w:val="bullet"/>
+      <w:lvlText w:val=""/>
+      <w:lvlJc w:val="left"/>
+      <w:pPr>
+        <w:tabs>
+          <w:tab w:val="num" w:pos="5760"/>
+        </w:tabs>
+        <w:ind w:left="5760" w:hanging="360"/>
+      </w:pPr>
+      <w:rPr>
+        <w:rFonts w:ascii="Wingdings" w:hAnsi="Wingdings" w:hint="default"/>
+        <w:sz w:val="20"/>
+      </w:rPr>
+    </w:lvl>
+    <w:lvl w:ilvl="8" w:tentative="1">
+      <w:start w:val="1"/>
+      <w:numFmt w:val="bullet"/>
+      <w:lvlText w:val=""/>
+      <w:lvlJc w:val="left"/>
+      <w:pPr>
+        <w:tabs>
+          <w:tab w:val="num" w:pos="6480"/>
+        </w:tabs>
+        <w:ind w:left="6480" w:hanging="360"/>
+      </w:pPr>
+      <w:rPr>
+        <w:rFonts w:ascii="Wingdings" w:hAnsi="Wingdings" w:hint="default"/>
+        <w:sz w:val="20"/>
+      </w:rPr>
+    </w:lvl>
+  </w:abstractNum>
+  <w:abstractNum w:abstractNumId="8" w15:restartNumberingAfterBreak="0">
     <w:nsid w:val="41EB1250"/>
     <w:multiLevelType w:val="multilevel"/>
     <w:tmpl w:val="F370D2CA"/>
@@ -16610,7 +17553,7 @@
       </w:rPr>
     </w:lvl>
   </w:abstractNum>
-  <w:abstractNum w:abstractNumId="4" w15:restartNumberingAfterBreak="0">
+  <w:abstractNum w:abstractNumId="9" w15:restartNumberingAfterBreak="0">
     <w:nsid w:val="42BE401D"/>
     <w:multiLevelType w:val="multilevel"/>
     <w:tmpl w:val="F370D2CA"/>
@@ -16759,7 +17702,7 @@
       </w:rPr>
     </w:lvl>
   </w:abstractNum>
-  <w:abstractNum w:abstractNumId="5" w15:restartNumberingAfterBreak="0">
+  <w:abstractNum w:abstractNumId="10" w15:restartNumberingAfterBreak="0">
     <w:nsid w:val="439B40C7"/>
     <w:multiLevelType w:val="multilevel"/>
     <w:tmpl w:val="F370D2CA"/>
@@ -16908,7 +17851,7 @@
       </w:rPr>
     </w:lvl>
   </w:abstractNum>
-  <w:abstractNum w:abstractNumId="6" w15:restartNumberingAfterBreak="0">
+  <w:abstractNum w:abstractNumId="11" w15:restartNumberingAfterBreak="0">
     <w:nsid w:val="490228D6"/>
     <w:multiLevelType w:val="multilevel"/>
     <w:tmpl w:val="F370D2CA"/>
@@ -17057,7 +18000,7 @@
       </w:rPr>
     </w:lvl>
   </w:abstractNum>
-  <w:abstractNum w:abstractNumId="7" w15:restartNumberingAfterBreak="0">
+  <w:abstractNum w:abstractNumId="12" w15:restartNumberingAfterBreak="0">
     <w:nsid w:val="4B990033"/>
     <w:multiLevelType w:val="multilevel"/>
     <w:tmpl w:val="8BD62216"/>
@@ -17149,7 +18092,7 @@
       </w:pPr>
     </w:lvl>
   </w:abstractNum>
-  <w:abstractNum w:abstractNumId="8" w15:restartNumberingAfterBreak="0">
+  <w:abstractNum w:abstractNumId="13" w15:restartNumberingAfterBreak="0">
     <w:nsid w:val="4DF33008"/>
     <w:multiLevelType w:val="multilevel"/>
     <w:tmpl w:val="F370D2CA"/>
@@ -17298,7 +18241,156 @@
       </w:rPr>
     </w:lvl>
   </w:abstractNum>
-  <w:abstractNum w:abstractNumId="9" w15:restartNumberingAfterBreak="0">
+  <w:abstractNum w:abstractNumId="14" w15:restartNumberingAfterBreak="0">
+    <w:nsid w:val="4E29424C"/>
+    <w:multiLevelType w:val="multilevel"/>
+    <w:tmpl w:val="3D4CDBDC"/>
+    <w:lvl w:ilvl="0">
+      <w:start w:val="1"/>
+      <w:numFmt w:val="bullet"/>
+      <w:lvlText w:val=""/>
+      <w:lvlJc w:val="left"/>
+      <w:pPr>
+        <w:tabs>
+          <w:tab w:val="num" w:pos="720"/>
+        </w:tabs>
+        <w:ind w:left="720" w:hanging="360"/>
+      </w:pPr>
+      <w:rPr>
+        <w:rFonts w:ascii="Symbol" w:hAnsi="Symbol" w:hint="default"/>
+        <w:sz w:val="20"/>
+      </w:rPr>
+    </w:lvl>
+    <w:lvl w:ilvl="1" w:tentative="1">
+      <w:start w:val="1"/>
+      <w:numFmt w:val="bullet"/>
+      <w:lvlText w:val="o"/>
+      <w:lvlJc w:val="left"/>
+      <w:pPr>
+        <w:tabs>
+          <w:tab w:val="num" w:pos="1440"/>
+        </w:tabs>
+        <w:ind w:left="1440" w:hanging="360"/>
+      </w:pPr>
+      <w:rPr>
+        <w:rFonts w:ascii="Courier New" w:hAnsi="Courier New" w:hint="default"/>
+        <w:sz w:val="20"/>
+      </w:rPr>
+    </w:lvl>
+    <w:lvl w:ilvl="2" w:tentative="1">
+      <w:start w:val="1"/>
+      <w:numFmt w:val="bullet"/>
+      <w:lvlText w:val=""/>
+      <w:lvlJc w:val="left"/>
+      <w:pPr>
+        <w:tabs>
+          <w:tab w:val="num" w:pos="2160"/>
+        </w:tabs>
+        <w:ind w:left="2160" w:hanging="360"/>
+      </w:pPr>
+      <w:rPr>
+        <w:rFonts w:ascii="Wingdings" w:hAnsi="Wingdings" w:hint="default"/>
+        <w:sz w:val="20"/>
+      </w:rPr>
+    </w:lvl>
+    <w:lvl w:ilvl="3" w:tentative="1">
+      <w:start w:val="1"/>
+      <w:numFmt w:val="bullet"/>
+      <w:lvlText w:val=""/>
+      <w:lvlJc w:val="left"/>
+      <w:pPr>
+        <w:tabs>
+          <w:tab w:val="num" w:pos="2880"/>
+        </w:tabs>
+        <w:ind w:left="2880" w:hanging="360"/>
+      </w:pPr>
+      <w:rPr>
+        <w:rFonts w:ascii="Wingdings" w:hAnsi="Wingdings" w:hint="default"/>
+        <w:sz w:val="20"/>
+      </w:rPr>
+    </w:lvl>
+    <w:lvl w:ilvl="4" w:tentative="1">
+      <w:start w:val="1"/>
+      <w:numFmt w:val="bullet"/>
+      <w:lvlText w:val=""/>
+      <w:lvlJc w:val="left"/>
+      <w:pPr>
+        <w:tabs>
+          <w:tab w:val="num" w:pos="3600"/>
+        </w:tabs>
+        <w:ind w:left="3600" w:hanging="360"/>
+      </w:pPr>
+      <w:rPr>
+        <w:rFonts w:ascii="Wingdings" w:hAnsi="Wingdings" w:hint="default"/>
+        <w:sz w:val="20"/>
+      </w:rPr>
+    </w:lvl>
+    <w:lvl w:ilvl="5" w:tentative="1">
+      <w:start w:val="1"/>
+      <w:numFmt w:val="bullet"/>
+      <w:lvlText w:val=""/>
+      <w:lvlJc w:val="left"/>
+      <w:pPr>
+        <w:tabs>
+          <w:tab w:val="num" w:pos="4320"/>
+        </w:tabs>
+        <w:ind w:left="4320" w:hanging="360"/>
+      </w:pPr>
+      <w:rPr>
+        <w:rFonts w:ascii="Wingdings" w:hAnsi="Wingdings" w:hint="default"/>
+        <w:sz w:val="20"/>
+      </w:rPr>
+    </w:lvl>
+    <w:lvl w:ilvl="6" w:tentative="1">
+      <w:start w:val="1"/>
+      <w:numFmt w:val="bullet"/>
+      <w:lvlText w:val=""/>
+      <w:lvlJc w:val="left"/>
+      <w:pPr>
+        <w:tabs>
+          <w:tab w:val="num" w:pos="5040"/>
+        </w:tabs>
+        <w:ind w:left="5040" w:hanging="360"/>
+      </w:pPr>
+      <w:rPr>
+        <w:rFonts w:ascii="Wingdings" w:hAnsi="Wingdings" w:hint="default"/>
+        <w:sz w:val="20"/>
+      </w:rPr>
+    </w:lvl>
+    <w:lvl w:ilvl="7" w:tentative="1">
+      <w:start w:val="1"/>
+      <w:numFmt w:val="bullet"/>
+      <w:lvlText w:val=""/>
+      <w:lvlJc w:val="left"/>
+      <w:pPr>
+        <w:tabs>
+          <w:tab w:val="num" w:pos="5760"/>
+        </w:tabs>
+        <w:ind w:left="5760" w:hanging="360"/>
+      </w:pPr>
+      <w:rPr>
+        <w:rFonts w:ascii="Wingdings" w:hAnsi="Wingdings" w:hint="default"/>
+        <w:sz w:val="20"/>
+      </w:rPr>
+    </w:lvl>
+    <w:lvl w:ilvl="8" w:tentative="1">
+      <w:start w:val="1"/>
+      <w:numFmt w:val="bullet"/>
+      <w:lvlText w:val=""/>
+      <w:lvlJc w:val="left"/>
+      <w:pPr>
+        <w:tabs>
+          <w:tab w:val="num" w:pos="6480"/>
+        </w:tabs>
+        <w:ind w:left="6480" w:hanging="360"/>
+      </w:pPr>
+      <w:rPr>
+        <w:rFonts w:ascii="Wingdings" w:hAnsi="Wingdings" w:hint="default"/>
+        <w:sz w:val="20"/>
+      </w:rPr>
+    </w:lvl>
+  </w:abstractNum>
+  <w:abstractNum w:abstractNumId="15" w15:restartNumberingAfterBreak="0">
     <w:nsid w:val="51735C96"/>
     <w:multiLevelType w:val="multilevel"/>
     <w:tmpl w:val="F370D2CA"/>
@@ -17447,7 +18539,7 @@
       </w:rPr>
     </w:lvl>
   </w:abstractNum>
-  <w:abstractNum w:abstractNumId="10" w15:restartNumberingAfterBreak="0">
+  <w:abstractNum w:abstractNumId="16" w15:restartNumberingAfterBreak="0">
     <w:nsid w:val="57CF752E"/>
     <w:multiLevelType w:val="multilevel"/>
     <w:tmpl w:val="F370D2CA"/>
@@ -17596,7 +18688,156 @@
       </w:rPr>
     </w:lvl>
   </w:abstractNum>
-  <w:abstractNum w:abstractNumId="11" w15:restartNumberingAfterBreak="0">
+  <w:abstractNum w:abstractNumId="17" w15:restartNumberingAfterBreak="0">
+    <w:nsid w:val="61C80C8B"/>
+    <w:multiLevelType w:val="multilevel"/>
+    <w:tmpl w:val="BBD0B96A"/>
+    <w:lvl w:ilvl="0">
+      <w:start w:val="1"/>
+      <w:numFmt w:val="bullet"/>
+      <w:lvlText w:val=""/>
+      <w:lvlJc w:val="left"/>
+      <w:pPr>
+        <w:tabs>
+          <w:tab w:val="num" w:pos="720"/>
+        </w:tabs>
+        <w:ind w:left="720" w:hanging="360"/>
+      </w:pPr>
+      <w:rPr>
+        <w:rFonts w:ascii="Symbol" w:hAnsi="Symbol" w:hint="default"/>
+        <w:sz w:val="20"/>
+      </w:rPr>
+    </w:lvl>
+    <w:lvl w:ilvl="1" w:tentative="1">
+      <w:start w:val="1"/>
+      <w:numFmt w:val="bullet"/>
+      <w:lvlText w:val="o"/>
+      <w:lvlJc w:val="left"/>
+      <w:pPr>
+        <w:tabs>
+          <w:tab w:val="num" w:pos="1440"/>
+        </w:tabs>
+        <w:ind w:left="1440" w:hanging="360"/>
+      </w:pPr>
+      <w:rPr>
+        <w:rFonts w:ascii="Courier New" w:hAnsi="Courier New" w:hint="default"/>
+        <w:sz w:val="20"/>
+      </w:rPr>
+    </w:lvl>
+    <w:lvl w:ilvl="2" w:tentative="1">
+      <w:start w:val="1"/>
+      <w:numFmt w:val="bullet"/>
+      <w:lvlText w:val=""/>
+      <w:lvlJc w:val="left"/>
+      <w:pPr>
+        <w:tabs>
+          <w:tab w:val="num" w:pos="2160"/>
+        </w:tabs>
+        <w:ind w:left="2160" w:hanging="360"/>
+      </w:pPr>
+      <w:rPr>
+        <w:rFonts w:ascii="Wingdings" w:hAnsi="Wingdings" w:hint="default"/>
+        <w:sz w:val="20"/>
+      </w:rPr>
+    </w:lvl>
+    <w:lvl w:ilvl="3" w:tentative="1">
+      <w:start w:val="1"/>
+      <w:numFmt w:val="bullet"/>
+      <w:lvlText w:val=""/>
+      <w:lvlJc w:val="left"/>
+      <w:pPr>
+        <w:tabs>
+          <w:tab w:val="num" w:pos="2880"/>
+        </w:tabs>
+        <w:ind w:left="2880" w:hanging="360"/>
+      </w:pPr>
+      <w:rPr>
+        <w:rFonts w:ascii="Wingdings" w:hAnsi="Wingdings" w:hint="default"/>
+        <w:sz w:val="20"/>
+      </w:rPr>
+    </w:lvl>
+    <w:lvl w:ilvl="4" w:tentative="1">
+      <w:start w:val="1"/>
+      <w:numFmt w:val="bullet"/>
+      <w:lvlText w:val=""/>
+      <w:lvlJc w:val="left"/>
+      <w:pPr>
+        <w:tabs>
+          <w:tab w:val="num" w:pos="3600"/>
+        </w:tabs>
+        <w:ind w:left="3600" w:hanging="360"/>
+      </w:pPr>
+      <w:rPr>
+        <w:rFonts w:ascii="Wingdings" w:hAnsi="Wingdings" w:hint="default"/>
+        <w:sz w:val="20"/>
+      </w:rPr>
+    </w:lvl>
+    <w:lvl w:ilvl="5" w:tentative="1">
+      <w:start w:val="1"/>
+      <w:numFmt w:val="bullet"/>
+      <w:lvlText w:val=""/>
+      <w:lvlJc w:val="left"/>
+      <w:pPr>
+        <w:tabs>
+          <w:tab w:val="num" w:pos="4320"/>
+        </w:tabs>
+        <w:ind w:left="4320" w:hanging="360"/>
+      </w:pPr>
+      <w:rPr>
+        <w:rFonts w:ascii="Wingdings" w:hAnsi="Wingdings" w:hint="default"/>
+        <w:sz w:val="20"/>
+      </w:rPr>
+    </w:lvl>
+    <w:lvl w:ilvl="6" w:tentative="1">
+      <w:start w:val="1"/>
+      <w:numFmt w:val="bullet"/>
+      <w:lvlText w:val=""/>
+      <w:lvlJc w:val="left"/>
+      <w:pPr>
+        <w:tabs>
+          <w:tab w:val="num" w:pos="5040"/>
+        </w:tabs>
+        <w:ind w:left="5040" w:hanging="360"/>
+      </w:pPr>
+      <w:rPr>
+        <w:rFonts w:ascii="Wingdings" w:hAnsi="Wingdings" w:hint="default"/>
+        <w:sz w:val="20"/>
+      </w:rPr>
+    </w:lvl>
+    <w:lvl w:ilvl="7" w:tentative="1">
+      <w:start w:val="1"/>
+      <w:numFmt w:val="bullet"/>
+      <w:lvlText w:val=""/>
+      <w:lvlJc w:val="left"/>
+      <w:pPr>
+        <w:tabs>
+          <w:tab w:val="num" w:pos="5760"/>
+        </w:tabs>
+        <w:ind w:left="5760" w:hanging="360"/>
+      </w:pPr>
+      <w:rPr>
+        <w:rFonts w:ascii="Wingdings" w:hAnsi="Wingdings" w:hint="default"/>
+        <w:sz w:val="20"/>
+      </w:rPr>
+    </w:lvl>
+    <w:lvl w:ilvl="8" w:tentative="1">
+      <w:start w:val="1"/>
+      <w:numFmt w:val="bullet"/>
+      <w:lvlText w:val=""/>
+      <w:lvlJc w:val="left"/>
+      <w:pPr>
+        <w:tabs>
+          <w:tab w:val="num" w:pos="6480"/>
+        </w:tabs>
+        <w:ind w:left="6480" w:hanging="360"/>
+      </w:pPr>
+      <w:rPr>
+        <w:rFonts w:ascii="Wingdings" w:hAnsi="Wingdings" w:hint="default"/>
+        <w:sz w:val="20"/>
+      </w:rPr>
+    </w:lvl>
+  </w:abstractNum>
+  <w:abstractNum w:abstractNumId="18" w15:restartNumberingAfterBreak="0">
     <w:nsid w:val="67310AB2"/>
     <w:multiLevelType w:val="hybridMultilevel"/>
     <w:tmpl w:val="A78AE5C6"/>
@@ -17708,7 +18949,7 @@
       </w:rPr>
     </w:lvl>
   </w:abstractNum>
-  <w:abstractNum w:abstractNumId="12" w15:restartNumberingAfterBreak="0">
+  <w:abstractNum w:abstractNumId="19" w15:restartNumberingAfterBreak="0">
     <w:nsid w:val="6EB15291"/>
     <w:multiLevelType w:val="multilevel"/>
     <w:tmpl w:val="F370D2CA"/>
@@ -17857,7 +19098,156 @@
       </w:rPr>
     </w:lvl>
   </w:abstractNum>
-  <w:abstractNum w:abstractNumId="13" w15:restartNumberingAfterBreak="0">
+  <w:abstractNum w:abstractNumId="20" w15:restartNumberingAfterBreak="0">
+    <w:nsid w:val="7256103E"/>
+    <w:multiLevelType w:val="multilevel"/>
+    <w:tmpl w:val="92FA0A6A"/>
+    <w:lvl w:ilvl="0">
+      <w:start w:val="1"/>
+      <w:numFmt w:val="bullet"/>
+      <w:lvlText w:val=""/>
+      <w:lvlJc w:val="left"/>
+      <w:pPr>
+        <w:tabs>
+          <w:tab w:val="num" w:pos="720"/>
+        </w:tabs>
+        <w:ind w:left="720" w:hanging="360"/>
+      </w:pPr>
+      <w:rPr>
+        <w:rFonts w:ascii="Symbol" w:hAnsi="Symbol" w:hint="default"/>
+        <w:sz w:val="20"/>
+      </w:rPr>
+    </w:lvl>
+    <w:lvl w:ilvl="1" w:tentative="1">
+      <w:start w:val="1"/>
+      <w:numFmt w:val="bullet"/>
+      <w:lvlText w:val="o"/>
+      <w:lvlJc w:val="left"/>
+      <w:pPr>
+        <w:tabs>
+          <w:tab w:val="num" w:pos="1440"/>
+        </w:tabs>
+        <w:ind w:left="1440" w:hanging="360"/>
+      </w:pPr>
+      <w:rPr>
+        <w:rFonts w:ascii="Courier New" w:hAnsi="Courier New" w:hint="default"/>
+        <w:sz w:val="20"/>
+      </w:rPr>
+    </w:lvl>
+    <w:lvl w:ilvl="2" w:tentative="1">
+      <w:start w:val="1"/>
+      <w:numFmt w:val="bullet"/>
+      <w:lvlText w:val=""/>
+      <w:lvlJc w:val="left"/>
+      <w:pPr>
+        <w:tabs>
+          <w:tab w:val="num" w:pos="2160"/>
+        </w:tabs>
+        <w:ind w:left="2160" w:hanging="360"/>
+      </w:pPr>
+      <w:rPr>
+        <w:rFonts w:ascii="Wingdings" w:hAnsi="Wingdings" w:hint="default"/>
+        <w:sz w:val="20"/>
+      </w:rPr>
+    </w:lvl>
+    <w:lvl w:ilvl="3" w:tentative="1">
+      <w:start w:val="1"/>
+      <w:numFmt w:val="bullet"/>
+      <w:lvlText w:val=""/>
+      <w:lvlJc w:val="left"/>
+      <w:pPr>
+        <w:tabs>
+          <w:tab w:val="num" w:pos="2880"/>
+        </w:tabs>
+        <w:ind w:left="2880" w:hanging="360"/>
+      </w:pPr>
+      <w:rPr>
+        <w:rFonts w:ascii="Wingdings" w:hAnsi="Wingdings" w:hint="default"/>
+        <w:sz w:val="20"/>
+      </w:rPr>
+    </w:lvl>
+    <w:lvl w:ilvl="4" w:tentative="1">
+      <w:start w:val="1"/>
+      <w:numFmt w:val="bullet"/>
+      <w:lvlText w:val=""/>
+      <w:lvlJc w:val="left"/>
+      <w:pPr>
+        <w:tabs>
+          <w:tab w:val="num" w:pos="3600"/>
+        </w:tabs>
+        <w:ind w:left="3600" w:hanging="360"/>
+      </w:pPr>
+      <w:rPr>
+        <w:rFonts w:ascii="Wingdings" w:hAnsi="Wingdings" w:hint="default"/>
+        <w:sz w:val="20"/>
+      </w:rPr>
+    </w:lvl>
+    <w:lvl w:ilvl="5" w:tentative="1">
+      <w:start w:val="1"/>
+      <w:numFmt w:val="bullet"/>
+      <w:lvlText w:val=""/>
+      <w:lvlJc w:val="left"/>
+      <w:pPr>
+        <w:tabs>
+          <w:tab w:val="num" w:pos="4320"/>
+        </w:tabs>
+        <w:ind w:left="4320" w:hanging="360"/>
+      </w:pPr>
+      <w:rPr>
+        <w:rFonts w:ascii="Wingdings" w:hAnsi="Wingdings" w:hint="default"/>
+        <w:sz w:val="20"/>
+      </w:rPr>
+    </w:lvl>
+    <w:lvl w:ilvl="6" w:tentative="1">
+      <w:start w:val="1"/>
+      <w:numFmt w:val="bullet"/>
+      <w:lvlText w:val=""/>
+      <w:lvlJc w:val="left"/>
+      <w:pPr>
+        <w:tabs>
+          <w:tab w:val="num" w:pos="5040"/>
+        </w:tabs>
+        <w:ind w:left="5040" w:hanging="360"/>
+      </w:pPr>
+      <w:rPr>
+        <w:rFonts w:ascii="Wingdings" w:hAnsi="Wingdings" w:hint="default"/>
+        <w:sz w:val="20"/>
+      </w:rPr>
+    </w:lvl>
+    <w:lvl w:ilvl="7" w:tentative="1">
+      <w:start w:val="1"/>
+      <w:numFmt w:val="bullet"/>
+      <w:lvlText w:val=""/>
+      <w:lvlJc w:val="left"/>
+      <w:pPr>
+        <w:tabs>
+          <w:tab w:val="num" w:pos="5760"/>
+        </w:tabs>
+        <w:ind w:left="5760" w:hanging="360"/>
+      </w:pPr>
+      <w:rPr>
+        <w:rFonts w:ascii="Wingdings" w:hAnsi="Wingdings" w:hint="default"/>
+        <w:sz w:val="20"/>
+      </w:rPr>
+    </w:lvl>
+    <w:lvl w:ilvl="8" w:tentative="1">
+      <w:start w:val="1"/>
+      <w:numFmt w:val="bullet"/>
+      <w:lvlText w:val=""/>
+      <w:lvlJc w:val="left"/>
+      <w:pPr>
+        <w:tabs>
+          <w:tab w:val="num" w:pos="6480"/>
+        </w:tabs>
+        <w:ind w:left="6480" w:hanging="360"/>
+      </w:pPr>
+      <w:rPr>
+        <w:rFonts w:ascii="Wingdings" w:hAnsi="Wingdings" w:hint="default"/>
+        <w:sz w:val="20"/>
+      </w:rPr>
+    </w:lvl>
+  </w:abstractNum>
+  <w:abstractNum w:abstractNumId="21" w15:restartNumberingAfterBreak="0">
     <w:nsid w:val="73C52236"/>
     <w:multiLevelType w:val="hybridMultilevel"/>
     <w:tmpl w:val="A792296A"/>
@@ -17971,7 +19361,305 @@
       </w:rPr>
     </w:lvl>
   </w:abstractNum>
-  <w:abstractNum w:abstractNumId="14" w15:restartNumberingAfterBreak="0">
+  <w:abstractNum w:abstractNumId="22" w15:restartNumberingAfterBreak="0">
+    <w:nsid w:val="742E6931"/>
+    <w:multiLevelType w:val="multilevel"/>
+    <w:tmpl w:val="9984D77C"/>
+    <w:lvl w:ilvl="0">
+      <w:start w:val="1"/>
+      <w:numFmt w:val="bullet"/>
+      <w:lvlText w:val=""/>
+      <w:lvlJc w:val="left"/>
+      <w:pPr>
+        <w:tabs>
+          <w:tab w:val="num" w:pos="720"/>
+        </w:tabs>
+        <w:ind w:left="720" w:hanging="360"/>
+      </w:pPr>
+      <w:rPr>
+        <w:rFonts w:ascii="Symbol" w:hAnsi="Symbol" w:hint="default"/>
+        <w:sz w:val="20"/>
+      </w:rPr>
+    </w:lvl>
+    <w:lvl w:ilvl="1" w:tentative="1">
+      <w:start w:val="1"/>
+      <w:numFmt w:val="bullet"/>
+      <w:lvlText w:val="o"/>
+      <w:lvlJc w:val="left"/>
+      <w:pPr>
+        <w:tabs>
+          <w:tab w:val="num" w:pos="1440"/>
+        </w:tabs>
+        <w:ind w:left="1440" w:hanging="360"/>
+      </w:pPr>
+      <w:rPr>
+        <w:rFonts w:ascii="Courier New" w:hAnsi="Courier New" w:hint="default"/>
+        <w:sz w:val="20"/>
+      </w:rPr>
+    </w:lvl>
+    <w:lvl w:ilvl="2" w:tentative="1">
+      <w:start w:val="1"/>
+      <w:numFmt w:val="bullet"/>
+      <w:lvlText w:val=""/>
+      <w:lvlJc w:val="left"/>
+      <w:pPr>
+        <w:tabs>
+          <w:tab w:val="num" w:pos="2160"/>
+        </w:tabs>
+        <w:ind w:left="2160" w:hanging="360"/>
+      </w:pPr>
+      <w:rPr>
+        <w:rFonts w:ascii="Wingdings" w:hAnsi="Wingdings" w:hint="default"/>
+        <w:sz w:val="20"/>
+      </w:rPr>
+    </w:lvl>
+    <w:lvl w:ilvl="3" w:tentative="1">
+      <w:start w:val="1"/>
+      <w:numFmt w:val="bullet"/>
+      <w:lvlText w:val=""/>
+      <w:lvlJc w:val="left"/>
+      <w:pPr>
+        <w:tabs>
+          <w:tab w:val="num" w:pos="2880"/>
+        </w:tabs>
+        <w:ind w:left="2880" w:hanging="360"/>
+      </w:pPr>
+      <w:rPr>
+        <w:rFonts w:ascii="Wingdings" w:hAnsi="Wingdings" w:hint="default"/>
+        <w:sz w:val="20"/>
+      </w:rPr>
+    </w:lvl>
+    <w:lvl w:ilvl="4" w:tentative="1">
+      <w:start w:val="1"/>
+      <w:numFmt w:val="bullet"/>
+      <w:lvlText w:val=""/>
+      <w:lvlJc w:val="left"/>
+      <w:pPr>
+        <w:tabs>
+          <w:tab w:val="num" w:pos="3600"/>
+        </w:tabs>
+        <w:ind w:left="3600" w:hanging="360"/>
+      </w:pPr>
+      <w:rPr>
+        <w:rFonts w:ascii="Wingdings" w:hAnsi="Wingdings" w:hint="default"/>
+        <w:sz w:val="20"/>
+      </w:rPr>
+    </w:lvl>
+    <w:lvl w:ilvl="5" w:tentative="1">
+      <w:start w:val="1"/>
+      <w:numFmt w:val="bullet"/>
+      <w:lvlText w:val=""/>
+      <w:lvlJc w:val="left"/>
+      <w:pPr>
+        <w:tabs>
+          <w:tab w:val="num" w:pos="4320"/>
+        </w:tabs>
+        <w:ind w:left="4320" w:hanging="360"/>
+      </w:pPr>
+      <w:rPr>
+        <w:rFonts w:ascii="Wingdings" w:hAnsi="Wingdings" w:hint="default"/>
+        <w:sz w:val="20"/>
+      </w:rPr>
+    </w:lvl>
+    <w:lvl w:ilvl="6" w:tentative="1">
+      <w:start w:val="1"/>
+      <w:numFmt w:val="bullet"/>
+      <w:lvlText w:val=""/>
+      <w:lvlJc w:val="left"/>
+      <w:pPr>
+        <w:tabs>
+          <w:tab w:val="num" w:pos="5040"/>
+        </w:tabs>
+        <w:ind w:left="5040" w:hanging="360"/>
+      </w:pPr>
+      <w:rPr>
+        <w:rFonts w:ascii="Wingdings" w:hAnsi="Wingdings" w:hint="default"/>
+        <w:sz w:val="20"/>
+      </w:rPr>
+    </w:lvl>
+    <w:lvl w:ilvl="7" w:tentative="1">
+      <w:start w:val="1"/>
+      <w:numFmt w:val="bullet"/>
+      <w:lvlText w:val=""/>
+      <w:lvlJc w:val="left"/>
+      <w:pPr>
+        <w:tabs>
+          <w:tab w:val="num" w:pos="5760"/>
+        </w:tabs>
+        <w:ind w:left="5760" w:hanging="360"/>
+      </w:pPr>
+      <w:rPr>
+        <w:rFonts w:ascii="Wingdings" w:hAnsi="Wingdings" w:hint="default"/>
+        <w:sz w:val="20"/>
+      </w:rPr>
+    </w:lvl>
+    <w:lvl w:ilvl="8" w:tentative="1">
+      <w:start w:val="1"/>
+      <w:numFmt w:val="bullet"/>
+      <w:lvlText w:val=""/>
+      <w:lvlJc w:val="left"/>
+      <w:pPr>
+        <w:tabs>
+          <w:tab w:val="num" w:pos="6480"/>
+        </w:tabs>
+        <w:ind w:left="6480" w:hanging="360"/>
+      </w:pPr>
+      <w:rPr>
+        <w:rFonts w:ascii="Wingdings" w:hAnsi="Wingdings" w:hint="default"/>
+        <w:sz w:val="20"/>
+      </w:rPr>
+    </w:lvl>
+  </w:abstractNum>
+  <w:abstractNum w:abstractNumId="23" w15:restartNumberingAfterBreak="0">
+    <w:nsid w:val="7E5B2F13"/>
+    <w:multiLevelType w:val="multilevel"/>
+    <w:tmpl w:val="752A614C"/>
+    <w:lvl w:ilvl="0">
+      <w:start w:val="1"/>
+      <w:numFmt w:val="bullet"/>
+      <w:lvlText w:val=""/>
+      <w:lvlJc w:val="left"/>
+      <w:pPr>
+        <w:tabs>
+          <w:tab w:val="num" w:pos="720"/>
+        </w:tabs>
+        <w:ind w:left="720" w:hanging="360"/>
+      </w:pPr>
+      <w:rPr>
+        <w:rFonts w:ascii="Symbol" w:hAnsi="Symbol" w:hint="default"/>
+        <w:sz w:val="20"/>
+      </w:rPr>
+    </w:lvl>
+    <w:lvl w:ilvl="1" w:tentative="1">
+      <w:start w:val="1"/>
+      <w:numFmt w:val="bullet"/>
+      <w:lvlText w:val="o"/>
+      <w:lvlJc w:val="left"/>
+      <w:pPr>
+        <w:tabs>
+          <w:tab w:val="num" w:pos="1440"/>
+        </w:tabs>
+        <w:ind w:left="1440" w:hanging="360"/>
+      </w:pPr>
+      <w:rPr>
+        <w:rFonts w:ascii="Courier New" w:hAnsi="Courier New" w:hint="default"/>
+        <w:sz w:val="20"/>
+      </w:rPr>
+    </w:lvl>
+    <w:lvl w:ilvl="2" w:tentative="1">
+      <w:start w:val="1"/>
+      <w:numFmt w:val="bullet"/>
+      <w:lvlText w:val=""/>
+      <w:lvlJc w:val="left"/>
+      <w:pPr>
+        <w:tabs>
+          <w:tab w:val="num" w:pos="2160"/>
+        </w:tabs>
+        <w:ind w:left="2160" w:hanging="360"/>
+      </w:pPr>
+      <w:rPr>
+        <w:rFonts w:ascii="Wingdings" w:hAnsi="Wingdings" w:hint="default"/>
+        <w:sz w:val="20"/>
+      </w:rPr>
+    </w:lvl>
+    <w:lvl w:ilvl="3" w:tentative="1">
+      <w:start w:val="1"/>
+      <w:numFmt w:val="bullet"/>
+      <w:lvlText w:val=""/>
+      <w:lvlJc w:val="left"/>
+      <w:pPr>
+        <w:tabs>
+          <w:tab w:val="num" w:pos="2880"/>
+        </w:tabs>
+        <w:ind w:left="2880" w:hanging="360"/>
+      </w:pPr>
+      <w:rPr>
+        <w:rFonts w:ascii="Wingdings" w:hAnsi="Wingdings" w:hint="default"/>
+        <w:sz w:val="20"/>
+      </w:rPr>
+    </w:lvl>
+    <w:lvl w:ilvl="4" w:tentative="1">
+      <w:start w:val="1"/>
+      <w:numFmt w:val="bullet"/>
+      <w:lvlText w:val=""/>
+      <w:lvlJc w:val="left"/>
+      <w:pPr>
+        <w:tabs>
+          <w:tab w:val="num" w:pos="3600"/>
+        </w:tabs>
+        <w:ind w:left="3600" w:hanging="360"/>
+      </w:pPr>
+      <w:rPr>
+        <w:rFonts w:ascii="Wingdings" w:hAnsi="Wingdings" w:hint="default"/>
+        <w:sz w:val="20"/>
+      </w:rPr>
+    </w:lvl>
+    <w:lvl w:ilvl="5" w:tentative="1">
+      <w:start w:val="1"/>
+      <w:numFmt w:val="bullet"/>
+      <w:lvlText w:val=""/>
+      <w:lvlJc w:val="left"/>
+      <w:pPr>
+        <w:tabs>
+          <w:tab w:val="num" w:pos="4320"/>
+        </w:tabs>
+        <w:ind w:left="4320" w:hanging="360"/>
+      </w:pPr>
+      <w:rPr>
+        <w:rFonts w:ascii="Wingdings" w:hAnsi="Wingdings" w:hint="default"/>
+        <w:sz w:val="20"/>
+      </w:rPr>
+    </w:lvl>
+    <w:lvl w:ilvl="6" w:tentative="1">
+      <w:start w:val="1"/>
+      <w:numFmt w:val="bullet"/>
+      <w:lvlText w:val=""/>
+      <w:lvlJc w:val="left"/>
+      <w:pPr>
+        <w:tabs>
+          <w:tab w:val="num" w:pos="5040"/>
+        </w:tabs>
+        <w:ind w:left="5040" w:hanging="360"/>
+      </w:pPr>
+      <w:rPr>
+        <w:rFonts w:ascii="Wingdings" w:hAnsi="Wingdings" w:hint="default"/>
+        <w:sz w:val="20"/>
+      </w:rPr>
+    </w:lvl>
+    <w:lvl w:ilvl="7" w:tentative="1">
+      <w:start w:val="1"/>
+      <w:numFmt w:val="bullet"/>
+      <w:lvlText w:val=""/>
+      <w:lvlJc w:val="left"/>
+      <w:pPr>
+        <w:tabs>
+          <w:tab w:val="num" w:pos="5760"/>
+        </w:tabs>
+        <w:ind w:left="5760" w:hanging="360"/>
+      </w:pPr>
+      <w:rPr>
+        <w:rFonts w:ascii="Wingdings" w:hAnsi="Wingdings" w:hint="default"/>
+        <w:sz w:val="20"/>
+      </w:rPr>
+    </w:lvl>
+    <w:lvl w:ilvl="8" w:tentative="1">
+      <w:start w:val="1"/>
+      <w:numFmt w:val="bullet"/>
+      <w:lvlText w:val=""/>
+      <w:lvlJc w:val="left"/>
+      <w:pPr>
+        <w:tabs>
+          <w:tab w:val="num" w:pos="6480"/>
+        </w:tabs>
+        <w:ind w:left="6480" w:hanging="360"/>
+      </w:pPr>
+      <w:rPr>
+        <w:rFonts w:ascii="Wingdings" w:hAnsi="Wingdings" w:hint="default"/>
+        <w:sz w:val="20"/>
+      </w:rPr>
+    </w:lvl>
+  </w:abstractNum>
+  <w:abstractNum w:abstractNumId="24" w15:restartNumberingAfterBreak="0">
     <w:nsid w:val="7EAF5642"/>
     <w:multiLevelType w:val="multilevel"/>
     <w:tmpl w:val="F370D2CA"/>
@@ -18121,49 +19809,106 @@
     </w:lvl>
   </w:abstractNum>
   <w:num w:numId="1">
+    <w:abstractNumId w:val="12"/>
+  </w:num>
+  <w:num w:numId="2">
+    <w:abstractNumId w:val="18"/>
+  </w:num>
+  <w:num w:numId="3">
+    <w:abstractNumId w:val="21"/>
+  </w:num>
+  <w:num w:numId="4">
+    <w:abstractNumId w:val="4"/>
+  </w:num>
+  <w:num w:numId="5">
+    <w:abstractNumId w:val="24"/>
+  </w:num>
+  <w:num w:numId="6">
+    <w:abstractNumId w:val="19"/>
+  </w:num>
+  <w:num w:numId="7">
+    <w:abstractNumId w:val="13"/>
+  </w:num>
+  <w:num w:numId="8">
+    <w:abstractNumId w:val="16"/>
+  </w:num>
+  <w:num w:numId="9">
+    <w:abstractNumId w:val="6"/>
+  </w:num>
+  <w:num w:numId="10">
+    <w:abstractNumId w:val="2"/>
+  </w:num>
+  <w:num w:numId="11">
+    <w:abstractNumId w:val="11"/>
+  </w:num>
+  <w:num w:numId="12">
+    <w:abstractNumId w:val="15"/>
+  </w:num>
+  <w:num w:numId="13">
+    <w:abstractNumId w:val="10"/>
+  </w:num>
+  <w:num w:numId="14">
+    <w:abstractNumId w:val="8"/>
+  </w:num>
+  <w:num w:numId="15">
+    <w:abstractNumId w:val="9"/>
+  </w:num>
+  <w:num w:numId="16">
+    <w:abstractNumId w:val="14"/>
+  </w:num>
+  <w:num w:numId="17">
+    <w:abstractNumId w:val="0"/>
+  </w:num>
+  <w:num w:numId="18">
+    <w:abstractNumId w:val="1"/>
+  </w:num>
+  <w:num w:numId="19">
+    <w:abstractNumId w:val="17"/>
+  </w:num>
+  <w:num w:numId="20">
+    <w:abstractNumId w:val="12"/>
+  </w:num>
+  <w:num w:numId="21">
+    <w:abstractNumId w:val="12"/>
+  </w:num>
+  <w:num w:numId="22">
+    <w:abstractNumId w:val="23"/>
+  </w:num>
+  <w:num w:numId="23">
+    <w:abstractNumId w:val="12"/>
+  </w:num>
+  <w:num w:numId="24">
+    <w:abstractNumId w:val="12"/>
+  </w:num>
+  <w:num w:numId="25">
+    <w:abstractNumId w:val="5"/>
+  </w:num>
+  <w:num w:numId="26">
+    <w:abstractNumId w:val="12"/>
+  </w:num>
+  <w:num w:numId="27">
+    <w:abstractNumId w:val="12"/>
+  </w:num>
+  <w:num w:numId="28">
     <w:abstractNumId w:val="7"/>
   </w:num>
-  <w:num w:numId="2">
-    <w:abstractNumId w:val="11"/>
+  <w:num w:numId="29">
+    <w:abstractNumId w:val="22"/>
   </w:num>
-  <w:num w:numId="3">
-    <w:abstractNumId w:val="13"/>
+  <w:num w:numId="30">
+    <w:abstractNumId w:val="3"/>
   </w:num>
-  <w:num w:numId="4">
-    <w:abstractNumId w:val="1"/>
+  <w:num w:numId="31">
+    <w:abstractNumId w:val="20"/>
   </w:num>
-  <w:num w:numId="5">
-    <w:abstractNumId w:val="14"/>
-  </w:num>
-  <w:num w:numId="6">
+  <w:num w:numId="32">
     <w:abstractNumId w:val="12"/>
   </w:num>
-  <w:num w:numId="7">
-    <w:abstractNumId w:val="8"/>
+  <w:num w:numId="33">
+    <w:abstractNumId w:val="12"/>
   </w:num>
-  <w:num w:numId="8">
-    <w:abstractNumId w:val="10"/>
-  </w:num>
-  <w:num w:numId="9">
-    <w:abstractNumId w:val="2"/>
-  </w:num>
-  <w:num w:numId="10">
-    <w:abstractNumId w:val="0"/>
-  </w:num>
-  <w:num w:numId="11">
-    <w:abstractNumId w:val="6"/>
-  </w:num>
-  <w:num w:numId="12">
-    <w:abstractNumId w:val="9"/>
-  </w:num>
-  <w:num w:numId="13">
-    <w:abstractNumId w:val="5"/>
-  </w:num>
-  <w:num w:numId="14">
-    <w:abstractNumId w:val="3"/>
-  </w:num>
-  <w:num w:numId="15">
-    <w:abstractNumId w:val="4"/>
+  <w:num w:numId="34">
+    <w:abstractNumId w:val="12"/>
   </w:num>
   <w:numIdMacAtCleanup w:val="15"/>
 </w:numbering>

--- a/Teoria General de Sistemas/PPI/PPI Ingeniería Primer Semestre.docx
+++ b/Teoria General de Sistemas/PPI/PPI Ingeniería Primer Semestre.docx
@@ -11846,118 +11846,171 @@
     </w:p>
     <w:p>
       <w:pPr>
-        <w:pStyle w:val="Textbody"/>
-        <w:rPr>
-          <w:rFonts w:ascii="Times New Roman" w:hAnsi="Times New Roman" w:cs="Times New Roman"/>
-        </w:rPr>
-      </w:pPr>
-      <w:r>
-        <w:rPr>
-          <w:rFonts w:ascii="Times New Roman" w:hAnsi="Times New Roman" w:cs="Times New Roman"/>
-        </w:rPr>
+        <w:pStyle w:val="NormalWeb"/>
+      </w:pPr>
+      <w:r>
         <w:t xml:space="preserve">Actualmente, la gestión del aula </w:t>
       </w:r>
       <w:proofErr w:type="spellStart"/>
       <w:r>
-        <w:rPr>
-          <w:rFonts w:ascii="Times New Roman" w:hAnsi="Times New Roman" w:cs="Times New Roman"/>
-        </w:rPr>
         <w:t>gamer</w:t>
       </w:r>
       <w:proofErr w:type="spellEnd"/>
       <w:r>
-        <w:rPr>
-          <w:rFonts w:ascii="Times New Roman" w:hAnsi="Times New Roman" w:cs="Times New Roman"/>
-        </w:rPr>
-        <w:t xml:space="preserve"> se realiza mediante herramientas como Google </w:t>
+        <w:t xml:space="preserve"> se realiza </w:t>
+      </w:r>
+      <w:r>
+        <w:t>de la siguiente manera:</w:t>
+      </w:r>
+    </w:p>
+    <w:p>
+      <w:pPr>
+        <w:pStyle w:val="NormalWeb"/>
+      </w:pPr>
+      <w:r>
+        <w:rPr>
+          <w:rStyle w:val="Strong"/>
+        </w:rPr>
+        <w:t>Reserva:</w:t>
+      </w:r>
+      <w:r>
+        <w:br/>
+        <w:t xml:space="preserve">El proceso de reserva actualmente en el </w:t>
       </w:r>
       <w:proofErr w:type="spellStart"/>
       <w:r>
-        <w:rPr>
-          <w:rFonts w:ascii="Times New Roman" w:hAnsi="Times New Roman" w:cs="Times New Roman"/>
-        </w:rPr>
+        <w:t>NextLevel</w:t>
+      </w:r>
+      <w:proofErr w:type="spellEnd"/>
+      <w:r>
+        <w:t xml:space="preserve"> se realiza de manera manual, principalmente mediante el uso de “Google </w:t>
+      </w:r>
+      <w:proofErr w:type="spellStart"/>
+      <w:r>
         <w:t>Forms</w:t>
       </w:r>
       <w:proofErr w:type="spellEnd"/>
       <w:r>
-        <w:rPr>
-          <w:rFonts w:ascii="Times New Roman" w:hAnsi="Times New Roman" w:cs="Times New Roman"/>
-        </w:rPr>
-        <w:t>, lo que implica un manejo manual y descentralizado de la información. Este método resulta limitante, ya que aumenta la probabilidad de errores humanos, carece de sincronización en tiempo real y no cuenta con validaciones automatizadas, afectando negativamente la experiencia tanto del usuario como del administrador.</w:t>
-      </w:r>
-    </w:p>
-    <w:p>
-      <w:pPr>
-        <w:pStyle w:val="Textbody"/>
-        <w:rPr>
-          <w:rFonts w:ascii="Times New Roman" w:hAnsi="Times New Roman" w:cs="Times New Roman"/>
-        </w:rPr>
-      </w:pPr>
-      <w:r>
-        <w:rPr>
-          <w:rFonts w:ascii="Times New Roman" w:hAnsi="Times New Roman" w:cs="Times New Roman"/>
-        </w:rPr>
-        <w:t>Esta situación resulta especialmente relevante considerando que la institución ofrece programas como Ingeniería de Software, evidenciando una oportunidad clara de implementar una solución tecnológica interna que automatice y estandarice la gestión del espacio.</w:t>
-      </w:r>
-    </w:p>
-    <w:p>
-      <w:pPr>
-        <w:pStyle w:val="Textbody"/>
-        <w:rPr>
-          <w:rFonts w:ascii="Times New Roman" w:hAnsi="Times New Roman" w:cs="Times New Roman"/>
-        </w:rPr>
-      </w:pPr>
-      <w:r>
-        <w:rPr>
-          <w:rFonts w:ascii="Times New Roman" w:hAnsi="Times New Roman" w:cs="Times New Roman"/>
-        </w:rPr>
-        <w:t>En conclusión, la carencia de un sistema digital integral con funcionalidades de gestión de reservas, control de disponibilidad, almacenamiento estructurado de datos y generación de reportes constituye el núcleo del problema, justificando la necesidad de una solución tecnológica eficiente.</w:t>
-      </w:r>
-    </w:p>
-    <w:p>
-      <w:pPr>
-        <w:pStyle w:val="Textbody"/>
-        <w:rPr>
-          <w:rFonts w:ascii="Times New Roman" w:hAnsi="Times New Roman" w:cs="Times New Roman"/>
-        </w:rPr>
-      </w:pPr>
-      <w:r>
-        <w:rPr>
-          <w:rFonts w:ascii="Times New Roman" w:hAnsi="Times New Roman" w:cs="Times New Roman"/>
-          <w:highlight w:val="yellow"/>
-        </w:rPr>
-        <w:t>Problemática por procesos</w:t>
-      </w:r>
-    </w:p>
-    <w:p>
-      <w:pPr>
-        <w:pStyle w:val="Textbody"/>
-        <w:rPr>
-          <w:rFonts w:ascii="Times New Roman" w:hAnsi="Times New Roman" w:cs="Times New Roman"/>
-          <w:highlight w:val="yellow"/>
-        </w:rPr>
-      </w:pPr>
-      <w:r>
-        <w:rPr>
-          <w:rFonts w:ascii="Times New Roman" w:hAnsi="Times New Roman" w:cs="Times New Roman"/>
-          <w:highlight w:val="yellow"/>
-        </w:rPr>
-        <w:t>Inventario</w:t>
-      </w:r>
-    </w:p>
-    <w:p>
-      <w:pPr>
-        <w:pStyle w:val="Textbody"/>
-        <w:rPr>
-          <w:rFonts w:ascii="Times New Roman" w:hAnsi="Times New Roman" w:cs="Times New Roman"/>
-        </w:rPr>
-      </w:pPr>
-      <w:r>
-        <w:rPr>
-          <w:rFonts w:ascii="Times New Roman" w:hAnsi="Times New Roman" w:cs="Times New Roman"/>
-          <w:highlight w:val="yellow"/>
-        </w:rPr>
-        <w:t>Compras</w:t>
+        <w:t>”. Esto puede generar dificultades en la administración, ya que al ser un método tan manual es propenso a errores y desincronización. Con esto, el sistema plantea una solución en la que la reserva se convierta en un proceso más sencillo, rápido y eficiente por medio de su automatización en la plataforma.</w:t>
+      </w:r>
+    </w:p>
+    <w:p>
+      <w:pPr>
+        <w:pStyle w:val="NormalWeb"/>
+      </w:pPr>
+      <w:r>
+        <w:rPr>
+          <w:rStyle w:val="Strong"/>
+        </w:rPr>
+        <w:t>Inventario de equipos:</w:t>
+      </w:r>
+      <w:r>
+        <w:br/>
+        <w:t>La disponibilidad, el estado y la información de los equipos se gestionan de manera manual. Al final del día se hace un breve repaso de su estado para luego pasar al proceso de mantenimiento. Es un proceso poco eficiente, ya que se realiza sin un orden claro o en el momento, lo que puede hacer que los usuarios pierdan tiempo al no contar con información actualizada sobre la disponibilidad de los equipos. La idea del sistema es integrar este proceso junto a “reservas” para mejorar la eficiencia tanto de operadores como de usuarios con solo consultar en la plataforma.</w:t>
+      </w:r>
+    </w:p>
+    <w:p>
+      <w:pPr>
+        <w:pStyle w:val="NormalWeb"/>
+      </w:pPr>
+      <w:r>
+        <w:rPr>
+          <w:rStyle w:val="Strong"/>
+        </w:rPr>
+        <w:t>Noticias:</w:t>
+      </w:r>
+      <w:r>
+        <w:br/>
+        <w:t xml:space="preserve">Actualmente, a diferencia de los otros procesos, este se realiza de manera digital por medio de la página oficial del </w:t>
+      </w:r>
+      <w:proofErr w:type="spellStart"/>
+      <w:r>
+        <w:t>TdeA</w:t>
+      </w:r>
+      <w:proofErr w:type="spellEnd"/>
+      <w:r>
+        <w:t xml:space="preserve">. Sin embargo, las novedades o noticias no suelen tener tanta relevancia, ya que se ven opacadas por la gran cantidad de información general de la universidad. El sistema </w:t>
+      </w:r>
+      <w:proofErr w:type="spellStart"/>
+      <w:r>
+        <w:t>Level</w:t>
+      </w:r>
+      <w:proofErr w:type="spellEnd"/>
+      <w:r>
+        <w:t xml:space="preserve"> </w:t>
+      </w:r>
+      <w:proofErr w:type="spellStart"/>
+      <w:r>
+        <w:t>Optizone</w:t>
+      </w:r>
+      <w:proofErr w:type="spellEnd"/>
+      <w:r>
+        <w:t xml:space="preserve"> se plantea como una solución, ya que </w:t>
+      </w:r>
+      <w:proofErr w:type="spellStart"/>
+      <w:r>
+        <w:t>NextLevel</w:t>
+      </w:r>
+      <w:proofErr w:type="spellEnd"/>
+      <w:r>
+        <w:t xml:space="preserve"> contaría con un espacio propio para la difusión de sus novedades, reportes o noticias.</w:t>
+      </w:r>
+    </w:p>
+    <w:p>
+      <w:pPr>
+        <w:pStyle w:val="NormalWeb"/>
+      </w:pPr>
+      <w:r>
+        <w:rPr>
+          <w:rStyle w:val="Strong"/>
+        </w:rPr>
+        <w:t>Inventario de juegos:</w:t>
+      </w:r>
+      <w:r>
+        <w:br/>
+        <w:t>Este proceso se maneja de forma manual. El problema es que los usuarios no saben qué juegos están disponibles hasta que llegan al aula. En caso de que no haya juegos de su interés, pueden retirarse, dejando un espacio o equipo que otro usuario habría aprovechado si hubiera tenido esa información antes. El sistema propone incluir un catálogo de los juegos disponibles para que los usuarios puedan anticiparse.</w:t>
+      </w:r>
+    </w:p>
+    <w:p>
+      <w:pPr>
+        <w:pStyle w:val="NormalWeb"/>
+      </w:pPr>
+      <w:r>
+        <w:rPr>
+          <w:rStyle w:val="Strong"/>
+        </w:rPr>
+        <w:t>Mantenimiento:</w:t>
+      </w:r>
+      <w:r>
+        <w:br/>
+        <w:t>El mantenimiento se realiza de forma manual, mediante mensajería y comunicación entre los administradores del aula, donde se evalúa el estado de los equipos para decidir si requieren intervención técnica. No es un proceso que falle directamente, pero sí puede mejorar en cuanto a organización y sincronización de la información. El sistema busca integrarlo con el inventario, permitiendo a los administradores tener todo en un solo lugar y visualizar el estado de los equipos de forma más clara y detallada, especialmente desde el apartado de reportes.</w:t>
+      </w:r>
+      <w:r>
+        <w:br/>
+      </w:r>
+    </w:p>
+    <w:p>
+      <w:pPr>
+        <w:widowControl/>
+        <w:suppressAutoHyphens w:val="0"/>
+        <w:autoSpaceDN/>
+        <w:textAlignment w:val="auto"/>
+        <w:rPr>
+          <w:rFonts w:eastAsia="Times New Roman" w:cs="Times New Roman"/>
+          <w:kern w:val="0"/>
+          <w:lang w:val="es-CO"/>
+        </w:rPr>
+      </w:pPr>
+      <w:r>
+        <w:rPr>
+          <w:rFonts w:eastAsia="Times New Roman" w:cs="Times New Roman"/>
+          <w:kern w:val="0"/>
+          <w:lang w:val="es-CO"/>
+        </w:rPr>
+        <w:lastRenderedPageBreak/>
+        <w:pict w14:anchorId="572CDDE8">
+          <v:rect id="_x0000_i1027" style="width:0;height:1.5pt" o:hralign="center" o:hrstd="t" o:hr="t" fillcolor="#a0a0a0" stroked="f"/>
+        </w:pict>
       </w:r>
     </w:p>
     <w:p>
@@ -12002,6 +12055,92 @@
     </w:p>
     <w:p>
       <w:pPr>
+        <w:rPr>
+          <w:b/>
+          <w:bCs/>
+          <w:sz w:val="22"/>
+          <w:szCs w:val="22"/>
+        </w:rPr>
+      </w:pPr>
+      <w:r>
+        <w:rPr>
+          <w:b/>
+          <w:bCs/>
+          <w:sz w:val="22"/>
+          <w:szCs w:val="22"/>
+        </w:rPr>
+        <w:t xml:space="preserve">Módulo de </w:t>
+      </w:r>
+      <w:proofErr w:type="spellStart"/>
+      <w:r>
+        <w:rPr>
+          <w:b/>
+          <w:bCs/>
+          <w:sz w:val="22"/>
+          <w:szCs w:val="22"/>
+        </w:rPr>
+        <w:t>Login</w:t>
+      </w:r>
+      <w:proofErr w:type="spellEnd"/>
+      <w:r>
+        <w:rPr>
+          <w:b/>
+          <w:bCs/>
+          <w:sz w:val="22"/>
+          <w:szCs w:val="22"/>
+        </w:rPr>
+        <w:t xml:space="preserve"> y Autenticación</w:t>
+      </w:r>
+    </w:p>
+    <w:p>
+      <w:pPr>
+        <w:rPr>
+          <w:sz w:val="22"/>
+          <w:szCs w:val="22"/>
+        </w:rPr>
+      </w:pPr>
+      <w:r>
+        <w:rPr>
+          <w:b/>
+          <w:bCs/>
+          <w:sz w:val="22"/>
+          <w:szCs w:val="22"/>
+        </w:rPr>
+        <w:t xml:space="preserve">Rama: </w:t>
+      </w:r>
+      <w:r>
+        <w:rPr>
+          <w:sz w:val="22"/>
+          <w:szCs w:val="22"/>
+        </w:rPr>
+        <w:t>Usuarios y Administrador</w:t>
+      </w:r>
+    </w:p>
+    <w:p>
+      <w:pPr>
+        <w:rPr>
+          <w:sz w:val="22"/>
+          <w:szCs w:val="22"/>
+        </w:rPr>
+      </w:pPr>
+      <w:r>
+        <w:rPr>
+          <w:sz w:val="22"/>
+          <w:szCs w:val="22"/>
+        </w:rPr>
+        <w:t>Este módulo inicia cuando el usuario accede al sistema sin haber iniciado sesión y finaliza cuando logra autenticarse correctamente y acceder a su entorno correspondiente. El módulo presenta un formulario de inicio de sesión con campos para correo y contraseña, junto con un botón de ingreso que permite validar las credenciales. Además, incluye una opción para crear usuario que redirige a un formulario de registro en caso de que el usuario no exista. Una vez completado el registro, el usuario puede regresar al inicio de sesión y acceder al sistema.</w:t>
+      </w:r>
+    </w:p>
+    <w:p>
+      <w:pPr>
+        <w:rPr>
+          <w:sz w:val="22"/>
+          <w:szCs w:val="22"/>
+        </w:rPr>
+      </w:pPr>
+    </w:p>
+    <w:p>
+      <w:pPr>
         <w:pStyle w:val="Heading2"/>
         <w:numPr>
           <w:ilvl w:val="0"/>
@@ -12009,95 +12148,2179 @@
         </w:numPr>
         <w:ind w:left="576" w:hanging="576"/>
         <w:rPr>
-          <w:rFonts w:ascii="Times New Roman" w:eastAsiaTheme="minorEastAsia" w:hAnsi="Times New Roman" w:cs="Times New Roman"/>
-          <w:b w:val="0"/>
-          <w:bCs w:val="0"/>
-          <w:sz w:val="22"/>
-          <w:szCs w:val="22"/>
-        </w:rPr>
-      </w:pPr>
-      <w:r>
-        <w:rPr>
-          <w:rFonts w:ascii="Times New Roman" w:eastAsiaTheme="minorEastAsia" w:hAnsi="Times New Roman" w:cs="Times New Roman"/>
-          <w:sz w:val="22"/>
-          <w:szCs w:val="22"/>
-        </w:rPr>
-        <w:t xml:space="preserve">Módulo de </w:t>
+          <w:rFonts w:ascii="Times New Roman" w:hAnsi="Times New Roman" w:cs="Times New Roman"/>
+        </w:rPr>
+      </w:pPr>
+      <w:r>
+        <w:rPr>
+          <w:rFonts w:ascii="Times New Roman" w:hAnsi="Times New Roman" w:cs="Times New Roman"/>
+        </w:rPr>
+        <w:t>4.3.</w:t>
+      </w:r>
+      <w:r>
+        <w:rPr>
+          <w:rFonts w:ascii="Times New Roman" w:hAnsi="Times New Roman" w:cs="Times New Roman"/>
+        </w:rPr>
+        <w:t>1.</w:t>
+      </w:r>
+      <w:r>
+        <w:rPr>
+          <w:rFonts w:ascii="Times New Roman" w:hAnsi="Times New Roman" w:cs="Times New Roman"/>
+        </w:rPr>
+        <w:t xml:space="preserve"> </w:t>
+      </w:r>
+      <w:r>
+        <w:rPr>
+          <w:rFonts w:ascii="Times New Roman" w:hAnsi="Times New Roman" w:cs="Times New Roman"/>
+        </w:rPr>
+        <w:t>Funciones del sistema propuesto.</w:t>
+      </w:r>
+    </w:p>
+    <w:p>
+      <w:pPr>
+        <w:pStyle w:val="NormalWeb"/>
+        <w:numPr>
+          <w:ilvl w:val="0"/>
+          <w:numId w:val="37"/>
+        </w:numPr>
+        <w:rPr>
+          <w:sz w:val="22"/>
+          <w:szCs w:val="22"/>
+        </w:rPr>
+      </w:pPr>
+      <w:r>
+        <w:rPr>
+          <w:rStyle w:val="Strong"/>
+          <w:sz w:val="22"/>
+          <w:szCs w:val="22"/>
+        </w:rPr>
+        <w:t>Función: Registro de usuarios</w:t>
+      </w:r>
+    </w:p>
+    <w:p>
+      <w:pPr>
+        <w:pStyle w:val="NormalWeb"/>
+        <w:ind w:left="709"/>
+        <w:rPr>
+          <w:sz w:val="22"/>
+          <w:szCs w:val="22"/>
+        </w:rPr>
+      </w:pPr>
+      <w:r>
+        <w:rPr>
+          <w:sz w:val="22"/>
+          <w:szCs w:val="22"/>
+        </w:rPr>
+        <w:t xml:space="preserve">Al ingresar al módulo de </w:t>
       </w:r>
       <w:proofErr w:type="spellStart"/>
       <w:r>
         <w:rPr>
-          <w:rFonts w:ascii="Times New Roman" w:eastAsiaTheme="minorEastAsia" w:hAnsi="Times New Roman" w:cs="Times New Roman"/>
-          <w:sz w:val="22"/>
-          <w:szCs w:val="22"/>
-        </w:rPr>
-        <w:t>Login</w:t>
+          <w:sz w:val="22"/>
+          <w:szCs w:val="22"/>
+        </w:rPr>
+        <w:t>login</w:t>
       </w:r>
       <w:proofErr w:type="spellEnd"/>
       <w:r>
         <w:rPr>
-          <w:rFonts w:ascii="Times New Roman" w:eastAsiaTheme="minorEastAsia" w:hAnsi="Times New Roman" w:cs="Times New Roman"/>
-          <w:sz w:val="22"/>
-          <w:szCs w:val="22"/>
-        </w:rPr>
-        <w:t xml:space="preserve"> y Autenticación</w:t>
-      </w:r>
-    </w:p>
-    <w:p>
-      <w:pPr>
-        <w:spacing w:before="240" w:after="240"/>
-        <w:rPr>
-          <w:rFonts w:eastAsiaTheme="minorEastAsia" w:cs="Times New Roman"/>
-          <w:sz w:val="22"/>
-          <w:szCs w:val="22"/>
-        </w:rPr>
-      </w:pPr>
-      <w:r>
-        <w:rPr>
-          <w:rFonts w:eastAsiaTheme="minorEastAsia" w:cs="Times New Roman"/>
+          <w:sz w:val="22"/>
+          <w:szCs w:val="22"/>
+        </w:rPr>
+        <w:t>, el usuario podrá visualizar un botón de color azul que indica la opción de crear una nueva cuenta. Al seleccionarlo, se desplegará un formulario con los campos necesarios para el registro, como el correo institucional, una contraseña segura, la verificación de que no es un robot y el ingreso del carnet institucional, información que será almacenada en la base de datos.</w:t>
+      </w:r>
+    </w:p>
+    <w:p>
+      <w:pPr>
+        <w:pStyle w:val="NormalWeb"/>
+        <w:ind w:left="709"/>
+        <w:rPr>
+          <w:sz w:val="22"/>
+          <w:szCs w:val="22"/>
+        </w:rPr>
+      </w:pPr>
+      <w:r>
+        <w:rPr>
+          <w:sz w:val="22"/>
+          <w:szCs w:val="22"/>
+        </w:rPr>
+        <w:t>Durante el proceso, el sistema enviará una petición para validar si el correo institucional ya se encuentra registrado. En caso de que el usuario ya exista, se mostrará una notificación informando esta situación y se ofrecerá la opción de recuperación de contraseña.</w:t>
+      </w:r>
+    </w:p>
+    <w:p>
+      <w:pPr>
+        <w:pStyle w:val="NormalWeb"/>
+        <w:ind w:left="709"/>
+        <w:rPr>
+          <w:sz w:val="22"/>
+          <w:szCs w:val="22"/>
+        </w:rPr>
+      </w:pPr>
+      <w:r>
+        <w:rPr>
+          <w:sz w:val="22"/>
+          <w:szCs w:val="22"/>
+        </w:rPr>
+        <w:t>Durante la creación de la contraseña, el sistema validará su seguridad. En caso de no cumplir con los requisitos, se mostrará una advertencia para que el usuario la mejore. La contraseña deberá contar con al menos ocho caracteres, incluyendo letras mayúsculas, números y caracteres especiales.</w:t>
+      </w:r>
+    </w:p>
+    <w:p>
+      <w:pPr>
+        <w:pStyle w:val="NormalWeb"/>
+        <w:ind w:left="709"/>
+        <w:rPr>
+          <w:sz w:val="22"/>
+          <w:szCs w:val="22"/>
+        </w:rPr>
+      </w:pPr>
+      <w:r>
+        <w:rPr>
+          <w:sz w:val="22"/>
+          <w:szCs w:val="22"/>
+        </w:rPr>
+        <w:t>Una vez completados todos los campos, el usuario podrá confirmar el registro mediante un botón de creación de cuenta. Posteriormente, el sistema enviará un correo de confirmación al correo institucional registrado, el cual deberá ser validado para activar la cuenta.</w:t>
+      </w:r>
+    </w:p>
+    <w:p>
+      <w:pPr>
+        <w:pStyle w:val="NormalWeb"/>
+        <w:ind w:left="709"/>
+        <w:rPr>
+          <w:sz w:val="22"/>
+          <w:szCs w:val="22"/>
+        </w:rPr>
+      </w:pPr>
+      <w:r>
+        <w:rPr>
+          <w:sz w:val="22"/>
+          <w:szCs w:val="22"/>
+        </w:rPr>
+        <w:t>Finalmente, tras la validación, el usuario recibirá una notificación de creación exitosa y podrá acceder a la aplicación.</w:t>
+      </w:r>
+    </w:p>
+    <w:p>
+      <w:pPr>
+        <w:pStyle w:val="NormalWeb"/>
+        <w:numPr>
+          <w:ilvl w:val="0"/>
+          <w:numId w:val="37"/>
+        </w:numPr>
+        <w:rPr>
+          <w:sz w:val="22"/>
+          <w:szCs w:val="22"/>
+        </w:rPr>
+      </w:pPr>
+      <w:r>
+        <w:rPr>
+          <w:rStyle w:val="Strong"/>
+          <w:sz w:val="22"/>
+          <w:szCs w:val="22"/>
+        </w:rPr>
+        <w:t>Función: Inicio de sesión</w:t>
+      </w:r>
+    </w:p>
+    <w:p>
+      <w:pPr>
+        <w:pStyle w:val="NormalWeb"/>
+        <w:ind w:left="709"/>
+        <w:rPr>
+          <w:sz w:val="22"/>
+          <w:szCs w:val="22"/>
+        </w:rPr>
+      </w:pPr>
+      <w:r>
+        <w:rPr>
+          <w:sz w:val="22"/>
+          <w:szCs w:val="22"/>
+        </w:rPr>
+        <w:t xml:space="preserve">Al ingresar al módulo de </w:t>
+      </w:r>
+      <w:proofErr w:type="spellStart"/>
+      <w:r>
+        <w:rPr>
+          <w:sz w:val="22"/>
+          <w:szCs w:val="22"/>
+        </w:rPr>
+        <w:t>login</w:t>
+      </w:r>
+      <w:proofErr w:type="spellEnd"/>
+      <w:r>
+        <w:rPr>
+          <w:sz w:val="22"/>
+          <w:szCs w:val="22"/>
+        </w:rPr>
+        <w:t>, el usuario podrá visualizar un formulario donde deberá ingresar su correo institucional y la contraseña previamente registrada. Una vez ingresados estos datos, el sistema validará que coincidan con la información almacenada en la base de datos.</w:t>
+      </w:r>
+    </w:p>
+    <w:p>
+      <w:pPr>
+        <w:pStyle w:val="NormalWeb"/>
+        <w:ind w:left="709"/>
+        <w:rPr>
+          <w:sz w:val="22"/>
+          <w:szCs w:val="22"/>
+        </w:rPr>
+      </w:pPr>
+      <w:r>
+        <w:rPr>
+          <w:sz w:val="22"/>
+          <w:szCs w:val="22"/>
+        </w:rPr>
+        <w:t>Si las credenciales son correctas, se permitirá el acceso y el usuario podrá ingresar a la aplicación. En caso contrario, el sistema mostrará un mensaje indicando que los datos ingresados no son correctos.</w:t>
+      </w:r>
+    </w:p>
+    <w:p>
+      <w:pPr>
+        <w:pStyle w:val="NormalWeb"/>
+        <w:rPr>
+          <w:sz w:val="22"/>
+          <w:szCs w:val="22"/>
+        </w:rPr>
+      </w:pPr>
+    </w:p>
+    <w:p>
+      <w:pPr>
+        <w:rPr>
+          <w:sz w:val="22"/>
+          <w:szCs w:val="22"/>
+          <w:lang w:val="es-CO"/>
+        </w:rPr>
+      </w:pPr>
+    </w:p>
+    <w:p>
+      <w:pPr>
+        <w:rPr>
           <w:b/>
           <w:bCs/>
           <w:sz w:val="22"/>
           <w:szCs w:val="22"/>
         </w:rPr>
-        <w:t>Rol</w:t>
-      </w:r>
-      <w:r>
-        <w:rPr>
-          <w:rFonts w:eastAsiaTheme="minorEastAsia" w:cs="Times New Roman"/>
+      </w:pPr>
+    </w:p>
+    <w:p>
+      <w:pPr>
+        <w:rPr>
           <w:b/>
           <w:bCs/>
           <w:sz w:val="22"/>
           <w:szCs w:val="22"/>
         </w:rPr>
-        <w:t xml:space="preserve">: </w:t>
-      </w:r>
-      <w:r>
-        <w:rPr>
-          <w:rFonts w:eastAsiaTheme="minorEastAsia" w:cs="Times New Roman"/>
-          <w:sz w:val="22"/>
-          <w:szCs w:val="22"/>
-        </w:rPr>
-        <w:t>Usuarios y Administrador</w:t>
-      </w:r>
-    </w:p>
-    <w:p>
-      <w:pPr>
-        <w:spacing w:before="240" w:after="240"/>
-        <w:rPr>
-          <w:rFonts w:eastAsiaTheme="minorEastAsia" w:cs="Times New Roman"/>
-          <w:sz w:val="22"/>
-          <w:szCs w:val="22"/>
-        </w:rPr>
-      </w:pPr>
-      <w:r>
-        <w:rPr>
-          <w:rFonts w:eastAsiaTheme="minorEastAsia" w:cs="Times New Roman"/>
-          <w:sz w:val="22"/>
-          <w:szCs w:val="22"/>
-        </w:rPr>
-        <w:t>Este módulo permite el acceso seguro al sistema mediante el inicio de sesión. Los usuarios podrán autenticarse con sus credenciales, gestionar el cambio de contraseña y acceder a las funcionalidades según su rol. Además, se encarga de controlar los permisos, diferenciando entre estudiantes y administradores para garantizar la seguridad y el correcto uso del sistema.</w:t>
-      </w:r>
+      </w:pPr>
+      <w:r>
+        <w:rPr>
+          <w:b/>
+          <w:bCs/>
+          <w:sz w:val="22"/>
+          <w:szCs w:val="22"/>
+        </w:rPr>
+        <w:t>Módulo de Inventario</w:t>
+      </w:r>
+    </w:p>
+    <w:p>
+      <w:pPr>
+        <w:rPr>
+          <w:sz w:val="22"/>
+          <w:szCs w:val="22"/>
+        </w:rPr>
+      </w:pPr>
+      <w:r>
+        <w:rPr>
+          <w:b/>
+          <w:bCs/>
+          <w:sz w:val="22"/>
+          <w:szCs w:val="22"/>
+        </w:rPr>
+        <w:t>Rama:</w:t>
+      </w:r>
+      <w:r>
+        <w:rPr>
+          <w:sz w:val="22"/>
+          <w:szCs w:val="22"/>
+        </w:rPr>
+        <w:t xml:space="preserve"> Administrador</w:t>
+      </w:r>
+    </w:p>
+    <w:p>
+      <w:pPr>
+        <w:rPr>
+          <w:sz w:val="22"/>
+          <w:szCs w:val="22"/>
+        </w:rPr>
+      </w:pPr>
+      <w:r>
+        <w:rPr>
+          <w:sz w:val="22"/>
+          <w:szCs w:val="22"/>
+        </w:rPr>
+        <w:t>Este módulo inicia con el registro de los equipos del laboratorio y finaliza con la consulta y actualización de su estado dentro del sistema. Se presenta mediante una interfaz con una barra de navegación y un listado principal donde se muestran los equipos registrados con su información básica. Incluye botones para agregar nuevos equipos, editar los existentes o actualizar su estado, permitiendo al administrador mantener organizada la información del inventario desde un mismo espacio.</w:t>
+      </w:r>
+    </w:p>
+    <w:p>
+      <w:pPr>
+        <w:pStyle w:val="Heading2"/>
+        <w:numPr>
+          <w:ilvl w:val="0"/>
+          <w:numId w:val="0"/>
+        </w:numPr>
+        <w:ind w:left="576" w:hanging="576"/>
+        <w:rPr>
+          <w:rFonts w:ascii="Times New Roman" w:hAnsi="Times New Roman" w:cs="Times New Roman"/>
+        </w:rPr>
+      </w:pPr>
+      <w:r>
+        <w:rPr>
+          <w:rFonts w:ascii="Times New Roman" w:hAnsi="Times New Roman" w:cs="Times New Roman"/>
+        </w:rPr>
+        <w:t>4.3.</w:t>
+      </w:r>
+      <w:r>
+        <w:rPr>
+          <w:rFonts w:ascii="Times New Roman" w:hAnsi="Times New Roman" w:cs="Times New Roman"/>
+        </w:rPr>
+        <w:t>2.</w:t>
+      </w:r>
+      <w:r>
+        <w:rPr>
+          <w:rFonts w:ascii="Times New Roman" w:hAnsi="Times New Roman" w:cs="Times New Roman"/>
+        </w:rPr>
+        <w:t xml:space="preserve"> </w:t>
+      </w:r>
+      <w:r>
+        <w:rPr>
+          <w:rFonts w:ascii="Times New Roman" w:hAnsi="Times New Roman" w:cs="Times New Roman"/>
+        </w:rPr>
+        <w:t>Funciones del sistema propuesto.</w:t>
+      </w:r>
+    </w:p>
+    <w:p>
+      <w:pPr>
+        <w:rPr>
+          <w:sz w:val="22"/>
+          <w:szCs w:val="22"/>
+        </w:rPr>
+      </w:pPr>
+    </w:p>
+    <w:p>
+      <w:pPr>
+        <w:pStyle w:val="NormalWeb"/>
+        <w:numPr>
+          <w:ilvl w:val="0"/>
+          <w:numId w:val="37"/>
+        </w:numPr>
+        <w:rPr>
+          <w:sz w:val="22"/>
+          <w:szCs w:val="22"/>
+        </w:rPr>
+      </w:pPr>
+      <w:r>
+        <w:rPr>
+          <w:rStyle w:val="Strong"/>
+          <w:sz w:val="22"/>
+          <w:szCs w:val="22"/>
+        </w:rPr>
+        <w:t>Función: Consultar inventario de equipos</w:t>
+      </w:r>
+    </w:p>
+    <w:p>
+      <w:pPr>
+        <w:pStyle w:val="NormalWeb"/>
+        <w:ind w:left="709"/>
+        <w:rPr>
+          <w:sz w:val="22"/>
+          <w:szCs w:val="22"/>
+        </w:rPr>
+      </w:pPr>
+      <w:r>
+        <w:rPr>
+          <w:sz w:val="22"/>
+          <w:szCs w:val="22"/>
+        </w:rPr>
+        <w:t>Al ingresar al módulo de inventario, se desplegará un catálogo compuesto por una serie de tarjetas que representan cada uno de los equipos. Este estará dividido en dos categorías: equipos de mesa y consolas. En la categoría de equipos de mesa se incluirán dispositivos como los PC, mientras que en la categoría de consolas se mostrarán equipos como las PlayStation 5.</w:t>
+      </w:r>
+    </w:p>
+    <w:p>
+      <w:pPr>
+        <w:pStyle w:val="NormalWeb"/>
+        <w:ind w:left="709"/>
+        <w:rPr>
+          <w:sz w:val="22"/>
+          <w:szCs w:val="22"/>
+        </w:rPr>
+      </w:pPr>
+      <w:r>
+        <w:rPr>
+          <w:sz w:val="22"/>
+          <w:szCs w:val="22"/>
+        </w:rPr>
+        <w:t>Al seleccionar una de las tarjetas, se podrá visualizar la información del equipo, incluyendo datos relacionados con mantenimiento, revisiones, estado actual y reservas pendientes. Además, se mostrará información sobre los periféricos y demás dispositivos asociados.</w:t>
+      </w:r>
+    </w:p>
+    <w:p>
+      <w:pPr>
+        <w:pStyle w:val="NormalWeb"/>
+        <w:ind w:left="709"/>
+        <w:rPr>
+          <w:sz w:val="22"/>
+          <w:szCs w:val="22"/>
+        </w:rPr>
+      </w:pPr>
+      <w:r>
+        <w:rPr>
+          <w:sz w:val="22"/>
+          <w:szCs w:val="22"/>
+        </w:rPr>
+        <w:t>Al regresar a la vista principal, el catálogo contará con filtros inteligentes que permitirán interactuar con la información en tiempo real</w:t>
+      </w:r>
+      <w:r>
+        <w:rPr>
+          <w:sz w:val="22"/>
+          <w:szCs w:val="22"/>
+        </w:rPr>
+        <w:t>.</w:t>
+      </w:r>
+    </w:p>
+    <w:p>
+      <w:pPr>
+        <w:rPr>
+          <w:sz w:val="22"/>
+          <w:szCs w:val="22"/>
+          <w:lang w:val="es-CO"/>
+        </w:rPr>
+      </w:pPr>
+    </w:p>
+    <w:p>
+      <w:pPr>
+        <w:rPr>
+          <w:sz w:val="22"/>
+          <w:szCs w:val="22"/>
+        </w:rPr>
+      </w:pPr>
+    </w:p>
+    <w:p>
+      <w:pPr>
+        <w:rPr>
+          <w:b/>
+          <w:bCs/>
+          <w:sz w:val="22"/>
+          <w:szCs w:val="22"/>
+        </w:rPr>
+      </w:pPr>
+      <w:r>
+        <w:rPr>
+          <w:b/>
+          <w:bCs/>
+          <w:sz w:val="22"/>
+          <w:szCs w:val="22"/>
+        </w:rPr>
+        <w:t>Módulo de Agenda (Reservas)</w:t>
+      </w:r>
+    </w:p>
+    <w:p>
+      <w:pPr>
+        <w:rPr>
+          <w:sz w:val="22"/>
+          <w:szCs w:val="22"/>
+        </w:rPr>
+      </w:pPr>
+      <w:r>
+        <w:rPr>
+          <w:b/>
+          <w:bCs/>
+          <w:sz w:val="22"/>
+          <w:szCs w:val="22"/>
+        </w:rPr>
+        <w:t>Rama:</w:t>
+      </w:r>
+      <w:r>
+        <w:rPr>
+          <w:sz w:val="22"/>
+          <w:szCs w:val="22"/>
+        </w:rPr>
+        <w:t xml:space="preserve"> Usuarios y Administrador</w:t>
+      </w:r>
+    </w:p>
+    <w:p>
+      <w:pPr>
+        <w:rPr>
+          <w:sz w:val="22"/>
+          <w:szCs w:val="22"/>
+        </w:rPr>
+      </w:pPr>
+      <w:r>
+        <w:rPr>
+          <w:sz w:val="22"/>
+          <w:szCs w:val="22"/>
+        </w:rPr>
+        <w:t>Este módulo inicia cuando el usuario accede a la sección de reservas para consultar los horarios disponibles y finaliza cuando se confirma o gestiona una reserva. Se presenta con una vista tipo calendario o tabla de horarios donde se muestran los espacios disponibles. El usuario puede seleccionar un horario y confirmar la reserva mediante un botón, mientras que el administrador puede visualizar todas las reservas, identificar quién las realizó y realizar ajustes si es necesario.</w:t>
+      </w:r>
+    </w:p>
+    <w:p>
+      <w:pPr>
+        <w:pStyle w:val="Heading2"/>
+        <w:numPr>
+          <w:ilvl w:val="0"/>
+          <w:numId w:val="0"/>
+        </w:numPr>
+        <w:ind w:left="576" w:hanging="576"/>
+        <w:rPr>
+          <w:rFonts w:ascii="Times New Roman" w:hAnsi="Times New Roman" w:cs="Times New Roman"/>
+        </w:rPr>
+      </w:pPr>
+      <w:r>
+        <w:rPr>
+          <w:rFonts w:ascii="Times New Roman" w:hAnsi="Times New Roman" w:cs="Times New Roman"/>
+        </w:rPr>
+        <w:t>4.3.</w:t>
+      </w:r>
+      <w:r>
+        <w:rPr>
+          <w:rFonts w:ascii="Times New Roman" w:hAnsi="Times New Roman" w:cs="Times New Roman"/>
+        </w:rPr>
+        <w:t>3.</w:t>
+      </w:r>
+      <w:r>
+        <w:rPr>
+          <w:rFonts w:ascii="Times New Roman" w:hAnsi="Times New Roman" w:cs="Times New Roman"/>
+        </w:rPr>
+        <w:t xml:space="preserve"> </w:t>
+      </w:r>
+      <w:r>
+        <w:rPr>
+          <w:rFonts w:ascii="Times New Roman" w:hAnsi="Times New Roman" w:cs="Times New Roman"/>
+        </w:rPr>
+        <w:t>Funciones del sistema propuesto.</w:t>
+      </w:r>
+    </w:p>
+    <w:p>
+      <w:pPr>
+        <w:rPr>
+          <w:sz w:val="22"/>
+          <w:szCs w:val="22"/>
+        </w:rPr>
+      </w:pPr>
+    </w:p>
+    <w:p>
+      <w:pPr>
+        <w:pStyle w:val="Textbody"/>
+        <w:numPr>
+          <w:ilvl w:val="0"/>
+          <w:numId w:val="36"/>
+        </w:numPr>
+        <w:rPr>
+          <w:rFonts w:ascii="Times New Roman" w:hAnsi="Times New Roman" w:cs="Times New Roman"/>
+          <w:b/>
+          <w:bCs/>
+        </w:rPr>
+      </w:pPr>
+      <w:r>
+        <w:rPr>
+          <w:rFonts w:ascii="Times New Roman" w:hAnsi="Times New Roman" w:cs="Times New Roman"/>
+          <w:b/>
+          <w:bCs/>
+        </w:rPr>
+        <w:t>Función: Registrar una reserva</w:t>
+      </w:r>
+      <w:r>
+        <w:rPr>
+          <w:rFonts w:ascii="Times New Roman" w:hAnsi="Times New Roman" w:cs="Times New Roman"/>
+          <w:b/>
+          <w:bCs/>
+        </w:rPr>
+        <w:t xml:space="preserve"> </w:t>
+      </w:r>
+    </w:p>
+    <w:p>
+      <w:pPr>
+        <w:pStyle w:val="Textbody"/>
+        <w:ind w:left="720"/>
+        <w:rPr>
+          <w:rFonts w:ascii="Times New Roman" w:hAnsi="Times New Roman" w:cs="Times New Roman"/>
+        </w:rPr>
+      </w:pPr>
+      <w:r>
+        <w:rPr>
+          <w:rFonts w:ascii="Times New Roman" w:hAnsi="Times New Roman" w:cs="Times New Roman"/>
+        </w:rPr>
+        <w:t>Al ingresar al módulo de agenda, el usuario visualiza un calendario interactivo que muestra el mes en curso, donde puede seleccionar el día en el que desea realizar la reserva. Al seleccionar una fecha, el sistema despliega un catálogo de equipos disponibles (PS5 o PC) mediante tarjetas seleccionables.</w:t>
+      </w:r>
+    </w:p>
+    <w:p>
+      <w:pPr>
+        <w:pStyle w:val="Textbody"/>
+        <w:ind w:left="720"/>
+        <w:rPr>
+          <w:rFonts w:ascii="Times New Roman" w:hAnsi="Times New Roman" w:cs="Times New Roman"/>
+        </w:rPr>
+      </w:pPr>
+      <w:r>
+        <w:rPr>
+          <w:rFonts w:ascii="Times New Roman" w:hAnsi="Times New Roman" w:cs="Times New Roman"/>
+        </w:rPr>
+        <w:t>Una vez elegido el tipo de equipo, se presenta una vista de horarios organizada en columnas (equipos) y filas (franjas horarias), donde la disponibilidad se indica visualmente mediante colores (rojo para no disponible y verde para disponible).</w:t>
+      </w:r>
+    </w:p>
+    <w:p>
+      <w:pPr>
+        <w:pStyle w:val="Textbody"/>
+        <w:ind w:left="720"/>
+        <w:rPr>
+          <w:rFonts w:ascii="Times New Roman" w:hAnsi="Times New Roman" w:cs="Times New Roman"/>
+        </w:rPr>
+      </w:pPr>
+      <w:r>
+        <w:rPr>
+          <w:rFonts w:ascii="Times New Roman" w:hAnsi="Times New Roman" w:cs="Times New Roman"/>
+        </w:rPr>
+        <w:t>Finalmente, el usuario accede a un formulario en el que ingresa datos como número de personas y tiempo de uso, junto con la visualización de la fecha y hora seleccionadas, para confirmar la reserva mediante un mensaje previo de validación.</w:t>
+      </w:r>
+    </w:p>
+    <w:p>
+      <w:pPr>
+        <w:pStyle w:val="Textbody"/>
+        <w:ind w:left="720"/>
+        <w:rPr>
+          <w:rFonts w:ascii="Times New Roman" w:hAnsi="Times New Roman" w:cs="Times New Roman"/>
+        </w:rPr>
+      </w:pPr>
+    </w:p>
+    <w:p>
+      <w:pPr>
+        <w:pStyle w:val="NormalWeb"/>
+        <w:numPr>
+          <w:ilvl w:val="0"/>
+          <w:numId w:val="36"/>
+        </w:numPr>
+        <w:rPr>
+          <w:sz w:val="22"/>
+          <w:szCs w:val="22"/>
+        </w:rPr>
+      </w:pPr>
+      <w:r>
+        <w:rPr>
+          <w:rStyle w:val="Strong"/>
+          <w:sz w:val="22"/>
+          <w:szCs w:val="22"/>
+        </w:rPr>
+        <w:lastRenderedPageBreak/>
+        <w:t>Función: Cancelación de reservas</w:t>
+      </w:r>
+    </w:p>
+    <w:p>
+      <w:pPr>
+        <w:pStyle w:val="NormalWeb"/>
+        <w:ind w:left="709"/>
+        <w:rPr>
+          <w:sz w:val="22"/>
+          <w:szCs w:val="22"/>
+        </w:rPr>
+      </w:pPr>
+      <w:r>
+        <w:rPr>
+          <w:sz w:val="22"/>
+          <w:szCs w:val="22"/>
+        </w:rPr>
+        <w:t>Esta se podrá realizar desde dos puntos:</w:t>
+      </w:r>
+    </w:p>
+    <w:p>
+      <w:pPr>
+        <w:pStyle w:val="NormalWeb"/>
+        <w:ind w:left="709"/>
+        <w:rPr>
+          <w:sz w:val="22"/>
+          <w:szCs w:val="22"/>
+        </w:rPr>
+      </w:pPr>
+      <w:r>
+        <w:rPr>
+          <w:rStyle w:val="Strong"/>
+          <w:sz w:val="22"/>
+          <w:szCs w:val="22"/>
+        </w:rPr>
+        <w:t>Reservas:</w:t>
+      </w:r>
+      <w:r>
+        <w:rPr>
+          <w:sz w:val="22"/>
+          <w:szCs w:val="22"/>
+        </w:rPr>
+        <w:br/>
+        <w:t>Al ingresar al módulo, el usuario podrá visualizar en el calendario los días que tienen una reserva, los cuales estarán señalados en color verde. Al seleccionar uno, el sistema mostrará los detalles de la reserva, como fecha, hora y equipo asignado. En la parte inferior se dispondrá de un botón de color rojo que permitirá eliminar la reserva.</w:t>
+      </w:r>
+      <w:r>
+        <w:rPr>
+          <w:sz w:val="22"/>
+          <w:szCs w:val="22"/>
+        </w:rPr>
+        <w:br/>
+        <w:t>Al activarlo, se desplegará una ventana de confirmación. Una vez confirmada la acción, el sistema enviará una notificación al administrador informando la cancelación realizada.</w:t>
+      </w:r>
+    </w:p>
+    <w:p>
+      <w:pPr>
+        <w:pStyle w:val="NormalWeb"/>
+        <w:ind w:left="709"/>
+        <w:rPr>
+          <w:sz w:val="22"/>
+          <w:szCs w:val="22"/>
+        </w:rPr>
+      </w:pPr>
+      <w:proofErr w:type="spellStart"/>
+      <w:r>
+        <w:rPr>
+          <w:rStyle w:val="Strong"/>
+          <w:sz w:val="22"/>
+          <w:szCs w:val="22"/>
+        </w:rPr>
+        <w:t>Dashboard</w:t>
+      </w:r>
+      <w:proofErr w:type="spellEnd"/>
+      <w:r>
+        <w:rPr>
+          <w:rStyle w:val="Strong"/>
+          <w:sz w:val="22"/>
+          <w:szCs w:val="22"/>
+        </w:rPr>
+        <w:t>:</w:t>
+      </w:r>
+      <w:r>
+        <w:rPr>
+          <w:sz w:val="22"/>
+          <w:szCs w:val="22"/>
+        </w:rPr>
+        <w:br/>
+        <w:t>En el apartado de información rápida se mostrarán las reservas activas, donde se podrán consultar detalles como fecha, hora y equipo. Al acceder a la opción de detalles, la reserva podrá ser modificada o eliminada mediante un botón de color rojo.</w:t>
+      </w:r>
+      <w:r>
+        <w:rPr>
+          <w:sz w:val="22"/>
+          <w:szCs w:val="22"/>
+        </w:rPr>
+        <w:br/>
+        <w:t>Al seleccionar esta opción, se presentará una ventana de confirmación y, tras su validación, el sistema enviará una notificación al administrador con el mensaje de cancelación.</w:t>
+      </w:r>
+    </w:p>
+    <w:p>
+      <w:pPr>
+        <w:pStyle w:val="Textbody"/>
+        <w:ind w:left="720"/>
+        <w:rPr>
+          <w:rFonts w:ascii="Times New Roman" w:hAnsi="Times New Roman" w:cs="Times New Roman"/>
+          <w:lang w:val="es-CO"/>
+        </w:rPr>
+      </w:pPr>
+    </w:p>
+    <w:p>
+      <w:pPr>
+        <w:rPr>
+          <w:sz w:val="22"/>
+          <w:szCs w:val="22"/>
+        </w:rPr>
+      </w:pPr>
+    </w:p>
+    <w:p>
+      <w:pPr>
+        <w:rPr>
+          <w:sz w:val="22"/>
+          <w:szCs w:val="22"/>
+        </w:rPr>
+      </w:pPr>
+    </w:p>
+    <w:p>
+      <w:pPr>
+        <w:rPr>
+          <w:b/>
+          <w:bCs/>
+          <w:sz w:val="22"/>
+          <w:szCs w:val="22"/>
+        </w:rPr>
+      </w:pPr>
+      <w:r>
+        <w:rPr>
+          <w:b/>
+          <w:bCs/>
+          <w:sz w:val="22"/>
+          <w:szCs w:val="22"/>
+        </w:rPr>
+        <w:t>Módulo de Disponibilidad</w:t>
+      </w:r>
+    </w:p>
+    <w:p>
+      <w:pPr>
+        <w:rPr>
+          <w:sz w:val="22"/>
+          <w:szCs w:val="22"/>
+        </w:rPr>
+      </w:pPr>
+      <w:r>
+        <w:rPr>
+          <w:b/>
+          <w:bCs/>
+          <w:sz w:val="22"/>
+          <w:szCs w:val="22"/>
+        </w:rPr>
+        <w:t>Rama:</w:t>
+      </w:r>
+      <w:r>
+        <w:rPr>
+          <w:sz w:val="22"/>
+          <w:szCs w:val="22"/>
+        </w:rPr>
+        <w:t xml:space="preserve"> Usuarios y Administrador</w:t>
+      </w:r>
+    </w:p>
+    <w:p>
+      <w:pPr>
+        <w:rPr>
+          <w:sz w:val="22"/>
+          <w:szCs w:val="22"/>
+        </w:rPr>
+      </w:pPr>
+      <w:r>
+        <w:rPr>
+          <w:sz w:val="22"/>
+          <w:szCs w:val="22"/>
+        </w:rPr>
+        <w:t>Este módulo inicia cuando el usuario consulta el estado de los equipos o espacios y finaliza con la visualización actualizada de la disponibilidad. Se presenta como un panel con listados o indicadores que muestran si un recurso está disponible u ocupado. Desde esta vista el usuario puede identificar rápidamente qué equipos puede utilizar, y el administrador puede tener un control general del estado del laboratorio.</w:t>
+      </w:r>
+    </w:p>
+    <w:p>
+      <w:pPr>
+        <w:rPr>
+          <w:b/>
+          <w:bCs/>
+          <w:sz w:val="22"/>
+          <w:szCs w:val="22"/>
+        </w:rPr>
+      </w:pPr>
+    </w:p>
+    <w:p>
+      <w:pPr>
+        <w:rPr>
+          <w:b/>
+          <w:bCs/>
+          <w:sz w:val="22"/>
+          <w:szCs w:val="22"/>
+        </w:rPr>
+      </w:pPr>
+      <w:r>
+        <w:rPr>
+          <w:b/>
+          <w:bCs/>
+          <w:sz w:val="22"/>
+          <w:szCs w:val="22"/>
+        </w:rPr>
+        <w:t>Módulo de Reportes</w:t>
+      </w:r>
+    </w:p>
+    <w:p>
+      <w:pPr>
+        <w:rPr>
+          <w:sz w:val="22"/>
+          <w:szCs w:val="22"/>
+        </w:rPr>
+      </w:pPr>
+      <w:r>
+        <w:rPr>
+          <w:b/>
+          <w:bCs/>
+          <w:sz w:val="22"/>
+          <w:szCs w:val="22"/>
+        </w:rPr>
+        <w:t xml:space="preserve">Rama: </w:t>
+      </w:r>
+      <w:r>
+        <w:rPr>
+          <w:sz w:val="22"/>
+          <w:szCs w:val="22"/>
+        </w:rPr>
+        <w:t>Administrador</w:t>
+      </w:r>
+    </w:p>
+    <w:p>
+      <w:pPr>
+        <w:rPr>
+          <w:sz w:val="22"/>
+          <w:szCs w:val="22"/>
+        </w:rPr>
+      </w:pPr>
+      <w:r>
+        <w:rPr>
+          <w:sz w:val="22"/>
+          <w:szCs w:val="22"/>
+        </w:rPr>
+        <w:t>Este módulo inicia con la consulta de la información registrada en el sistema y finaliza con la visualización de los reportes generados. Se presenta como un panel con opciones de consulta que permiten acceder a datos organizados en tablas o gráficos. El administrador puede seleccionar diferentes tipos de información para analizar el uso del laboratorio y obtener una visión general de su funcionamiento.</w:t>
+      </w:r>
+    </w:p>
+    <w:p>
+      <w:pPr>
+        <w:rPr>
+          <w:sz w:val="22"/>
+          <w:szCs w:val="22"/>
+        </w:rPr>
+      </w:pPr>
+    </w:p>
+    <w:p>
+      <w:pPr>
+        <w:rPr>
+          <w:b/>
+          <w:bCs/>
+          <w:sz w:val="22"/>
+          <w:szCs w:val="22"/>
+        </w:rPr>
+      </w:pPr>
+      <w:r>
+        <w:rPr>
+          <w:b/>
+          <w:bCs/>
+          <w:sz w:val="22"/>
+          <w:szCs w:val="22"/>
+        </w:rPr>
+        <w:t xml:space="preserve">Módulo de Seguimiento de Reportes </w:t>
+      </w:r>
+    </w:p>
+    <w:p>
+      <w:pPr>
+        <w:rPr>
+          <w:sz w:val="22"/>
+          <w:szCs w:val="22"/>
+        </w:rPr>
+      </w:pPr>
+      <w:r>
+        <w:rPr>
+          <w:b/>
+          <w:bCs/>
+          <w:sz w:val="22"/>
+          <w:szCs w:val="22"/>
+        </w:rPr>
+        <w:t>Rama:</w:t>
+      </w:r>
+      <w:r>
+        <w:rPr>
+          <w:sz w:val="22"/>
+          <w:szCs w:val="22"/>
+        </w:rPr>
+        <w:t xml:space="preserve"> Administrador</w:t>
+      </w:r>
+    </w:p>
+    <w:p>
+      <w:pPr>
+        <w:rPr>
+          <w:sz w:val="22"/>
+          <w:szCs w:val="22"/>
+        </w:rPr>
+      </w:pPr>
+      <w:r>
+        <w:rPr>
+          <w:sz w:val="22"/>
+          <w:szCs w:val="22"/>
+        </w:rPr>
+        <w:t>Este módulo inicia cuando se registra una incidencia o falla en un equipo y finaliza con la actualización de su estado dentro del sistema. Se presenta con un formulario donde se ingresan los detalles del problema y un listado donde se visualizan todas las incidencias registradas. El administrador puede consultar cada caso, actualizar su estado y llevar un control del mantenimiento de los equipos.</w:t>
+      </w:r>
+    </w:p>
+    <w:p>
+      <w:pPr>
+        <w:rPr>
+          <w:sz w:val="22"/>
+          <w:szCs w:val="22"/>
+        </w:rPr>
+      </w:pPr>
+    </w:p>
+    <w:p>
+      <w:pPr>
+        <w:rPr>
+          <w:b/>
+          <w:bCs/>
+          <w:sz w:val="22"/>
+          <w:szCs w:val="22"/>
+        </w:rPr>
+      </w:pPr>
+      <w:proofErr w:type="spellStart"/>
+      <w:r>
+        <w:rPr>
+          <w:b/>
+          <w:bCs/>
+          <w:sz w:val="22"/>
+          <w:szCs w:val="22"/>
+        </w:rPr>
+        <w:t>Dashboard</w:t>
+      </w:r>
+      <w:proofErr w:type="spellEnd"/>
+      <w:r>
+        <w:rPr>
+          <w:b/>
+          <w:bCs/>
+          <w:sz w:val="22"/>
+          <w:szCs w:val="22"/>
+        </w:rPr>
+        <w:t xml:space="preserve"> de Administrador</w:t>
+      </w:r>
+    </w:p>
+    <w:p>
+      <w:pPr>
+        <w:rPr>
+          <w:sz w:val="22"/>
+          <w:szCs w:val="22"/>
+        </w:rPr>
+      </w:pPr>
+      <w:r>
+        <w:rPr>
+          <w:b/>
+          <w:bCs/>
+          <w:sz w:val="22"/>
+          <w:szCs w:val="22"/>
+        </w:rPr>
+        <w:t>Rama:</w:t>
+      </w:r>
+      <w:r>
+        <w:rPr>
+          <w:sz w:val="22"/>
+          <w:szCs w:val="22"/>
+        </w:rPr>
+        <w:t xml:space="preserve"> Administrador</w:t>
+      </w:r>
+    </w:p>
+    <w:p>
+      <w:pPr>
+        <w:rPr>
+          <w:sz w:val="22"/>
+          <w:szCs w:val="22"/>
+        </w:rPr>
+      </w:pPr>
+      <w:r>
+        <w:rPr>
+          <w:sz w:val="22"/>
+          <w:szCs w:val="22"/>
+        </w:rPr>
+        <w:t>Este módulo inicia cuando el administrador ingresa al sistema y finaliza con la visualización general de la información del laboratorio. Se presenta como una pantalla principal con una barra de navegación que conecta con los diferentes módulos. En esta vista se muestran resúmenes como reservas activas, estado de los equipos y disponibilidad, además de incluir información sobre qué usuario realizó cada reserva, permitiendo un control más detallado de la gestión.</w:t>
+      </w:r>
+    </w:p>
+    <w:p>
+      <w:pPr>
+        <w:pStyle w:val="ListParagraph"/>
+        <w:numPr>
+          <w:ilvl w:val="0"/>
+          <w:numId w:val="35"/>
+        </w:numPr>
+        <w:rPr>
+          <w:sz w:val="22"/>
+          <w:szCs w:val="22"/>
+        </w:rPr>
+      </w:pPr>
+      <w:r>
+        <w:rPr>
+          <w:b/>
+          <w:bCs/>
+          <w:sz w:val="22"/>
+          <w:szCs w:val="22"/>
+        </w:rPr>
+        <w:t>Submódulo:</w:t>
+      </w:r>
+      <w:r>
+        <w:rPr>
+          <w:sz w:val="22"/>
+          <w:szCs w:val="22"/>
+        </w:rPr>
+        <w:t xml:space="preserve"> Catálogo </w:t>
+      </w:r>
+    </w:p>
+    <w:p>
+      <w:pPr>
+        <w:pStyle w:val="ListParagraph"/>
+        <w:rPr>
+          <w:sz w:val="22"/>
+          <w:szCs w:val="22"/>
+        </w:rPr>
+      </w:pPr>
+      <w:r>
+        <w:rPr>
+          <w:sz w:val="22"/>
+          <w:szCs w:val="22"/>
+        </w:rPr>
+        <w:t xml:space="preserve">Este submódulo inicia cuando el administrador accede a la vista de catálogo y finaliza con la </w:t>
+      </w:r>
+      <w:r>
+        <w:rPr>
+          <w:sz w:val="22"/>
+          <w:szCs w:val="22"/>
+        </w:rPr>
+        <w:lastRenderedPageBreak/>
+        <w:t xml:space="preserve">consulta organizada del inventario. Se presenta como un listado estructurado de los equipos donde se puede visualizar su información de forma clara, funcionando como una extensión del </w:t>
+      </w:r>
+      <w:proofErr w:type="gramStart"/>
+      <w:r>
+        <w:rPr>
+          <w:sz w:val="22"/>
+          <w:szCs w:val="22"/>
+        </w:rPr>
+        <w:t>inventario</w:t>
+      </w:r>
+      <w:proofErr w:type="gramEnd"/>
+      <w:r>
+        <w:rPr>
+          <w:sz w:val="22"/>
+          <w:szCs w:val="22"/>
+        </w:rPr>
+        <w:t xml:space="preserve"> pero enfocada en la consulta rápida desde el </w:t>
+      </w:r>
+      <w:proofErr w:type="spellStart"/>
+      <w:r>
+        <w:rPr>
+          <w:sz w:val="22"/>
+          <w:szCs w:val="22"/>
+        </w:rPr>
+        <w:t>dashboard</w:t>
+      </w:r>
+      <w:proofErr w:type="spellEnd"/>
+      <w:r>
+        <w:rPr>
+          <w:sz w:val="22"/>
+          <w:szCs w:val="22"/>
+        </w:rPr>
+        <w:t>.</w:t>
+      </w:r>
+    </w:p>
+    <w:p>
+      <w:pPr>
+        <w:rPr>
+          <w:sz w:val="22"/>
+          <w:szCs w:val="22"/>
+        </w:rPr>
+      </w:pPr>
+    </w:p>
+    <w:p>
+      <w:pPr>
+        <w:rPr>
+          <w:b/>
+          <w:bCs/>
+          <w:sz w:val="22"/>
+          <w:szCs w:val="22"/>
+        </w:rPr>
+      </w:pPr>
+      <w:proofErr w:type="spellStart"/>
+      <w:r>
+        <w:rPr>
+          <w:b/>
+          <w:bCs/>
+          <w:sz w:val="22"/>
+          <w:szCs w:val="22"/>
+        </w:rPr>
+        <w:t>Dashboard</w:t>
+      </w:r>
+      <w:proofErr w:type="spellEnd"/>
+      <w:r>
+        <w:rPr>
+          <w:b/>
+          <w:bCs/>
+          <w:sz w:val="22"/>
+          <w:szCs w:val="22"/>
+        </w:rPr>
+        <w:t xml:space="preserve"> de Usuario y Notificaciones</w:t>
+      </w:r>
+    </w:p>
+    <w:p>
+      <w:pPr>
+        <w:rPr>
+          <w:sz w:val="22"/>
+          <w:szCs w:val="22"/>
+        </w:rPr>
+      </w:pPr>
+      <w:r>
+        <w:rPr>
+          <w:b/>
+          <w:bCs/>
+          <w:sz w:val="22"/>
+          <w:szCs w:val="22"/>
+        </w:rPr>
+        <w:t>Rama:</w:t>
+      </w:r>
+      <w:r>
+        <w:rPr>
+          <w:sz w:val="22"/>
+          <w:szCs w:val="22"/>
+        </w:rPr>
+        <w:t xml:space="preserve"> Usuarios</w:t>
+      </w:r>
+    </w:p>
+    <w:p>
+      <w:pPr>
+        <w:rPr>
+          <w:sz w:val="22"/>
+          <w:szCs w:val="22"/>
+        </w:rPr>
+      </w:pPr>
+      <w:r>
+        <w:rPr>
+          <w:sz w:val="22"/>
+          <w:szCs w:val="22"/>
+        </w:rPr>
+        <w:t>Este módulo inicia cuando el usuario ingresa al sistema y finaliza con la visualización de la información disponible en su entorno. Se presenta como una pantalla principal con una barra de navegación que permite acceder a las diferentes opciones. En esta vista se muestran notificaciones, avisos o actualizaciones del laboratorio que han sido publicadas por el administrador.</w:t>
+      </w:r>
+    </w:p>
+    <w:p>
+      <w:pPr>
+        <w:pStyle w:val="ListParagraph"/>
+        <w:numPr>
+          <w:ilvl w:val="0"/>
+          <w:numId w:val="35"/>
+        </w:numPr>
+        <w:rPr>
+          <w:sz w:val="22"/>
+          <w:szCs w:val="22"/>
+        </w:rPr>
+      </w:pPr>
+      <w:r>
+        <w:rPr>
+          <w:b/>
+          <w:bCs/>
+          <w:sz w:val="22"/>
+          <w:szCs w:val="22"/>
+        </w:rPr>
+        <w:t>Submódulo:</w:t>
+      </w:r>
+      <w:r>
+        <w:rPr>
+          <w:sz w:val="22"/>
+          <w:szCs w:val="22"/>
+        </w:rPr>
+        <w:t xml:space="preserve"> Consulta de Videojuegos</w:t>
+      </w:r>
+    </w:p>
+    <w:p>
+      <w:pPr>
+        <w:pStyle w:val="ListParagraph"/>
+        <w:rPr>
+          <w:sz w:val="22"/>
+          <w:szCs w:val="22"/>
+        </w:rPr>
+      </w:pPr>
+      <w:r>
+        <w:rPr>
+          <w:sz w:val="22"/>
+          <w:szCs w:val="22"/>
+        </w:rPr>
+        <w:t>Este submódulo inicia cuando el usuario accede a la sección de videojuegos y finaliza con la visualización de los resultados según los filtros aplicados. Se presenta como un catálogo donde se listan los videojuegos disponibles, permitiendo al usuario navegar y filtrar la información según diferentes criterios.</w:t>
+      </w:r>
+    </w:p>
+    <w:p>
+      <w:pPr>
+        <w:rPr>
+          <w:sz w:val="22"/>
+          <w:szCs w:val="22"/>
+        </w:rPr>
+      </w:pPr>
+    </w:p>
+    <w:p>
+      <w:pPr>
+        <w:pStyle w:val="ListParagraph"/>
+        <w:numPr>
+          <w:ilvl w:val="0"/>
+          <w:numId w:val="35"/>
+        </w:numPr>
+        <w:rPr>
+          <w:sz w:val="22"/>
+          <w:szCs w:val="22"/>
+        </w:rPr>
+      </w:pPr>
+      <w:r>
+        <w:rPr>
+          <w:b/>
+          <w:bCs/>
+          <w:sz w:val="22"/>
+          <w:szCs w:val="22"/>
+        </w:rPr>
+        <w:t>Submódulo:</w:t>
+      </w:r>
+      <w:r>
+        <w:rPr>
+          <w:sz w:val="22"/>
+          <w:szCs w:val="22"/>
+        </w:rPr>
+        <w:t xml:space="preserve"> Consulta de Horarios</w:t>
+      </w:r>
+    </w:p>
+    <w:p>
+      <w:pPr>
+        <w:pStyle w:val="ListParagraph"/>
+        <w:rPr>
+          <w:sz w:val="22"/>
+          <w:szCs w:val="22"/>
+        </w:rPr>
+      </w:pPr>
+      <w:r>
+        <w:rPr>
+          <w:sz w:val="22"/>
+          <w:szCs w:val="22"/>
+        </w:rPr>
+        <w:t>Este submódulo inicia cuando el usuario consulta los horarios del laboratorio y finaliza con la visualización organizada de la disponibilidad. Se presenta como una tabla o calendario donde se muestran los horarios disponibles, incluyendo opciones de filtrado que permiten encontrar de manera más rápida los espacios que el usuario desea utilizar.</w:t>
+      </w:r>
+    </w:p>
+    <w:p>
+      <w:pPr>
+        <w:pStyle w:val="Textbody"/>
+      </w:pPr>
+    </w:p>
+    <w:p>
+      <w:pPr>
+        <w:pStyle w:val="Heading2"/>
+        <w:numPr>
+          <w:ilvl w:val="0"/>
+          <w:numId w:val="0"/>
+        </w:numPr>
+        <w:ind w:left="576" w:hanging="576"/>
+        <w:rPr>
+          <w:rFonts w:ascii="Times New Roman" w:hAnsi="Times New Roman" w:cs="Times New Roman"/>
+        </w:rPr>
+      </w:pPr>
+      <w:bookmarkStart w:id="34" w:name="_Toc96339537"/>
+      <w:r>
+        <w:rPr>
+          <w:rFonts w:ascii="Times New Roman" w:hAnsi="Times New Roman" w:cs="Times New Roman"/>
+        </w:rPr>
+        <w:t>4.4</w:t>
+      </w:r>
+      <w:r>
+        <w:rPr>
+          <w:rFonts w:ascii="Times New Roman" w:hAnsi="Times New Roman" w:cs="Times New Roman"/>
+        </w:rPr>
+        <w:t>.</w:t>
+      </w:r>
+      <w:r>
+        <w:rPr>
+          <w:rFonts w:ascii="Times New Roman" w:hAnsi="Times New Roman" w:cs="Times New Roman"/>
+        </w:rPr>
+        <w:t xml:space="preserve"> </w:t>
+      </w:r>
+      <w:r>
+        <w:rPr>
+          <w:rFonts w:ascii="Times New Roman" w:hAnsi="Times New Roman" w:cs="Times New Roman"/>
+        </w:rPr>
+        <w:t>Recursos técnicos requeridos</w:t>
+      </w:r>
+      <w:r>
+        <w:rPr>
+          <w:rFonts w:ascii="Times New Roman" w:hAnsi="Times New Roman" w:cs="Times New Roman"/>
+        </w:rPr>
+        <w:t>.</w:t>
+      </w:r>
+      <w:bookmarkEnd w:id="34"/>
+    </w:p>
+    <w:p>
+      <w:pPr>
+        <w:pStyle w:val="Heading2"/>
+        <w:numPr>
+          <w:ilvl w:val="0"/>
+          <w:numId w:val="0"/>
+        </w:numPr>
+        <w:ind w:left="576" w:hanging="576"/>
+        <w:rPr>
+          <w:rFonts w:ascii="Times New Roman" w:hAnsi="Times New Roman" w:cs="Times New Roman"/>
+          <w:i w:val="0"/>
+          <w:iCs w:val="0"/>
+          <w:kern w:val="0"/>
+          <w:sz w:val="22"/>
+          <w:szCs w:val="22"/>
+          <w:lang w:val="es-CO"/>
+        </w:rPr>
+      </w:pPr>
+      <w:proofErr w:type="spellStart"/>
+      <w:r>
+        <w:rPr>
+          <w:rFonts w:ascii="Times New Roman" w:hAnsi="Times New Roman" w:cs="Times New Roman"/>
+          <w:i w:val="0"/>
+          <w:iCs w:val="0"/>
+          <w:sz w:val="22"/>
+          <w:szCs w:val="22"/>
+        </w:rPr>
+        <w:t>Frontend</w:t>
+      </w:r>
+      <w:proofErr w:type="spellEnd"/>
+      <w:r>
+        <w:rPr>
+          <w:rFonts w:ascii="Times New Roman" w:hAnsi="Times New Roman" w:cs="Times New Roman"/>
+          <w:i w:val="0"/>
+          <w:iCs w:val="0"/>
+          <w:sz w:val="22"/>
+          <w:szCs w:val="22"/>
+        </w:rPr>
+        <w:t xml:space="preserve"> (Interfaz de usuario)</w:t>
+      </w:r>
+    </w:p>
+    <w:p>
+      <w:pPr>
+        <w:pStyle w:val="NormalWeb"/>
+        <w:numPr>
+          <w:ilvl w:val="0"/>
+          <w:numId w:val="35"/>
+        </w:numPr>
+        <w:rPr>
+          <w:sz w:val="22"/>
+          <w:szCs w:val="22"/>
+        </w:rPr>
+      </w:pPr>
+      <w:r>
+        <w:rPr>
+          <w:rStyle w:val="Strong"/>
+          <w:sz w:val="22"/>
+          <w:szCs w:val="22"/>
+        </w:rPr>
+        <w:t>Lenguajes de programación:</w:t>
+      </w:r>
+      <w:r>
+        <w:rPr>
+          <w:sz w:val="22"/>
+          <w:szCs w:val="22"/>
+        </w:rPr>
+        <w:t xml:space="preserve"> </w:t>
+      </w:r>
+      <w:r>
+        <w:rPr>
+          <w:sz w:val="22"/>
+          <w:szCs w:val="22"/>
+        </w:rPr>
+        <w:t>Definen la estructura, estilos e interactividad de la interfaz</w:t>
+      </w:r>
+    </w:p>
+    <w:p>
+      <w:pPr>
+        <w:pStyle w:val="NormalWeb"/>
+        <w:numPr>
+          <w:ilvl w:val="0"/>
+          <w:numId w:val="35"/>
+        </w:numPr>
+        <w:rPr>
+          <w:sz w:val="22"/>
+          <w:szCs w:val="22"/>
+        </w:rPr>
+      </w:pPr>
+      <w:proofErr w:type="spellStart"/>
+      <w:r>
+        <w:rPr>
+          <w:rStyle w:val="Strong"/>
+          <w:sz w:val="22"/>
+          <w:szCs w:val="22"/>
+        </w:rPr>
+        <w:t>Frameworks</w:t>
+      </w:r>
+      <w:proofErr w:type="spellEnd"/>
+      <w:r>
+        <w:rPr>
+          <w:rStyle w:val="Strong"/>
+          <w:sz w:val="22"/>
+          <w:szCs w:val="22"/>
+        </w:rPr>
+        <w:t xml:space="preserve"> de diseño:</w:t>
+      </w:r>
+      <w:r>
+        <w:rPr>
+          <w:sz w:val="22"/>
+          <w:szCs w:val="22"/>
+        </w:rPr>
+        <w:t xml:space="preserve"> </w:t>
+      </w:r>
+      <w:r>
+        <w:rPr>
+          <w:sz w:val="22"/>
+          <w:szCs w:val="22"/>
+        </w:rPr>
+        <w:t>Facilitan la creación de interfaces visuales responsivas</w:t>
+      </w:r>
+    </w:p>
+    <w:p>
+      <w:pPr>
+        <w:pStyle w:val="NormalWeb"/>
+        <w:numPr>
+          <w:ilvl w:val="0"/>
+          <w:numId w:val="35"/>
+        </w:numPr>
+        <w:rPr>
+          <w:sz w:val="22"/>
+          <w:szCs w:val="22"/>
+        </w:rPr>
+      </w:pPr>
+      <w:r>
+        <w:rPr>
+          <w:rStyle w:val="Strong"/>
+          <w:sz w:val="22"/>
+          <w:szCs w:val="22"/>
+        </w:rPr>
+        <w:t>Librerías de componentes:</w:t>
+      </w:r>
+      <w:r>
+        <w:rPr>
+          <w:sz w:val="22"/>
+          <w:szCs w:val="22"/>
+        </w:rPr>
+        <w:t xml:space="preserve"> </w:t>
+      </w:r>
+      <w:r>
+        <w:rPr>
+          <w:sz w:val="22"/>
+          <w:szCs w:val="22"/>
+        </w:rPr>
+        <w:t>Proveen elementos reutilizables para la interfaz</w:t>
+      </w:r>
+    </w:p>
+    <w:p>
+      <w:pPr>
+        <w:pStyle w:val="Heading2"/>
+        <w:numPr>
+          <w:ilvl w:val="0"/>
+          <w:numId w:val="0"/>
+        </w:numPr>
+        <w:ind w:left="576" w:hanging="576"/>
+        <w:rPr>
+          <w:rFonts w:ascii="Times New Roman" w:hAnsi="Times New Roman" w:cs="Times New Roman"/>
+          <w:i w:val="0"/>
+          <w:iCs w:val="0"/>
+          <w:sz w:val="22"/>
+          <w:szCs w:val="22"/>
+        </w:rPr>
+      </w:pPr>
+      <w:proofErr w:type="spellStart"/>
+      <w:r>
+        <w:rPr>
+          <w:rFonts w:ascii="Times New Roman" w:hAnsi="Times New Roman" w:cs="Times New Roman"/>
+          <w:i w:val="0"/>
+          <w:iCs w:val="0"/>
+          <w:sz w:val="22"/>
+          <w:szCs w:val="22"/>
+        </w:rPr>
+        <w:t>Backend</w:t>
+      </w:r>
+      <w:proofErr w:type="spellEnd"/>
+      <w:r>
+        <w:rPr>
+          <w:rFonts w:ascii="Times New Roman" w:hAnsi="Times New Roman" w:cs="Times New Roman"/>
+          <w:i w:val="0"/>
+          <w:iCs w:val="0"/>
+          <w:sz w:val="22"/>
+          <w:szCs w:val="22"/>
+        </w:rPr>
+        <w:t xml:space="preserve"> (Lógica del sistema)</w:t>
+      </w:r>
+    </w:p>
+    <w:p>
+      <w:pPr>
+        <w:pStyle w:val="NormalWeb"/>
+        <w:numPr>
+          <w:ilvl w:val="0"/>
+          <w:numId w:val="35"/>
+        </w:numPr>
+        <w:rPr>
+          <w:sz w:val="22"/>
+          <w:szCs w:val="22"/>
+        </w:rPr>
+      </w:pPr>
+      <w:r>
+        <w:rPr>
+          <w:rStyle w:val="Strong"/>
+          <w:sz w:val="22"/>
+          <w:szCs w:val="22"/>
+        </w:rPr>
+        <w:t>Lenguajes de programación:</w:t>
+      </w:r>
+      <w:r>
+        <w:rPr>
+          <w:sz w:val="22"/>
+          <w:szCs w:val="22"/>
+        </w:rPr>
+        <w:t xml:space="preserve"> </w:t>
+      </w:r>
+      <w:r>
+        <w:rPr>
+          <w:sz w:val="22"/>
+          <w:szCs w:val="22"/>
+        </w:rPr>
+        <w:t>Permiten desarrollar la lógica y funcionamiento del sistema</w:t>
+      </w:r>
+    </w:p>
+    <w:p>
+      <w:pPr>
+        <w:pStyle w:val="NormalWeb"/>
+        <w:numPr>
+          <w:ilvl w:val="0"/>
+          <w:numId w:val="35"/>
+        </w:numPr>
+        <w:rPr>
+          <w:sz w:val="22"/>
+          <w:szCs w:val="22"/>
+        </w:rPr>
+      </w:pPr>
+      <w:proofErr w:type="spellStart"/>
+      <w:r>
+        <w:rPr>
+          <w:rStyle w:val="Strong"/>
+          <w:sz w:val="22"/>
+          <w:szCs w:val="22"/>
+        </w:rPr>
+        <w:t>Frameworks</w:t>
+      </w:r>
+      <w:proofErr w:type="spellEnd"/>
+      <w:r>
+        <w:rPr>
+          <w:rStyle w:val="Strong"/>
+          <w:sz w:val="22"/>
+          <w:szCs w:val="22"/>
+        </w:rPr>
+        <w:t xml:space="preserve"> de desarrollo:</w:t>
+      </w:r>
+      <w:r>
+        <w:rPr>
+          <w:sz w:val="22"/>
+          <w:szCs w:val="22"/>
+        </w:rPr>
+        <w:t xml:space="preserve"> </w:t>
+      </w:r>
+      <w:r>
+        <w:rPr>
+          <w:sz w:val="22"/>
+          <w:szCs w:val="22"/>
+        </w:rPr>
+        <w:t xml:space="preserve">Agilizan la creación de servicios y </w:t>
+      </w:r>
+      <w:proofErr w:type="spellStart"/>
+      <w:r>
+        <w:rPr>
+          <w:sz w:val="22"/>
+          <w:szCs w:val="22"/>
+        </w:rPr>
+        <w:t>APIs</w:t>
+      </w:r>
+      <w:proofErr w:type="spellEnd"/>
+    </w:p>
+    <w:p>
+      <w:pPr>
+        <w:pStyle w:val="NormalWeb"/>
+        <w:numPr>
+          <w:ilvl w:val="0"/>
+          <w:numId w:val="35"/>
+        </w:numPr>
+        <w:rPr>
+          <w:sz w:val="22"/>
+          <w:szCs w:val="22"/>
+        </w:rPr>
+      </w:pPr>
+      <w:r>
+        <w:rPr>
+          <w:rStyle w:val="Strong"/>
+          <w:sz w:val="22"/>
+          <w:szCs w:val="22"/>
+        </w:rPr>
+        <w:t>Librerías para análisis de datos:</w:t>
+      </w:r>
+      <w:r>
+        <w:rPr>
+          <w:sz w:val="22"/>
+          <w:szCs w:val="22"/>
+        </w:rPr>
+        <w:t xml:space="preserve"> </w:t>
+      </w:r>
+      <w:r>
+        <w:rPr>
+          <w:sz w:val="22"/>
+          <w:szCs w:val="22"/>
+        </w:rPr>
+        <w:t>Permiten procesar y analizar información</w:t>
+      </w:r>
+    </w:p>
+    <w:p>
+      <w:pPr>
+        <w:rPr>
+          <w:rFonts w:cs="Times New Roman"/>
+          <w:sz w:val="22"/>
+          <w:szCs w:val="22"/>
+        </w:rPr>
+      </w:pPr>
+    </w:p>
+    <w:p>
+      <w:pPr>
+        <w:pStyle w:val="Heading2"/>
+        <w:numPr>
+          <w:ilvl w:val="0"/>
+          <w:numId w:val="0"/>
+        </w:numPr>
+        <w:ind w:left="576" w:hanging="576"/>
+        <w:rPr>
+          <w:rFonts w:ascii="Times New Roman" w:hAnsi="Times New Roman" w:cs="Times New Roman"/>
+          <w:i w:val="0"/>
+          <w:iCs w:val="0"/>
+          <w:sz w:val="22"/>
+          <w:szCs w:val="22"/>
+        </w:rPr>
+      </w:pPr>
+      <w:r>
+        <w:rPr>
+          <w:rFonts w:ascii="Times New Roman" w:hAnsi="Times New Roman" w:cs="Times New Roman"/>
+          <w:i w:val="0"/>
+          <w:iCs w:val="0"/>
+          <w:sz w:val="22"/>
+          <w:szCs w:val="22"/>
+        </w:rPr>
+        <w:t>Base de datos (Gestión de información)</w:t>
+      </w:r>
+    </w:p>
+    <w:p>
+      <w:pPr>
+        <w:pStyle w:val="NormalWeb"/>
+        <w:numPr>
+          <w:ilvl w:val="0"/>
+          <w:numId w:val="35"/>
+        </w:numPr>
+        <w:rPr>
+          <w:sz w:val="22"/>
+          <w:szCs w:val="22"/>
+        </w:rPr>
+      </w:pPr>
+      <w:r>
+        <w:rPr>
+          <w:rStyle w:val="Strong"/>
+          <w:sz w:val="22"/>
+          <w:szCs w:val="22"/>
+        </w:rPr>
+        <w:t>Sistema gestor de bases de datos relacional:</w:t>
+      </w:r>
+      <w:r>
+        <w:rPr>
+          <w:sz w:val="22"/>
+          <w:szCs w:val="22"/>
+        </w:rPr>
+        <w:t xml:space="preserve"> </w:t>
+      </w:r>
+      <w:r>
+        <w:rPr>
+          <w:sz w:val="22"/>
+          <w:szCs w:val="22"/>
+        </w:rPr>
+        <w:t>Organiza y almacena datos en tablas relacionadas</w:t>
+      </w:r>
+    </w:p>
+    <w:p>
+      <w:pPr>
+        <w:pStyle w:val="Heading2"/>
+        <w:numPr>
+          <w:ilvl w:val="0"/>
+          <w:numId w:val="0"/>
+        </w:numPr>
+        <w:ind w:left="576" w:hanging="576"/>
+        <w:rPr>
+          <w:rFonts w:ascii="Times New Roman" w:hAnsi="Times New Roman" w:cs="Times New Roman"/>
+          <w:i w:val="0"/>
+          <w:iCs w:val="0"/>
+          <w:sz w:val="22"/>
+          <w:szCs w:val="22"/>
+        </w:rPr>
+      </w:pPr>
+      <w:r>
+        <w:rPr>
+          <w:rFonts w:ascii="Times New Roman" w:hAnsi="Times New Roman" w:cs="Times New Roman"/>
+          <w:i w:val="0"/>
+          <w:iCs w:val="0"/>
+          <w:sz w:val="22"/>
+          <w:szCs w:val="22"/>
+        </w:rPr>
+        <w:t>Infraestructura y hosting</w:t>
+      </w:r>
+    </w:p>
+    <w:p>
+      <w:pPr>
+        <w:pStyle w:val="NormalWeb"/>
+        <w:numPr>
+          <w:ilvl w:val="0"/>
+          <w:numId w:val="35"/>
+        </w:numPr>
+        <w:rPr>
+          <w:sz w:val="22"/>
+          <w:szCs w:val="22"/>
+        </w:rPr>
+      </w:pPr>
+      <w:r>
+        <w:rPr>
+          <w:rStyle w:val="Strong"/>
+          <w:sz w:val="22"/>
+          <w:szCs w:val="22"/>
+        </w:rPr>
+        <w:t xml:space="preserve">Plataformas de despliegue para </w:t>
+      </w:r>
+      <w:proofErr w:type="spellStart"/>
+      <w:r>
+        <w:rPr>
+          <w:rStyle w:val="Strong"/>
+          <w:sz w:val="22"/>
+          <w:szCs w:val="22"/>
+        </w:rPr>
+        <w:t>frontend</w:t>
+      </w:r>
+      <w:proofErr w:type="spellEnd"/>
+      <w:r>
+        <w:rPr>
+          <w:rStyle w:val="Strong"/>
+          <w:sz w:val="22"/>
+          <w:szCs w:val="22"/>
+        </w:rPr>
+        <w:t xml:space="preserve">, </w:t>
+      </w:r>
+      <w:proofErr w:type="spellStart"/>
+      <w:r>
+        <w:rPr>
+          <w:rStyle w:val="Strong"/>
+          <w:sz w:val="22"/>
+          <w:szCs w:val="22"/>
+        </w:rPr>
+        <w:t>backend</w:t>
+      </w:r>
+      <w:proofErr w:type="spellEnd"/>
+      <w:r>
+        <w:rPr>
+          <w:rStyle w:val="Strong"/>
+          <w:sz w:val="22"/>
+          <w:szCs w:val="22"/>
+        </w:rPr>
+        <w:t xml:space="preserve"> y base de </w:t>
+      </w:r>
+      <w:proofErr w:type="spellStart"/>
+      <w:proofErr w:type="gramStart"/>
+      <w:r>
+        <w:rPr>
+          <w:rStyle w:val="Strong"/>
+          <w:sz w:val="22"/>
+          <w:szCs w:val="22"/>
+        </w:rPr>
+        <w:t>datos:</w:t>
+      </w:r>
+      <w:r>
+        <w:rPr>
+          <w:sz w:val="22"/>
+          <w:szCs w:val="22"/>
+        </w:rPr>
+        <w:t>Permiten</w:t>
+      </w:r>
+      <w:proofErr w:type="spellEnd"/>
+      <w:proofErr w:type="gramEnd"/>
+      <w:r>
+        <w:rPr>
+          <w:sz w:val="22"/>
+          <w:szCs w:val="22"/>
+        </w:rPr>
+        <w:t xml:space="preserve"> publicar y mantener el sistema en la nube</w:t>
+      </w:r>
+    </w:p>
+    <w:p>
+      <w:pPr>
+        <w:pStyle w:val="Heading2"/>
+        <w:numPr>
+          <w:ilvl w:val="0"/>
+          <w:numId w:val="0"/>
+        </w:numPr>
+        <w:ind w:left="576" w:hanging="576"/>
+        <w:rPr>
+          <w:rFonts w:ascii="Times New Roman" w:hAnsi="Times New Roman" w:cs="Times New Roman"/>
+          <w:i w:val="0"/>
+          <w:iCs w:val="0"/>
+          <w:sz w:val="22"/>
+          <w:szCs w:val="22"/>
+        </w:rPr>
+      </w:pPr>
+      <w:r>
+        <w:rPr>
+          <w:rFonts w:ascii="Times New Roman" w:hAnsi="Times New Roman" w:cs="Times New Roman"/>
+          <w:i w:val="0"/>
+          <w:iCs w:val="0"/>
+          <w:sz w:val="22"/>
+          <w:szCs w:val="22"/>
+        </w:rPr>
+        <w:t>Seguridad</w:t>
+      </w:r>
+    </w:p>
+    <w:p>
+      <w:pPr>
+        <w:pStyle w:val="NormalWeb"/>
+        <w:numPr>
+          <w:ilvl w:val="0"/>
+          <w:numId w:val="35"/>
+        </w:numPr>
+        <w:rPr>
+          <w:sz w:val="22"/>
+          <w:szCs w:val="22"/>
+        </w:rPr>
+      </w:pPr>
+      <w:r>
+        <w:rPr>
+          <w:rStyle w:val="Strong"/>
+          <w:sz w:val="22"/>
+          <w:szCs w:val="22"/>
+        </w:rPr>
+        <w:t>Lenguajes de programación:</w:t>
+      </w:r>
+      <w:r>
+        <w:rPr>
+          <w:sz w:val="22"/>
+          <w:szCs w:val="22"/>
+        </w:rPr>
+        <w:t xml:space="preserve"> </w:t>
+      </w:r>
+      <w:r>
+        <w:rPr>
+          <w:sz w:val="22"/>
+          <w:szCs w:val="22"/>
+        </w:rPr>
+        <w:t>Implementan la lógica de protección del sistema</w:t>
+      </w:r>
+    </w:p>
+    <w:p>
+      <w:pPr>
+        <w:pStyle w:val="NormalWeb"/>
+        <w:numPr>
+          <w:ilvl w:val="0"/>
+          <w:numId w:val="35"/>
+        </w:numPr>
+        <w:rPr>
+          <w:sz w:val="22"/>
+          <w:szCs w:val="22"/>
+        </w:rPr>
+      </w:pPr>
+      <w:r>
+        <w:rPr>
+          <w:rStyle w:val="Strong"/>
+          <w:sz w:val="22"/>
+          <w:szCs w:val="22"/>
+        </w:rPr>
+        <w:t>Tecnologías de autenticación y cifrado:</w:t>
+      </w:r>
+      <w:r>
+        <w:rPr>
+          <w:sz w:val="22"/>
+          <w:szCs w:val="22"/>
+        </w:rPr>
+        <w:t xml:space="preserve"> </w:t>
+      </w:r>
+      <w:r>
+        <w:rPr>
+          <w:sz w:val="22"/>
+          <w:szCs w:val="22"/>
+        </w:rPr>
+        <w:t>Protegen el acceso y la información de los usuarios</w:t>
+      </w:r>
+    </w:p>
+    <w:p>
+      <w:pPr>
+        <w:pStyle w:val="Heading2"/>
+        <w:numPr>
+          <w:ilvl w:val="0"/>
+          <w:numId w:val="0"/>
+        </w:numPr>
+        <w:ind w:left="576" w:hanging="576"/>
+        <w:rPr>
+          <w:rFonts w:ascii="Times New Roman" w:hAnsi="Times New Roman" w:cs="Times New Roman"/>
+          <w:i w:val="0"/>
+          <w:iCs w:val="0"/>
+          <w:sz w:val="22"/>
+          <w:szCs w:val="22"/>
+        </w:rPr>
+      </w:pPr>
+      <w:r>
+        <w:rPr>
+          <w:rFonts w:ascii="Times New Roman" w:hAnsi="Times New Roman" w:cs="Times New Roman"/>
+          <w:i w:val="0"/>
+          <w:iCs w:val="0"/>
+          <w:sz w:val="22"/>
+          <w:szCs w:val="22"/>
+        </w:rPr>
+        <w:lastRenderedPageBreak/>
+        <w:t>Integraciones</w:t>
+      </w:r>
+    </w:p>
+    <w:p>
+      <w:pPr>
+        <w:pStyle w:val="NormalWeb"/>
+        <w:numPr>
+          <w:ilvl w:val="0"/>
+          <w:numId w:val="35"/>
+        </w:numPr>
+        <w:rPr>
+          <w:sz w:val="22"/>
+          <w:szCs w:val="22"/>
+        </w:rPr>
+      </w:pPr>
+      <w:proofErr w:type="spellStart"/>
+      <w:r>
+        <w:rPr>
+          <w:rStyle w:val="Strong"/>
+          <w:sz w:val="22"/>
+          <w:szCs w:val="22"/>
+        </w:rPr>
+        <w:t>APIs</w:t>
+      </w:r>
+      <w:proofErr w:type="spellEnd"/>
+      <w:r>
+        <w:rPr>
+          <w:rStyle w:val="Strong"/>
+          <w:sz w:val="22"/>
+          <w:szCs w:val="22"/>
+        </w:rPr>
+        <w:t>:</w:t>
+      </w:r>
+      <w:r>
+        <w:rPr>
+          <w:sz w:val="22"/>
+          <w:szCs w:val="22"/>
+        </w:rPr>
+        <w:t xml:space="preserve"> </w:t>
+      </w:r>
+      <w:r>
+        <w:rPr>
+          <w:sz w:val="22"/>
+          <w:szCs w:val="22"/>
+        </w:rPr>
+        <w:t>Permiten la comunicación con otros sistemas</w:t>
+      </w:r>
+    </w:p>
+    <w:p>
+      <w:pPr>
+        <w:pStyle w:val="NormalWeb"/>
+        <w:numPr>
+          <w:ilvl w:val="0"/>
+          <w:numId w:val="35"/>
+        </w:numPr>
+        <w:rPr>
+          <w:sz w:val="22"/>
+          <w:szCs w:val="22"/>
+        </w:rPr>
+      </w:pPr>
+      <w:r>
+        <w:rPr>
+          <w:rStyle w:val="Strong"/>
+          <w:sz w:val="22"/>
+          <w:szCs w:val="22"/>
+        </w:rPr>
+        <w:t>Servicios externos interoperables:</w:t>
+      </w:r>
+      <w:r>
+        <w:rPr>
+          <w:rStyle w:val="Strong"/>
+          <w:sz w:val="22"/>
+          <w:szCs w:val="22"/>
+        </w:rPr>
+        <w:t xml:space="preserve"> </w:t>
+      </w:r>
+      <w:r>
+        <w:rPr>
+          <w:sz w:val="22"/>
+          <w:szCs w:val="22"/>
+        </w:rPr>
+        <w:t>Integran funcionalidades de terceros</w:t>
+      </w:r>
+    </w:p>
+    <w:p>
+      <w:pPr>
+        <w:pStyle w:val="Heading2"/>
+        <w:numPr>
+          <w:ilvl w:val="0"/>
+          <w:numId w:val="0"/>
+        </w:numPr>
+        <w:ind w:left="576" w:hanging="576"/>
+        <w:rPr>
+          <w:rFonts w:ascii="Times New Roman" w:hAnsi="Times New Roman" w:cs="Times New Roman"/>
+          <w:i w:val="0"/>
+          <w:iCs w:val="0"/>
+          <w:sz w:val="22"/>
+          <w:szCs w:val="22"/>
+        </w:rPr>
+      </w:pPr>
+      <w:r>
+        <w:rPr>
+          <w:rFonts w:ascii="Times New Roman" w:hAnsi="Times New Roman" w:cs="Times New Roman"/>
+          <w:i w:val="0"/>
+          <w:iCs w:val="0"/>
+          <w:sz w:val="22"/>
+          <w:szCs w:val="22"/>
+        </w:rPr>
+        <w:t>Mantenimiento y soporte</w:t>
+      </w:r>
+    </w:p>
+    <w:p>
+      <w:pPr>
+        <w:pStyle w:val="NormalWeb"/>
+        <w:numPr>
+          <w:ilvl w:val="0"/>
+          <w:numId w:val="35"/>
+        </w:numPr>
+        <w:rPr>
+          <w:sz w:val="22"/>
+          <w:szCs w:val="22"/>
+        </w:rPr>
+      </w:pPr>
+      <w:r>
+        <w:rPr>
+          <w:rStyle w:val="Strong"/>
+          <w:sz w:val="22"/>
+          <w:szCs w:val="22"/>
+        </w:rPr>
+        <w:t xml:space="preserve"> </w:t>
+      </w:r>
+      <w:r>
+        <w:rPr>
+          <w:rStyle w:val="Strong"/>
+          <w:sz w:val="22"/>
+          <w:szCs w:val="22"/>
+        </w:rPr>
+        <w:t>Herramientas de control de versiones:</w:t>
+      </w:r>
+      <w:r>
+        <w:rPr>
+          <w:sz w:val="22"/>
+          <w:szCs w:val="22"/>
+        </w:rPr>
+        <w:t xml:space="preserve"> </w:t>
+      </w:r>
+      <w:r>
+        <w:rPr>
+          <w:sz w:val="22"/>
+          <w:szCs w:val="22"/>
+        </w:rPr>
+        <w:t>Gestionan cambios y versiones del código</w:t>
+      </w:r>
+    </w:p>
+    <w:p>
+      <w:pPr>
+        <w:pStyle w:val="Textbody"/>
+        <w:rPr>
+          <w:lang w:val="es-CO"/>
+        </w:rPr>
+      </w:pPr>
+    </w:p>
+    <w:p>
+      <w:pPr>
+        <w:pStyle w:val="Heading2"/>
+        <w:numPr>
+          <w:ilvl w:val="0"/>
+          <w:numId w:val="0"/>
+        </w:numPr>
+        <w:ind w:left="576" w:hanging="576"/>
+        <w:rPr>
+          <w:rFonts w:ascii="Times New Roman" w:hAnsi="Times New Roman" w:cs="Times New Roman"/>
+        </w:rPr>
+      </w:pPr>
+      <w:bookmarkStart w:id="35" w:name="_Toc96339538"/>
+      <w:r>
+        <w:rPr>
+          <w:rFonts w:ascii="Times New Roman" w:hAnsi="Times New Roman" w:cs="Times New Roman"/>
+        </w:rPr>
+        <w:t xml:space="preserve">4.5. </w:t>
+      </w:r>
+      <w:r>
+        <w:rPr>
+          <w:rFonts w:ascii="Times New Roman" w:hAnsi="Times New Roman" w:cs="Times New Roman"/>
+        </w:rPr>
+        <w:t>Recursos tecnológicos requeridos</w:t>
+      </w:r>
+      <w:r>
+        <w:rPr>
+          <w:rFonts w:ascii="Times New Roman" w:hAnsi="Times New Roman" w:cs="Times New Roman"/>
+        </w:rPr>
+        <w:t>.</w:t>
+      </w:r>
+      <w:bookmarkEnd w:id="35"/>
     </w:p>
     <w:p>
       <w:pPr>
@@ -12108,2384 +14331,19 @@
         </w:numPr>
         <w:ind w:left="720" w:hanging="720"/>
         <w:rPr>
-          <w:rFonts w:ascii="Times New Roman" w:eastAsiaTheme="minorEastAsia" w:hAnsi="Times New Roman" w:cs="Times New Roman"/>
-          <w:b w:val="0"/>
-          <w:bCs w:val="0"/>
-          <w:sz w:val="22"/>
-          <w:szCs w:val="22"/>
-        </w:rPr>
-      </w:pPr>
-      <w:r>
-        <w:rPr>
-          <w:rFonts w:ascii="Times New Roman" w:eastAsiaTheme="minorEastAsia" w:hAnsi="Times New Roman" w:cs="Times New Roman"/>
-          <w:sz w:val="22"/>
-          <w:szCs w:val="22"/>
-        </w:rPr>
-        <w:t>Módulo de Inventario</w:t>
-      </w:r>
-    </w:p>
-    <w:p>
-      <w:pPr>
-        <w:spacing w:before="240" w:after="240"/>
-        <w:rPr>
-          <w:rFonts w:eastAsiaTheme="minorEastAsia" w:cs="Times New Roman"/>
-          <w:sz w:val="22"/>
-          <w:szCs w:val="22"/>
-        </w:rPr>
-      </w:pPr>
-      <w:r>
-        <w:rPr>
-          <w:rFonts w:eastAsiaTheme="minorEastAsia" w:cs="Times New Roman"/>
+          <w:rStyle w:val="Strong"/>
+          <w:rFonts w:ascii="Times New Roman" w:hAnsi="Times New Roman" w:cs="Times New Roman"/>
           <w:b/>
           <w:bCs/>
           <w:sz w:val="22"/>
           <w:szCs w:val="22"/>
         </w:rPr>
-        <w:t>Rol</w:t>
-      </w:r>
-      <w:r>
-        <w:rPr>
-          <w:rFonts w:eastAsiaTheme="minorEastAsia" w:cs="Times New Roman"/>
-          <w:b/>
-          <w:bCs/>
-          <w:sz w:val="22"/>
-          <w:szCs w:val="22"/>
-        </w:rPr>
-        <w:t xml:space="preserve">: </w:t>
-      </w:r>
-      <w:r>
-        <w:rPr>
-          <w:rFonts w:eastAsiaTheme="minorEastAsia" w:cs="Times New Roman"/>
-          <w:sz w:val="22"/>
-          <w:szCs w:val="22"/>
-        </w:rPr>
-        <w:t>Administrador</w:t>
-      </w:r>
-    </w:p>
-    <w:p>
-      <w:pPr>
-        <w:spacing w:before="240" w:after="240"/>
-        <w:rPr>
-          <w:rFonts w:eastAsiaTheme="minorEastAsia" w:cs="Times New Roman"/>
-          <w:sz w:val="22"/>
-          <w:szCs w:val="22"/>
-        </w:rPr>
-      </w:pPr>
-      <w:r>
-        <w:rPr>
-          <w:rFonts w:eastAsiaTheme="minorEastAsia" w:cs="Times New Roman"/>
-          <w:sz w:val="22"/>
-          <w:szCs w:val="22"/>
-        </w:rPr>
-        <w:t>Este módulo permite registrar, gestionar y supervisar todos los equipos disponibles en el laboratorio, como consolas, computadores y periféricos. El administrador podrá consultar el estado de cada equipo, actualizar su información y llevar un control organizado que facilite la gestión del mantenimiento y la disponibilidad.</w:t>
-      </w:r>
-      <w:r>
-        <w:rPr>
-          <w:rFonts w:eastAsiaTheme="minorEastAsia" w:cs="Times New Roman"/>
-          <w:sz w:val="22"/>
-          <w:szCs w:val="22"/>
-        </w:rPr>
-        <w:t xml:space="preserve"> Añadir mantenimientos, historial y componentes y </w:t>
-      </w:r>
-      <w:proofErr w:type="gramStart"/>
-      <w:r>
-        <w:rPr>
-          <w:rFonts w:eastAsiaTheme="minorEastAsia" w:cs="Times New Roman"/>
-          <w:sz w:val="22"/>
-          <w:szCs w:val="22"/>
-        </w:rPr>
-        <w:t>estado  ,</w:t>
-      </w:r>
-      <w:proofErr w:type="gramEnd"/>
-      <w:r>
-        <w:rPr>
-          <w:rFonts w:eastAsiaTheme="minorEastAsia" w:cs="Times New Roman"/>
-          <w:sz w:val="22"/>
-          <w:szCs w:val="22"/>
-        </w:rPr>
-        <w:t xml:space="preserve"> </w:t>
-      </w:r>
-      <w:r>
-        <w:rPr>
-          <w:rFonts w:eastAsiaTheme="minorEastAsia" w:cs="Times New Roman"/>
-          <w:sz w:val="22"/>
-          <w:szCs w:val="22"/>
-          <w:highlight w:val="yellow"/>
-        </w:rPr>
-        <w:t>hoja de vida de equipo</w:t>
-      </w:r>
-      <w:r>
-        <w:rPr>
-          <w:rFonts w:eastAsiaTheme="minorEastAsia" w:cs="Times New Roman"/>
-          <w:sz w:val="22"/>
-          <w:szCs w:val="22"/>
-        </w:rPr>
-        <w:t xml:space="preserve"> </w:t>
-      </w:r>
-    </w:p>
-    <w:p>
-      <w:pPr>
-        <w:pStyle w:val="Heading3"/>
-        <w:numPr>
-          <w:ilvl w:val="0"/>
-          <w:numId w:val="0"/>
-        </w:numPr>
-        <w:ind w:left="720" w:hanging="720"/>
-        <w:rPr>
-          <w:rFonts w:ascii="Times New Roman" w:eastAsiaTheme="minorEastAsia" w:hAnsi="Times New Roman" w:cs="Times New Roman"/>
-          <w:b w:val="0"/>
-          <w:bCs w:val="0"/>
-          <w:sz w:val="22"/>
-          <w:szCs w:val="22"/>
-        </w:rPr>
-      </w:pPr>
-      <w:r>
-        <w:rPr>
-          <w:rFonts w:ascii="Times New Roman" w:eastAsiaTheme="minorEastAsia" w:hAnsi="Times New Roman" w:cs="Times New Roman"/>
-          <w:sz w:val="22"/>
-          <w:szCs w:val="22"/>
-        </w:rPr>
-        <w:t>Módulo de Agenda (Reservas)</w:t>
-      </w:r>
-    </w:p>
-    <w:p>
-      <w:pPr>
-        <w:spacing w:before="240" w:after="240"/>
-        <w:rPr>
-          <w:rFonts w:eastAsiaTheme="minorEastAsia" w:cs="Times New Roman"/>
-          <w:sz w:val="22"/>
-          <w:szCs w:val="22"/>
-        </w:rPr>
-      </w:pPr>
-      <w:r>
-        <w:rPr>
-          <w:rFonts w:eastAsiaTheme="minorEastAsia" w:cs="Times New Roman"/>
-          <w:b/>
-          <w:bCs/>
-          <w:sz w:val="22"/>
-          <w:szCs w:val="22"/>
-        </w:rPr>
-        <w:t>Rol</w:t>
-      </w:r>
-      <w:r>
-        <w:rPr>
-          <w:rFonts w:eastAsiaTheme="minorEastAsia" w:cs="Times New Roman"/>
-          <w:b/>
-          <w:bCs/>
-          <w:sz w:val="22"/>
-          <w:szCs w:val="22"/>
-        </w:rPr>
-        <w:t xml:space="preserve">: </w:t>
-      </w:r>
-      <w:r>
-        <w:rPr>
-          <w:rFonts w:eastAsiaTheme="minorEastAsia" w:cs="Times New Roman"/>
-          <w:sz w:val="22"/>
-          <w:szCs w:val="22"/>
-        </w:rPr>
-        <w:t>Usuarios y Administrador</w:t>
-      </w:r>
-    </w:p>
-    <w:p>
-      <w:pPr>
-        <w:spacing w:before="240" w:after="240"/>
-        <w:rPr>
-          <w:rFonts w:eastAsiaTheme="minorEastAsia" w:cs="Times New Roman"/>
-          <w:sz w:val="22"/>
-          <w:szCs w:val="22"/>
-        </w:rPr>
-      </w:pPr>
-      <w:r>
-        <w:rPr>
-          <w:rFonts w:eastAsiaTheme="minorEastAsia" w:cs="Times New Roman"/>
-          <w:sz w:val="22"/>
-          <w:szCs w:val="22"/>
-        </w:rPr>
-        <w:t xml:space="preserve">Este módulo se encarga de la gestión de reservas del laboratorio. Los usuarios podrán seleccionar horarios disponibles y realizar reservas de manera organizada, mientras que el administrador podrá supervisar, modificar o </w:t>
-      </w:r>
-      <w:r>
-        <w:rPr>
-          <w:rFonts w:eastAsiaTheme="minorEastAsia" w:cs="Times New Roman"/>
-          <w:sz w:val="22"/>
-          <w:szCs w:val="22"/>
-          <w:highlight w:val="yellow"/>
-        </w:rPr>
-        <w:t>gestionar dichas reservas</w:t>
-      </w:r>
-      <w:r>
-        <w:rPr>
-          <w:rFonts w:eastAsiaTheme="minorEastAsia" w:cs="Times New Roman"/>
-          <w:sz w:val="22"/>
-          <w:szCs w:val="22"/>
-        </w:rPr>
-        <w:t xml:space="preserve">. Su objetivo principal es evitar conflictos de horarios </w:t>
-      </w:r>
-      <w:r>
-        <w:rPr>
-          <w:rFonts w:eastAsiaTheme="minorEastAsia" w:cs="Times New Roman"/>
-          <w:sz w:val="22"/>
-          <w:szCs w:val="22"/>
-        </w:rPr>
-        <w:lastRenderedPageBreak/>
-        <w:t>y mejorar la organización del uso de los espacios.</w:t>
-      </w:r>
-    </w:p>
-    <w:p>
-      <w:pPr>
-        <w:pStyle w:val="Heading3"/>
-        <w:numPr>
-          <w:ilvl w:val="0"/>
-          <w:numId w:val="0"/>
-        </w:numPr>
-        <w:ind w:left="720" w:hanging="720"/>
-        <w:rPr>
-          <w:rFonts w:ascii="Times New Roman" w:eastAsiaTheme="minorEastAsia" w:hAnsi="Times New Roman" w:cs="Times New Roman"/>
-          <w:b w:val="0"/>
-          <w:bCs w:val="0"/>
-          <w:sz w:val="22"/>
-          <w:szCs w:val="22"/>
-        </w:rPr>
-      </w:pPr>
-      <w:r>
-        <w:rPr>
-          <w:rFonts w:ascii="Times New Roman" w:eastAsiaTheme="minorEastAsia" w:hAnsi="Times New Roman" w:cs="Times New Roman"/>
-          <w:sz w:val="22"/>
-          <w:szCs w:val="22"/>
-        </w:rPr>
-        <w:t>Módulo de Disponibilidad</w:t>
-      </w:r>
-    </w:p>
-    <w:p>
-      <w:pPr>
-        <w:spacing w:before="240" w:after="240"/>
-        <w:rPr>
-          <w:rFonts w:eastAsiaTheme="minorEastAsia" w:cs="Times New Roman"/>
-          <w:sz w:val="22"/>
-          <w:szCs w:val="22"/>
-        </w:rPr>
-      </w:pPr>
-      <w:r>
-        <w:rPr>
-          <w:rFonts w:eastAsiaTheme="minorEastAsia" w:cs="Times New Roman"/>
-          <w:b/>
-          <w:bCs/>
-          <w:sz w:val="22"/>
-          <w:szCs w:val="22"/>
-        </w:rPr>
-        <w:t>Rol</w:t>
-      </w:r>
-      <w:r>
-        <w:rPr>
-          <w:rFonts w:eastAsiaTheme="minorEastAsia" w:cs="Times New Roman"/>
-          <w:b/>
-          <w:bCs/>
-          <w:sz w:val="22"/>
-          <w:szCs w:val="22"/>
-        </w:rPr>
-        <w:t>:</w:t>
-      </w:r>
-      <w:r>
-        <w:rPr>
-          <w:rFonts w:eastAsiaTheme="minorEastAsia" w:cs="Times New Roman"/>
-          <w:sz w:val="22"/>
-          <w:szCs w:val="22"/>
-        </w:rPr>
-        <w:t xml:space="preserve"> Usuarios y Administrador</w:t>
-      </w:r>
-    </w:p>
-    <w:p>
-      <w:pPr>
-        <w:spacing w:before="240" w:after="240"/>
-        <w:rPr>
-          <w:rFonts w:eastAsiaTheme="minorEastAsia" w:cs="Times New Roman"/>
-          <w:sz w:val="22"/>
-          <w:szCs w:val="22"/>
-        </w:rPr>
-      </w:pPr>
-      <w:r>
-        <w:rPr>
-          <w:rFonts w:eastAsiaTheme="minorEastAsia" w:cs="Times New Roman"/>
-          <w:sz w:val="22"/>
-          <w:szCs w:val="22"/>
-        </w:rPr>
-        <w:t>Permite visualizar en tiempo real el estado de los equipos y espacios disponibles en el laboratorio. Los usuarios podrán consultar qué recursos están libres antes de realizar una reserva, mientras que el administrador podrá monitorear la ocupación general del laboratorio para una mejor planificación.</w:t>
-      </w:r>
-    </w:p>
-    <w:p>
-      <w:pPr>
-        <w:spacing w:before="240" w:after="240"/>
-        <w:rPr>
-          <w:rFonts w:eastAsiaTheme="minorEastAsia" w:cs="Times New Roman"/>
-          <w:b/>
-          <w:bCs/>
-          <w:sz w:val="22"/>
-          <w:szCs w:val="22"/>
-        </w:rPr>
-      </w:pPr>
-      <w:r>
-        <w:rPr>
-          <w:rFonts w:eastAsiaTheme="minorEastAsia" w:cs="Times New Roman"/>
-          <w:b/>
-          <w:bCs/>
-          <w:sz w:val="22"/>
-          <w:szCs w:val="22"/>
-        </w:rPr>
-        <w:t xml:space="preserve"> Módulo de Reportes</w:t>
-      </w:r>
-    </w:p>
-    <w:p>
-      <w:pPr>
-        <w:spacing w:before="240" w:after="240"/>
-        <w:rPr>
-          <w:rFonts w:eastAsiaTheme="minorEastAsia" w:cs="Times New Roman"/>
-          <w:sz w:val="22"/>
-          <w:szCs w:val="22"/>
-        </w:rPr>
-      </w:pPr>
-      <w:r>
-        <w:rPr>
-          <w:rFonts w:eastAsiaTheme="minorEastAsia" w:cs="Times New Roman"/>
-          <w:b/>
-          <w:bCs/>
-          <w:sz w:val="22"/>
-          <w:szCs w:val="22"/>
-        </w:rPr>
-        <w:t>Rol</w:t>
-      </w:r>
-      <w:r>
-        <w:rPr>
-          <w:rFonts w:eastAsiaTheme="minorEastAsia" w:cs="Times New Roman"/>
-          <w:b/>
-          <w:bCs/>
-          <w:sz w:val="22"/>
-          <w:szCs w:val="22"/>
-        </w:rPr>
-        <w:t>:</w:t>
-      </w:r>
-      <w:r>
-        <w:rPr>
-          <w:rFonts w:eastAsiaTheme="minorEastAsia" w:cs="Times New Roman"/>
-          <w:sz w:val="22"/>
-          <w:szCs w:val="22"/>
-        </w:rPr>
-        <w:t xml:space="preserve"> Administrador</w:t>
-      </w:r>
-    </w:p>
-    <w:p>
-      <w:pPr>
-        <w:spacing w:before="240" w:after="240"/>
-        <w:rPr>
-          <w:rFonts w:eastAsiaTheme="minorEastAsia" w:cs="Times New Roman"/>
-          <w:b/>
-          <w:bCs/>
-          <w:sz w:val="22"/>
-          <w:szCs w:val="22"/>
-        </w:rPr>
-      </w:pPr>
-      <w:r>
-        <w:rPr>
-          <w:rFonts w:eastAsiaTheme="minorEastAsia" w:cs="Times New Roman"/>
-          <w:sz w:val="22"/>
-          <w:szCs w:val="22"/>
-        </w:rPr>
-        <w:t>Este módulo permite generar información organizada sobre el uso del laboratorio, como la frecuencia de reservas, horarios con mayor demanda o uso de equipos. Estos reportes facilitan la toma de decisiones, la planificación de actividades y la optimización de los recursos disponibles.</w:t>
-      </w:r>
-    </w:p>
-    <w:p>
-      <w:pPr>
-        <w:pStyle w:val="Heading3"/>
-        <w:numPr>
-          <w:ilvl w:val="0"/>
-          <w:numId w:val="0"/>
-        </w:numPr>
-        <w:ind w:left="720" w:hanging="720"/>
-        <w:rPr>
-          <w:rFonts w:ascii="Times New Roman" w:eastAsiaTheme="minorEastAsia" w:hAnsi="Times New Roman" w:cs="Times New Roman"/>
-          <w:b w:val="0"/>
-          <w:bCs w:val="0"/>
-          <w:sz w:val="22"/>
-          <w:szCs w:val="22"/>
-        </w:rPr>
-      </w:pPr>
-      <w:r>
-        <w:rPr>
-          <w:rFonts w:ascii="Times New Roman" w:eastAsiaTheme="minorEastAsia" w:hAnsi="Times New Roman" w:cs="Times New Roman"/>
-          <w:sz w:val="22"/>
-          <w:szCs w:val="22"/>
-        </w:rPr>
-        <w:t xml:space="preserve"> Módulo de Seguimiento de Reportes (Incidencias / Mantenimiento)</w:t>
-      </w:r>
-    </w:p>
-    <w:p>
-      <w:pPr>
-        <w:spacing w:before="240" w:after="240"/>
-        <w:rPr>
-          <w:rFonts w:eastAsiaTheme="minorEastAsia" w:cs="Times New Roman"/>
-          <w:sz w:val="22"/>
-          <w:szCs w:val="22"/>
-        </w:rPr>
-      </w:pPr>
-      <w:r>
-        <w:rPr>
-          <w:rFonts w:eastAsiaTheme="minorEastAsia" w:cs="Times New Roman"/>
-          <w:b/>
-          <w:bCs/>
-          <w:sz w:val="22"/>
-          <w:szCs w:val="22"/>
-        </w:rPr>
-        <w:t>Rol</w:t>
-      </w:r>
-      <w:r>
-        <w:rPr>
-          <w:rFonts w:eastAsiaTheme="minorEastAsia" w:cs="Times New Roman"/>
-          <w:b/>
-          <w:bCs/>
-          <w:sz w:val="22"/>
-          <w:szCs w:val="22"/>
-        </w:rPr>
-        <w:t xml:space="preserve">: </w:t>
-      </w:r>
-      <w:r>
-        <w:rPr>
-          <w:rFonts w:eastAsiaTheme="minorEastAsia" w:cs="Times New Roman"/>
-          <w:sz w:val="22"/>
-          <w:szCs w:val="22"/>
-        </w:rPr>
-        <w:t>Administrador</w:t>
-      </w:r>
-    </w:p>
-    <w:p>
-      <w:pPr>
-        <w:spacing w:before="240" w:after="240"/>
-        <w:rPr>
-          <w:rFonts w:eastAsiaTheme="minorEastAsia" w:cs="Times New Roman"/>
-          <w:sz w:val="22"/>
-          <w:szCs w:val="22"/>
-        </w:rPr>
-      </w:pPr>
-      <w:r>
-        <w:rPr>
-          <w:rFonts w:eastAsiaTheme="minorEastAsia" w:cs="Times New Roman"/>
-          <w:sz w:val="22"/>
-          <w:szCs w:val="22"/>
-        </w:rPr>
-        <w:t>Este módulo permite registrar y dar seguimiento a las incidencias técnicas de los equipos. El administrador podrá documentar fallas, programar mantenimientos y llevar un historial que permita identificar problemas recurrentes, contribuyendo al cuidado y prolongación de la vida útil de los equipos.</w:t>
-      </w:r>
-    </w:p>
-    <w:p>
-      <w:pPr>
-        <w:pStyle w:val="Heading3"/>
-        <w:numPr>
-          <w:ilvl w:val="0"/>
-          <w:numId w:val="0"/>
-        </w:numPr>
-        <w:spacing w:before="281" w:after="281"/>
-        <w:ind w:left="720" w:hanging="720"/>
-        <w:rPr>
-          <w:rFonts w:ascii="Times New Roman" w:eastAsiaTheme="minorEastAsia" w:hAnsi="Times New Roman" w:cs="Times New Roman"/>
-          <w:b w:val="0"/>
-          <w:bCs w:val="0"/>
-          <w:sz w:val="22"/>
-          <w:szCs w:val="22"/>
-        </w:rPr>
-      </w:pPr>
-      <w:proofErr w:type="spellStart"/>
-      <w:r>
-        <w:rPr>
-          <w:rFonts w:ascii="Times New Roman" w:eastAsiaTheme="minorEastAsia" w:hAnsi="Times New Roman" w:cs="Times New Roman"/>
-          <w:sz w:val="22"/>
-          <w:szCs w:val="22"/>
-        </w:rPr>
-        <w:t>Dashboard</w:t>
-      </w:r>
-      <w:proofErr w:type="spellEnd"/>
-      <w:r>
-        <w:rPr>
-          <w:rFonts w:ascii="Times New Roman" w:eastAsiaTheme="minorEastAsia" w:hAnsi="Times New Roman" w:cs="Times New Roman"/>
-          <w:sz w:val="22"/>
-          <w:szCs w:val="22"/>
-        </w:rPr>
-        <w:t xml:space="preserve"> de Administrador</w:t>
-      </w:r>
-    </w:p>
-    <w:p>
-      <w:pPr>
-        <w:spacing w:before="240" w:after="240"/>
-        <w:rPr>
-          <w:rFonts w:eastAsiaTheme="minorEastAsia" w:cs="Times New Roman"/>
-          <w:sz w:val="22"/>
-          <w:szCs w:val="22"/>
-        </w:rPr>
-      </w:pPr>
-      <w:r>
-        <w:rPr>
-          <w:rFonts w:eastAsiaTheme="minorEastAsia" w:cs="Times New Roman"/>
-          <w:b/>
-          <w:bCs/>
-          <w:sz w:val="22"/>
-          <w:szCs w:val="22"/>
-        </w:rPr>
-        <w:t>Rol</w:t>
-      </w:r>
-      <w:r>
-        <w:rPr>
-          <w:rFonts w:eastAsiaTheme="minorEastAsia" w:cs="Times New Roman"/>
-          <w:b/>
-          <w:bCs/>
-          <w:sz w:val="22"/>
-          <w:szCs w:val="22"/>
-        </w:rPr>
-        <w:t xml:space="preserve">: </w:t>
-      </w:r>
-      <w:r>
-        <w:rPr>
-          <w:rFonts w:eastAsiaTheme="minorEastAsia" w:cs="Times New Roman"/>
-          <w:sz w:val="22"/>
-          <w:szCs w:val="22"/>
-        </w:rPr>
-        <w:t>Administrador</w:t>
-      </w:r>
-    </w:p>
-    <w:p>
-      <w:pPr>
-        <w:spacing w:before="240" w:after="240"/>
-        <w:rPr>
-          <w:rFonts w:eastAsiaTheme="minorEastAsia" w:cs="Times New Roman"/>
-          <w:sz w:val="22"/>
-          <w:szCs w:val="22"/>
-        </w:rPr>
-      </w:pPr>
-      <w:r>
-        <w:rPr>
-          <w:rFonts w:eastAsiaTheme="minorEastAsia" w:cs="Times New Roman"/>
-          <w:sz w:val="22"/>
-          <w:szCs w:val="22"/>
-        </w:rPr>
-        <w:t xml:space="preserve">El </w:t>
-      </w:r>
-      <w:proofErr w:type="spellStart"/>
-      <w:r>
-        <w:rPr>
-          <w:rFonts w:eastAsiaTheme="minorEastAsia" w:cs="Times New Roman"/>
-          <w:sz w:val="22"/>
-          <w:szCs w:val="22"/>
-        </w:rPr>
-        <w:t>dashboard</w:t>
-      </w:r>
-      <w:proofErr w:type="spellEnd"/>
-      <w:r>
-        <w:rPr>
-          <w:rFonts w:eastAsiaTheme="minorEastAsia" w:cs="Times New Roman"/>
-          <w:sz w:val="22"/>
-          <w:szCs w:val="22"/>
-        </w:rPr>
-        <w:t xml:space="preserve"> funciona como un panel de control central donde el administrador puede visualizar de forma rápida y resumida la información más relevante del sistema, como reservas activas, estado de los equipos, incidencias registradas y disponibilidad general. Adicionalmente, este módulo permitirá identificar de manera específica qué usuario realizó cada reserva, facilitando el control y la trazabilidad dentro del sistema.</w:t>
-      </w:r>
-    </w:p>
-    <w:p>
-      <w:pPr>
-        <w:spacing w:before="240" w:after="240"/>
-        <w:rPr>
-          <w:rFonts w:eastAsiaTheme="minorEastAsia" w:cs="Times New Roman"/>
-          <w:sz w:val="22"/>
-          <w:szCs w:val="22"/>
-        </w:rPr>
-      </w:pPr>
-      <w:r>
-        <w:rPr>
-          <w:rFonts w:eastAsiaTheme="minorEastAsia" w:cs="Times New Roman"/>
-          <w:sz w:val="22"/>
-          <w:szCs w:val="22"/>
-        </w:rPr>
-        <w:t xml:space="preserve">Asimismo, el </w:t>
-      </w:r>
-      <w:proofErr w:type="spellStart"/>
-      <w:r>
-        <w:rPr>
-          <w:rFonts w:eastAsiaTheme="minorEastAsia" w:cs="Times New Roman"/>
-          <w:sz w:val="22"/>
-          <w:szCs w:val="22"/>
-        </w:rPr>
-        <w:t>dashboard</w:t>
-      </w:r>
-      <w:proofErr w:type="spellEnd"/>
-      <w:r>
-        <w:rPr>
-          <w:rFonts w:eastAsiaTheme="minorEastAsia" w:cs="Times New Roman"/>
-          <w:sz w:val="22"/>
-          <w:szCs w:val="22"/>
-        </w:rPr>
-        <w:t xml:space="preserve"> incluirá un submódulo de catálogo con vista al inventario, donde el administrador podrá acceder de forma organizada a la información de los equipos registrados, permitiendo una gestión más clara y estructurada de los recursos disponibles.</w:t>
-      </w:r>
-    </w:p>
-    <w:p>
-      <w:pPr>
-        <w:rPr>
-          <w:rFonts w:eastAsiaTheme="minorEastAsia" w:cs="Times New Roman"/>
-          <w:b/>
-          <w:bCs/>
-          <w:sz w:val="22"/>
-          <w:szCs w:val="22"/>
-        </w:rPr>
-      </w:pPr>
-      <w:proofErr w:type="spellStart"/>
-      <w:r>
-        <w:rPr>
-          <w:rFonts w:eastAsiaTheme="minorEastAsia" w:cs="Times New Roman"/>
-          <w:b/>
-          <w:bCs/>
-          <w:sz w:val="22"/>
-          <w:szCs w:val="22"/>
-        </w:rPr>
-        <w:t>Dashboard</w:t>
-      </w:r>
-      <w:proofErr w:type="spellEnd"/>
-      <w:r>
-        <w:rPr>
-          <w:rFonts w:eastAsiaTheme="minorEastAsia" w:cs="Times New Roman"/>
-          <w:b/>
-          <w:bCs/>
-          <w:sz w:val="22"/>
-          <w:szCs w:val="22"/>
-        </w:rPr>
-        <w:t xml:space="preserve"> de Usuario</w:t>
-      </w:r>
-    </w:p>
-    <w:p>
-      <w:pPr>
-        <w:rPr>
-          <w:rFonts w:eastAsiaTheme="minorEastAsia" w:cs="Times New Roman"/>
-          <w:sz w:val="22"/>
-          <w:szCs w:val="22"/>
-        </w:rPr>
-      </w:pPr>
-      <w:r>
-        <w:rPr>
-          <w:rFonts w:eastAsiaTheme="minorEastAsia" w:cs="Times New Roman"/>
-          <w:b/>
-          <w:bCs/>
-          <w:sz w:val="22"/>
-          <w:szCs w:val="22"/>
-        </w:rPr>
-        <w:t>Rol</w:t>
-      </w:r>
-      <w:r>
-        <w:rPr>
-          <w:rFonts w:eastAsiaTheme="minorEastAsia" w:cs="Times New Roman"/>
-          <w:b/>
-          <w:bCs/>
-          <w:sz w:val="22"/>
-          <w:szCs w:val="22"/>
-        </w:rPr>
-        <w:t xml:space="preserve">: </w:t>
-      </w:r>
-      <w:r>
-        <w:rPr>
-          <w:rFonts w:eastAsiaTheme="minorEastAsia" w:cs="Times New Roman"/>
-          <w:sz w:val="22"/>
-          <w:szCs w:val="22"/>
-        </w:rPr>
-        <w:t>Usuarios</w:t>
-      </w:r>
-    </w:p>
-    <w:p>
-      <w:pPr>
-        <w:rPr>
-          <w:rFonts w:eastAsiaTheme="minorEastAsia" w:cs="Times New Roman"/>
-          <w:sz w:val="22"/>
-          <w:szCs w:val="22"/>
-        </w:rPr>
-      </w:pPr>
-      <w:r>
-        <w:rPr>
-          <w:rFonts w:eastAsiaTheme="minorEastAsia" w:cs="Times New Roman"/>
-          <w:sz w:val="22"/>
-          <w:szCs w:val="22"/>
-        </w:rPr>
-        <w:t xml:space="preserve">El sistema incluirá un </w:t>
-      </w:r>
-      <w:proofErr w:type="spellStart"/>
-      <w:r>
-        <w:rPr>
-          <w:rFonts w:eastAsiaTheme="minorEastAsia" w:cs="Times New Roman"/>
-          <w:sz w:val="22"/>
-          <w:szCs w:val="22"/>
-        </w:rPr>
-        <w:t>dashboard</w:t>
-      </w:r>
-      <w:proofErr w:type="spellEnd"/>
-      <w:r>
-        <w:rPr>
-          <w:rFonts w:eastAsiaTheme="minorEastAsia" w:cs="Times New Roman"/>
-          <w:sz w:val="22"/>
-          <w:szCs w:val="22"/>
-        </w:rPr>
-        <w:t xml:space="preserve"> para los usuarios donde, además de visualizar notificaciones, avisos y actualizaciones del laboratorio, se integrarán funcionalidades de consulta. Dentro de este espacio se incluirá un submódulo de consulta de videojuegos, que permitirá a los estudiantes explorar los juegos disponibles en el laboratorio, y un submódulo de consulta de horarios, donde podrán visualizar la disponibilidad de los espacios.</w:t>
-      </w:r>
-    </w:p>
-    <w:p>
-      <w:pPr>
-        <w:rPr>
-          <w:rFonts w:eastAsiaTheme="minorEastAsia" w:cs="Times New Roman"/>
-          <w:sz w:val="22"/>
-          <w:szCs w:val="22"/>
-        </w:rPr>
-      </w:pPr>
-      <w:r>
-        <w:rPr>
-          <w:rFonts w:eastAsiaTheme="minorEastAsia" w:cs="Times New Roman"/>
-          <w:sz w:val="22"/>
-          <w:szCs w:val="22"/>
-        </w:rPr>
-        <w:t xml:space="preserve"> </w:t>
-      </w:r>
-    </w:p>
-    <w:p>
-      <w:pPr>
-        <w:rPr>
-          <w:rFonts w:eastAsiaTheme="minorEastAsia" w:cs="Times New Roman"/>
-          <w:sz w:val="22"/>
-          <w:szCs w:val="22"/>
-        </w:rPr>
-      </w:pPr>
-      <w:r>
-        <w:rPr>
-          <w:rFonts w:eastAsiaTheme="minorEastAsia" w:cs="Times New Roman"/>
-          <w:sz w:val="22"/>
-          <w:szCs w:val="22"/>
-        </w:rPr>
-        <w:t>Ambos submódulos contarán con filtros que permitirán organizar la información por diferentes secciones, facilitando la búsqueda y mejorando la experiencia del usuario al interactuar con el sistema.</w:t>
-      </w:r>
-    </w:p>
-    <w:p>
-      <w:pPr>
-        <w:pStyle w:val="Textbody"/>
-        <w:rPr>
-          <w:rFonts w:ascii="Times New Roman" w:hAnsi="Times New Roman" w:cs="Times New Roman"/>
-        </w:rPr>
-      </w:pPr>
-    </w:p>
-    <w:p>
-      <w:pPr>
-        <w:pStyle w:val="Heading2"/>
-        <w:numPr>
-          <w:ilvl w:val="0"/>
-          <w:numId w:val="0"/>
-        </w:numPr>
-        <w:ind w:left="576" w:hanging="576"/>
-        <w:rPr>
-          <w:rFonts w:ascii="Times New Roman" w:hAnsi="Times New Roman" w:cs="Times New Roman"/>
-        </w:rPr>
-      </w:pPr>
-      <w:bookmarkStart w:id="34" w:name="_Toc96339536"/>
-      <w:r>
-        <w:rPr>
-          <w:rFonts w:ascii="Times New Roman" w:hAnsi="Times New Roman" w:cs="Times New Roman"/>
-        </w:rPr>
-        <w:t xml:space="preserve">4.3. </w:t>
-      </w:r>
-      <w:r>
-        <w:rPr>
-          <w:rFonts w:ascii="Times New Roman" w:hAnsi="Times New Roman" w:cs="Times New Roman"/>
-        </w:rPr>
-        <w:t>Funciones del sistema propuesto</w:t>
-      </w:r>
-      <w:r>
-        <w:rPr>
-          <w:rFonts w:ascii="Times New Roman" w:hAnsi="Times New Roman" w:cs="Times New Roman"/>
-        </w:rPr>
-        <w:t>.</w:t>
-      </w:r>
-      <w:bookmarkEnd w:id="34"/>
-    </w:p>
-    <w:p>
-      <w:pPr>
-        <w:pStyle w:val="Textbody"/>
-        <w:rPr>
-          <w:rFonts w:ascii="Times New Roman" w:hAnsi="Times New Roman" w:cs="Times New Roman"/>
-          <w:b/>
-          <w:bCs/>
-        </w:rPr>
-      </w:pPr>
-      <w:r>
-        <w:rPr>
-          <w:rFonts w:ascii="Times New Roman" w:hAnsi="Times New Roman" w:cs="Times New Roman"/>
-          <w:b/>
-          <w:bCs/>
-        </w:rPr>
-        <w:t>Función: Registrar una reserva</w:t>
-      </w:r>
-      <w:r>
-        <w:rPr>
-          <w:rFonts w:ascii="Times New Roman" w:hAnsi="Times New Roman" w:cs="Times New Roman"/>
-          <w:b/>
-          <w:bCs/>
-        </w:rPr>
-        <w:t xml:space="preserve"> </w:t>
-      </w:r>
-    </w:p>
-    <w:p>
-      <w:pPr>
-        <w:pStyle w:val="Textbody"/>
-        <w:rPr>
-          <w:rFonts w:ascii="Times New Roman" w:hAnsi="Times New Roman" w:cs="Times New Roman"/>
-          <w:b/>
-          <w:bCs/>
-        </w:rPr>
-      </w:pPr>
-      <w:r>
-        <w:rPr>
-          <w:rFonts w:ascii="Times New Roman" w:hAnsi="Times New Roman" w:cs="Times New Roman"/>
-          <w:b/>
-          <w:bCs/>
-        </w:rPr>
-        <w:lastRenderedPageBreak/>
-        <w:t xml:space="preserve">Módulos asociados: </w:t>
-      </w:r>
-      <w:r>
-        <w:rPr>
-          <w:rFonts w:ascii="Times New Roman" w:hAnsi="Times New Roman" w:cs="Times New Roman"/>
-        </w:rPr>
-        <w:t>Agenda</w:t>
-      </w:r>
-    </w:p>
-    <w:p>
-      <w:pPr>
-        <w:pStyle w:val="Textbody"/>
-        <w:rPr>
-          <w:rFonts w:ascii="Times New Roman" w:hAnsi="Times New Roman" w:cs="Times New Roman"/>
-        </w:rPr>
-      </w:pPr>
-      <w:r>
-        <w:rPr>
-          <w:rFonts w:ascii="Times New Roman" w:hAnsi="Times New Roman" w:cs="Times New Roman"/>
-        </w:rPr>
-        <w:t>Al ingresar al módulo de agenda, el usuario visualiza un calendario interactivo que muestra el mes en curso, donde puede seleccionar el día en el que desea realizar la reserva. Al seleccionar una fecha, el sistema despliega un catálogo de equipos disponibles (PS5 o PC) mediante tarjetas seleccionables.</w:t>
-      </w:r>
-    </w:p>
-    <w:p>
-      <w:pPr>
-        <w:pStyle w:val="Textbody"/>
-        <w:rPr>
-          <w:rFonts w:ascii="Times New Roman" w:hAnsi="Times New Roman" w:cs="Times New Roman"/>
-        </w:rPr>
-      </w:pPr>
-      <w:r>
-        <w:rPr>
-          <w:rFonts w:ascii="Times New Roman" w:hAnsi="Times New Roman" w:cs="Times New Roman"/>
-        </w:rPr>
-        <w:t>Una vez elegido el tipo de equipo, se presenta una vista de horarios organizada en columnas (equipos) y filas (franjas horarias), donde la disponibilidad se indica visualmente mediante colores (rojo para no disponible y verde para disponible).</w:t>
-      </w:r>
-    </w:p>
-    <w:p>
-      <w:pPr>
-        <w:pStyle w:val="Textbody"/>
-        <w:rPr>
-          <w:rFonts w:ascii="Times New Roman" w:hAnsi="Times New Roman" w:cs="Times New Roman"/>
-        </w:rPr>
-      </w:pPr>
-      <w:r>
-        <w:rPr>
-          <w:rFonts w:ascii="Times New Roman" w:hAnsi="Times New Roman" w:cs="Times New Roman"/>
-        </w:rPr>
-        <w:t>Finalmente, el usuario accede a un formulario en el que ingresa datos como número de personas y tiempo de uso, junto con la visualización de la fecha y hora seleccionadas, para confirmar la reserva mediante un mensaje previo de validación.</w:t>
-      </w:r>
-    </w:p>
-    <w:p>
-      <w:pPr>
-        <w:pStyle w:val="Textbody"/>
-        <w:rPr>
-          <w:rFonts w:ascii="Times New Roman" w:hAnsi="Times New Roman" w:cs="Times New Roman"/>
-        </w:rPr>
-      </w:pPr>
-    </w:p>
-    <w:p>
-      <w:pPr>
-        <w:pStyle w:val="Textbody"/>
-        <w:rPr>
-          <w:rFonts w:ascii="Times New Roman" w:hAnsi="Times New Roman" w:cs="Times New Roman"/>
-          <w:b/>
-          <w:bCs/>
-        </w:rPr>
-      </w:pPr>
-      <w:r>
-        <w:rPr>
-          <w:rFonts w:ascii="Times New Roman" w:hAnsi="Times New Roman" w:cs="Times New Roman"/>
-          <w:b/>
-          <w:bCs/>
-        </w:rPr>
-        <w:t xml:space="preserve">Función: </w:t>
-      </w:r>
-      <w:proofErr w:type="spellStart"/>
-      <w:r>
-        <w:rPr>
-          <w:rFonts w:ascii="Times New Roman" w:hAnsi="Times New Roman" w:cs="Times New Roman"/>
-          <w:b/>
-          <w:bCs/>
-        </w:rPr>
-        <w:t>validarDisponibilidadRecurso</w:t>
-      </w:r>
-      <w:proofErr w:type="spellEnd"/>
-    </w:p>
-    <w:p>
-      <w:pPr>
-        <w:pStyle w:val="Textbody"/>
-        <w:rPr>
-          <w:rFonts w:ascii="Times New Roman" w:hAnsi="Times New Roman" w:cs="Times New Roman"/>
-        </w:rPr>
-      </w:pPr>
-      <w:r>
-        <w:rPr>
-          <w:rFonts w:ascii="Times New Roman" w:hAnsi="Times New Roman" w:cs="Times New Roman"/>
-          <w:b/>
-          <w:bCs/>
-        </w:rPr>
-        <w:t>Módulos asociados:</w:t>
-      </w:r>
-      <w:r>
-        <w:rPr>
-          <w:rFonts w:ascii="Times New Roman" w:hAnsi="Times New Roman" w:cs="Times New Roman"/>
-        </w:rPr>
-        <w:t xml:space="preserve"> Reserva, Visualización de agenda</w:t>
-      </w:r>
-    </w:p>
-    <w:p>
-      <w:pPr>
-        <w:pStyle w:val="Textbody"/>
-        <w:rPr>
-          <w:rFonts w:ascii="Times New Roman" w:hAnsi="Times New Roman" w:cs="Times New Roman"/>
-        </w:rPr>
-      </w:pPr>
-      <w:r>
-        <w:rPr>
-          <w:rFonts w:ascii="Times New Roman" w:hAnsi="Times New Roman" w:cs="Times New Roman"/>
-        </w:rPr>
-        <w:t>Valida si un recurso (equipo o espacio) se encuentra disponible en una fecha y franja horaria específica, consultando los registros de reservas existentes y verificando ausencia de solapamientos antes de permitir la creación de una nueva reserva.</w:t>
-      </w:r>
-    </w:p>
-    <w:p>
-      <w:pPr>
-        <w:pStyle w:val="Textbody"/>
-        <w:rPr>
-          <w:rFonts w:ascii="Times New Roman" w:hAnsi="Times New Roman" w:cs="Times New Roman"/>
-        </w:rPr>
-      </w:pPr>
-    </w:p>
-    <w:p>
-      <w:pPr>
-        <w:pStyle w:val="Textbody"/>
-        <w:rPr>
-          <w:rFonts w:ascii="Times New Roman" w:hAnsi="Times New Roman" w:cs="Times New Roman"/>
-          <w:b/>
-          <w:bCs/>
-        </w:rPr>
-      </w:pPr>
-      <w:r>
-        <w:rPr>
-          <w:rFonts w:ascii="Times New Roman" w:hAnsi="Times New Roman" w:cs="Times New Roman"/>
-          <w:b/>
-          <w:bCs/>
-        </w:rPr>
-        <w:t xml:space="preserve">Función: </w:t>
-      </w:r>
-      <w:proofErr w:type="spellStart"/>
-      <w:r>
-        <w:rPr>
-          <w:rFonts w:ascii="Times New Roman" w:hAnsi="Times New Roman" w:cs="Times New Roman"/>
-          <w:b/>
-          <w:bCs/>
-        </w:rPr>
-        <w:t>consultarVideojuegos</w:t>
-      </w:r>
-      <w:proofErr w:type="spellEnd"/>
-    </w:p>
-    <w:p>
-      <w:pPr>
-        <w:pStyle w:val="Textbody"/>
-        <w:rPr>
-          <w:rFonts w:ascii="Times New Roman" w:hAnsi="Times New Roman" w:cs="Times New Roman"/>
-        </w:rPr>
-      </w:pPr>
-      <w:r>
-        <w:rPr>
-          <w:rFonts w:ascii="Times New Roman" w:hAnsi="Times New Roman" w:cs="Times New Roman"/>
-          <w:b/>
-          <w:bCs/>
-        </w:rPr>
-        <w:t>Módulos asociados:</w:t>
-      </w:r>
-      <w:r>
-        <w:rPr>
-          <w:rFonts w:ascii="Times New Roman" w:hAnsi="Times New Roman" w:cs="Times New Roman"/>
-        </w:rPr>
-        <w:t xml:space="preserve"> Submódulo de consulta de videojuegos</w:t>
-      </w:r>
-    </w:p>
-    <w:p>
-      <w:pPr>
-        <w:pStyle w:val="Textbody"/>
-        <w:rPr>
-          <w:rFonts w:ascii="Times New Roman" w:hAnsi="Times New Roman" w:cs="Times New Roman"/>
-        </w:rPr>
-      </w:pPr>
-      <w:r>
-        <w:rPr>
-          <w:rFonts w:ascii="Times New Roman" w:hAnsi="Times New Roman" w:cs="Times New Roman"/>
-        </w:rPr>
-        <w:t>Realiza una petición tipo GET a la API para obtener información de videojuegos, incluyendo nombre, foto,</w:t>
-      </w:r>
-      <w:r>
-        <w:rPr>
-          <w:rFonts w:ascii="Times New Roman" w:hAnsi="Times New Roman" w:cs="Times New Roman"/>
-        </w:rPr>
-        <w:t xml:space="preserve"> </w:t>
-      </w:r>
-      <w:r>
-        <w:rPr>
-          <w:rFonts w:ascii="Times New Roman" w:hAnsi="Times New Roman" w:cs="Times New Roman"/>
-        </w:rPr>
-        <w:t xml:space="preserve">versión, recurso asociado y descripción, utilizando como parámetros los resultados generados por la función </w:t>
-      </w:r>
-      <w:proofErr w:type="spellStart"/>
-      <w:r>
-        <w:rPr>
-          <w:rFonts w:ascii="Times New Roman" w:hAnsi="Times New Roman" w:cs="Times New Roman"/>
-          <w:b/>
-          <w:bCs/>
-        </w:rPr>
-        <w:t>filtrarVideojuegos</w:t>
-      </w:r>
-      <w:proofErr w:type="spellEnd"/>
-      <w:r>
-        <w:rPr>
-          <w:rFonts w:ascii="Times New Roman" w:hAnsi="Times New Roman" w:cs="Times New Roman"/>
-          <w:b/>
-          <w:bCs/>
-        </w:rPr>
-        <w:t xml:space="preserve"> </w:t>
-      </w:r>
-    </w:p>
-    <w:p>
-      <w:pPr>
-        <w:pStyle w:val="Textbody"/>
-        <w:rPr>
-          <w:rFonts w:ascii="Times New Roman" w:hAnsi="Times New Roman" w:cs="Times New Roman"/>
-          <w:b/>
-          <w:bCs/>
-        </w:rPr>
-      </w:pPr>
-    </w:p>
-    <w:p>
-      <w:pPr>
-        <w:pStyle w:val="Textbody"/>
-        <w:rPr>
-          <w:rFonts w:ascii="Times New Roman" w:hAnsi="Times New Roman" w:cs="Times New Roman"/>
-          <w:b/>
-          <w:bCs/>
-        </w:rPr>
-      </w:pPr>
-      <w:r>
-        <w:rPr>
-          <w:rFonts w:ascii="Times New Roman" w:hAnsi="Times New Roman" w:cs="Times New Roman"/>
-          <w:b/>
-          <w:bCs/>
-        </w:rPr>
-        <w:t xml:space="preserve">Función: </w:t>
-      </w:r>
-      <w:proofErr w:type="spellStart"/>
-      <w:r>
-        <w:rPr>
-          <w:rFonts w:ascii="Times New Roman" w:hAnsi="Times New Roman" w:cs="Times New Roman"/>
-          <w:b/>
-          <w:bCs/>
-        </w:rPr>
-        <w:t>filtrarVideojuegos</w:t>
-      </w:r>
-      <w:proofErr w:type="spellEnd"/>
-    </w:p>
-    <w:p>
-      <w:pPr>
-        <w:pStyle w:val="Textbody"/>
-        <w:rPr>
-          <w:rFonts w:ascii="Times New Roman" w:hAnsi="Times New Roman" w:cs="Times New Roman"/>
-        </w:rPr>
-      </w:pPr>
-      <w:r>
-        <w:rPr>
-          <w:rFonts w:ascii="Times New Roman" w:hAnsi="Times New Roman" w:cs="Times New Roman"/>
-          <w:b/>
-          <w:bCs/>
-        </w:rPr>
-        <w:t>Módulos asociados:</w:t>
-      </w:r>
-      <w:r>
-        <w:rPr>
-          <w:rFonts w:ascii="Times New Roman" w:hAnsi="Times New Roman" w:cs="Times New Roman"/>
-        </w:rPr>
-        <w:t xml:space="preserve"> </w:t>
-      </w:r>
-      <w:r>
-        <w:rPr>
-          <w:rFonts w:ascii="Times New Roman" w:hAnsi="Times New Roman" w:cs="Times New Roman"/>
-        </w:rPr>
-        <w:t>submódulo</w:t>
-      </w:r>
-      <w:r>
-        <w:rPr>
-          <w:rFonts w:ascii="Times New Roman" w:hAnsi="Times New Roman" w:cs="Times New Roman"/>
-        </w:rPr>
-        <w:t xml:space="preserve"> de </w:t>
-      </w:r>
-      <w:r>
-        <w:rPr>
-          <w:rFonts w:ascii="Times New Roman" w:hAnsi="Times New Roman" w:cs="Times New Roman"/>
-        </w:rPr>
-        <w:t>consulta</w:t>
-      </w:r>
-      <w:r>
-        <w:rPr>
-          <w:rFonts w:ascii="Times New Roman" w:hAnsi="Times New Roman" w:cs="Times New Roman"/>
-        </w:rPr>
-        <w:t xml:space="preserve"> de videojuegos</w:t>
-      </w:r>
-    </w:p>
-    <w:p>
-      <w:pPr>
-        <w:pStyle w:val="Textbody"/>
-        <w:rPr>
-          <w:rFonts w:ascii="Times New Roman" w:hAnsi="Times New Roman" w:cs="Times New Roman"/>
-        </w:rPr>
-      </w:pPr>
-      <w:r>
-        <w:rPr>
-          <w:rFonts w:ascii="Times New Roman" w:hAnsi="Times New Roman" w:cs="Times New Roman"/>
-        </w:rPr>
-        <w:t xml:space="preserve">Procesa, con base en filtros definidos en el DOM, un conjunto de parámetros que son enviados a la función </w:t>
-      </w:r>
-      <w:proofErr w:type="spellStart"/>
-      <w:r>
-        <w:rPr>
-          <w:rFonts w:ascii="Times New Roman" w:hAnsi="Times New Roman" w:cs="Times New Roman"/>
-          <w:b/>
-          <w:bCs/>
-        </w:rPr>
-        <w:t>consultarVideojuegos</w:t>
-      </w:r>
-      <w:proofErr w:type="spellEnd"/>
-      <w:r>
-        <w:rPr>
-          <w:rFonts w:ascii="Times New Roman" w:hAnsi="Times New Roman" w:cs="Times New Roman"/>
-        </w:rPr>
-        <w:t xml:space="preserve"> para la ejecución de consultas personalizadas, permitiendo obtener información de videojuegos de forma filtrada y estructurada.</w:t>
-      </w:r>
-    </w:p>
-    <w:p>
-      <w:pPr>
-        <w:pStyle w:val="Textbody"/>
-        <w:rPr>
-          <w:rFonts w:ascii="Times New Roman" w:hAnsi="Times New Roman" w:cs="Times New Roman"/>
-          <w:b/>
-          <w:bCs/>
-        </w:rPr>
-      </w:pPr>
-    </w:p>
-    <w:p>
-      <w:pPr>
-        <w:pStyle w:val="Textbody"/>
-        <w:rPr>
-          <w:rFonts w:ascii="Times New Roman" w:hAnsi="Times New Roman" w:cs="Times New Roman"/>
-          <w:b/>
-          <w:bCs/>
-        </w:rPr>
-      </w:pPr>
-      <w:r>
-        <w:rPr>
-          <w:rFonts w:ascii="Times New Roman" w:hAnsi="Times New Roman" w:cs="Times New Roman"/>
-          <w:b/>
-          <w:bCs/>
-        </w:rPr>
-        <w:t xml:space="preserve">Función: </w:t>
-      </w:r>
-      <w:proofErr w:type="spellStart"/>
-      <w:r>
-        <w:rPr>
-          <w:rFonts w:ascii="Times New Roman" w:hAnsi="Times New Roman" w:cs="Times New Roman"/>
-          <w:b/>
-          <w:bCs/>
-        </w:rPr>
-        <w:t>registrarNuevoUsuario</w:t>
-      </w:r>
-      <w:proofErr w:type="spellEnd"/>
-    </w:p>
-    <w:p>
-      <w:pPr>
-        <w:pStyle w:val="Textbody"/>
-        <w:rPr>
-          <w:rFonts w:ascii="Times New Roman" w:hAnsi="Times New Roman" w:cs="Times New Roman"/>
-        </w:rPr>
-      </w:pPr>
-      <w:r>
-        <w:rPr>
-          <w:rFonts w:ascii="Times New Roman" w:hAnsi="Times New Roman" w:cs="Times New Roman"/>
-          <w:b/>
-          <w:bCs/>
-        </w:rPr>
-        <w:t>Módulos asociados:</w:t>
-      </w:r>
-      <w:r>
-        <w:rPr>
-          <w:rFonts w:ascii="Times New Roman" w:hAnsi="Times New Roman" w:cs="Times New Roman"/>
-        </w:rPr>
-        <w:t xml:space="preserve"> </w:t>
-      </w:r>
-      <w:proofErr w:type="spellStart"/>
-      <w:r>
-        <w:rPr>
-          <w:rFonts w:ascii="Times New Roman" w:hAnsi="Times New Roman" w:cs="Times New Roman"/>
-        </w:rPr>
-        <w:t>Login</w:t>
-      </w:r>
-      <w:proofErr w:type="spellEnd"/>
-    </w:p>
-    <w:p>
-      <w:pPr>
-        <w:pStyle w:val="Textbody"/>
-        <w:rPr>
-          <w:rFonts w:ascii="Times New Roman" w:hAnsi="Times New Roman" w:cs="Times New Roman"/>
-        </w:rPr>
-      </w:pPr>
-      <w:r>
-        <w:rPr>
-          <w:rFonts w:ascii="Times New Roman" w:hAnsi="Times New Roman" w:cs="Times New Roman"/>
-        </w:rPr>
-        <w:t>Realiza una petición tipo POST a la API para crear un nuevo registro de usuario en la base de datos, enviando información como nombre, correo, facultad, carnet institucional, cédula y carrera</w:t>
-      </w:r>
-    </w:p>
-    <w:p>
-      <w:pPr>
-        <w:pStyle w:val="Textbody"/>
-        <w:rPr>
-          <w:rFonts w:ascii="Times New Roman" w:hAnsi="Times New Roman" w:cs="Times New Roman"/>
-        </w:rPr>
-      </w:pPr>
-    </w:p>
-    <w:p>
-      <w:pPr>
-        <w:pStyle w:val="Textbody"/>
-        <w:rPr>
-          <w:rFonts w:ascii="Times New Roman" w:hAnsi="Times New Roman" w:cs="Times New Roman"/>
-          <w:b/>
-          <w:bCs/>
-        </w:rPr>
-      </w:pPr>
-      <w:r>
-        <w:rPr>
-          <w:rFonts w:ascii="Times New Roman" w:hAnsi="Times New Roman" w:cs="Times New Roman"/>
-          <w:b/>
-          <w:bCs/>
-        </w:rPr>
-        <w:t xml:space="preserve">Función: </w:t>
-      </w:r>
-      <w:proofErr w:type="spellStart"/>
-      <w:r>
-        <w:rPr>
-          <w:rFonts w:ascii="Times New Roman" w:hAnsi="Times New Roman" w:cs="Times New Roman"/>
-          <w:b/>
-          <w:bCs/>
-        </w:rPr>
-        <w:t>consultarEquipos</w:t>
-      </w:r>
-      <w:proofErr w:type="spellEnd"/>
-    </w:p>
-    <w:p>
-      <w:pPr>
-        <w:pStyle w:val="Textbody"/>
-        <w:rPr>
-          <w:rFonts w:ascii="Times New Roman" w:hAnsi="Times New Roman" w:cs="Times New Roman"/>
-        </w:rPr>
-      </w:pPr>
-      <w:r>
-        <w:rPr>
-          <w:rFonts w:ascii="Times New Roman" w:hAnsi="Times New Roman" w:cs="Times New Roman"/>
-          <w:b/>
-          <w:bCs/>
-        </w:rPr>
-        <w:t xml:space="preserve">Módulos asociados: </w:t>
-      </w:r>
-      <w:r>
-        <w:rPr>
-          <w:rFonts w:ascii="Times New Roman" w:hAnsi="Times New Roman" w:cs="Times New Roman"/>
-        </w:rPr>
-        <w:t>Inventarios</w:t>
-      </w:r>
-    </w:p>
-    <w:p>
-      <w:pPr>
-        <w:pStyle w:val="Textbody"/>
-        <w:rPr>
-          <w:rFonts w:ascii="Times New Roman" w:hAnsi="Times New Roman" w:cs="Times New Roman"/>
-        </w:rPr>
-      </w:pPr>
-      <w:r>
-        <w:rPr>
-          <w:rFonts w:ascii="Times New Roman" w:hAnsi="Times New Roman" w:cs="Times New Roman"/>
-        </w:rPr>
-        <w:t xml:space="preserve">Realiza una petición tipo GET a la API para obtener información de los equipos, incluyendo estado, tipo, disponibilidad, periféricos, videojuegos y características asociadas, utilizando como parámetros los resultados generados por la función de </w:t>
-      </w:r>
-      <w:proofErr w:type="spellStart"/>
-      <w:r>
-        <w:rPr>
-          <w:rFonts w:ascii="Times New Roman" w:hAnsi="Times New Roman" w:cs="Times New Roman"/>
-          <w:b/>
-          <w:bCs/>
-        </w:rPr>
-        <w:t>filtrosEquipos</w:t>
-      </w:r>
-      <w:proofErr w:type="spellEnd"/>
-    </w:p>
-    <w:p>
-      <w:pPr>
-        <w:pStyle w:val="Textbody"/>
-        <w:rPr>
-          <w:rFonts w:ascii="Times New Roman" w:hAnsi="Times New Roman" w:cs="Times New Roman"/>
-        </w:rPr>
-      </w:pPr>
-    </w:p>
-    <w:p>
-      <w:pPr>
-        <w:pStyle w:val="Textbody"/>
-        <w:rPr>
-          <w:rFonts w:ascii="Times New Roman" w:hAnsi="Times New Roman" w:cs="Times New Roman"/>
-          <w:b/>
-          <w:bCs/>
-        </w:rPr>
-      </w:pPr>
-      <w:r>
-        <w:rPr>
-          <w:rFonts w:ascii="Times New Roman" w:hAnsi="Times New Roman" w:cs="Times New Roman"/>
-          <w:b/>
-          <w:bCs/>
-        </w:rPr>
-        <w:t xml:space="preserve">Función: </w:t>
-      </w:r>
-      <w:proofErr w:type="spellStart"/>
-      <w:r>
-        <w:rPr>
-          <w:rFonts w:ascii="Times New Roman" w:hAnsi="Times New Roman" w:cs="Times New Roman"/>
-          <w:b/>
-          <w:bCs/>
-        </w:rPr>
-        <w:t>filtrosEquipos</w:t>
-      </w:r>
-      <w:proofErr w:type="spellEnd"/>
-    </w:p>
-    <w:p>
-      <w:pPr>
-        <w:pStyle w:val="Textbody"/>
-        <w:rPr>
-          <w:rFonts w:ascii="Times New Roman" w:hAnsi="Times New Roman" w:cs="Times New Roman"/>
-        </w:rPr>
-      </w:pPr>
-      <w:r>
-        <w:rPr>
-          <w:rFonts w:ascii="Times New Roman" w:hAnsi="Times New Roman" w:cs="Times New Roman"/>
-          <w:b/>
-          <w:bCs/>
-        </w:rPr>
-        <w:t>Módulos asociados:</w:t>
-      </w:r>
-      <w:r>
-        <w:rPr>
-          <w:rFonts w:ascii="Times New Roman" w:hAnsi="Times New Roman" w:cs="Times New Roman"/>
-        </w:rPr>
-        <w:t xml:space="preserve"> Inventarios</w:t>
-      </w:r>
-    </w:p>
-    <w:p>
-      <w:pPr>
-        <w:pStyle w:val="Textbody"/>
-        <w:rPr>
-          <w:rFonts w:ascii="Times New Roman" w:hAnsi="Times New Roman" w:cs="Times New Roman"/>
-        </w:rPr>
-      </w:pPr>
-      <w:r>
-        <w:rPr>
-          <w:rFonts w:ascii="Times New Roman" w:hAnsi="Times New Roman" w:cs="Times New Roman"/>
-        </w:rPr>
-        <w:t xml:space="preserve">Procesa, con base en filtros definidos en el DOM, un conjunto de parámetros que son enviados a la </w:t>
-      </w:r>
-      <w:r>
-        <w:rPr>
-          <w:rFonts w:ascii="Times New Roman" w:hAnsi="Times New Roman" w:cs="Times New Roman"/>
-        </w:rPr>
-        <w:lastRenderedPageBreak/>
-        <w:t xml:space="preserve">función </w:t>
-      </w:r>
-      <w:proofErr w:type="spellStart"/>
-      <w:r>
-        <w:rPr>
-          <w:rFonts w:ascii="Times New Roman" w:hAnsi="Times New Roman" w:cs="Times New Roman"/>
-          <w:b/>
-          <w:bCs/>
-        </w:rPr>
-        <w:t>consultarEquipo</w:t>
-      </w:r>
-      <w:r>
-        <w:rPr>
-          <w:rFonts w:ascii="Times New Roman" w:hAnsi="Times New Roman" w:cs="Times New Roman"/>
-        </w:rPr>
-        <w:t>s</w:t>
-      </w:r>
-      <w:proofErr w:type="spellEnd"/>
-      <w:r>
-        <w:rPr>
-          <w:rFonts w:ascii="Times New Roman" w:hAnsi="Times New Roman" w:cs="Times New Roman"/>
-        </w:rPr>
-        <w:t xml:space="preserve"> para la ejecución de consultas personalizadas</w:t>
-      </w:r>
-    </w:p>
-    <w:p>
-      <w:pPr>
-        <w:pStyle w:val="Textbody"/>
-        <w:rPr>
-          <w:rFonts w:ascii="Times New Roman" w:hAnsi="Times New Roman" w:cs="Times New Roman"/>
-        </w:rPr>
-      </w:pPr>
-    </w:p>
-    <w:p>
-      <w:pPr>
-        <w:pStyle w:val="Textbody"/>
-        <w:rPr>
-          <w:rFonts w:ascii="Times New Roman" w:hAnsi="Times New Roman" w:cs="Times New Roman"/>
-          <w:b/>
-          <w:bCs/>
-        </w:rPr>
-      </w:pPr>
-      <w:r>
-        <w:rPr>
-          <w:rFonts w:ascii="Times New Roman" w:hAnsi="Times New Roman" w:cs="Times New Roman"/>
-          <w:b/>
-          <w:bCs/>
-        </w:rPr>
-        <w:t xml:space="preserve">Función: </w:t>
-      </w:r>
-      <w:proofErr w:type="spellStart"/>
-      <w:r>
-        <w:rPr>
-          <w:rFonts w:ascii="Times New Roman" w:hAnsi="Times New Roman" w:cs="Times New Roman"/>
-          <w:b/>
-          <w:bCs/>
-        </w:rPr>
-        <w:t>enviarNoticias</w:t>
-      </w:r>
-      <w:proofErr w:type="spellEnd"/>
-    </w:p>
-    <w:p>
-      <w:pPr>
-        <w:pStyle w:val="Textbody"/>
-        <w:rPr>
-          <w:rFonts w:ascii="Times New Roman" w:hAnsi="Times New Roman" w:cs="Times New Roman"/>
-        </w:rPr>
-      </w:pPr>
-      <w:r>
-        <w:rPr>
-          <w:rFonts w:ascii="Times New Roman" w:hAnsi="Times New Roman" w:cs="Times New Roman"/>
-          <w:b/>
-          <w:bCs/>
-        </w:rPr>
-        <w:t>Módulos asociados:</w:t>
-      </w:r>
-      <w:r>
-        <w:rPr>
-          <w:rFonts w:ascii="Times New Roman" w:hAnsi="Times New Roman" w:cs="Times New Roman"/>
-        </w:rPr>
-        <w:t xml:space="preserve"> Submódulo de adjunción de noticias</w:t>
-      </w:r>
-    </w:p>
-    <w:p>
-      <w:pPr>
-        <w:pStyle w:val="Textbody"/>
-        <w:rPr>
-          <w:rFonts w:ascii="Times New Roman" w:hAnsi="Times New Roman" w:cs="Times New Roman"/>
-        </w:rPr>
-      </w:pPr>
-      <w:r>
-        <w:rPr>
-          <w:rFonts w:ascii="Times New Roman" w:hAnsi="Times New Roman" w:cs="Times New Roman"/>
-        </w:rPr>
-        <w:t>Procesa, a través del DOM, la información ingresada por el administrador (título, descripción, imágenes y datos asociados), generando una clave de validación de recepción y realizando una petición tipo POST a la API para almacenar la noticia</w:t>
-      </w:r>
-      <w:r>
-        <w:rPr>
-          <w:rFonts w:ascii="Times New Roman" w:hAnsi="Times New Roman" w:cs="Times New Roman"/>
-        </w:rPr>
-        <w:t>.</w:t>
-      </w:r>
-    </w:p>
-    <w:p>
-      <w:pPr>
-        <w:pStyle w:val="Textbody"/>
-        <w:rPr>
-          <w:rFonts w:ascii="Times New Roman" w:hAnsi="Times New Roman" w:cs="Times New Roman"/>
-        </w:rPr>
-      </w:pPr>
-    </w:p>
-    <w:p>
-      <w:pPr>
-        <w:pStyle w:val="Textbody"/>
-        <w:rPr>
-          <w:rFonts w:ascii="Times New Roman" w:hAnsi="Times New Roman" w:cs="Times New Roman"/>
-          <w:b/>
-          <w:bCs/>
-        </w:rPr>
-      </w:pPr>
-      <w:r>
-        <w:rPr>
-          <w:rFonts w:ascii="Times New Roman" w:hAnsi="Times New Roman" w:cs="Times New Roman"/>
-          <w:b/>
-          <w:bCs/>
-        </w:rPr>
-        <w:t xml:space="preserve">Función: </w:t>
-      </w:r>
-      <w:proofErr w:type="spellStart"/>
-      <w:r>
-        <w:rPr>
-          <w:rFonts w:ascii="Times New Roman" w:hAnsi="Times New Roman" w:cs="Times New Roman"/>
-          <w:b/>
-          <w:bCs/>
-        </w:rPr>
-        <w:t>mostrarNoticias</w:t>
-      </w:r>
-      <w:proofErr w:type="spellEnd"/>
-    </w:p>
-    <w:p>
-      <w:pPr>
-        <w:pStyle w:val="Textbody"/>
-        <w:rPr>
-          <w:rFonts w:ascii="Times New Roman" w:hAnsi="Times New Roman" w:cs="Times New Roman"/>
-        </w:rPr>
-      </w:pPr>
-      <w:r>
-        <w:rPr>
-          <w:rFonts w:ascii="Times New Roman" w:hAnsi="Times New Roman" w:cs="Times New Roman"/>
-          <w:b/>
-          <w:bCs/>
-        </w:rPr>
-        <w:t>Módulos asociados:</w:t>
-      </w:r>
-      <w:r>
-        <w:rPr>
-          <w:rFonts w:ascii="Times New Roman" w:hAnsi="Times New Roman" w:cs="Times New Roman"/>
-        </w:rPr>
-        <w:t xml:space="preserve"> Submódulo de recibimiento de noticias</w:t>
-      </w:r>
-    </w:p>
-    <w:p>
-      <w:pPr>
-        <w:pStyle w:val="Textbody"/>
-        <w:rPr>
-          <w:rFonts w:ascii="Times New Roman" w:hAnsi="Times New Roman" w:cs="Times New Roman"/>
-        </w:rPr>
-      </w:pPr>
-      <w:r>
-        <w:rPr>
-          <w:rFonts w:ascii="Times New Roman" w:hAnsi="Times New Roman" w:cs="Times New Roman"/>
-        </w:rPr>
-        <w:t>Realiza una petición tipo GET a la API para obtener las noticias disponibles, validando cuáles han sido recibidas por el usuario y cuáles no, y renderiza en el DOM las últimas noticias mediante notificaciones</w:t>
-      </w:r>
-    </w:p>
-    <w:p>
-      <w:pPr>
-        <w:pStyle w:val="Textbody"/>
-        <w:rPr>
-          <w:rFonts w:ascii="Times New Roman" w:hAnsi="Times New Roman" w:cs="Times New Roman"/>
-        </w:rPr>
-      </w:pPr>
-    </w:p>
-    <w:p>
-      <w:pPr>
-        <w:pStyle w:val="Textbody"/>
-        <w:rPr>
-          <w:rFonts w:ascii="Times New Roman" w:hAnsi="Times New Roman" w:cs="Times New Roman"/>
-          <w:b/>
-          <w:bCs/>
-        </w:rPr>
-      </w:pPr>
-      <w:r>
-        <w:rPr>
-          <w:rFonts w:ascii="Times New Roman" w:hAnsi="Times New Roman" w:cs="Times New Roman"/>
-          <w:b/>
-          <w:bCs/>
-        </w:rPr>
-        <w:t xml:space="preserve">Función: </w:t>
-      </w:r>
-      <w:proofErr w:type="spellStart"/>
-      <w:r>
-        <w:rPr>
-          <w:rFonts w:ascii="Times New Roman" w:hAnsi="Times New Roman" w:cs="Times New Roman"/>
-          <w:b/>
-          <w:bCs/>
-        </w:rPr>
-        <w:t>iniciarSesion</w:t>
-      </w:r>
-      <w:proofErr w:type="spellEnd"/>
-    </w:p>
-    <w:p>
-      <w:pPr>
-        <w:pStyle w:val="Textbody"/>
-        <w:rPr>
-          <w:rFonts w:ascii="Times New Roman" w:hAnsi="Times New Roman" w:cs="Times New Roman"/>
-        </w:rPr>
-      </w:pPr>
-      <w:r>
-        <w:rPr>
-          <w:rFonts w:ascii="Times New Roman" w:hAnsi="Times New Roman" w:cs="Times New Roman"/>
-          <w:b/>
-          <w:bCs/>
-        </w:rPr>
-        <w:t>Módulos asociados:</w:t>
-      </w:r>
-      <w:r>
-        <w:rPr>
-          <w:rFonts w:ascii="Times New Roman" w:hAnsi="Times New Roman" w:cs="Times New Roman"/>
-        </w:rPr>
-        <w:t xml:space="preserve"> </w:t>
-      </w:r>
-      <w:proofErr w:type="spellStart"/>
-      <w:r>
-        <w:rPr>
-          <w:rFonts w:ascii="Times New Roman" w:hAnsi="Times New Roman" w:cs="Times New Roman"/>
-        </w:rPr>
-        <w:t>Login</w:t>
-      </w:r>
-      <w:proofErr w:type="spellEnd"/>
-    </w:p>
-    <w:p>
-      <w:pPr>
-        <w:pStyle w:val="Textbody"/>
-        <w:rPr>
-          <w:rFonts w:ascii="Times New Roman" w:hAnsi="Times New Roman" w:cs="Times New Roman"/>
-        </w:rPr>
-      </w:pPr>
-      <w:r>
-        <w:rPr>
-          <w:rFonts w:ascii="Times New Roman" w:hAnsi="Times New Roman" w:cs="Times New Roman"/>
-        </w:rPr>
-        <w:t>Procesa, a través de un formulario en el DOM, las credenciales de acceso del usuario (correo institucional y contraseña), realizando una petición tipo POST a la API para validar la existencia del usuario y la correspondencia de las credenciales, gestionando el acceso mediante almacenamiento de sesión en cookies o almacenamiento local.</w:t>
-      </w:r>
-    </w:p>
-    <w:p>
-      <w:pPr>
-        <w:pStyle w:val="Textbody"/>
-        <w:rPr>
-          <w:rFonts w:ascii="Times New Roman" w:hAnsi="Times New Roman" w:cs="Times New Roman"/>
-          <w:b/>
-          <w:bCs/>
-        </w:rPr>
-      </w:pPr>
-    </w:p>
-    <w:p>
-      <w:pPr>
-        <w:pStyle w:val="Textbody"/>
-        <w:rPr>
-          <w:rFonts w:ascii="Times New Roman" w:hAnsi="Times New Roman" w:cs="Times New Roman"/>
-          <w:b/>
-          <w:bCs/>
-        </w:rPr>
-      </w:pPr>
-      <w:r>
-        <w:rPr>
-          <w:rFonts w:ascii="Times New Roman" w:hAnsi="Times New Roman" w:cs="Times New Roman"/>
-          <w:b/>
-          <w:bCs/>
-        </w:rPr>
-        <w:t xml:space="preserve">Función: </w:t>
-      </w:r>
-      <w:proofErr w:type="spellStart"/>
-      <w:r>
-        <w:rPr>
-          <w:rFonts w:ascii="Times New Roman" w:hAnsi="Times New Roman" w:cs="Times New Roman"/>
-          <w:b/>
-          <w:bCs/>
-        </w:rPr>
-        <w:t>cerrarSesion</w:t>
-      </w:r>
-      <w:proofErr w:type="spellEnd"/>
-    </w:p>
-    <w:p>
-      <w:pPr>
-        <w:pStyle w:val="Textbody"/>
-        <w:rPr>
-          <w:rFonts w:ascii="Times New Roman" w:hAnsi="Times New Roman" w:cs="Times New Roman"/>
-        </w:rPr>
-      </w:pPr>
-      <w:r>
-        <w:rPr>
-          <w:rFonts w:ascii="Times New Roman" w:hAnsi="Times New Roman" w:cs="Times New Roman"/>
-          <w:b/>
-          <w:bCs/>
-        </w:rPr>
-        <w:t>Módulos asociados:</w:t>
-      </w:r>
-      <w:r>
-        <w:rPr>
-          <w:rFonts w:ascii="Times New Roman" w:hAnsi="Times New Roman" w:cs="Times New Roman"/>
-        </w:rPr>
-        <w:t xml:space="preserve"> </w:t>
-      </w:r>
-      <w:proofErr w:type="spellStart"/>
-      <w:r>
-        <w:rPr>
-          <w:rFonts w:ascii="Times New Roman" w:hAnsi="Times New Roman" w:cs="Times New Roman"/>
-        </w:rPr>
-        <w:t>Login</w:t>
-      </w:r>
-      <w:proofErr w:type="spellEnd"/>
-    </w:p>
-    <w:p>
-      <w:pPr>
-        <w:pStyle w:val="Textbody"/>
-        <w:rPr>
-          <w:rFonts w:ascii="Times New Roman" w:hAnsi="Times New Roman" w:cs="Times New Roman"/>
-        </w:rPr>
-      </w:pPr>
-      <w:r>
-        <w:rPr>
-          <w:rFonts w:ascii="Times New Roman" w:hAnsi="Times New Roman" w:cs="Times New Roman"/>
-        </w:rPr>
-        <w:t>Elimina la sesión activa del usuario mediante la limpieza de datos almacenados en cookies o almacenamiento local, invalidando el estado de autenticación y redirigiendo al usuario a la pantalla de inicio de sesión.</w:t>
-      </w:r>
-    </w:p>
-    <w:p>
-      <w:pPr>
-        <w:pStyle w:val="Textbody"/>
-      </w:pPr>
-    </w:p>
-    <w:p>
-      <w:pPr>
-        <w:pStyle w:val="Textbody"/>
-      </w:pPr>
-    </w:p>
-    <w:p>
-      <w:pPr>
-        <w:pStyle w:val="Textbody"/>
-      </w:pPr>
-    </w:p>
-    <w:p>
-      <w:pPr>
-        <w:pStyle w:val="Heading2"/>
-        <w:numPr>
-          <w:ilvl w:val="0"/>
-          <w:numId w:val="0"/>
-        </w:numPr>
-        <w:ind w:left="576" w:hanging="576"/>
-        <w:rPr>
-          <w:rFonts w:ascii="Times New Roman" w:hAnsi="Times New Roman" w:cs="Times New Roman"/>
-        </w:rPr>
-      </w:pPr>
-      <w:bookmarkStart w:id="35" w:name="_Toc96339537"/>
-      <w:r>
-        <w:rPr>
-          <w:rFonts w:ascii="Times New Roman" w:hAnsi="Times New Roman" w:cs="Times New Roman"/>
-        </w:rPr>
-        <w:t>4.4</w:t>
-      </w:r>
-      <w:r>
-        <w:rPr>
-          <w:rFonts w:ascii="Times New Roman" w:hAnsi="Times New Roman" w:cs="Times New Roman"/>
-        </w:rPr>
-        <w:t>.</w:t>
-      </w:r>
-      <w:r>
-        <w:rPr>
-          <w:rFonts w:ascii="Times New Roman" w:hAnsi="Times New Roman" w:cs="Times New Roman"/>
-        </w:rPr>
-        <w:t xml:space="preserve"> </w:t>
-      </w:r>
-      <w:r>
-        <w:rPr>
-          <w:rFonts w:ascii="Times New Roman" w:hAnsi="Times New Roman" w:cs="Times New Roman"/>
-        </w:rPr>
-        <w:t>Recursos técnicos requeridos</w:t>
-      </w:r>
-      <w:r>
-        <w:rPr>
-          <w:rFonts w:ascii="Times New Roman" w:hAnsi="Times New Roman" w:cs="Times New Roman"/>
-        </w:rPr>
-        <w:t>.</w:t>
-      </w:r>
-      <w:bookmarkEnd w:id="35"/>
-    </w:p>
-    <w:p>
-      <w:pPr>
-        <w:widowControl/>
-        <w:numPr>
-          <w:ilvl w:val="0"/>
-          <w:numId w:val="5"/>
-        </w:numPr>
-        <w:suppressAutoHyphens w:val="0"/>
-        <w:autoSpaceDN/>
-        <w:spacing w:before="100" w:beforeAutospacing="1" w:after="100" w:afterAutospacing="1"/>
-        <w:textAlignment w:val="auto"/>
-        <w:rPr>
-          <w:rFonts w:eastAsia="Times New Roman" w:cs="Times New Roman"/>
-          <w:kern w:val="0"/>
-          <w:sz w:val="22"/>
-          <w:szCs w:val="22"/>
-          <w:lang w:val="es-CO"/>
-        </w:rPr>
-      </w:pPr>
-      <w:proofErr w:type="spellStart"/>
-      <w:r>
-        <w:rPr>
-          <w:rFonts w:eastAsia="Times New Roman" w:cs="Times New Roman"/>
-          <w:b/>
-          <w:bCs/>
-          <w:kern w:val="0"/>
-          <w:sz w:val="22"/>
-          <w:szCs w:val="22"/>
-          <w:lang w:val="es-CO"/>
-        </w:rPr>
-        <w:t>Frontend</w:t>
-      </w:r>
-      <w:proofErr w:type="spellEnd"/>
-      <w:r>
-        <w:rPr>
-          <w:rFonts w:eastAsia="Times New Roman" w:cs="Times New Roman"/>
-          <w:b/>
-          <w:bCs/>
-          <w:kern w:val="0"/>
-          <w:sz w:val="22"/>
-          <w:szCs w:val="22"/>
-          <w:lang w:val="es-CO"/>
-        </w:rPr>
-        <w:t xml:space="preserve"> (Interfaz de usuario)</w:t>
-      </w:r>
-    </w:p>
-    <w:p>
-      <w:pPr>
-        <w:widowControl/>
-        <w:numPr>
-          <w:ilvl w:val="1"/>
-          <w:numId w:val="5"/>
-        </w:numPr>
-        <w:suppressAutoHyphens w:val="0"/>
-        <w:autoSpaceDN/>
-        <w:spacing w:before="100" w:beforeAutospacing="1" w:after="100" w:afterAutospacing="1"/>
-        <w:textAlignment w:val="auto"/>
-        <w:rPr>
-          <w:rFonts w:eastAsia="Times New Roman" w:cs="Times New Roman"/>
-          <w:kern w:val="0"/>
-          <w:sz w:val="22"/>
-          <w:szCs w:val="22"/>
-          <w:lang w:val="es-CO"/>
-        </w:rPr>
-      </w:pPr>
-      <w:r>
-        <w:rPr>
-          <w:rFonts w:eastAsia="Times New Roman" w:cs="Times New Roman"/>
-          <w:kern w:val="0"/>
-          <w:sz w:val="22"/>
-          <w:szCs w:val="22"/>
-          <w:lang w:val="es-CO"/>
-        </w:rPr>
-        <w:t xml:space="preserve">Encargado de la construcción de la interfaz web, permitiendo la interacción del usuario con el sistema mediante componentes dinámicos y consumo de servicios API. </w:t>
-      </w:r>
-    </w:p>
-    <w:p>
-      <w:pPr>
-        <w:widowControl/>
-        <w:numPr>
-          <w:ilvl w:val="0"/>
-          <w:numId w:val="5"/>
-        </w:numPr>
-        <w:suppressAutoHyphens w:val="0"/>
-        <w:autoSpaceDN/>
-        <w:spacing w:before="100" w:beforeAutospacing="1" w:after="100" w:afterAutospacing="1"/>
-        <w:textAlignment w:val="auto"/>
-        <w:rPr>
-          <w:rFonts w:eastAsia="Times New Roman" w:cs="Times New Roman"/>
-          <w:kern w:val="0"/>
-          <w:sz w:val="22"/>
-          <w:szCs w:val="22"/>
-          <w:lang w:val="es-CO"/>
-        </w:rPr>
-      </w:pPr>
-      <w:proofErr w:type="spellStart"/>
-      <w:r>
-        <w:rPr>
-          <w:rFonts w:eastAsia="Times New Roman" w:cs="Times New Roman"/>
-          <w:b/>
-          <w:bCs/>
-          <w:kern w:val="0"/>
-          <w:sz w:val="22"/>
-          <w:szCs w:val="22"/>
-          <w:lang w:val="es-CO"/>
-        </w:rPr>
-        <w:t>Backend</w:t>
-      </w:r>
-      <w:proofErr w:type="spellEnd"/>
-      <w:r>
-        <w:rPr>
-          <w:rFonts w:eastAsia="Times New Roman" w:cs="Times New Roman"/>
-          <w:b/>
-          <w:bCs/>
-          <w:kern w:val="0"/>
-          <w:sz w:val="22"/>
-          <w:szCs w:val="22"/>
-          <w:lang w:val="es-CO"/>
-        </w:rPr>
-        <w:t xml:space="preserve"> (Lógica del sistema)</w:t>
-      </w:r>
-    </w:p>
-    <w:p>
-      <w:pPr>
-        <w:widowControl/>
-        <w:numPr>
-          <w:ilvl w:val="1"/>
-          <w:numId w:val="5"/>
-        </w:numPr>
-        <w:suppressAutoHyphens w:val="0"/>
-        <w:autoSpaceDN/>
-        <w:spacing w:before="100" w:beforeAutospacing="1" w:after="100" w:afterAutospacing="1"/>
-        <w:textAlignment w:val="auto"/>
-        <w:rPr>
-          <w:rFonts w:eastAsia="Times New Roman" w:cs="Times New Roman"/>
-          <w:kern w:val="0"/>
-          <w:sz w:val="22"/>
-          <w:szCs w:val="22"/>
-          <w:lang w:val="es-CO"/>
-        </w:rPr>
-      </w:pPr>
-      <w:r>
-        <w:rPr>
-          <w:rFonts w:eastAsia="Times New Roman" w:cs="Times New Roman"/>
-          <w:kern w:val="0"/>
-          <w:sz w:val="22"/>
-          <w:szCs w:val="22"/>
-          <w:lang w:val="es-CO"/>
-        </w:rPr>
-        <w:t xml:space="preserve">Responsable de la implementación de la lógica de negocio y construcción de </w:t>
-      </w:r>
-      <w:proofErr w:type="spellStart"/>
-      <w:r>
-        <w:rPr>
-          <w:rFonts w:eastAsia="Times New Roman" w:cs="Times New Roman"/>
-          <w:kern w:val="0"/>
-          <w:sz w:val="22"/>
-          <w:szCs w:val="22"/>
-          <w:lang w:val="es-CO"/>
-        </w:rPr>
-        <w:t>APIs</w:t>
-      </w:r>
-      <w:proofErr w:type="spellEnd"/>
-      <w:r>
-        <w:rPr>
-          <w:rFonts w:eastAsia="Times New Roman" w:cs="Times New Roman"/>
-          <w:kern w:val="0"/>
-          <w:sz w:val="22"/>
-          <w:szCs w:val="22"/>
-          <w:lang w:val="es-CO"/>
-        </w:rPr>
-        <w:t xml:space="preserve"> REST para la gestión de procesos, validaciones y operaciones CRUD. </w:t>
-      </w:r>
-    </w:p>
-    <w:p>
-      <w:pPr>
-        <w:widowControl/>
-        <w:numPr>
-          <w:ilvl w:val="0"/>
-          <w:numId w:val="5"/>
-        </w:numPr>
-        <w:suppressAutoHyphens w:val="0"/>
-        <w:autoSpaceDN/>
-        <w:spacing w:before="100" w:beforeAutospacing="1" w:after="100" w:afterAutospacing="1"/>
-        <w:textAlignment w:val="auto"/>
-        <w:rPr>
-          <w:rFonts w:eastAsia="Times New Roman" w:cs="Times New Roman"/>
-          <w:kern w:val="0"/>
-          <w:sz w:val="22"/>
-          <w:szCs w:val="22"/>
-          <w:lang w:val="es-CO"/>
-        </w:rPr>
-      </w:pPr>
-      <w:r>
-        <w:rPr>
-          <w:rFonts w:eastAsia="Times New Roman" w:cs="Times New Roman"/>
-          <w:b/>
-          <w:bCs/>
-          <w:kern w:val="0"/>
-          <w:sz w:val="22"/>
-          <w:szCs w:val="22"/>
-          <w:lang w:val="es-CO"/>
-        </w:rPr>
-        <w:t>Base de datos (Gestión de información)</w:t>
-      </w:r>
-    </w:p>
-    <w:p>
-      <w:pPr>
-        <w:widowControl/>
-        <w:numPr>
-          <w:ilvl w:val="1"/>
-          <w:numId w:val="5"/>
-        </w:numPr>
-        <w:suppressAutoHyphens w:val="0"/>
-        <w:autoSpaceDN/>
-        <w:spacing w:before="100" w:beforeAutospacing="1" w:after="100" w:afterAutospacing="1"/>
-        <w:textAlignment w:val="auto"/>
-        <w:rPr>
-          <w:rFonts w:eastAsia="Times New Roman" w:cs="Times New Roman"/>
-          <w:kern w:val="0"/>
-          <w:sz w:val="22"/>
-          <w:szCs w:val="22"/>
-          <w:lang w:val="es-CO"/>
-        </w:rPr>
-      </w:pPr>
-      <w:r>
-        <w:rPr>
-          <w:rFonts w:eastAsia="Times New Roman" w:cs="Times New Roman"/>
-          <w:kern w:val="0"/>
-          <w:sz w:val="22"/>
-          <w:szCs w:val="22"/>
-          <w:lang w:val="es-CO"/>
-        </w:rPr>
-        <w:t xml:space="preserve">Diseñada bajo un modelo relacional para el almacenamiento estructurado de datos, gestión de usuarios, roles y soporte para consultas y análisis. </w:t>
-      </w:r>
-    </w:p>
-    <w:p>
-      <w:pPr>
-        <w:widowControl/>
-        <w:numPr>
-          <w:ilvl w:val="0"/>
-          <w:numId w:val="5"/>
-        </w:numPr>
-        <w:suppressAutoHyphens w:val="0"/>
-        <w:autoSpaceDN/>
-        <w:spacing w:before="100" w:beforeAutospacing="1" w:after="100" w:afterAutospacing="1"/>
-        <w:textAlignment w:val="auto"/>
-        <w:rPr>
-          <w:rFonts w:eastAsia="Times New Roman" w:cs="Times New Roman"/>
-          <w:kern w:val="0"/>
-          <w:sz w:val="22"/>
-          <w:szCs w:val="22"/>
-          <w:lang w:val="es-CO"/>
-        </w:rPr>
-      </w:pPr>
-      <w:r>
-        <w:rPr>
-          <w:rFonts w:eastAsia="Times New Roman" w:cs="Times New Roman"/>
-          <w:b/>
-          <w:bCs/>
-          <w:kern w:val="0"/>
-          <w:sz w:val="22"/>
-          <w:szCs w:val="22"/>
-          <w:lang w:val="es-CO"/>
-        </w:rPr>
-        <w:t>Infraestructura y hosting</w:t>
-      </w:r>
-    </w:p>
-    <w:p>
-      <w:pPr>
-        <w:widowControl/>
-        <w:numPr>
-          <w:ilvl w:val="1"/>
-          <w:numId w:val="5"/>
-        </w:numPr>
-        <w:suppressAutoHyphens w:val="0"/>
-        <w:autoSpaceDN/>
-        <w:spacing w:before="100" w:beforeAutospacing="1" w:after="100" w:afterAutospacing="1"/>
-        <w:textAlignment w:val="auto"/>
-        <w:rPr>
-          <w:rFonts w:eastAsia="Times New Roman" w:cs="Times New Roman"/>
-          <w:kern w:val="0"/>
-          <w:sz w:val="22"/>
-          <w:szCs w:val="22"/>
-          <w:lang w:val="es-CO"/>
-        </w:rPr>
-      </w:pPr>
-      <w:r>
-        <w:rPr>
-          <w:rFonts w:eastAsia="Times New Roman" w:cs="Times New Roman"/>
-          <w:kern w:val="0"/>
-          <w:sz w:val="22"/>
-          <w:szCs w:val="22"/>
-          <w:lang w:val="es-CO"/>
-        </w:rPr>
-        <w:t xml:space="preserve">Encargado del despliegue y disponibilidad del sistema, garantizando escalabilidad, rendimiento y acceso continuo según la demanda. </w:t>
-      </w:r>
-    </w:p>
-    <w:p>
-      <w:pPr>
-        <w:widowControl/>
-        <w:numPr>
-          <w:ilvl w:val="0"/>
-          <w:numId w:val="5"/>
-        </w:numPr>
-        <w:suppressAutoHyphens w:val="0"/>
-        <w:autoSpaceDN/>
-        <w:spacing w:before="100" w:beforeAutospacing="1" w:after="100" w:afterAutospacing="1"/>
-        <w:textAlignment w:val="auto"/>
-        <w:rPr>
-          <w:rFonts w:eastAsia="Times New Roman" w:cs="Times New Roman"/>
-          <w:kern w:val="0"/>
-          <w:sz w:val="22"/>
-          <w:szCs w:val="22"/>
-          <w:lang w:val="es-CO"/>
-        </w:rPr>
-      </w:pPr>
-      <w:r>
-        <w:rPr>
-          <w:rFonts w:eastAsia="Times New Roman" w:cs="Times New Roman"/>
-          <w:b/>
-          <w:bCs/>
-          <w:kern w:val="0"/>
-          <w:sz w:val="22"/>
-          <w:szCs w:val="22"/>
-          <w:lang w:val="es-CO"/>
-        </w:rPr>
-        <w:t>Seguridad</w:t>
-      </w:r>
-    </w:p>
-    <w:p>
-      <w:pPr>
-        <w:widowControl/>
-        <w:numPr>
-          <w:ilvl w:val="1"/>
-          <w:numId w:val="5"/>
-        </w:numPr>
-        <w:suppressAutoHyphens w:val="0"/>
-        <w:autoSpaceDN/>
-        <w:spacing w:before="100" w:beforeAutospacing="1" w:after="100" w:afterAutospacing="1"/>
-        <w:textAlignment w:val="auto"/>
-        <w:rPr>
-          <w:rFonts w:eastAsia="Times New Roman" w:cs="Times New Roman"/>
-          <w:kern w:val="0"/>
-          <w:sz w:val="22"/>
-          <w:szCs w:val="22"/>
-          <w:lang w:val="es-CO"/>
-        </w:rPr>
-      </w:pPr>
-      <w:r>
-        <w:rPr>
-          <w:rFonts w:eastAsia="Times New Roman" w:cs="Times New Roman"/>
-          <w:kern w:val="0"/>
-          <w:sz w:val="22"/>
-          <w:szCs w:val="22"/>
-          <w:lang w:val="es-CO"/>
-        </w:rPr>
-        <w:t xml:space="preserve">Implementación de mecanismos de protección como autenticación, autorización y cifrado de datos para garantizar la integridad y confidencialidad de la información. </w:t>
-      </w:r>
-    </w:p>
-    <w:p>
-      <w:pPr>
-        <w:widowControl/>
-        <w:numPr>
-          <w:ilvl w:val="0"/>
-          <w:numId w:val="5"/>
-        </w:numPr>
-        <w:suppressAutoHyphens w:val="0"/>
-        <w:autoSpaceDN/>
-        <w:spacing w:before="100" w:beforeAutospacing="1" w:after="100" w:afterAutospacing="1"/>
-        <w:textAlignment w:val="auto"/>
-        <w:rPr>
-          <w:rFonts w:eastAsia="Times New Roman" w:cs="Times New Roman"/>
-          <w:kern w:val="0"/>
-          <w:sz w:val="22"/>
-          <w:szCs w:val="22"/>
-          <w:lang w:val="es-CO"/>
-        </w:rPr>
-      </w:pPr>
-      <w:r>
-        <w:rPr>
-          <w:rFonts w:eastAsia="Times New Roman" w:cs="Times New Roman"/>
-          <w:b/>
-          <w:bCs/>
-          <w:kern w:val="0"/>
-          <w:sz w:val="22"/>
-          <w:szCs w:val="22"/>
-          <w:lang w:val="es-CO"/>
-        </w:rPr>
-        <w:lastRenderedPageBreak/>
-        <w:t>Integraciones</w:t>
-      </w:r>
-    </w:p>
-    <w:p>
-      <w:pPr>
-        <w:widowControl/>
-        <w:numPr>
-          <w:ilvl w:val="1"/>
-          <w:numId w:val="5"/>
-        </w:numPr>
-        <w:suppressAutoHyphens w:val="0"/>
-        <w:autoSpaceDN/>
-        <w:spacing w:before="100" w:beforeAutospacing="1" w:after="100" w:afterAutospacing="1"/>
-        <w:textAlignment w:val="auto"/>
-        <w:rPr>
-          <w:rFonts w:eastAsia="Times New Roman" w:cs="Times New Roman"/>
-          <w:kern w:val="0"/>
-          <w:sz w:val="22"/>
-          <w:szCs w:val="22"/>
-          <w:lang w:val="es-CO"/>
-        </w:rPr>
-      </w:pPr>
-      <w:r>
-        <w:rPr>
-          <w:rFonts w:eastAsia="Times New Roman" w:cs="Times New Roman"/>
-          <w:kern w:val="0"/>
-          <w:sz w:val="22"/>
-          <w:szCs w:val="22"/>
-          <w:lang w:val="es-CO"/>
-        </w:rPr>
-        <w:t xml:space="preserve">Permite la conexión con sistemas externos institucionales o plataformas de aprendizaje mediante </w:t>
-      </w:r>
-      <w:proofErr w:type="spellStart"/>
-      <w:r>
-        <w:rPr>
-          <w:rFonts w:eastAsia="Times New Roman" w:cs="Times New Roman"/>
-          <w:kern w:val="0"/>
-          <w:sz w:val="22"/>
-          <w:szCs w:val="22"/>
-          <w:lang w:val="es-CO"/>
-        </w:rPr>
-        <w:t>APIs</w:t>
-      </w:r>
-      <w:proofErr w:type="spellEnd"/>
-      <w:r>
-        <w:rPr>
-          <w:rFonts w:eastAsia="Times New Roman" w:cs="Times New Roman"/>
-          <w:kern w:val="0"/>
-          <w:sz w:val="22"/>
-          <w:szCs w:val="22"/>
-          <w:lang w:val="es-CO"/>
-        </w:rPr>
-        <w:t xml:space="preserve"> o servicios interoperables. </w:t>
-      </w:r>
-    </w:p>
-    <w:p>
-      <w:pPr>
-        <w:widowControl/>
-        <w:numPr>
-          <w:ilvl w:val="0"/>
-          <w:numId w:val="5"/>
-        </w:numPr>
-        <w:suppressAutoHyphens w:val="0"/>
-        <w:autoSpaceDN/>
-        <w:spacing w:before="100" w:beforeAutospacing="1" w:after="100" w:afterAutospacing="1"/>
-        <w:textAlignment w:val="auto"/>
-        <w:rPr>
-          <w:rFonts w:eastAsia="Times New Roman" w:cs="Times New Roman"/>
-          <w:kern w:val="0"/>
-          <w:sz w:val="22"/>
-          <w:szCs w:val="22"/>
-          <w:lang w:val="es-CO"/>
-        </w:rPr>
-      </w:pPr>
-      <w:r>
-        <w:rPr>
-          <w:rFonts w:eastAsia="Times New Roman" w:cs="Times New Roman"/>
-          <w:b/>
-          <w:bCs/>
-          <w:kern w:val="0"/>
-          <w:sz w:val="22"/>
-          <w:szCs w:val="22"/>
-          <w:lang w:val="es-CO"/>
-        </w:rPr>
-        <w:t>Mantenimiento y soporte</w:t>
-      </w:r>
-    </w:p>
-    <w:p>
-      <w:pPr>
-        <w:widowControl/>
-        <w:numPr>
-          <w:ilvl w:val="1"/>
-          <w:numId w:val="5"/>
-        </w:numPr>
-        <w:suppressAutoHyphens w:val="0"/>
-        <w:autoSpaceDN/>
-        <w:spacing w:before="100" w:beforeAutospacing="1" w:after="100" w:afterAutospacing="1"/>
-        <w:textAlignment w:val="auto"/>
-        <w:rPr>
-          <w:rFonts w:eastAsia="Times New Roman" w:cs="Times New Roman"/>
-          <w:kern w:val="0"/>
-          <w:sz w:val="22"/>
-          <w:szCs w:val="22"/>
-          <w:lang w:val="es-CO"/>
-        </w:rPr>
-      </w:pPr>
-      <w:r>
-        <w:rPr>
-          <w:rFonts w:eastAsia="Times New Roman" w:cs="Times New Roman"/>
-          <w:kern w:val="0"/>
-          <w:sz w:val="22"/>
-          <w:szCs w:val="22"/>
-          <w:lang w:val="es-CO"/>
-        </w:rPr>
-        <w:t xml:space="preserve">Encargado de la actualización, monitoreo y corrección de errores para asegurar la continuidad operativa del sistema. </w:t>
-      </w:r>
-    </w:p>
-    <w:p>
-      <w:pPr>
-        <w:pStyle w:val="Textbody"/>
-        <w:rPr>
-          <w:lang w:val="es-CO"/>
-        </w:rPr>
-      </w:pPr>
-    </w:p>
-    <w:p>
-      <w:pPr>
-        <w:pStyle w:val="Heading2"/>
-        <w:numPr>
-          <w:ilvl w:val="0"/>
-          <w:numId w:val="0"/>
-        </w:numPr>
-        <w:ind w:left="576" w:hanging="576"/>
-        <w:rPr>
-          <w:rFonts w:ascii="Times New Roman" w:hAnsi="Times New Roman" w:cs="Times New Roman"/>
-        </w:rPr>
-      </w:pPr>
-      <w:bookmarkStart w:id="36" w:name="_Toc96339538"/>
-      <w:r>
-        <w:rPr>
-          <w:rFonts w:ascii="Times New Roman" w:hAnsi="Times New Roman" w:cs="Times New Roman"/>
-        </w:rPr>
-        <w:t xml:space="preserve">4.5. </w:t>
-      </w:r>
-      <w:r>
-        <w:rPr>
-          <w:rFonts w:ascii="Times New Roman" w:hAnsi="Times New Roman" w:cs="Times New Roman"/>
-        </w:rPr>
-        <w:t>Recursos tecnológicos requeridos</w:t>
-      </w:r>
-      <w:r>
-        <w:rPr>
-          <w:rFonts w:ascii="Times New Roman" w:hAnsi="Times New Roman" w:cs="Times New Roman"/>
-        </w:rPr>
-        <w:t>.</w:t>
-      </w:r>
+      </w:pPr>
+      <w:bookmarkStart w:id="36" w:name="__RefHeading__10986_300738085"/>
+      <w:bookmarkStart w:id="37" w:name="__RefHeading__11034_300738085"/>
+      <w:bookmarkStart w:id="38" w:name="_Toc96339539"/>
       <w:bookmarkEnd w:id="36"/>
-    </w:p>
-    <w:p>
-      <w:pPr>
-        <w:pStyle w:val="Heading3"/>
-        <w:numPr>
-          <w:ilvl w:val="0"/>
-          <w:numId w:val="0"/>
-        </w:numPr>
-        <w:ind w:left="720" w:hanging="720"/>
-        <w:rPr>
-          <w:rStyle w:val="Strong"/>
-          <w:rFonts w:ascii="Times New Roman" w:hAnsi="Times New Roman" w:cs="Times New Roman"/>
-          <w:b/>
-          <w:bCs/>
-          <w:sz w:val="22"/>
-          <w:szCs w:val="22"/>
-        </w:rPr>
-      </w:pPr>
-      <w:bookmarkStart w:id="37" w:name="_Toc96339539"/>
-      <w:bookmarkStart w:id="38" w:name="__RefHeading__10986_300738085"/>
-      <w:bookmarkStart w:id="39" w:name="__RefHeading__11034_300738085"/>
-      <w:bookmarkEnd w:id="38"/>
-      <w:bookmarkEnd w:id="39"/>
+      <w:bookmarkEnd w:id="37"/>
       <w:proofErr w:type="spellStart"/>
       <w:r>
         <w:rPr>
@@ -15228,6 +15086,7 @@
         <w:rPr>
           <w:rStyle w:val="Strong"/>
         </w:rPr>
+        <w:lastRenderedPageBreak/>
         <w:t>Render:</w:t>
       </w:r>
       <w:r>
@@ -15670,7 +15529,7 @@
         </w:rPr>
         <w:t>.</w:t>
       </w:r>
-      <w:bookmarkEnd w:id="37"/>
+      <w:bookmarkEnd w:id="38"/>
     </w:p>
     <w:p>
       <w:pPr>
@@ -15697,7 +15556,7 @@
           <w:rFonts w:ascii="Times New Roman" w:hAnsi="Times New Roman" w:cs="Times New Roman"/>
         </w:rPr>
       </w:pPr>
-      <w:bookmarkStart w:id="40" w:name="_Toc96339540"/>
+      <w:bookmarkStart w:id="39" w:name="_Toc96339540"/>
       <w:r>
         <w:rPr>
           <w:rFonts w:ascii="Times New Roman" w:hAnsi="Times New Roman" w:cs="Times New Roman"/>
@@ -15716,7 +15575,7 @@
         </w:rPr>
         <w:t>.</w:t>
       </w:r>
-      <w:bookmarkEnd w:id="40"/>
+      <w:bookmarkEnd w:id="39"/>
     </w:p>
     <w:p>
       <w:pPr>
@@ -15743,7 +15602,7 @@
           <w:rFonts w:ascii="Times New Roman" w:hAnsi="Times New Roman" w:cs="Times New Roman"/>
         </w:rPr>
       </w:pPr>
-      <w:bookmarkStart w:id="41" w:name="_Toc96339541"/>
+      <w:bookmarkStart w:id="40" w:name="_Toc96339541"/>
       <w:r>
         <w:rPr>
           <w:rFonts w:ascii="Times New Roman" w:hAnsi="Times New Roman" w:cs="Times New Roman"/>
@@ -15762,7 +15621,7 @@
         </w:rPr>
         <w:t>.</w:t>
       </w:r>
-      <w:bookmarkEnd w:id="41"/>
+      <w:bookmarkEnd w:id="40"/>
     </w:p>
     <w:p>
       <w:pPr>
@@ -15790,7 +15649,7 @@
           <w:rFonts w:ascii="Times New Roman" w:hAnsi="Times New Roman" w:cs="Times New Roman"/>
         </w:rPr>
       </w:pPr>
-      <w:bookmarkStart w:id="42" w:name="_Toc96339542"/>
+      <w:bookmarkStart w:id="41" w:name="_Toc96339542"/>
       <w:r>
         <w:rPr>
           <w:rFonts w:ascii="Times New Roman" w:hAnsi="Times New Roman" w:cs="Times New Roman"/>
@@ -15809,7 +15668,7 @@
         </w:rPr>
         <w:t>.</w:t>
       </w:r>
-      <w:bookmarkEnd w:id="42"/>
+      <w:bookmarkEnd w:id="41"/>
     </w:p>
     <w:p>
       <w:pPr>
@@ -15836,7 +15695,7 @@
           <w:rFonts w:ascii="Times New Roman" w:hAnsi="Times New Roman" w:cs="Times New Roman"/>
         </w:rPr>
       </w:pPr>
-      <w:bookmarkStart w:id="43" w:name="_Toc96339543"/>
+      <w:bookmarkStart w:id="42" w:name="_Toc96339543"/>
       <w:r>
         <w:rPr>
           <w:rFonts w:ascii="Times New Roman" w:hAnsi="Times New Roman" w:cs="Times New Roman"/>
@@ -15855,7 +15714,7 @@
         </w:rPr>
         <w:t>.</w:t>
       </w:r>
-      <w:bookmarkEnd w:id="43"/>
+      <w:bookmarkEnd w:id="42"/>
     </w:p>
     <w:p>
       <w:pPr>
@@ -15882,7 +15741,7 @@
           <w:rFonts w:ascii="Times New Roman" w:hAnsi="Times New Roman" w:cs="Times New Roman"/>
         </w:rPr>
       </w:pPr>
-      <w:bookmarkStart w:id="44" w:name="_Toc96339544"/>
+      <w:bookmarkStart w:id="43" w:name="_Toc96339544"/>
       <w:r>
         <w:rPr>
           <w:rFonts w:ascii="Times New Roman" w:hAnsi="Times New Roman" w:cs="Times New Roman"/>
@@ -15901,7 +15760,7 @@
         </w:rPr>
         <w:t>.</w:t>
       </w:r>
-      <w:bookmarkEnd w:id="44"/>
+      <w:bookmarkEnd w:id="43"/>
     </w:p>
     <w:p>
       <w:pPr>
@@ -15928,7 +15787,7 @@
           <w:rFonts w:ascii="Times New Roman" w:hAnsi="Times New Roman" w:cs="Times New Roman"/>
         </w:rPr>
       </w:pPr>
-      <w:bookmarkStart w:id="45" w:name="_Toc96339545"/>
+      <w:bookmarkStart w:id="44" w:name="_Toc96339545"/>
       <w:r>
         <w:rPr>
           <w:rFonts w:ascii="Times New Roman" w:hAnsi="Times New Roman" w:cs="Times New Roman"/>
@@ -15948,7 +15807,7 @@
         </w:rPr>
         <w:t>.</w:t>
       </w:r>
-      <w:bookmarkEnd w:id="45"/>
+      <w:bookmarkEnd w:id="44"/>
     </w:p>
     <w:p>
       <w:pPr>
@@ -16696,6 +16555,119 @@
     </w:lvl>
   </w:abstractNum>
   <w:abstractNum w:abstractNumId="3" w15:restartNumberingAfterBreak="0">
+    <w:nsid w:val="1D84055F"/>
+    <w:multiLevelType w:val="hybridMultilevel"/>
+    <w:tmpl w:val="0B481944"/>
+    <w:lvl w:ilvl="0" w:tplc="240A0001">
+      <w:start w:val="1"/>
+      <w:numFmt w:val="bullet"/>
+      <w:lvlText w:val=""/>
+      <w:lvlJc w:val="left"/>
+      <w:pPr>
+        <w:ind w:left="720" w:hanging="360"/>
+      </w:pPr>
+      <w:rPr>
+        <w:rFonts w:ascii="Symbol" w:hAnsi="Symbol" w:hint="default"/>
+      </w:rPr>
+    </w:lvl>
+    <w:lvl w:ilvl="1" w:tplc="240A0003">
+      <w:start w:val="1"/>
+      <w:numFmt w:val="bullet"/>
+      <w:lvlText w:val="o"/>
+      <w:lvlJc w:val="left"/>
+      <w:pPr>
+        <w:ind w:left="1440" w:hanging="360"/>
+      </w:pPr>
+      <w:rPr>
+        <w:rFonts w:ascii="Courier New" w:hAnsi="Courier New" w:cs="Courier New" w:hint="default"/>
+      </w:rPr>
+    </w:lvl>
+    <w:lvl w:ilvl="2" w:tplc="240A0005" w:tentative="1">
+      <w:start w:val="1"/>
+      <w:numFmt w:val="bullet"/>
+      <w:lvlText w:val=""/>
+      <w:lvlJc w:val="left"/>
+      <w:pPr>
+        <w:ind w:left="2160" w:hanging="360"/>
+      </w:pPr>
+      <w:rPr>
+        <w:rFonts w:ascii="Wingdings" w:hAnsi="Wingdings" w:hint="default"/>
+      </w:rPr>
+    </w:lvl>
+    <w:lvl w:ilvl="3" w:tplc="240A0001" w:tentative="1">
+      <w:start w:val="1"/>
+      <w:numFmt w:val="bullet"/>
+      <w:lvlText w:val=""/>
+      <w:lvlJc w:val="left"/>
+      <w:pPr>
+        <w:ind w:left="2880" w:hanging="360"/>
+      </w:pPr>
+      <w:rPr>
+        <w:rFonts w:ascii="Symbol" w:hAnsi="Symbol" w:hint="default"/>
+      </w:rPr>
+    </w:lvl>
+    <w:lvl w:ilvl="4" w:tplc="240A0003" w:tentative="1">
+      <w:start w:val="1"/>
+      <w:numFmt w:val="bullet"/>
+      <w:lvlText w:val="o"/>
+      <w:lvlJc w:val="left"/>
+      <w:pPr>
+        <w:ind w:left="3600" w:hanging="360"/>
+      </w:pPr>
+      <w:rPr>
+        <w:rFonts w:ascii="Courier New" w:hAnsi="Courier New" w:cs="Courier New" w:hint="default"/>
+      </w:rPr>
+    </w:lvl>
+    <w:lvl w:ilvl="5" w:tplc="240A0005" w:tentative="1">
+      <w:start w:val="1"/>
+      <w:numFmt w:val="bullet"/>
+      <w:lvlText w:val=""/>
+      <w:lvlJc w:val="left"/>
+      <w:pPr>
+        <w:ind w:left="4320" w:hanging="360"/>
+      </w:pPr>
+      <w:rPr>
+        <w:rFonts w:ascii="Wingdings" w:hAnsi="Wingdings" w:hint="default"/>
+      </w:rPr>
+    </w:lvl>
+    <w:lvl w:ilvl="6" w:tplc="240A0001" w:tentative="1">
+      <w:start w:val="1"/>
+      <w:numFmt w:val="bullet"/>
+      <w:lvlText w:val=""/>
+      <w:lvlJc w:val="left"/>
+      <w:pPr>
+        <w:ind w:left="5040" w:hanging="360"/>
+      </w:pPr>
+      <w:rPr>
+        <w:rFonts w:ascii="Symbol" w:hAnsi="Symbol" w:hint="default"/>
+      </w:rPr>
+    </w:lvl>
+    <w:lvl w:ilvl="7" w:tplc="240A0003" w:tentative="1">
+      <w:start w:val="1"/>
+      <w:numFmt w:val="bullet"/>
+      <w:lvlText w:val="o"/>
+      <w:lvlJc w:val="left"/>
+      <w:pPr>
+        <w:ind w:left="5760" w:hanging="360"/>
+      </w:pPr>
+      <w:rPr>
+        <w:rFonts w:ascii="Courier New" w:hAnsi="Courier New" w:cs="Courier New" w:hint="default"/>
+      </w:rPr>
+    </w:lvl>
+    <w:lvl w:ilvl="8" w:tplc="240A0005" w:tentative="1">
+      <w:start w:val="1"/>
+      <w:numFmt w:val="bullet"/>
+      <w:lvlText w:val=""/>
+      <w:lvlJc w:val="left"/>
+      <w:pPr>
+        <w:ind w:left="6480" w:hanging="360"/>
+      </w:pPr>
+      <w:rPr>
+        <w:rFonts w:ascii="Wingdings" w:hAnsi="Wingdings" w:hint="default"/>
+      </w:rPr>
+    </w:lvl>
+  </w:abstractNum>
+  <w:abstractNum w:abstractNumId="4" w15:restartNumberingAfterBreak="0">
     <w:nsid w:val="20D42D92"/>
     <w:multiLevelType w:val="multilevel"/>
     <w:tmpl w:val="E262712A"/>
@@ -16844,7 +16816,7 @@
       </w:rPr>
     </w:lvl>
   </w:abstractNum>
-  <w:abstractNum w:abstractNumId="4" w15:restartNumberingAfterBreak="0">
+  <w:abstractNum w:abstractNumId="5" w15:restartNumberingAfterBreak="0">
     <w:nsid w:val="24F515C3"/>
     <w:multiLevelType w:val="hybridMultilevel"/>
     <w:tmpl w:val="014883E0"/>
@@ -16957,7 +16929,120 @@
       </w:rPr>
     </w:lvl>
   </w:abstractNum>
-  <w:abstractNum w:abstractNumId="5" w15:restartNumberingAfterBreak="0">
+  <w:abstractNum w:abstractNumId="6" w15:restartNumberingAfterBreak="0">
+    <w:nsid w:val="291A78B7"/>
+    <w:multiLevelType w:val="hybridMultilevel"/>
+    <w:tmpl w:val="4AE82B06"/>
+    <w:lvl w:ilvl="0" w:tplc="240A0001">
+      <w:start w:val="1"/>
+      <w:numFmt w:val="bullet"/>
+      <w:lvlText w:val=""/>
+      <w:lvlJc w:val="left"/>
+      <w:pPr>
+        <w:ind w:left="720" w:hanging="360"/>
+      </w:pPr>
+      <w:rPr>
+        <w:rFonts w:ascii="Symbol" w:hAnsi="Symbol" w:hint="default"/>
+      </w:rPr>
+    </w:lvl>
+    <w:lvl w:ilvl="1" w:tplc="240A0003">
+      <w:start w:val="1"/>
+      <w:numFmt w:val="bullet"/>
+      <w:lvlText w:val="o"/>
+      <w:lvlJc w:val="left"/>
+      <w:pPr>
+        <w:ind w:left="1440" w:hanging="360"/>
+      </w:pPr>
+      <w:rPr>
+        <w:rFonts w:ascii="Courier New" w:hAnsi="Courier New" w:cs="Courier New" w:hint="default"/>
+      </w:rPr>
+    </w:lvl>
+    <w:lvl w:ilvl="2" w:tplc="240A0005" w:tentative="1">
+      <w:start w:val="1"/>
+      <w:numFmt w:val="bullet"/>
+      <w:lvlText w:val=""/>
+      <w:lvlJc w:val="left"/>
+      <w:pPr>
+        <w:ind w:left="2160" w:hanging="360"/>
+      </w:pPr>
+      <w:rPr>
+        <w:rFonts w:ascii="Wingdings" w:hAnsi="Wingdings" w:hint="default"/>
+      </w:rPr>
+    </w:lvl>
+    <w:lvl w:ilvl="3" w:tplc="240A0001" w:tentative="1">
+      <w:start w:val="1"/>
+      <w:numFmt w:val="bullet"/>
+      <w:lvlText w:val=""/>
+      <w:lvlJc w:val="left"/>
+      <w:pPr>
+        <w:ind w:left="2880" w:hanging="360"/>
+      </w:pPr>
+      <w:rPr>
+        <w:rFonts w:ascii="Symbol" w:hAnsi="Symbol" w:hint="default"/>
+      </w:rPr>
+    </w:lvl>
+    <w:lvl w:ilvl="4" w:tplc="240A0003" w:tentative="1">
+      <w:start w:val="1"/>
+      <w:numFmt w:val="bullet"/>
+      <w:lvlText w:val="o"/>
+      <w:lvlJc w:val="left"/>
+      <w:pPr>
+        <w:ind w:left="3600" w:hanging="360"/>
+      </w:pPr>
+      <w:rPr>
+        <w:rFonts w:ascii="Courier New" w:hAnsi="Courier New" w:cs="Courier New" w:hint="default"/>
+      </w:rPr>
+    </w:lvl>
+    <w:lvl w:ilvl="5" w:tplc="240A0005" w:tentative="1">
+      <w:start w:val="1"/>
+      <w:numFmt w:val="bullet"/>
+      <w:lvlText w:val=""/>
+      <w:lvlJc w:val="left"/>
+      <w:pPr>
+        <w:ind w:left="4320" w:hanging="360"/>
+      </w:pPr>
+      <w:rPr>
+        <w:rFonts w:ascii="Wingdings" w:hAnsi="Wingdings" w:hint="default"/>
+      </w:rPr>
+    </w:lvl>
+    <w:lvl w:ilvl="6" w:tplc="240A0001" w:tentative="1">
+      <w:start w:val="1"/>
+      <w:numFmt w:val="bullet"/>
+      <w:lvlText w:val=""/>
+      <w:lvlJc w:val="left"/>
+      <w:pPr>
+        <w:ind w:left="5040" w:hanging="360"/>
+      </w:pPr>
+      <w:rPr>
+        <w:rFonts w:ascii="Symbol" w:hAnsi="Symbol" w:hint="default"/>
+      </w:rPr>
+    </w:lvl>
+    <w:lvl w:ilvl="7" w:tplc="240A0003" w:tentative="1">
+      <w:start w:val="1"/>
+      <w:numFmt w:val="bullet"/>
+      <w:lvlText w:val="o"/>
+      <w:lvlJc w:val="left"/>
+      <w:pPr>
+        <w:ind w:left="5760" w:hanging="360"/>
+      </w:pPr>
+      <w:rPr>
+        <w:rFonts w:ascii="Courier New" w:hAnsi="Courier New" w:cs="Courier New" w:hint="default"/>
+      </w:rPr>
+    </w:lvl>
+    <w:lvl w:ilvl="8" w:tplc="240A0005" w:tentative="1">
+      <w:start w:val="1"/>
+      <w:numFmt w:val="bullet"/>
+      <w:lvlText w:val=""/>
+      <w:lvlJc w:val="left"/>
+      <w:pPr>
+        <w:ind w:left="6480" w:hanging="360"/>
+      </w:pPr>
+      <w:rPr>
+        <w:rFonts w:ascii="Wingdings" w:hAnsi="Wingdings" w:hint="default"/>
+      </w:rPr>
+    </w:lvl>
+  </w:abstractNum>
+  <w:abstractNum w:abstractNumId="7" w15:restartNumberingAfterBreak="0">
     <w:nsid w:val="2BA34E8B"/>
     <w:multiLevelType w:val="multilevel"/>
     <w:tmpl w:val="E4D8F568"/>
@@ -17106,7 +17191,7 @@
       </w:rPr>
     </w:lvl>
   </w:abstractNum>
-  <w:abstractNum w:abstractNumId="6" w15:restartNumberingAfterBreak="0">
+  <w:abstractNum w:abstractNumId="8" w15:restartNumberingAfterBreak="0">
     <w:nsid w:val="2BB4485B"/>
     <w:multiLevelType w:val="multilevel"/>
     <w:tmpl w:val="F370D2CA"/>
@@ -17255,7 +17340,7 @@
       </w:rPr>
     </w:lvl>
   </w:abstractNum>
-  <w:abstractNum w:abstractNumId="7" w15:restartNumberingAfterBreak="0">
+  <w:abstractNum w:abstractNumId="9" w15:restartNumberingAfterBreak="0">
     <w:nsid w:val="33795D81"/>
     <w:multiLevelType w:val="multilevel"/>
     <w:tmpl w:val="C62C13DA"/>
@@ -17404,7 +17489,233 @@
       </w:rPr>
     </w:lvl>
   </w:abstractNum>
-  <w:abstractNum w:abstractNumId="8" w15:restartNumberingAfterBreak="0">
+  <w:abstractNum w:abstractNumId="10" w15:restartNumberingAfterBreak="0">
+    <w:nsid w:val="34E91FA1"/>
+    <w:multiLevelType w:val="hybridMultilevel"/>
+    <w:tmpl w:val="877ADBB6"/>
+    <w:lvl w:ilvl="0" w:tplc="240A0001">
+      <w:start w:val="1"/>
+      <w:numFmt w:val="bullet"/>
+      <w:lvlText w:val=""/>
+      <w:lvlJc w:val="left"/>
+      <w:pPr>
+        <w:ind w:left="720" w:hanging="360"/>
+      </w:pPr>
+      <w:rPr>
+        <w:rFonts w:ascii="Symbol" w:hAnsi="Symbol" w:hint="default"/>
+      </w:rPr>
+    </w:lvl>
+    <w:lvl w:ilvl="1" w:tplc="240A0003">
+      <w:start w:val="1"/>
+      <w:numFmt w:val="bullet"/>
+      <w:lvlText w:val="o"/>
+      <w:lvlJc w:val="left"/>
+      <w:pPr>
+        <w:ind w:left="1440" w:hanging="360"/>
+      </w:pPr>
+      <w:rPr>
+        <w:rFonts w:ascii="Courier New" w:hAnsi="Courier New" w:cs="Courier New" w:hint="default"/>
+      </w:rPr>
+    </w:lvl>
+    <w:lvl w:ilvl="2" w:tplc="240A0005" w:tentative="1">
+      <w:start w:val="1"/>
+      <w:numFmt w:val="bullet"/>
+      <w:lvlText w:val=""/>
+      <w:lvlJc w:val="left"/>
+      <w:pPr>
+        <w:ind w:left="2160" w:hanging="360"/>
+      </w:pPr>
+      <w:rPr>
+        <w:rFonts w:ascii="Wingdings" w:hAnsi="Wingdings" w:hint="default"/>
+      </w:rPr>
+    </w:lvl>
+    <w:lvl w:ilvl="3" w:tplc="240A0001" w:tentative="1">
+      <w:start w:val="1"/>
+      <w:numFmt w:val="bullet"/>
+      <w:lvlText w:val=""/>
+      <w:lvlJc w:val="left"/>
+      <w:pPr>
+        <w:ind w:left="2880" w:hanging="360"/>
+      </w:pPr>
+      <w:rPr>
+        <w:rFonts w:ascii="Symbol" w:hAnsi="Symbol" w:hint="default"/>
+      </w:rPr>
+    </w:lvl>
+    <w:lvl w:ilvl="4" w:tplc="240A0003" w:tentative="1">
+      <w:start w:val="1"/>
+      <w:numFmt w:val="bullet"/>
+      <w:lvlText w:val="o"/>
+      <w:lvlJc w:val="left"/>
+      <w:pPr>
+        <w:ind w:left="3600" w:hanging="360"/>
+      </w:pPr>
+      <w:rPr>
+        <w:rFonts w:ascii="Courier New" w:hAnsi="Courier New" w:cs="Courier New" w:hint="default"/>
+      </w:rPr>
+    </w:lvl>
+    <w:lvl w:ilvl="5" w:tplc="240A0005" w:tentative="1">
+      <w:start w:val="1"/>
+      <w:numFmt w:val="bullet"/>
+      <w:lvlText w:val=""/>
+      <w:lvlJc w:val="left"/>
+      <w:pPr>
+        <w:ind w:left="4320" w:hanging="360"/>
+      </w:pPr>
+      <w:rPr>
+        <w:rFonts w:ascii="Wingdings" w:hAnsi="Wingdings" w:hint="default"/>
+      </w:rPr>
+    </w:lvl>
+    <w:lvl w:ilvl="6" w:tplc="240A0001" w:tentative="1">
+      <w:start w:val="1"/>
+      <w:numFmt w:val="bullet"/>
+      <w:lvlText w:val=""/>
+      <w:lvlJc w:val="left"/>
+      <w:pPr>
+        <w:ind w:left="5040" w:hanging="360"/>
+      </w:pPr>
+      <w:rPr>
+        <w:rFonts w:ascii="Symbol" w:hAnsi="Symbol" w:hint="default"/>
+      </w:rPr>
+    </w:lvl>
+    <w:lvl w:ilvl="7" w:tplc="240A0003" w:tentative="1">
+      <w:start w:val="1"/>
+      <w:numFmt w:val="bullet"/>
+      <w:lvlText w:val="o"/>
+      <w:lvlJc w:val="left"/>
+      <w:pPr>
+        <w:ind w:left="5760" w:hanging="360"/>
+      </w:pPr>
+      <w:rPr>
+        <w:rFonts w:ascii="Courier New" w:hAnsi="Courier New" w:cs="Courier New" w:hint="default"/>
+      </w:rPr>
+    </w:lvl>
+    <w:lvl w:ilvl="8" w:tplc="240A0005" w:tentative="1">
+      <w:start w:val="1"/>
+      <w:numFmt w:val="bullet"/>
+      <w:lvlText w:val=""/>
+      <w:lvlJc w:val="left"/>
+      <w:pPr>
+        <w:ind w:left="6480" w:hanging="360"/>
+      </w:pPr>
+      <w:rPr>
+        <w:rFonts w:ascii="Wingdings" w:hAnsi="Wingdings" w:hint="default"/>
+      </w:rPr>
+    </w:lvl>
+  </w:abstractNum>
+  <w:abstractNum w:abstractNumId="11" w15:restartNumberingAfterBreak="0">
+    <w:nsid w:val="35757A96"/>
+    <w:multiLevelType w:val="hybridMultilevel"/>
+    <w:tmpl w:val="B590ED1C"/>
+    <w:lvl w:ilvl="0" w:tplc="240A0001">
+      <w:start w:val="1"/>
+      <w:numFmt w:val="bullet"/>
+      <w:lvlText w:val=""/>
+      <w:lvlJc w:val="left"/>
+      <w:pPr>
+        <w:ind w:left="720" w:hanging="360"/>
+      </w:pPr>
+      <w:rPr>
+        <w:rFonts w:ascii="Symbol" w:hAnsi="Symbol" w:hint="default"/>
+      </w:rPr>
+    </w:lvl>
+    <w:lvl w:ilvl="1" w:tplc="240A0003" w:tentative="1">
+      <w:start w:val="1"/>
+      <w:numFmt w:val="bullet"/>
+      <w:lvlText w:val="o"/>
+      <w:lvlJc w:val="left"/>
+      <w:pPr>
+        <w:ind w:left="1440" w:hanging="360"/>
+      </w:pPr>
+      <w:rPr>
+        <w:rFonts w:ascii="Courier New" w:hAnsi="Courier New" w:cs="Courier New" w:hint="default"/>
+      </w:rPr>
+    </w:lvl>
+    <w:lvl w:ilvl="2" w:tplc="240A0005" w:tentative="1">
+      <w:start w:val="1"/>
+      <w:numFmt w:val="bullet"/>
+      <w:lvlText w:val=""/>
+      <w:lvlJc w:val="left"/>
+      <w:pPr>
+        <w:ind w:left="2160" w:hanging="360"/>
+      </w:pPr>
+      <w:rPr>
+        <w:rFonts w:ascii="Wingdings" w:hAnsi="Wingdings" w:hint="default"/>
+      </w:rPr>
+    </w:lvl>
+    <w:lvl w:ilvl="3" w:tplc="240A0001" w:tentative="1">
+      <w:start w:val="1"/>
+      <w:numFmt w:val="bullet"/>
+      <w:lvlText w:val=""/>
+      <w:lvlJc w:val="left"/>
+      <w:pPr>
+        <w:ind w:left="2880" w:hanging="360"/>
+      </w:pPr>
+      <w:rPr>
+        <w:rFonts w:ascii="Symbol" w:hAnsi="Symbol" w:hint="default"/>
+      </w:rPr>
+    </w:lvl>
+    <w:lvl w:ilvl="4" w:tplc="240A0003" w:tentative="1">
+      <w:start w:val="1"/>
+      <w:numFmt w:val="bullet"/>
+      <w:lvlText w:val="o"/>
+      <w:lvlJc w:val="left"/>
+      <w:pPr>
+        <w:ind w:left="3600" w:hanging="360"/>
+      </w:pPr>
+      <w:rPr>
+        <w:rFonts w:ascii="Courier New" w:hAnsi="Courier New" w:cs="Courier New" w:hint="default"/>
+      </w:rPr>
+    </w:lvl>
+    <w:lvl w:ilvl="5" w:tplc="240A0005" w:tentative="1">
+      <w:start w:val="1"/>
+      <w:numFmt w:val="bullet"/>
+      <w:lvlText w:val=""/>
+      <w:lvlJc w:val="left"/>
+      <w:pPr>
+        <w:ind w:left="4320" w:hanging="360"/>
+      </w:pPr>
+      <w:rPr>
+        <w:rFonts w:ascii="Wingdings" w:hAnsi="Wingdings" w:hint="default"/>
+      </w:rPr>
+    </w:lvl>
+    <w:lvl w:ilvl="6" w:tplc="240A0001" w:tentative="1">
+      <w:start w:val="1"/>
+      <w:numFmt w:val="bullet"/>
+      <w:lvlText w:val=""/>
+      <w:lvlJc w:val="left"/>
+      <w:pPr>
+        <w:ind w:left="5040" w:hanging="360"/>
+      </w:pPr>
+      <w:rPr>
+        <w:rFonts w:ascii="Symbol" w:hAnsi="Symbol" w:hint="default"/>
+      </w:rPr>
+    </w:lvl>
+    <w:lvl w:ilvl="7" w:tplc="240A0003" w:tentative="1">
+      <w:start w:val="1"/>
+      <w:numFmt w:val="bullet"/>
+      <w:lvlText w:val="o"/>
+      <w:lvlJc w:val="left"/>
+      <w:pPr>
+        <w:ind w:left="5760" w:hanging="360"/>
+      </w:pPr>
+      <w:rPr>
+        <w:rFonts w:ascii="Courier New" w:hAnsi="Courier New" w:cs="Courier New" w:hint="default"/>
+      </w:rPr>
+    </w:lvl>
+    <w:lvl w:ilvl="8" w:tplc="240A0005" w:tentative="1">
+      <w:start w:val="1"/>
+      <w:numFmt w:val="bullet"/>
+      <w:lvlText w:val=""/>
+      <w:lvlJc w:val="left"/>
+      <w:pPr>
+        <w:ind w:left="6480" w:hanging="360"/>
+      </w:pPr>
+      <w:rPr>
+        <w:rFonts w:ascii="Wingdings" w:hAnsi="Wingdings" w:hint="default"/>
+      </w:rPr>
+    </w:lvl>
+  </w:abstractNum>
+  <w:abstractNum w:abstractNumId="12" w15:restartNumberingAfterBreak="0">
     <w:nsid w:val="41EB1250"/>
     <w:multiLevelType w:val="multilevel"/>
     <w:tmpl w:val="F370D2CA"/>
@@ -17553,7 +17864,7 @@
       </w:rPr>
     </w:lvl>
   </w:abstractNum>
-  <w:abstractNum w:abstractNumId="9" w15:restartNumberingAfterBreak="0">
+  <w:abstractNum w:abstractNumId="13" w15:restartNumberingAfterBreak="0">
     <w:nsid w:val="42BE401D"/>
     <w:multiLevelType w:val="multilevel"/>
     <w:tmpl w:val="F370D2CA"/>
@@ -17702,7 +18013,7 @@
       </w:rPr>
     </w:lvl>
   </w:abstractNum>
-  <w:abstractNum w:abstractNumId="10" w15:restartNumberingAfterBreak="0">
+  <w:abstractNum w:abstractNumId="14" w15:restartNumberingAfterBreak="0">
     <w:nsid w:val="439B40C7"/>
     <w:multiLevelType w:val="multilevel"/>
     <w:tmpl w:val="F370D2CA"/>
@@ -17851,7 +18162,156 @@
       </w:rPr>
     </w:lvl>
   </w:abstractNum>
-  <w:abstractNum w:abstractNumId="11" w15:restartNumberingAfterBreak="0">
+  <w:abstractNum w:abstractNumId="15" w15:restartNumberingAfterBreak="0">
+    <w:nsid w:val="47AA038E"/>
+    <w:multiLevelType w:val="multilevel"/>
+    <w:tmpl w:val="3954D45E"/>
+    <w:lvl w:ilvl="0">
+      <w:start w:val="1"/>
+      <w:numFmt w:val="bullet"/>
+      <w:lvlText w:val=""/>
+      <w:lvlJc w:val="left"/>
+      <w:pPr>
+        <w:tabs>
+          <w:tab w:val="num" w:pos="720"/>
+        </w:tabs>
+        <w:ind w:left="720" w:hanging="360"/>
+      </w:pPr>
+      <w:rPr>
+        <w:rFonts w:ascii="Symbol" w:hAnsi="Symbol" w:hint="default"/>
+        <w:sz w:val="20"/>
+      </w:rPr>
+    </w:lvl>
+    <w:lvl w:ilvl="1" w:tentative="1">
+      <w:start w:val="1"/>
+      <w:numFmt w:val="bullet"/>
+      <w:lvlText w:val="o"/>
+      <w:lvlJc w:val="left"/>
+      <w:pPr>
+        <w:tabs>
+          <w:tab w:val="num" w:pos="1440"/>
+        </w:tabs>
+        <w:ind w:left="1440" w:hanging="360"/>
+      </w:pPr>
+      <w:rPr>
+        <w:rFonts w:ascii="Courier New" w:hAnsi="Courier New" w:hint="default"/>
+        <w:sz w:val="20"/>
+      </w:rPr>
+    </w:lvl>
+    <w:lvl w:ilvl="2" w:tentative="1">
+      <w:start w:val="1"/>
+      <w:numFmt w:val="bullet"/>
+      <w:lvlText w:val=""/>
+      <w:lvlJc w:val="left"/>
+      <w:pPr>
+        <w:tabs>
+          <w:tab w:val="num" w:pos="2160"/>
+        </w:tabs>
+        <w:ind w:left="2160" w:hanging="360"/>
+      </w:pPr>
+      <w:rPr>
+        <w:rFonts w:ascii="Wingdings" w:hAnsi="Wingdings" w:hint="default"/>
+        <w:sz w:val="20"/>
+      </w:rPr>
+    </w:lvl>
+    <w:lvl w:ilvl="3" w:tentative="1">
+      <w:start w:val="1"/>
+      <w:numFmt w:val="bullet"/>
+      <w:lvlText w:val=""/>
+      <w:lvlJc w:val="left"/>
+      <w:pPr>
+        <w:tabs>
+          <w:tab w:val="num" w:pos="2880"/>
+        </w:tabs>
+        <w:ind w:left="2880" w:hanging="360"/>
+      </w:pPr>
+      <w:rPr>
+        <w:rFonts w:ascii="Wingdings" w:hAnsi="Wingdings" w:hint="default"/>
+        <w:sz w:val="20"/>
+      </w:rPr>
+    </w:lvl>
+    <w:lvl w:ilvl="4" w:tentative="1">
+      <w:start w:val="1"/>
+      <w:numFmt w:val="bullet"/>
+      <w:lvlText w:val=""/>
+      <w:lvlJc w:val="left"/>
+      <w:pPr>
+        <w:tabs>
+          <w:tab w:val="num" w:pos="3600"/>
+        </w:tabs>
+        <w:ind w:left="3600" w:hanging="360"/>
+      </w:pPr>
+      <w:rPr>
+        <w:rFonts w:ascii="Wingdings" w:hAnsi="Wingdings" w:hint="default"/>
+        <w:sz w:val="20"/>
+      </w:rPr>
+    </w:lvl>
+    <w:lvl w:ilvl="5" w:tentative="1">
+      <w:start w:val="1"/>
+      <w:numFmt w:val="bullet"/>
+      <w:lvlText w:val=""/>
+      <w:lvlJc w:val="left"/>
+      <w:pPr>
+        <w:tabs>
+          <w:tab w:val="num" w:pos="4320"/>
+        </w:tabs>
+        <w:ind w:left="4320" w:hanging="360"/>
+      </w:pPr>
+      <w:rPr>
+        <w:rFonts w:ascii="Wingdings" w:hAnsi="Wingdings" w:hint="default"/>
+        <w:sz w:val="20"/>
+      </w:rPr>
+    </w:lvl>
+    <w:lvl w:ilvl="6" w:tentative="1">
+      <w:start w:val="1"/>
+      <w:numFmt w:val="bullet"/>
+      <w:lvlText w:val=""/>
+      <w:lvlJc w:val="left"/>
+      <w:pPr>
+        <w:tabs>
+          <w:tab w:val="num" w:pos="5040"/>
+        </w:tabs>
+        <w:ind w:left="5040" w:hanging="360"/>
+      </w:pPr>
+      <w:rPr>
+        <w:rFonts w:ascii="Wingdings" w:hAnsi="Wingdings" w:hint="default"/>
+        <w:sz w:val="20"/>
+      </w:rPr>
+    </w:lvl>
+    <w:lvl w:ilvl="7" w:tentative="1">
+      <w:start w:val="1"/>
+      <w:numFmt w:val="bullet"/>
+      <w:lvlText w:val=""/>
+      <w:lvlJc w:val="left"/>
+      <w:pPr>
+        <w:tabs>
+          <w:tab w:val="num" w:pos="5760"/>
+        </w:tabs>
+        <w:ind w:left="5760" w:hanging="360"/>
+      </w:pPr>
+      <w:rPr>
+        <w:rFonts w:ascii="Wingdings" w:hAnsi="Wingdings" w:hint="default"/>
+        <w:sz w:val="20"/>
+      </w:rPr>
+    </w:lvl>
+    <w:lvl w:ilvl="8" w:tentative="1">
+      <w:start w:val="1"/>
+      <w:numFmt w:val="bullet"/>
+      <w:lvlText w:val=""/>
+      <w:lvlJc w:val="left"/>
+      <w:pPr>
+        <w:tabs>
+          <w:tab w:val="num" w:pos="6480"/>
+        </w:tabs>
+        <w:ind w:left="6480" w:hanging="360"/>
+      </w:pPr>
+      <w:rPr>
+        <w:rFonts w:ascii="Wingdings" w:hAnsi="Wingdings" w:hint="default"/>
+        <w:sz w:val="20"/>
+      </w:rPr>
+    </w:lvl>
+  </w:abstractNum>
+  <w:abstractNum w:abstractNumId="16" w15:restartNumberingAfterBreak="0">
     <w:nsid w:val="490228D6"/>
     <w:multiLevelType w:val="multilevel"/>
     <w:tmpl w:val="F370D2CA"/>
@@ -18000,7 +18460,7 @@
       </w:rPr>
     </w:lvl>
   </w:abstractNum>
-  <w:abstractNum w:abstractNumId="12" w15:restartNumberingAfterBreak="0">
+  <w:abstractNum w:abstractNumId="17" w15:restartNumberingAfterBreak="0">
     <w:nsid w:val="4B990033"/>
     <w:multiLevelType w:val="multilevel"/>
     <w:tmpl w:val="8BD62216"/>
@@ -18092,7 +18552,7 @@
       </w:pPr>
     </w:lvl>
   </w:abstractNum>
-  <w:abstractNum w:abstractNumId="13" w15:restartNumberingAfterBreak="0">
+  <w:abstractNum w:abstractNumId="18" w15:restartNumberingAfterBreak="0">
     <w:nsid w:val="4DF33008"/>
     <w:multiLevelType w:val="multilevel"/>
     <w:tmpl w:val="F370D2CA"/>
@@ -18241,7 +18701,7 @@
       </w:rPr>
     </w:lvl>
   </w:abstractNum>
-  <w:abstractNum w:abstractNumId="14" w15:restartNumberingAfterBreak="0">
+  <w:abstractNum w:abstractNumId="19" w15:restartNumberingAfterBreak="0">
     <w:nsid w:val="4E29424C"/>
     <w:multiLevelType w:val="multilevel"/>
     <w:tmpl w:val="3D4CDBDC"/>
@@ -18390,7 +18850,7 @@
       </w:rPr>
     </w:lvl>
   </w:abstractNum>
-  <w:abstractNum w:abstractNumId="15" w15:restartNumberingAfterBreak="0">
+  <w:abstractNum w:abstractNumId="20" w15:restartNumberingAfterBreak="0">
     <w:nsid w:val="51735C96"/>
     <w:multiLevelType w:val="multilevel"/>
     <w:tmpl w:val="F370D2CA"/>
@@ -18539,7 +18999,120 @@
       </w:rPr>
     </w:lvl>
   </w:abstractNum>
-  <w:abstractNum w:abstractNumId="16" w15:restartNumberingAfterBreak="0">
+  <w:abstractNum w:abstractNumId="21" w15:restartNumberingAfterBreak="0">
+    <w:nsid w:val="566F1EE5"/>
+    <w:multiLevelType w:val="hybridMultilevel"/>
+    <w:tmpl w:val="E340A344"/>
+    <w:lvl w:ilvl="0" w:tplc="240A0001">
+      <w:start w:val="1"/>
+      <w:numFmt w:val="bullet"/>
+      <w:lvlText w:val=""/>
+      <w:lvlJc w:val="left"/>
+      <w:pPr>
+        <w:ind w:left="720" w:hanging="360"/>
+      </w:pPr>
+      <w:rPr>
+        <w:rFonts w:ascii="Symbol" w:hAnsi="Symbol" w:hint="default"/>
+      </w:rPr>
+    </w:lvl>
+    <w:lvl w:ilvl="1" w:tplc="240A0003" w:tentative="1">
+      <w:start w:val="1"/>
+      <w:numFmt w:val="bullet"/>
+      <w:lvlText w:val="o"/>
+      <w:lvlJc w:val="left"/>
+      <w:pPr>
+        <w:ind w:left="1440" w:hanging="360"/>
+      </w:pPr>
+      <w:rPr>
+        <w:rFonts w:ascii="Courier New" w:hAnsi="Courier New" w:cs="Courier New" w:hint="default"/>
+      </w:rPr>
+    </w:lvl>
+    <w:lvl w:ilvl="2" w:tplc="240A0005" w:tentative="1">
+      <w:start w:val="1"/>
+      <w:numFmt w:val="bullet"/>
+      <w:lvlText w:val=""/>
+      <w:lvlJc w:val="left"/>
+      <w:pPr>
+        <w:ind w:left="2160" w:hanging="360"/>
+      </w:pPr>
+      <w:rPr>
+        <w:rFonts w:ascii="Wingdings" w:hAnsi="Wingdings" w:hint="default"/>
+      </w:rPr>
+    </w:lvl>
+    <w:lvl w:ilvl="3" w:tplc="240A0001" w:tentative="1">
+      <w:start w:val="1"/>
+      <w:numFmt w:val="bullet"/>
+      <w:lvlText w:val=""/>
+      <w:lvlJc w:val="left"/>
+      <w:pPr>
+        <w:ind w:left="2880" w:hanging="360"/>
+      </w:pPr>
+      <w:rPr>
+        <w:rFonts w:ascii="Symbol" w:hAnsi="Symbol" w:hint="default"/>
+      </w:rPr>
+    </w:lvl>
+    <w:lvl w:ilvl="4" w:tplc="240A0003" w:tentative="1">
+      <w:start w:val="1"/>
+      <w:numFmt w:val="bullet"/>
+      <w:lvlText w:val="o"/>
+      <w:lvlJc w:val="left"/>
+      <w:pPr>
+        <w:ind w:left="3600" w:hanging="360"/>
+      </w:pPr>
+      <w:rPr>
+        <w:rFonts w:ascii="Courier New" w:hAnsi="Courier New" w:cs="Courier New" w:hint="default"/>
+      </w:rPr>
+    </w:lvl>
+    <w:lvl w:ilvl="5" w:tplc="240A0005" w:tentative="1">
+      <w:start w:val="1"/>
+      <w:numFmt w:val="bullet"/>
+      <w:lvlText w:val=""/>
+      <w:lvlJc w:val="left"/>
+      <w:pPr>
+        <w:ind w:left="4320" w:hanging="360"/>
+      </w:pPr>
+      <w:rPr>
+        <w:rFonts w:ascii="Wingdings" w:hAnsi="Wingdings" w:hint="default"/>
+      </w:rPr>
+    </w:lvl>
+    <w:lvl w:ilvl="6" w:tplc="240A0001" w:tentative="1">
+      <w:start w:val="1"/>
+      <w:numFmt w:val="bullet"/>
+      <w:lvlText w:val=""/>
+      <w:lvlJc w:val="left"/>
+      <w:pPr>
+        <w:ind w:left="5040" w:hanging="360"/>
+      </w:pPr>
+      <w:rPr>
+        <w:rFonts w:ascii="Symbol" w:hAnsi="Symbol" w:hint="default"/>
+      </w:rPr>
+    </w:lvl>
+    <w:lvl w:ilvl="7" w:tplc="240A0003" w:tentative="1">
+      <w:start w:val="1"/>
+      <w:numFmt w:val="bullet"/>
+      <w:lvlText w:val="o"/>
+      <w:lvlJc w:val="left"/>
+      <w:pPr>
+        <w:ind w:left="5760" w:hanging="360"/>
+      </w:pPr>
+      <w:rPr>
+        <w:rFonts w:ascii="Courier New" w:hAnsi="Courier New" w:cs="Courier New" w:hint="default"/>
+      </w:rPr>
+    </w:lvl>
+    <w:lvl w:ilvl="8" w:tplc="240A0005" w:tentative="1">
+      <w:start w:val="1"/>
+      <w:numFmt w:val="bullet"/>
+      <w:lvlText w:val=""/>
+      <w:lvlJc w:val="left"/>
+      <w:pPr>
+        <w:ind w:left="6480" w:hanging="360"/>
+      </w:pPr>
+      <w:rPr>
+        <w:rFonts w:ascii="Wingdings" w:hAnsi="Wingdings" w:hint="default"/>
+      </w:rPr>
+    </w:lvl>
+  </w:abstractNum>
+  <w:abstractNum w:abstractNumId="22" w15:restartNumberingAfterBreak="0">
     <w:nsid w:val="57CF752E"/>
     <w:multiLevelType w:val="multilevel"/>
     <w:tmpl w:val="F370D2CA"/>
@@ -18688,7 +19261,7 @@
       </w:rPr>
     </w:lvl>
   </w:abstractNum>
-  <w:abstractNum w:abstractNumId="17" w15:restartNumberingAfterBreak="0">
+  <w:abstractNum w:abstractNumId="23" w15:restartNumberingAfterBreak="0">
     <w:nsid w:val="61C80C8B"/>
     <w:multiLevelType w:val="multilevel"/>
     <w:tmpl w:val="BBD0B96A"/>
@@ -18837,7 +19410,7 @@
       </w:rPr>
     </w:lvl>
   </w:abstractNum>
-  <w:abstractNum w:abstractNumId="18" w15:restartNumberingAfterBreak="0">
+  <w:abstractNum w:abstractNumId="24" w15:restartNumberingAfterBreak="0">
     <w:nsid w:val="67310AB2"/>
     <w:multiLevelType w:val="hybridMultilevel"/>
     <w:tmpl w:val="A78AE5C6"/>
@@ -18949,7 +19522,7 @@
       </w:rPr>
     </w:lvl>
   </w:abstractNum>
-  <w:abstractNum w:abstractNumId="19" w15:restartNumberingAfterBreak="0">
+  <w:abstractNum w:abstractNumId="25" w15:restartNumberingAfterBreak="0">
     <w:nsid w:val="6EB15291"/>
     <w:multiLevelType w:val="multilevel"/>
     <w:tmpl w:val="F370D2CA"/>
@@ -19098,7 +19671,7 @@
       </w:rPr>
     </w:lvl>
   </w:abstractNum>
-  <w:abstractNum w:abstractNumId="20" w15:restartNumberingAfterBreak="0">
+  <w:abstractNum w:abstractNumId="26" w15:restartNumberingAfterBreak="0">
     <w:nsid w:val="7256103E"/>
     <w:multiLevelType w:val="multilevel"/>
     <w:tmpl w:val="92FA0A6A"/>
@@ -19247,7 +19820,7 @@
       </w:rPr>
     </w:lvl>
   </w:abstractNum>
-  <w:abstractNum w:abstractNumId="21" w15:restartNumberingAfterBreak="0">
+  <w:abstractNum w:abstractNumId="27" w15:restartNumberingAfterBreak="0">
     <w:nsid w:val="73C52236"/>
     <w:multiLevelType w:val="hybridMultilevel"/>
     <w:tmpl w:val="A792296A"/>
@@ -19361,7 +19934,7 @@
       </w:rPr>
     </w:lvl>
   </w:abstractNum>
-  <w:abstractNum w:abstractNumId="22" w15:restartNumberingAfterBreak="0">
+  <w:abstractNum w:abstractNumId="28" w15:restartNumberingAfterBreak="0">
     <w:nsid w:val="742E6931"/>
     <w:multiLevelType w:val="multilevel"/>
     <w:tmpl w:val="9984D77C"/>
@@ -19510,7 +20083,7 @@
       </w:rPr>
     </w:lvl>
   </w:abstractNum>
-  <w:abstractNum w:abstractNumId="23" w15:restartNumberingAfterBreak="0">
+  <w:abstractNum w:abstractNumId="29" w15:restartNumberingAfterBreak="0">
     <w:nsid w:val="7E5B2F13"/>
     <w:multiLevelType w:val="multilevel"/>
     <w:tmpl w:val="752A614C"/>
@@ -19659,7 +20232,7 @@
       </w:rPr>
     </w:lvl>
   </w:abstractNum>
-  <w:abstractNum w:abstractNumId="24" w15:restartNumberingAfterBreak="0">
+  <w:abstractNum w:abstractNumId="30" w15:restartNumberingAfterBreak="0">
     <w:nsid w:val="7EAF5642"/>
     <w:multiLevelType w:val="multilevel"/>
     <w:tmpl w:val="F370D2CA"/>
@@ -19809,52 +20382,52 @@
     </w:lvl>
   </w:abstractNum>
   <w:num w:numId="1">
-    <w:abstractNumId w:val="12"/>
+    <w:abstractNumId w:val="17"/>
   </w:num>
   <w:num w:numId="2">
+    <w:abstractNumId w:val="24"/>
+  </w:num>
+  <w:num w:numId="3">
+    <w:abstractNumId w:val="27"/>
+  </w:num>
+  <w:num w:numId="4">
+    <w:abstractNumId w:val="5"/>
+  </w:num>
+  <w:num w:numId="5">
+    <w:abstractNumId w:val="30"/>
+  </w:num>
+  <w:num w:numId="6">
+    <w:abstractNumId w:val="25"/>
+  </w:num>
+  <w:num w:numId="7">
     <w:abstractNumId w:val="18"/>
   </w:num>
-  <w:num w:numId="3">
-    <w:abstractNumId w:val="21"/>
-  </w:num>
-  <w:num w:numId="4">
-    <w:abstractNumId w:val="4"/>
-  </w:num>
-  <w:num w:numId="5">
-    <w:abstractNumId w:val="24"/>
-  </w:num>
-  <w:num w:numId="6">
-    <w:abstractNumId w:val="19"/>
-  </w:num>
-  <w:num w:numId="7">
-    <w:abstractNumId w:val="13"/>
-  </w:num>
   <w:num w:numId="8">
-    <w:abstractNumId w:val="16"/>
+    <w:abstractNumId w:val="22"/>
   </w:num>
   <w:num w:numId="9">
-    <w:abstractNumId w:val="6"/>
+    <w:abstractNumId w:val="8"/>
   </w:num>
   <w:num w:numId="10">
     <w:abstractNumId w:val="2"/>
   </w:num>
   <w:num w:numId="11">
-    <w:abstractNumId w:val="11"/>
+    <w:abstractNumId w:val="16"/>
   </w:num>
   <w:num w:numId="12">
-    <w:abstractNumId w:val="15"/>
+    <w:abstractNumId w:val="20"/>
   </w:num>
   <w:num w:numId="13">
-    <w:abstractNumId w:val="10"/>
+    <w:abstractNumId w:val="14"/>
   </w:num>
   <w:num w:numId="14">
-    <w:abstractNumId w:val="8"/>
+    <w:abstractNumId w:val="12"/>
   </w:num>
   <w:num w:numId="15">
-    <w:abstractNumId w:val="9"/>
+    <w:abstractNumId w:val="13"/>
   </w:num>
   <w:num w:numId="16">
-    <w:abstractNumId w:val="14"/>
+    <w:abstractNumId w:val="19"/>
   </w:num>
   <w:num w:numId="17">
     <w:abstractNumId w:val="0"/>
@@ -19863,52 +20436,70 @@
     <w:abstractNumId w:val="1"/>
   </w:num>
   <w:num w:numId="19">
+    <w:abstractNumId w:val="23"/>
+  </w:num>
+  <w:num w:numId="20">
     <w:abstractNumId w:val="17"/>
   </w:num>
-  <w:num w:numId="20">
-    <w:abstractNumId w:val="12"/>
-  </w:num>
   <w:num w:numId="21">
-    <w:abstractNumId w:val="12"/>
+    <w:abstractNumId w:val="17"/>
   </w:num>
   <w:num w:numId="22">
-    <w:abstractNumId w:val="23"/>
+    <w:abstractNumId w:val="29"/>
   </w:num>
   <w:num w:numId="23">
-    <w:abstractNumId w:val="12"/>
+    <w:abstractNumId w:val="17"/>
   </w:num>
   <w:num w:numId="24">
-    <w:abstractNumId w:val="12"/>
+    <w:abstractNumId w:val="17"/>
   </w:num>
   <w:num w:numId="25">
-    <w:abstractNumId w:val="5"/>
+    <w:abstractNumId w:val="7"/>
   </w:num>
   <w:num w:numId="26">
-    <w:abstractNumId w:val="12"/>
+    <w:abstractNumId w:val="17"/>
   </w:num>
   <w:num w:numId="27">
-    <w:abstractNumId w:val="12"/>
+    <w:abstractNumId w:val="17"/>
   </w:num>
   <w:num w:numId="28">
-    <w:abstractNumId w:val="7"/>
+    <w:abstractNumId w:val="9"/>
   </w:num>
   <w:num w:numId="29">
-    <w:abstractNumId w:val="22"/>
+    <w:abstractNumId w:val="28"/>
   </w:num>
   <w:num w:numId="30">
+    <w:abstractNumId w:val="4"/>
+  </w:num>
+  <w:num w:numId="31">
+    <w:abstractNumId w:val="26"/>
+  </w:num>
+  <w:num w:numId="32">
+    <w:abstractNumId w:val="17"/>
+  </w:num>
+  <w:num w:numId="33">
+    <w:abstractNumId w:val="17"/>
+  </w:num>
+  <w:num w:numId="34">
+    <w:abstractNumId w:val="17"/>
+  </w:num>
+  <w:num w:numId="35">
     <w:abstractNumId w:val="3"/>
   </w:num>
-  <w:num w:numId="31">
-    <w:abstractNumId w:val="20"/>
+  <w:num w:numId="36">
+    <w:abstractNumId w:val="11"/>
   </w:num>
-  <w:num w:numId="32">
-    <w:abstractNumId w:val="12"/>
+  <w:num w:numId="37">
+    <w:abstractNumId w:val="21"/>
   </w:num>
-  <w:num w:numId="33">
-    <w:abstractNumId w:val="12"/>
+  <w:num w:numId="38">
+    <w:abstractNumId w:val="15"/>
   </w:num>
-  <w:num w:numId="34">
-    <w:abstractNumId w:val="12"/>
+  <w:num w:numId="39">
+    <w:abstractNumId w:val="6"/>
+  </w:num>
+  <w:num w:numId="40">
+    <w:abstractNumId w:val="10"/>
   </w:num>
   <w:numIdMacAtCleanup w:val="15"/>
 </w:numbering>

--- a/Teoria General de Sistemas/PPI/PPI Ingeniería Primer Semestre.docx
+++ b/Teoria General de Sistemas/PPI/PPI Ingeniería Primer Semestre.docx
@@ -2432,6 +2432,13 @@
                 <w:sz w:val="24"/>
               </w:rPr>
             </w:pPr>
+            <w:r>
+              <w:rPr>
+                <w:rFonts w:ascii="Times New Roman" w:hAnsi="Times New Roman" w:cs="Times New Roman"/>
+                <w:sz w:val="24"/>
+              </w:rPr>
+              <w:t>22/04/2026</w:t>
+            </w:r>
           </w:p>
         </w:tc>
         <w:tc>
@@ -2455,6 +2462,13 @@
                 <w:sz w:val="24"/>
               </w:rPr>
             </w:pPr>
+            <w:r>
+              <w:rPr>
+                <w:rFonts w:ascii="Times New Roman" w:hAnsi="Times New Roman" w:cs="Times New Roman"/>
+                <w:sz w:val="24"/>
+              </w:rPr>
+              <w:t>2.1</w:t>
+            </w:r>
           </w:p>
         </w:tc>
         <w:tc>
@@ -2478,6 +2492,13 @@
                 <w:sz w:val="24"/>
               </w:rPr>
             </w:pPr>
+            <w:r>
+              <w:rPr>
+                <w:rFonts w:ascii="Times New Roman" w:hAnsi="Times New Roman" w:cs="Times New Roman"/>
+                <w:sz w:val="24"/>
+              </w:rPr>
+              <w:t>Referencias agregadas</w:t>
+            </w:r>
           </w:p>
         </w:tc>
         <w:tc>
@@ -2501,6 +2522,13 @@
                 <w:sz w:val="24"/>
               </w:rPr>
             </w:pPr>
+            <w:r>
+              <w:rPr>
+                <w:rFonts w:ascii="Times New Roman" w:hAnsi="Times New Roman" w:cs="Times New Roman"/>
+                <w:sz w:val="24"/>
+              </w:rPr>
+              <w:t>Todos</w:t>
+            </w:r>
           </w:p>
         </w:tc>
       </w:tr>
@@ -8056,27 +8084,7 @@
           <w:sz w:val="24"/>
           <w:lang w:val="es-CO"/>
         </w:rPr>
-        <w:t xml:space="preserve"> </w:t>
-      </w:r>
-      <w:proofErr w:type="gramStart"/>
-      <w:r>
-        <w:rPr>
-          <w:rFonts w:ascii="Times New Roman" w:eastAsia="Times New Roman" w:hAnsi="Times New Roman" w:cs="Times New Roman"/>
-          <w:kern w:val="0"/>
-          <w:sz w:val="24"/>
-          <w:lang w:val="es-CO"/>
-        </w:rPr>
-        <w:t>Virtual  (</w:t>
-      </w:r>
-      <w:proofErr w:type="gramEnd"/>
-      <w:r>
-        <w:rPr>
-          <w:rFonts w:ascii="Times New Roman" w:eastAsia="Times New Roman" w:hAnsi="Times New Roman" w:cs="Times New Roman"/>
-          <w:kern w:val="0"/>
-          <w:sz w:val="24"/>
-          <w:lang w:val="es-CO"/>
-        </w:rPr>
-        <w:t>https://virtual.tdea.edu.co)</w:t>
+        <w:t xml:space="preserve"> Virtual  (https://virtual.tdea.edu.co)</w:t>
       </w:r>
     </w:p>
     <w:p>
@@ -9835,23 +9843,7 @@
           <w:rFonts w:ascii="Times New Roman" w:hAnsi="Times New Roman" w:cs="Times New Roman"/>
           <w:sz w:val="24"/>
         </w:rPr>
-        <w:t xml:space="preserve"> planea ser la mejor solución a todos estos problemas ya que integra en una sola plataforma todos los procesos clave del laboratorio. En lugar de depender de registros independientes o controles informales, el software nos permitirá automatizar la asignación de turnos y controlar de manera precisa el tiempo de uso de cada equipo. Esto significa </w:t>
-      </w:r>
-      <w:proofErr w:type="gramStart"/>
-      <w:r>
-        <w:rPr>
-          <w:rFonts w:ascii="Times New Roman" w:hAnsi="Times New Roman" w:cs="Times New Roman"/>
-          <w:sz w:val="24"/>
-        </w:rPr>
-        <w:t>que</w:t>
-      </w:r>
-      <w:proofErr w:type="gramEnd"/>
-      <w:r>
-        <w:rPr>
-          <w:rFonts w:ascii="Times New Roman" w:hAnsi="Times New Roman" w:cs="Times New Roman"/>
-          <w:sz w:val="24"/>
-        </w:rPr>
-        <w:t xml:space="preserve"> si un equipo presenta una falla, el sistema dejará constancia inmediatamente, permitiendo programar su mantenimiento sin afectar la organización general del laboratorio ni ningún tipo de espacio ya reservado. De esta manera, cuidamos los equipos y prolongamos su vida útil. </w:t>
+        <w:t xml:space="preserve"> planea ser la mejor solución a todos estos problemas ya que integra en una sola plataforma todos los procesos clave del laboratorio. En lugar de depender de registros independientes o controles informales, el software nos permitirá automatizar la asignación de turnos y controlar de manera precisa el tiempo de uso de cada equipo. Esto significa que si un equipo presenta una falla, el sistema dejará constancia inmediatamente, permitiendo programar su mantenimiento sin afectar la organización general del laboratorio ni ningún tipo de espacio ya reservado. De esta manera, cuidamos los equipos y prolongamos su vida útil. </w:t>
       </w:r>
     </w:p>
     <w:p>
@@ -13560,7 +13552,31 @@
         <w:ind w:left="431" w:firstLine="720"/>
       </w:pPr>
       <w:r>
-        <w:t>Al ingresar, se podrá observar el catálogo de equipos, desde el cual se podrá acceder a un apartado para registrar nuevas incidencias. A través de un formulario, el cual será desarrollado a convenir, se realizará un monitoreo diario donde se visualizará el estado del equipo. En caso de que el equipo esté dañado, se habilitará un panel de apoyo al mantenimiento, permitiendo acceder rápidamente a su gestión.</w:t>
+        <w:t xml:space="preserve">Al ingresar, se podrá observar el catálogo de equipos, desde el cual se podrá acceder a un apartado para registrar nuevas incidencias. A través de un formulario, el cual será desarrollado </w:t>
+      </w:r>
+      <w:r>
+        <w:t xml:space="preserve">para realizar </w:t>
+      </w:r>
+      <w:r>
+        <w:t xml:space="preserve">registros </w:t>
+      </w:r>
+      <w:r>
+        <w:t>histórico</w:t>
+      </w:r>
+      <w:r>
+        <w:t>s</w:t>
+      </w:r>
+      <w:r>
+        <w:t xml:space="preserve"> acerca de:</w:t>
+      </w:r>
+      <w:r>
+        <w:t xml:space="preserve"> </w:t>
+      </w:r>
+      <w:r>
+        <w:t>información general, identificación del equipo, estado físico, estado del sistema, conectividad, periféricos e incidencias. Se realizará</w:t>
+      </w:r>
+      <w:r>
+        <w:t xml:space="preserve"> un monitoreo diario donde se visualizará el estado del equipo. En caso de que el equipo esté dañado, se habilitará un panel de apoyo al mantenimiento, permitiendo acceder rápidamente a su gestión.</w:t>
       </w:r>
     </w:p>
     <w:p>
@@ -13591,18 +13607,29 @@
     </w:p>
     <w:p>
       <w:pPr>
+        <w:pStyle w:val="NormalWeb"/>
         <w:spacing w:line="480" w:lineRule="auto"/>
         <w:ind w:left="431" w:firstLine="720"/>
-        <w:rPr>
-          <w:rFonts w:cs="Times New Roman"/>
-        </w:rPr>
-      </w:pPr>
-      <w:r>
-        <w:rPr>
-          <w:rFonts w:cs="Times New Roman"/>
-        </w:rPr>
-        <w:t>Desde este apartado será visible un botón para generar una nueva incidencia, el cual abrirá un panel de monitoreo. A través de un formulario, el cual será desarrollado a convenir, se podrá registrar el estado diario del equipo. Si se detecta algún daño, se habilitará un panel de apoyo al mantenimiento, facilitando el acceso a su respectiva gestión.</w:t>
-      </w:r>
+      </w:pPr>
+      <w:r>
+        <w:t>Desde este apartado será visible un botón para generar una nueva incidencia, el cual abrirá un panel de monitoreo</w:t>
+      </w:r>
+      <w:r>
+        <w:t xml:space="preserve"> </w:t>
+      </w:r>
+      <w:r>
+        <w:t>A través de un formulario, el cual será desarrollado para realizar registros históricos acerca de: información general, identificación del equipo, estado físico, estado del sistema, conectividad, periféricos e incidencias. Se realizará un monitoreo diario donde se visualizará el estado del equipo. En caso de que el equipo esté dañado, se habilitará un panel de apoyo al mantenimiento, permitiendo acceder rápidamente a su gestión.</w:t>
+      </w:r>
+    </w:p>
+    <w:p>
+      <w:pPr>
+        <w:spacing w:line="480" w:lineRule="auto"/>
+        <w:ind w:left="431" w:firstLine="720"/>
+        <w:rPr>
+          <w:rFonts w:cs="Times New Roman"/>
+          <w:lang w:val="es-CO"/>
+        </w:rPr>
+      </w:pPr>
     </w:p>
     <w:p>
       <w:pPr>
@@ -13656,7 +13683,14 @@
         <w:rPr>
           <w:rFonts w:cs="Times New Roman"/>
         </w:rPr>
-        <w:t>Este módulo inicia cuando el usuario accede a la sección de reservas para consultar los horarios disponibles y finaliza cuando se confirma o gestiona una reserva. Se presenta con una vista tipo calendario o tabla de horarios donde se muestran los espacios disponibles. El usuario puede seleccionar un horario y confirmar la reserva mediante un botón, mientras que el administrador puede visualizar todas las reservas, identificar quién las realizó y realizar ajustes si es necesario.</w:t>
+        <w:t xml:space="preserve">Este módulo inicia cuando el usuario accede a la sección de reservas para consultar los horarios disponibles y finaliza cuando se confirma o gestiona una reserva. Se presenta con una </w:t>
+      </w:r>
+      <w:r>
+        <w:rPr>
+          <w:rFonts w:cs="Times New Roman"/>
+        </w:rPr>
+        <w:lastRenderedPageBreak/>
+        <w:t>vista tipo calendario o tabla de horarios donde se muestran los espacios disponibles. El usuario puede seleccionar un horario y confirmar la reserva mediante un botón, mientras que el administrador puede visualizar todas las reservas, identificar quién las realizó y realizar ajustes si es necesario.</w:t>
       </w:r>
     </w:p>
     <w:p>
@@ -13676,7 +13710,6 @@
           <w:sz w:val="24"/>
           <w:szCs w:val="24"/>
         </w:rPr>
-        <w:lastRenderedPageBreak/>
         <w:t>4.3.</w:t>
       </w:r>
       <w:r>
@@ -13843,6 +13876,7 @@
         <w:ind w:left="709" w:firstLine="720"/>
       </w:pPr>
       <w:r>
+        <w:lastRenderedPageBreak/>
         <w:t>Al ingresar al módulo, el usuario podrá visualizar en el calendario los días que tienen una reserva, los cuales estarán señalados en color verde. Al seleccionar uno, el sistema mostrará los detalles de la reserva, como fecha, hora y equipo asignado. En la parte inferior se dispondrá de un botón de color rojo que permitirá eliminar la reserva.</w:t>
       </w:r>
     </w:p>
@@ -13853,7 +13887,6 @@
         <w:ind w:left="709" w:firstLine="720"/>
       </w:pPr>
       <w:r>
-        <w:lastRenderedPageBreak/>
         <w:t>Al activarlo, se desplegará una ventana de confirmación. Una vez confirmada la acción, el sistema enviará una notificación al administrador informando la cancelación realizada.</w:t>
       </w:r>
     </w:p>
@@ -14038,14 +14071,8 @@
         <w:rPr>
           <w:rFonts w:cs="Times New Roman"/>
         </w:rPr>
-        <w:t xml:space="preserve">Este módulo inicia con la consulta de la información registrada en el sistema y finaliza con la visualización de los reportes generados. Se presenta como un panel con opciones de consulta que permiten acceder a datos organizados en tablas o gráficos. El administrador puede seleccionar diferentes tipos de información para analizar el uso del laboratorio y </w:t>
-      </w:r>
-      <w:r>
-        <w:rPr>
-          <w:rFonts w:cs="Times New Roman"/>
-        </w:rPr>
         <w:lastRenderedPageBreak/>
-        <w:t>obtener una visión general de su funcionamiento.</w:t>
+        <w:t>Este módulo inicia con la consulta de la información registrada en el sistema y finaliza con la visualización de los reportes generados. Se presenta como un panel con opciones de consulta que permiten acceder a datos organizados en tablas o gráficos. El administrador puede seleccionar diferentes tipos de información para analizar el uso del laboratorio y obtener una visión general de su funcionamiento.</w:t>
       </w:r>
     </w:p>
     <w:p>
@@ -14281,14 +14308,8 @@
         <w:rPr>
           <w:rFonts w:cs="Times New Roman"/>
         </w:rPr>
-        <w:t xml:space="preserve">Este módulo inicia cuando el administrador ingresa al sistema y finaliza con la visualización general de la información del laboratorio. Se presenta como una pantalla principal con una barra de navegación que conecta con los diferentes módulos. En esta vista se muestran resúmenes como reservas activas, estado de los equipos y disponibilidad, además </w:t>
-      </w:r>
-      <w:r>
-        <w:rPr>
-          <w:rFonts w:cs="Times New Roman"/>
-        </w:rPr>
         <w:lastRenderedPageBreak/>
-        <w:t>de incluir información sobre qué usuario realizó cada reserva, permitiendo un control más detallado de la gestión.</w:t>
+        <w:t>Este módulo inicia cuando el administrador ingresa al sistema y finaliza con la visualización general de la información del laboratorio. Se presenta como una pantalla principal con una barra de navegación que conecta con los diferentes módulos. En esta vista se muestran resúmenes como reservas activas, estado de los equipos y disponibilidad, además de incluir información sobre qué usuario realizó cada reserva, permitiendo un control más detallado de la gestión.</w:t>
       </w:r>
     </w:p>
     <w:p>
@@ -14530,14 +14551,7 @@
         <w:rPr>
           <w:rFonts w:cs="Times New Roman"/>
         </w:rPr>
-        <w:t xml:space="preserve">Este módulo inicia cuando el usuario ingresa al sistema y finaliza con la visualización </w:t>
-      </w:r>
-      <w:r>
-        <w:rPr>
-          <w:rFonts w:cs="Times New Roman"/>
-        </w:rPr>
-        <w:lastRenderedPageBreak/>
-        <w:t>de la información disponible en su entorno. Se presenta como una pantalla principal con una barra de navegación que permite acceder a las diferentes opciones. En esta vista se muestran notificaciones, avisos o actualizaciones del laboratorio que han sido publicadas por el administrador.</w:t>
+        <w:t>Este módulo inicia cuando el usuario ingresa al sistema y finaliza con la visualización de la información disponible en su entorno. Se presenta como una pantalla principal con una barra de navegación que permite acceder a las diferentes opciones. En esta vista se muestran notificaciones, avisos o actualizaciones del laboratorio que han sido publicadas por el administrador.</w:t>
       </w:r>
     </w:p>
     <w:p>
@@ -14679,6 +14693,7 @@
         <w:ind w:left="720" w:firstLine="720"/>
       </w:pPr>
       <w:r>
+        <w:lastRenderedPageBreak/>
         <w:t>Adicionalmente, el usuario podrá recibir notificaciones al correo si activa esta opción desde su perfil. En caso de no desear recibirlas, deberá dirigirse a la sección de configuraciones, en el apartado general, donde podrá desactivar el envío de correos.</w:t>
       </w:r>
     </w:p>
@@ -14864,6 +14879,7 @@
           <w:sz w:val="24"/>
           <w:szCs w:val="24"/>
         </w:rPr>
+        <w:lastRenderedPageBreak/>
         <w:t>4.4</w:t>
       </w:r>
       <w:r>
@@ -15025,7 +15041,6 @@
           <w:sz w:val="24"/>
           <w:szCs w:val="24"/>
         </w:rPr>
-        <w:lastRenderedPageBreak/>
         <w:t>Backend</w:t>
       </w:r>
       <w:proofErr w:type="spellEnd"/>
@@ -15294,6 +15309,7 @@
         <w:rPr>
           <w:rStyle w:val="Strong"/>
         </w:rPr>
+        <w:lastRenderedPageBreak/>
         <w:t>Tecnologías de autenticación y cifrado:</w:t>
       </w:r>
       <w:r>
@@ -15391,7 +15407,6 @@
           <w:sz w:val="24"/>
           <w:szCs w:val="24"/>
         </w:rPr>
-        <w:lastRenderedPageBreak/>
         <w:t>Mantenimiento y soporte</w:t>
       </w:r>
     </w:p>
@@ -15831,6 +15846,7 @@
           <w:sz w:val="24"/>
           <w:szCs w:val="24"/>
         </w:rPr>
+        <w:lastRenderedPageBreak/>
         <w:t>Backend</w:t>
       </w:r>
       <w:proofErr w:type="spellEnd"/>
@@ -16018,7 +16034,6 @@
           <w:rStyle w:val="Strong"/>
           <w:rFonts w:cs="Times New Roman"/>
         </w:rPr>
-        <w:lastRenderedPageBreak/>
         <w:t>Pandas:</w:t>
       </w:r>
       <w:r>
@@ -16564,7 +16579,6 @@
         <w:rPr>
           <w:rFonts w:cs="Times New Roman"/>
         </w:rPr>
-        <w:lastRenderedPageBreak/>
         <w:pict w14:anchorId="6610E5F0">
           <v:rect id="_x0000_i1026" style="width:0;height:1.5pt" o:hralign="center" o:hrstd="t" o:hr="t" fillcolor="#a0a0a0" stroked="f"/>
         </w:pict>
@@ -17166,29 +17180,967 @@
       <w:pPr>
         <w:pStyle w:val="Textbody"/>
         <w:spacing w:line="480" w:lineRule="auto"/>
-        <w:ind w:left="720" w:hanging="720"/>
-        <w:rPr>
-          <w:rFonts w:ascii="Times New Roman" w:hAnsi="Times New Roman" w:cs="Times New Roman"/>
-          <w:sz w:val="24"/>
-        </w:rPr>
-      </w:pPr>
-      <w:r>
-        <w:rPr>
-          <w:rFonts w:ascii="Times New Roman" w:hAnsi="Times New Roman" w:cs="Times New Roman"/>
-          <w:sz w:val="24"/>
-        </w:rPr>
-        <w:t>Relacionar mediante la norma APA los datos de los libros, documentos, artículos y fuentes que se consultaron para el desarrollo del proyecto.</w:t>
+        <w:ind w:left="706" w:hanging="706"/>
+        <w:rPr>
+          <w:rFonts w:ascii="Times New Roman" w:hAnsi="Times New Roman" w:cs="Times New Roman"/>
+          <w:sz w:val="24"/>
+          <w:lang w:val="en-US"/>
+        </w:rPr>
+      </w:pPr>
+      <w:r>
+        <w:rPr>
+          <w:rFonts w:ascii="Times New Roman" w:hAnsi="Times New Roman" w:cs="Times New Roman"/>
+          <w:sz w:val="24"/>
+        </w:rPr>
+        <w:t xml:space="preserve">Rafael Socas Gutiérrez, Amador Maho </w:t>
+      </w:r>
+      <w:proofErr w:type="spellStart"/>
+      <w:r>
+        <w:rPr>
+          <w:rFonts w:ascii="Times New Roman" w:hAnsi="Times New Roman" w:cs="Times New Roman"/>
+          <w:sz w:val="24"/>
+        </w:rPr>
+        <w:t>Etohá</w:t>
+      </w:r>
+      <w:proofErr w:type="spellEnd"/>
+      <w:r>
+        <w:rPr>
+          <w:rFonts w:ascii="Times New Roman" w:hAnsi="Times New Roman" w:cs="Times New Roman"/>
+          <w:sz w:val="24"/>
+        </w:rPr>
+        <w:t xml:space="preserve">, Luis Gómez Déniz. (2025). Bases de datos. (1ª Ed.). </w:t>
+      </w:r>
+      <w:proofErr w:type="spellStart"/>
+      <w:r>
+        <w:rPr>
+          <w:rFonts w:ascii="Times New Roman" w:hAnsi="Times New Roman" w:cs="Times New Roman"/>
+          <w:sz w:val="24"/>
+          <w:lang w:val="en-US"/>
+        </w:rPr>
+        <w:t>Marcombo</w:t>
+      </w:r>
+      <w:proofErr w:type="spellEnd"/>
+      <w:r>
+        <w:rPr>
+          <w:rFonts w:ascii="Times New Roman" w:hAnsi="Times New Roman" w:cs="Times New Roman"/>
+          <w:sz w:val="24"/>
+          <w:lang w:val="en-US"/>
+        </w:rPr>
+        <w:t xml:space="preserve">, </w:t>
+      </w:r>
+      <w:proofErr w:type="spellStart"/>
+      <w:r>
+        <w:rPr>
+          <w:rFonts w:ascii="Times New Roman" w:hAnsi="Times New Roman" w:cs="Times New Roman"/>
+          <w:sz w:val="24"/>
+          <w:lang w:val="en-US"/>
+        </w:rPr>
+        <w:t>Alphaeditorial</w:t>
+      </w:r>
+      <w:proofErr w:type="spellEnd"/>
+      <w:r>
+        <w:rPr>
+          <w:rFonts w:ascii="Times New Roman" w:hAnsi="Times New Roman" w:cs="Times New Roman"/>
+          <w:sz w:val="24"/>
+          <w:lang w:val="en-US"/>
+        </w:rPr>
+        <w:t>. https://www.alphaeditorialcloud.com/reader/bases-de-datos-1755009043?location=1</w:t>
       </w:r>
     </w:p>
     <w:p>
       <w:pPr>
         <w:pStyle w:val="Textbody"/>
         <w:spacing w:line="480" w:lineRule="auto"/>
-        <w:rPr>
-          <w:rFonts w:ascii="Times New Roman" w:hAnsi="Times New Roman" w:cs="Times New Roman"/>
-          <w:sz w:val="24"/>
-        </w:rPr>
-      </w:pPr>
+        <w:ind w:left="706" w:hanging="706"/>
+        <w:rPr>
+          <w:rFonts w:ascii="Times New Roman" w:hAnsi="Times New Roman" w:cs="Times New Roman"/>
+          <w:sz w:val="24"/>
+          <w:lang w:val="en-US"/>
+        </w:rPr>
+      </w:pPr>
+    </w:p>
+    <w:p>
+      <w:pPr>
+        <w:pStyle w:val="Textbody"/>
+        <w:spacing w:line="480" w:lineRule="auto"/>
+        <w:ind w:left="706" w:hanging="706"/>
+        <w:rPr>
+          <w:rFonts w:ascii="Times New Roman" w:hAnsi="Times New Roman" w:cs="Times New Roman"/>
+          <w:sz w:val="24"/>
+          <w:lang w:val="en-US"/>
+        </w:rPr>
+      </w:pPr>
+      <w:r>
+        <w:rPr>
+          <w:rFonts w:ascii="Times New Roman" w:hAnsi="Times New Roman" w:cs="Times New Roman"/>
+          <w:sz w:val="24"/>
+          <w:lang w:val="en-US"/>
+        </w:rPr>
+        <w:t xml:space="preserve">Shen, F., </w:t>
+      </w:r>
+      <w:proofErr w:type="spellStart"/>
+      <w:r>
+        <w:rPr>
+          <w:rFonts w:ascii="Times New Roman" w:hAnsi="Times New Roman" w:cs="Times New Roman"/>
+          <w:sz w:val="24"/>
+          <w:lang w:val="en-US"/>
+        </w:rPr>
+        <w:t>Xie</w:t>
+      </w:r>
+      <w:proofErr w:type="spellEnd"/>
+      <w:r>
+        <w:rPr>
+          <w:rFonts w:ascii="Times New Roman" w:hAnsi="Times New Roman" w:cs="Times New Roman"/>
+          <w:sz w:val="24"/>
+          <w:lang w:val="en-US"/>
+        </w:rPr>
+        <w:t xml:space="preserve">, N., Chen, L., &amp; Chen, W. (2025). Development of a convenient accounting system based on </w:t>
+      </w:r>
+      <w:proofErr w:type="spellStart"/>
+      <w:r>
+        <w:rPr>
+          <w:rFonts w:ascii="Times New Roman" w:hAnsi="Times New Roman" w:cs="Times New Roman"/>
+          <w:sz w:val="24"/>
+          <w:lang w:val="en-US"/>
+        </w:rPr>
+        <w:t>SpringBoot</w:t>
+      </w:r>
+      <w:proofErr w:type="spellEnd"/>
+      <w:r>
+        <w:rPr>
+          <w:rFonts w:ascii="Times New Roman" w:hAnsi="Times New Roman" w:cs="Times New Roman"/>
+          <w:sz w:val="24"/>
+          <w:lang w:val="en-US"/>
+        </w:rPr>
+        <w:t xml:space="preserve"> + Vue. </w:t>
+      </w:r>
+      <w:proofErr w:type="spellStart"/>
+      <w:r>
+        <w:rPr>
+          <w:rFonts w:ascii="Times New Roman" w:hAnsi="Times New Roman" w:cs="Times New Roman"/>
+          <w:sz w:val="24"/>
+          <w:lang w:val="en-US"/>
+        </w:rPr>
+        <w:t>En</w:t>
+      </w:r>
+      <w:proofErr w:type="spellEnd"/>
+      <w:r>
+        <w:rPr>
+          <w:rFonts w:ascii="Times New Roman" w:hAnsi="Times New Roman" w:cs="Times New Roman"/>
+          <w:sz w:val="24"/>
+          <w:lang w:val="en-US"/>
+        </w:rPr>
+        <w:t xml:space="preserve"> 2025 Asia-Europe Conference on Cybersecurity, Internet of Things and Soft Computing (CITSC). IEEE. https://doi.org/10.1109/CITSC64390.2025.00038</w:t>
+      </w:r>
+    </w:p>
+    <w:p>
+      <w:pPr>
+        <w:pStyle w:val="Textbody"/>
+        <w:spacing w:line="480" w:lineRule="auto"/>
+        <w:ind w:left="706" w:hanging="706"/>
+        <w:rPr>
+          <w:rFonts w:ascii="Times New Roman" w:hAnsi="Times New Roman" w:cs="Times New Roman"/>
+          <w:sz w:val="24"/>
+          <w:lang w:val="en-US"/>
+        </w:rPr>
+      </w:pPr>
+    </w:p>
+    <w:p>
+      <w:pPr>
+        <w:pStyle w:val="Textbody"/>
+        <w:spacing w:line="480" w:lineRule="auto"/>
+        <w:ind w:left="706" w:hanging="706"/>
+        <w:rPr>
+          <w:rFonts w:ascii="Times New Roman" w:hAnsi="Times New Roman" w:cs="Times New Roman"/>
+          <w:sz w:val="24"/>
+          <w:lang w:val="en-US"/>
+        </w:rPr>
+      </w:pPr>
+      <w:proofErr w:type="spellStart"/>
+      <w:r>
+        <w:rPr>
+          <w:rFonts w:ascii="Times New Roman" w:hAnsi="Times New Roman" w:cs="Times New Roman"/>
+          <w:sz w:val="24"/>
+          <w:lang w:val="en-US"/>
+        </w:rPr>
+        <w:t>Zannou</w:t>
+      </w:r>
+      <w:proofErr w:type="spellEnd"/>
+      <w:r>
+        <w:rPr>
+          <w:rFonts w:ascii="Times New Roman" w:hAnsi="Times New Roman" w:cs="Times New Roman"/>
+          <w:sz w:val="24"/>
+          <w:lang w:val="en-US"/>
+        </w:rPr>
+        <w:t xml:space="preserve">, A., </w:t>
+      </w:r>
+      <w:proofErr w:type="spellStart"/>
+      <w:r>
+        <w:rPr>
+          <w:rFonts w:ascii="Times New Roman" w:hAnsi="Times New Roman" w:cs="Times New Roman"/>
+          <w:sz w:val="24"/>
+          <w:lang w:val="en-US"/>
+        </w:rPr>
+        <w:t>Leshob</w:t>
+      </w:r>
+      <w:proofErr w:type="spellEnd"/>
+      <w:r>
+        <w:rPr>
+          <w:rFonts w:ascii="Times New Roman" w:hAnsi="Times New Roman" w:cs="Times New Roman"/>
+          <w:sz w:val="24"/>
+          <w:lang w:val="en-US"/>
+        </w:rPr>
+        <w:t xml:space="preserve">, A., </w:t>
+      </w:r>
+      <w:proofErr w:type="spellStart"/>
+      <w:r>
+        <w:rPr>
+          <w:rFonts w:ascii="Times New Roman" w:hAnsi="Times New Roman" w:cs="Times New Roman"/>
+          <w:sz w:val="24"/>
+          <w:lang w:val="en-US"/>
+        </w:rPr>
+        <w:t>Rab</w:t>
+      </w:r>
+      <w:proofErr w:type="spellEnd"/>
+      <w:r>
+        <w:rPr>
+          <w:rFonts w:ascii="Times New Roman" w:hAnsi="Times New Roman" w:cs="Times New Roman"/>
+          <w:sz w:val="24"/>
+          <w:lang w:val="en-US"/>
+        </w:rPr>
+        <w:t xml:space="preserve">, R., &amp; </w:t>
+      </w:r>
+      <w:proofErr w:type="spellStart"/>
+      <w:r>
+        <w:rPr>
+          <w:rFonts w:ascii="Times New Roman" w:hAnsi="Times New Roman" w:cs="Times New Roman"/>
+          <w:sz w:val="24"/>
+          <w:lang w:val="en-US"/>
+        </w:rPr>
+        <w:t>Hadaya</w:t>
+      </w:r>
+      <w:proofErr w:type="spellEnd"/>
+      <w:r>
+        <w:rPr>
+          <w:rFonts w:ascii="Times New Roman" w:hAnsi="Times New Roman" w:cs="Times New Roman"/>
+          <w:sz w:val="24"/>
+          <w:lang w:val="en-US"/>
+        </w:rPr>
+        <w:t xml:space="preserve">, P. (2023). A method for selecting a suitable cloud computing deployment strategy. </w:t>
+      </w:r>
+      <w:proofErr w:type="spellStart"/>
+      <w:r>
+        <w:rPr>
+          <w:rFonts w:ascii="Times New Roman" w:hAnsi="Times New Roman" w:cs="Times New Roman"/>
+          <w:sz w:val="24"/>
+          <w:lang w:val="en-US"/>
+        </w:rPr>
+        <w:t>En</w:t>
+      </w:r>
+      <w:proofErr w:type="spellEnd"/>
+      <w:r>
+        <w:rPr>
+          <w:rFonts w:ascii="Times New Roman" w:hAnsi="Times New Roman" w:cs="Times New Roman"/>
+          <w:sz w:val="24"/>
+          <w:lang w:val="en-US"/>
+        </w:rPr>
+        <w:t xml:space="preserve"> 2023 IEEE International Conference on e-Business Engineering (ICEBE). IEEE. https://doi.org/10.1109/ICEBE59045.2023.00017</w:t>
+      </w:r>
+    </w:p>
+    <w:p>
+      <w:pPr>
+        <w:pStyle w:val="Textbody"/>
+        <w:spacing w:line="480" w:lineRule="auto"/>
+        <w:ind w:left="706" w:hanging="706"/>
+        <w:rPr>
+          <w:rFonts w:ascii="Times New Roman" w:hAnsi="Times New Roman" w:cs="Times New Roman"/>
+          <w:sz w:val="24"/>
+          <w:lang w:val="en-US"/>
+        </w:rPr>
+      </w:pPr>
+    </w:p>
+    <w:p>
+      <w:pPr>
+        <w:pStyle w:val="Textbody"/>
+        <w:spacing w:line="480" w:lineRule="auto"/>
+        <w:ind w:left="706" w:hanging="706"/>
+        <w:rPr>
+          <w:rFonts w:ascii="Times New Roman" w:hAnsi="Times New Roman" w:cs="Times New Roman"/>
+          <w:sz w:val="24"/>
+          <w:lang w:val="en-US"/>
+        </w:rPr>
+      </w:pPr>
+      <w:r>
+        <w:rPr>
+          <w:rFonts w:ascii="Times New Roman" w:hAnsi="Times New Roman" w:cs="Times New Roman"/>
+          <w:sz w:val="24"/>
+          <w:lang w:val="en-US"/>
+        </w:rPr>
+        <w:t xml:space="preserve">Zhu, Y., Meng, Q., Li, D., Shi, C., Ren, J., &amp; Wu, Y. (2023). A test method for shortening test time of cloud computing platforms. </w:t>
+      </w:r>
+      <w:proofErr w:type="spellStart"/>
+      <w:r>
+        <w:rPr>
+          <w:rFonts w:ascii="Times New Roman" w:hAnsi="Times New Roman" w:cs="Times New Roman"/>
+          <w:sz w:val="24"/>
+          <w:lang w:val="en-US"/>
+        </w:rPr>
+        <w:t>En</w:t>
+      </w:r>
+      <w:proofErr w:type="spellEnd"/>
+      <w:r>
+        <w:rPr>
+          <w:rFonts w:ascii="Times New Roman" w:hAnsi="Times New Roman" w:cs="Times New Roman"/>
+          <w:sz w:val="24"/>
+          <w:lang w:val="en-US"/>
+        </w:rPr>
+        <w:t xml:space="preserve"> 2023 2nd International Conference on Computing, Communication, Perception and Quantum Technology (CCPQT). </w:t>
+      </w:r>
+      <w:r>
+        <w:rPr>
+          <w:rFonts w:ascii="Times New Roman" w:hAnsi="Times New Roman" w:cs="Times New Roman"/>
+          <w:sz w:val="24"/>
+          <w:lang w:val="en-US"/>
+        </w:rPr>
+        <w:t xml:space="preserve">IEEE. </w:t>
+      </w:r>
+      <w:hyperlink r:id="rId17" w:history="1">
+        <w:r>
+          <w:rPr>
+            <w:rStyle w:val="Hyperlink"/>
+            <w:rFonts w:ascii="Times New Roman" w:hAnsi="Times New Roman" w:cs="Times New Roman"/>
+            <w:sz w:val="24"/>
+            <w:lang w:val="en-US"/>
+          </w:rPr>
+          <w:t>https://doi.org/10.1109/CCPQT60491.2023.00021</w:t>
+        </w:r>
+      </w:hyperlink>
+    </w:p>
+    <w:p>
+      <w:pPr>
+        <w:pStyle w:val="Textbody"/>
+        <w:spacing w:line="480" w:lineRule="auto"/>
+        <w:ind w:left="706" w:hanging="706"/>
+        <w:rPr>
+          <w:rFonts w:ascii="Times New Roman" w:hAnsi="Times New Roman" w:cs="Times New Roman"/>
+          <w:sz w:val="24"/>
+        </w:rPr>
+      </w:pPr>
+      <w:r>
+        <w:rPr>
+          <w:rFonts w:ascii="Times New Roman" w:hAnsi="Times New Roman" w:cs="Times New Roman"/>
+          <w:sz w:val="24"/>
+          <w:lang w:val="en-US"/>
+        </w:rPr>
+        <w:t xml:space="preserve">Capterra. (2024-2025). </w:t>
+      </w:r>
+      <w:proofErr w:type="spellStart"/>
+      <w:r>
+        <w:rPr>
+          <w:rFonts w:ascii="Times New Roman" w:hAnsi="Times New Roman" w:cs="Times New Roman"/>
+          <w:sz w:val="24"/>
+          <w:lang w:val="en-US"/>
+        </w:rPr>
+        <w:t>Zoho</w:t>
+      </w:r>
+      <w:proofErr w:type="spellEnd"/>
+      <w:r>
+        <w:rPr>
+          <w:rFonts w:ascii="Times New Roman" w:hAnsi="Times New Roman" w:cs="Times New Roman"/>
+          <w:sz w:val="24"/>
+          <w:lang w:val="en-US"/>
+        </w:rPr>
+        <w:t xml:space="preserve"> Bookings [</w:t>
+      </w:r>
+      <w:proofErr w:type="spellStart"/>
+      <w:r>
+        <w:rPr>
+          <w:rFonts w:ascii="Times New Roman" w:hAnsi="Times New Roman" w:cs="Times New Roman"/>
+          <w:sz w:val="24"/>
+          <w:lang w:val="en-US"/>
+        </w:rPr>
+        <w:t>Perfil</w:t>
+      </w:r>
+      <w:proofErr w:type="spellEnd"/>
+      <w:r>
+        <w:rPr>
+          <w:rFonts w:ascii="Times New Roman" w:hAnsi="Times New Roman" w:cs="Times New Roman"/>
+          <w:sz w:val="24"/>
+          <w:lang w:val="en-US"/>
+        </w:rPr>
+        <w:t xml:space="preserve"> de software]. </w:t>
+      </w:r>
+      <w:proofErr w:type="spellStart"/>
+      <w:r>
+        <w:rPr>
+          <w:rFonts w:ascii="Times New Roman" w:hAnsi="Times New Roman" w:cs="Times New Roman"/>
+          <w:sz w:val="24"/>
+        </w:rPr>
+        <w:t>Capterra</w:t>
+      </w:r>
+      <w:proofErr w:type="spellEnd"/>
+      <w:r>
+        <w:rPr>
+          <w:rFonts w:ascii="Times New Roman" w:hAnsi="Times New Roman" w:cs="Times New Roman"/>
+          <w:sz w:val="24"/>
+        </w:rPr>
+        <w:t>. https://www.capterra.co/directory/30757/appointment-scheduling/software?product_id=zoho-bookings</w:t>
+      </w:r>
+    </w:p>
+    <w:p>
+      <w:pPr>
+        <w:pStyle w:val="Textbody"/>
+        <w:spacing w:line="480" w:lineRule="auto"/>
+        <w:ind w:left="706" w:hanging="706"/>
+        <w:rPr>
+          <w:rFonts w:ascii="Times New Roman" w:hAnsi="Times New Roman" w:cs="Times New Roman"/>
+          <w:sz w:val="24"/>
+        </w:rPr>
+      </w:pPr>
+    </w:p>
+    <w:p>
+      <w:pPr>
+        <w:pStyle w:val="Textbody"/>
+        <w:spacing w:line="480" w:lineRule="auto"/>
+        <w:ind w:left="706" w:hanging="706"/>
+        <w:rPr>
+          <w:rFonts w:ascii="Times New Roman" w:hAnsi="Times New Roman" w:cs="Times New Roman"/>
+          <w:sz w:val="24"/>
+        </w:rPr>
+      </w:pPr>
+      <w:proofErr w:type="spellStart"/>
+      <w:r>
+        <w:rPr>
+          <w:rFonts w:ascii="Times New Roman" w:hAnsi="Times New Roman" w:cs="Times New Roman"/>
+          <w:sz w:val="24"/>
+        </w:rPr>
+        <w:t>Capterra</w:t>
+      </w:r>
+      <w:proofErr w:type="spellEnd"/>
+      <w:r>
+        <w:rPr>
+          <w:rFonts w:ascii="Times New Roman" w:hAnsi="Times New Roman" w:cs="Times New Roman"/>
+          <w:sz w:val="24"/>
+        </w:rPr>
+        <w:t xml:space="preserve">. (2026). </w:t>
+      </w:r>
+      <w:proofErr w:type="spellStart"/>
+      <w:r>
+        <w:rPr>
+          <w:rFonts w:ascii="Times New Roman" w:hAnsi="Times New Roman" w:cs="Times New Roman"/>
+          <w:sz w:val="24"/>
+        </w:rPr>
+        <w:t>Fresha</w:t>
+      </w:r>
+      <w:proofErr w:type="spellEnd"/>
+      <w:r>
+        <w:rPr>
+          <w:rFonts w:ascii="Times New Roman" w:hAnsi="Times New Roman" w:cs="Times New Roman"/>
+          <w:sz w:val="24"/>
+        </w:rPr>
+        <w:t xml:space="preserve"> [Perfil de software]. </w:t>
+      </w:r>
+      <w:proofErr w:type="spellStart"/>
+      <w:r>
+        <w:rPr>
+          <w:rFonts w:ascii="Times New Roman" w:hAnsi="Times New Roman" w:cs="Times New Roman"/>
+          <w:sz w:val="24"/>
+        </w:rPr>
+        <w:t>Capterra</w:t>
+      </w:r>
+      <w:proofErr w:type="spellEnd"/>
+      <w:r>
+        <w:rPr>
+          <w:rFonts w:ascii="Times New Roman" w:hAnsi="Times New Roman" w:cs="Times New Roman"/>
+          <w:sz w:val="24"/>
+        </w:rPr>
+        <w:t>. https://www.capterra.co/directory/30757/appointment-</w:t>
+      </w:r>
+      <w:r>
+        <w:rPr>
+          <w:rFonts w:ascii="Times New Roman" w:hAnsi="Times New Roman" w:cs="Times New Roman"/>
+          <w:sz w:val="24"/>
+        </w:rPr>
+        <w:lastRenderedPageBreak/>
+        <w:t>scheduling/software?utm_source</w:t>
+      </w:r>
+    </w:p>
+    <w:p>
+      <w:pPr>
+        <w:pStyle w:val="Textbody"/>
+        <w:spacing w:line="480" w:lineRule="auto"/>
+        <w:rPr>
+          <w:rFonts w:ascii="Times New Roman" w:hAnsi="Times New Roman" w:cs="Times New Roman"/>
+          <w:sz w:val="24"/>
+        </w:rPr>
+      </w:pPr>
+    </w:p>
+    <w:p>
+      <w:pPr>
+        <w:pStyle w:val="Textbody"/>
+        <w:spacing w:line="480" w:lineRule="auto"/>
+        <w:ind w:left="706" w:hanging="706"/>
+        <w:rPr>
+          <w:rFonts w:ascii="Times New Roman" w:hAnsi="Times New Roman" w:cs="Times New Roman"/>
+          <w:sz w:val="24"/>
+          <w:lang w:val="en-US"/>
+        </w:rPr>
+      </w:pPr>
+      <w:r>
+        <w:rPr>
+          <w:rFonts w:ascii="Times New Roman" w:hAnsi="Times New Roman" w:cs="Times New Roman"/>
+          <w:sz w:val="24"/>
+          <w:lang w:val="en-US"/>
+        </w:rPr>
+        <w:t>IEEE Computer Society. (2024). What is software maintenance? https://www.computer.org/resources/software-maintenance</w:t>
+      </w:r>
+    </w:p>
+    <w:p>
+      <w:pPr>
+        <w:pStyle w:val="Textbody"/>
+        <w:spacing w:line="480" w:lineRule="auto"/>
+        <w:ind w:left="706" w:hanging="706"/>
+        <w:rPr>
+          <w:rFonts w:ascii="Times New Roman" w:hAnsi="Times New Roman" w:cs="Times New Roman"/>
+          <w:sz w:val="24"/>
+          <w:lang w:val="en-US"/>
+        </w:rPr>
+      </w:pPr>
+    </w:p>
+    <w:p>
+      <w:pPr>
+        <w:pStyle w:val="Textbody"/>
+        <w:spacing w:line="480" w:lineRule="auto"/>
+        <w:ind w:left="706" w:hanging="706"/>
+        <w:rPr>
+          <w:rFonts w:ascii="Times New Roman" w:hAnsi="Times New Roman" w:cs="Times New Roman"/>
+          <w:sz w:val="24"/>
+          <w:lang w:val="en-US"/>
+        </w:rPr>
+      </w:pPr>
+      <w:proofErr w:type="spellStart"/>
+      <w:r>
+        <w:rPr>
+          <w:rFonts w:ascii="Times New Roman" w:hAnsi="Times New Roman" w:cs="Times New Roman"/>
+          <w:sz w:val="24"/>
+          <w:lang w:val="en-US"/>
+        </w:rPr>
+        <w:t>Washizaki</w:t>
+      </w:r>
+      <w:proofErr w:type="spellEnd"/>
+      <w:r>
+        <w:rPr>
+          <w:rFonts w:ascii="Times New Roman" w:hAnsi="Times New Roman" w:cs="Times New Roman"/>
+          <w:sz w:val="24"/>
+          <w:lang w:val="en-US"/>
+        </w:rPr>
+        <w:t xml:space="preserve">, H. (Ed.). (2024). Guide to the software engineering body of knowledge (SWEBOK Guide), version 4.0. IEEE Computer Society. </w:t>
+      </w:r>
+      <w:hyperlink r:id="rId18" w:history="1">
+        <w:r>
+          <w:rPr>
+            <w:rStyle w:val="Hyperlink"/>
+            <w:rFonts w:ascii="Times New Roman" w:hAnsi="Times New Roman" w:cs="Times New Roman"/>
+            <w:sz w:val="24"/>
+            <w:lang w:val="en-US"/>
+          </w:rPr>
+          <w:t>https://www.computer.org/education/bodies-of-knowledge/software-engineering</w:t>
+        </w:r>
+      </w:hyperlink>
+    </w:p>
+    <w:p>
+      <w:pPr>
+        <w:pStyle w:val="Textbody"/>
+        <w:spacing w:line="480" w:lineRule="auto"/>
+        <w:ind w:left="706" w:hanging="706"/>
+        <w:rPr>
+          <w:rFonts w:ascii="Times New Roman" w:hAnsi="Times New Roman" w:cs="Times New Roman"/>
+          <w:sz w:val="24"/>
+          <w:lang w:val="en-US"/>
+        </w:rPr>
+      </w:pPr>
+    </w:p>
+    <w:p>
+      <w:pPr>
+        <w:pStyle w:val="Textbody"/>
+        <w:spacing w:line="480" w:lineRule="auto"/>
+        <w:ind w:left="706" w:hanging="706"/>
+        <w:rPr>
+          <w:rFonts w:ascii="Times New Roman" w:hAnsi="Times New Roman" w:cs="Times New Roman"/>
+          <w:sz w:val="24"/>
+          <w:lang w:val="es-CO"/>
+        </w:rPr>
+      </w:pPr>
+      <w:r>
+        <w:rPr>
+          <w:rFonts w:ascii="Times New Roman" w:hAnsi="Times New Roman" w:cs="Times New Roman"/>
+          <w:sz w:val="24"/>
+          <w:lang w:val="es-CO"/>
+        </w:rPr>
+        <w:t>Wikipedia. (2025). Tecnológico de Antioquia. Wikipedia. https://es.wikipedia.org/wiki/Tecnol%C3%B3gico_de_Antioquia</w:t>
+      </w:r>
+    </w:p>
+    <w:p>
+      <w:pPr>
+        <w:pStyle w:val="Textbody"/>
+        <w:spacing w:line="480" w:lineRule="auto"/>
+        <w:ind w:left="706" w:hanging="706"/>
+        <w:rPr>
+          <w:rFonts w:ascii="Times New Roman" w:hAnsi="Times New Roman" w:cs="Times New Roman"/>
+          <w:sz w:val="24"/>
+          <w:lang w:val="es-CO"/>
+        </w:rPr>
+      </w:pPr>
+    </w:p>
+    <w:p>
+      <w:pPr>
+        <w:pStyle w:val="Textbody"/>
+        <w:spacing w:line="480" w:lineRule="auto"/>
+        <w:ind w:left="706" w:hanging="706"/>
+        <w:rPr>
+          <w:rFonts w:ascii="Times New Roman" w:hAnsi="Times New Roman" w:cs="Times New Roman"/>
+          <w:sz w:val="24"/>
+          <w:lang w:val="es-CO"/>
+        </w:rPr>
+      </w:pPr>
+      <w:r>
+        <w:rPr>
+          <w:rFonts w:ascii="Times New Roman" w:hAnsi="Times New Roman" w:cs="Times New Roman"/>
+          <w:sz w:val="24"/>
+          <w:lang w:val="es-CO"/>
+        </w:rPr>
+        <w:t xml:space="preserve">Tecnológico de Antioquia. (2026). Sección: Sobre el </w:t>
+      </w:r>
+      <w:proofErr w:type="spellStart"/>
+      <w:r>
+        <w:rPr>
+          <w:rFonts w:ascii="Times New Roman" w:hAnsi="Times New Roman" w:cs="Times New Roman"/>
+          <w:sz w:val="24"/>
+          <w:lang w:val="es-CO"/>
+        </w:rPr>
+        <w:t>TdeA</w:t>
+      </w:r>
+      <w:proofErr w:type="spellEnd"/>
+      <w:r>
+        <w:rPr>
+          <w:rFonts w:ascii="Times New Roman" w:hAnsi="Times New Roman" w:cs="Times New Roman"/>
+          <w:sz w:val="24"/>
+          <w:lang w:val="es-CO"/>
+        </w:rPr>
+        <w:t xml:space="preserve"> (Directivos, Unidades Estratégicas). Página Institucional </w:t>
+      </w:r>
+      <w:proofErr w:type="spellStart"/>
+      <w:r>
+        <w:rPr>
+          <w:rFonts w:ascii="Times New Roman" w:hAnsi="Times New Roman" w:cs="Times New Roman"/>
+          <w:sz w:val="24"/>
+          <w:lang w:val="es-CO"/>
+        </w:rPr>
+        <w:t>Tdea</w:t>
+      </w:r>
+      <w:proofErr w:type="spellEnd"/>
+      <w:r>
+        <w:rPr>
+          <w:rFonts w:ascii="Times New Roman" w:hAnsi="Times New Roman" w:cs="Times New Roman"/>
+          <w:sz w:val="24"/>
+          <w:lang w:val="es-CO"/>
+        </w:rPr>
+        <w:t>.</w:t>
+      </w:r>
+    </w:p>
+    <w:p>
+      <w:pPr>
+        <w:pStyle w:val="Textbody"/>
+        <w:spacing w:line="480" w:lineRule="auto"/>
+        <w:ind w:left="706" w:hanging="706"/>
+        <w:rPr>
+          <w:rFonts w:ascii="Times New Roman" w:hAnsi="Times New Roman" w:cs="Times New Roman"/>
+          <w:sz w:val="24"/>
+          <w:lang w:val="es-CO"/>
+        </w:rPr>
+      </w:pPr>
+      <w:r>
+        <w:rPr>
+          <w:rFonts w:ascii="Times New Roman" w:hAnsi="Times New Roman" w:cs="Times New Roman"/>
+          <w:sz w:val="24"/>
+          <w:lang w:val="es-CO"/>
+        </w:rPr>
+        <w:t>https://tdea.edu.co/aspirantes/.</w:t>
+      </w:r>
+    </w:p>
+    <w:p>
+      <w:pPr>
+        <w:pStyle w:val="Textbody"/>
+        <w:spacing w:line="480" w:lineRule="auto"/>
+        <w:ind w:left="706" w:hanging="706"/>
+        <w:rPr>
+          <w:rFonts w:ascii="Times New Roman" w:hAnsi="Times New Roman" w:cs="Times New Roman"/>
+          <w:sz w:val="24"/>
+          <w:lang w:val="es-CO"/>
+        </w:rPr>
+      </w:pPr>
+    </w:p>
+    <w:p>
+      <w:pPr>
+        <w:pStyle w:val="Textbody"/>
+        <w:spacing w:line="480" w:lineRule="auto"/>
+        <w:ind w:left="706" w:hanging="706"/>
+        <w:rPr>
+          <w:rFonts w:ascii="Times New Roman" w:hAnsi="Times New Roman" w:cs="Times New Roman"/>
+          <w:sz w:val="24"/>
+          <w:lang w:val="es-CO"/>
+        </w:rPr>
+      </w:pPr>
+      <w:r>
+        <w:rPr>
+          <w:rFonts w:ascii="Times New Roman" w:hAnsi="Times New Roman" w:cs="Times New Roman"/>
+          <w:sz w:val="24"/>
+          <w:lang w:val="es-CO"/>
+        </w:rPr>
+        <w:t xml:space="preserve">Tecnológico de Antioquia.(2026). Conoce las facultades de la </w:t>
+      </w:r>
+      <w:proofErr w:type="spellStart"/>
+      <w:r>
+        <w:rPr>
+          <w:rFonts w:ascii="Times New Roman" w:hAnsi="Times New Roman" w:cs="Times New Roman"/>
+          <w:sz w:val="24"/>
+          <w:lang w:val="es-CO"/>
+        </w:rPr>
+        <w:t>TdeA</w:t>
+      </w:r>
+      <w:proofErr w:type="spellEnd"/>
+      <w:r>
+        <w:rPr>
+          <w:rFonts w:ascii="Times New Roman" w:hAnsi="Times New Roman" w:cs="Times New Roman"/>
+          <w:sz w:val="24"/>
+          <w:lang w:val="es-CO"/>
+        </w:rPr>
+        <w:t xml:space="preserve"> y su oferta académica. Página Institucional </w:t>
+      </w:r>
+      <w:proofErr w:type="spellStart"/>
+      <w:r>
+        <w:rPr>
+          <w:rFonts w:ascii="Times New Roman" w:hAnsi="Times New Roman" w:cs="Times New Roman"/>
+          <w:sz w:val="24"/>
+          <w:lang w:val="es-CO"/>
+        </w:rPr>
+        <w:t>Tdea</w:t>
+      </w:r>
+      <w:proofErr w:type="spellEnd"/>
+      <w:r>
+        <w:rPr>
+          <w:rFonts w:ascii="Times New Roman" w:hAnsi="Times New Roman" w:cs="Times New Roman"/>
+          <w:sz w:val="24"/>
+          <w:lang w:val="es-CO"/>
+        </w:rPr>
+        <w:t>.</w:t>
+      </w:r>
+    </w:p>
+    <w:p>
+      <w:pPr>
+        <w:pStyle w:val="Textbody"/>
+        <w:spacing w:line="480" w:lineRule="auto"/>
+        <w:ind w:left="706" w:hanging="706"/>
+        <w:rPr>
+          <w:rFonts w:ascii="Times New Roman" w:hAnsi="Times New Roman" w:cs="Times New Roman"/>
+          <w:sz w:val="24"/>
+          <w:lang w:val="es-CO"/>
+        </w:rPr>
+      </w:pPr>
+      <w:r>
+        <w:rPr>
+          <w:rFonts w:ascii="Times New Roman" w:hAnsi="Times New Roman" w:cs="Times New Roman"/>
+          <w:sz w:val="24"/>
+          <w:lang w:val="es-CO"/>
+        </w:rPr>
+        <w:t>https://tdea.edu.co/index.php/oferta-academica/facultades.</w:t>
+      </w:r>
+    </w:p>
+    <w:p>
+      <w:pPr>
+        <w:pStyle w:val="Textbody"/>
+        <w:spacing w:line="480" w:lineRule="auto"/>
+        <w:ind w:left="706" w:hanging="706"/>
+        <w:rPr>
+          <w:rFonts w:ascii="Times New Roman" w:hAnsi="Times New Roman" w:cs="Times New Roman"/>
+          <w:sz w:val="24"/>
+          <w:lang w:val="es-CO"/>
+        </w:rPr>
+      </w:pPr>
+    </w:p>
+    <w:p>
+      <w:pPr>
+        <w:pStyle w:val="Textbody"/>
+        <w:spacing w:line="480" w:lineRule="auto"/>
+        <w:ind w:left="706" w:hanging="706"/>
+        <w:rPr>
+          <w:rFonts w:ascii="Times New Roman" w:hAnsi="Times New Roman" w:cs="Times New Roman"/>
+          <w:sz w:val="24"/>
+          <w:lang w:val="es-CO"/>
+        </w:rPr>
+      </w:pPr>
+      <w:r>
+        <w:rPr>
+          <w:rFonts w:ascii="Times New Roman" w:hAnsi="Times New Roman" w:cs="Times New Roman"/>
+          <w:sz w:val="24"/>
+          <w:lang w:val="es-CO"/>
+        </w:rPr>
+        <w:t xml:space="preserve">Serrano, R. &amp; </w:t>
+      </w:r>
+      <w:proofErr w:type="spellStart"/>
+      <w:r>
+        <w:rPr>
+          <w:rFonts w:ascii="Times New Roman" w:hAnsi="Times New Roman" w:cs="Times New Roman"/>
+          <w:sz w:val="24"/>
+          <w:lang w:val="es-CO"/>
+        </w:rPr>
+        <w:t>Nuñez</w:t>
+      </w:r>
+      <w:proofErr w:type="spellEnd"/>
+      <w:r>
+        <w:rPr>
+          <w:rFonts w:ascii="Times New Roman" w:hAnsi="Times New Roman" w:cs="Times New Roman"/>
+          <w:sz w:val="24"/>
+          <w:lang w:val="es-CO"/>
+        </w:rPr>
+        <w:t xml:space="preserve"> Sabin, M. Á. (2025). CI/CD de Arquitecturas.Net: despliegue en Azure: (1 ed.). Marcombo. https://elibro.net/es/lc/tdea/titulos/286809</w:t>
+      </w:r>
+    </w:p>
+    <w:p>
+      <w:pPr>
+        <w:pStyle w:val="Textbody"/>
+        <w:spacing w:line="480" w:lineRule="auto"/>
+        <w:ind w:left="706" w:hanging="706"/>
+        <w:rPr>
+          <w:rFonts w:ascii="Times New Roman" w:hAnsi="Times New Roman" w:cs="Times New Roman"/>
+          <w:sz w:val="24"/>
+          <w:lang w:val="es-CO"/>
+        </w:rPr>
+      </w:pPr>
+    </w:p>
+    <w:p>
+      <w:pPr>
+        <w:pStyle w:val="Textbody"/>
+        <w:spacing w:line="480" w:lineRule="auto"/>
+        <w:ind w:left="706" w:hanging="706"/>
+        <w:rPr>
+          <w:rFonts w:ascii="Times New Roman" w:hAnsi="Times New Roman" w:cs="Times New Roman"/>
+          <w:sz w:val="24"/>
+          <w:lang w:val="es-CO"/>
+        </w:rPr>
+      </w:pPr>
+      <w:r>
+        <w:rPr>
+          <w:rFonts w:ascii="Times New Roman" w:hAnsi="Times New Roman" w:cs="Times New Roman"/>
+          <w:sz w:val="24"/>
+          <w:lang w:val="es-CO"/>
+        </w:rPr>
+        <w:lastRenderedPageBreak/>
+        <w:t xml:space="preserve">Domínguez Mínguez, T. (2023). Internet de las cosas, los servicios en la nube y el ESP8266: (1 ed.). </w:t>
+      </w:r>
+      <w:r>
+        <w:rPr>
+          <w:rFonts w:ascii="Times New Roman" w:hAnsi="Times New Roman" w:cs="Times New Roman"/>
+          <w:sz w:val="24"/>
+          <w:lang w:val="es-CO"/>
+        </w:rPr>
+        <w:t xml:space="preserve">Marcombo. </w:t>
+      </w:r>
+      <w:hyperlink r:id="rId19" w:history="1">
+        <w:r>
+          <w:rPr>
+            <w:rStyle w:val="Hyperlink"/>
+            <w:rFonts w:ascii="Times New Roman" w:hAnsi="Times New Roman" w:cs="Times New Roman"/>
+            <w:sz w:val="24"/>
+            <w:lang w:val="es-CO"/>
+          </w:rPr>
+          <w:t>https://elibro.net/es/lc/tdea/titulos/281677</w:t>
+        </w:r>
+      </w:hyperlink>
+    </w:p>
+    <w:p>
+      <w:pPr>
+        <w:pStyle w:val="Textbody"/>
+        <w:spacing w:line="480" w:lineRule="auto"/>
+        <w:ind w:left="706" w:hanging="706"/>
+        <w:rPr>
+          <w:rFonts w:ascii="Times New Roman" w:hAnsi="Times New Roman" w:cs="Times New Roman"/>
+          <w:sz w:val="24"/>
+          <w:lang w:val="es-CO"/>
+        </w:rPr>
+      </w:pPr>
+    </w:p>
+    <w:p>
+      <w:pPr>
+        <w:pStyle w:val="Textbody"/>
+        <w:spacing w:line="480" w:lineRule="auto"/>
+        <w:ind w:left="706" w:hanging="706"/>
+        <w:rPr>
+          <w:rFonts w:ascii="Times New Roman" w:hAnsi="Times New Roman" w:cs="Times New Roman"/>
+          <w:sz w:val="24"/>
+          <w:lang w:val="es-CO"/>
+        </w:rPr>
+      </w:pPr>
+      <w:r>
+        <w:rPr>
+          <w:rFonts w:ascii="Times New Roman" w:hAnsi="Times New Roman" w:cs="Times New Roman"/>
+          <w:sz w:val="24"/>
+          <w:lang w:val="es-CO"/>
+        </w:rPr>
+        <w:t>Fernández, P. (2023). Construcción y diseño de páginas web con HTML, CSS y JavaScript (Edición 2023). Rama Editorial. https://www-digitaliapublishing-com.tdea.basesdedatosezproxy.com/a/129796</w:t>
+      </w:r>
+    </w:p>
+    <w:p>
+      <w:pPr>
+        <w:pStyle w:val="Textbody"/>
+        <w:spacing w:line="480" w:lineRule="auto"/>
+        <w:ind w:left="706" w:hanging="706"/>
+        <w:rPr>
+          <w:rFonts w:ascii="Times New Roman" w:hAnsi="Times New Roman" w:cs="Times New Roman"/>
+          <w:sz w:val="24"/>
+          <w:lang w:val="es-CO"/>
+        </w:rPr>
+      </w:pPr>
+    </w:p>
+    <w:p>
+      <w:pPr>
+        <w:pStyle w:val="Textbody"/>
+        <w:spacing w:line="480" w:lineRule="auto"/>
+        <w:ind w:left="706" w:hanging="706"/>
+        <w:rPr>
+          <w:rFonts w:ascii="Times New Roman" w:hAnsi="Times New Roman" w:cs="Times New Roman"/>
+          <w:sz w:val="24"/>
+          <w:lang w:val="es-CO"/>
+        </w:rPr>
+      </w:pPr>
+      <w:r>
+        <w:rPr>
+          <w:rFonts w:ascii="Times New Roman" w:hAnsi="Times New Roman" w:cs="Times New Roman"/>
+          <w:sz w:val="24"/>
+          <w:lang w:val="es-CO"/>
+        </w:rPr>
+        <w:t>Domínguez, T. (2024). JavaScript como nunca antes se lo habían contado (Edición 2024). MARCOMBO, S.L</w:t>
+      </w:r>
+    </w:p>
+    <w:p>
+      <w:pPr>
+        <w:pStyle w:val="Textbody"/>
+        <w:spacing w:line="480" w:lineRule="auto"/>
+        <w:ind w:left="706" w:hanging="706"/>
+        <w:rPr>
+          <w:rFonts w:ascii="Times New Roman" w:hAnsi="Times New Roman" w:cs="Times New Roman"/>
+          <w:sz w:val="24"/>
+          <w:lang w:val="es-CO"/>
+        </w:rPr>
+      </w:pPr>
+      <w:r>
+        <w:rPr>
+          <w:rFonts w:ascii="Times New Roman" w:hAnsi="Times New Roman" w:cs="Times New Roman"/>
+          <w:sz w:val="24"/>
+          <w:lang w:val="es-CO"/>
+        </w:rPr>
+        <w:t>https://www-alphaeditorialcloud-com.tdea.basesdedatosezproxy.com/reader/javascript-como-nunca-antes-se-lo-habian-contado-1716413290?location=3</w:t>
+      </w:r>
     </w:p>
     <w:sectPr>
       <w:pgSz w:w="11906" w:h="16838"/>
@@ -22678,6 +23630,7 @@
     <w:lsdException w:name="HTML Sample" w:semiHidden="1" w:unhideWhenUsed="1"/>
     <w:lsdException w:name="HTML Typewriter" w:semiHidden="1" w:unhideWhenUsed="1"/>
     <w:lsdException w:name="HTML Variable" w:semiHidden="1" w:unhideWhenUsed="1"/>
+    <w:lsdException w:name="Normal Table" w:semiHidden="1" w:unhideWhenUsed="1"/>
     <w:lsdException w:name="annotation subject" w:semiHidden="1" w:unhideWhenUsed="1"/>
     <w:lsdException w:name="No List" w:semiHidden="1" w:unhideWhenUsed="1"/>
     <w:lsdException w:name="Outline List 1" w:semiHidden="1" w:unhideWhenUsed="1"/>
@@ -22724,8 +23677,10 @@
     <w:lsdException w:name="Table Subtle 2" w:semiHidden="1" w:unhideWhenUsed="1"/>
     <w:lsdException w:name="Table Web 1" w:semiHidden="1" w:unhideWhenUsed="1"/>
     <w:lsdException w:name="Table Web 2" w:semiHidden="1" w:unhideWhenUsed="1"/>
+    <w:lsdException w:name="Table Web 3" w:semiHidden="1" w:unhideWhenUsed="1"/>
     <w:lsdException w:name="Balloon Text" w:semiHidden="1" w:unhideWhenUsed="1"/>
     <w:lsdException w:name="Table Grid" w:uiPriority="39"/>
+    <w:lsdException w:name="Table Theme" w:semiHidden="1" w:unhideWhenUsed="1"/>
     <w:lsdException w:name="Placeholder Text" w:semiHidden="1"/>
     <w:lsdException w:name="No Spacing" w:uiPriority="1" w:qFormat="1"/>
     <w:lsdException w:name="Light Shading" w:uiPriority="60"/>

--- a/Teoria General de Sistemas/PPI/PPI Ingeniería Primer Semestre.docx
+++ b/Teoria General de Sistemas/PPI/PPI Ingeniería Primer Semestre.docx
@@ -8084,7 +8084,27 @@
           <w:sz w:val="24"/>
           <w:lang w:val="es-CO"/>
         </w:rPr>
-        <w:t xml:space="preserve"> Virtual  (https://virtual.tdea.edu.co)</w:t>
+        <w:t xml:space="preserve"> </w:t>
+      </w:r>
+      <w:proofErr w:type="gramStart"/>
+      <w:r>
+        <w:rPr>
+          <w:rFonts w:ascii="Times New Roman" w:eastAsia="Times New Roman" w:hAnsi="Times New Roman" w:cs="Times New Roman"/>
+          <w:kern w:val="0"/>
+          <w:sz w:val="24"/>
+          <w:lang w:val="es-CO"/>
+        </w:rPr>
+        <w:t>Virtual  (</w:t>
+      </w:r>
+      <w:proofErr w:type="gramEnd"/>
+      <w:r>
+        <w:rPr>
+          <w:rFonts w:ascii="Times New Roman" w:eastAsia="Times New Roman" w:hAnsi="Times New Roman" w:cs="Times New Roman"/>
+          <w:kern w:val="0"/>
+          <w:sz w:val="24"/>
+          <w:lang w:val="es-CO"/>
+        </w:rPr>
+        <w:t>https://virtual.tdea.edu.co)</w:t>
       </w:r>
     </w:p>
     <w:p>
@@ -9843,7 +9863,23 @@
           <w:rFonts w:ascii="Times New Roman" w:hAnsi="Times New Roman" w:cs="Times New Roman"/>
           <w:sz w:val="24"/>
         </w:rPr>
-        <w:t xml:space="preserve"> planea ser la mejor solución a todos estos problemas ya que integra en una sola plataforma todos los procesos clave del laboratorio. En lugar de depender de registros independientes o controles informales, el software nos permitirá automatizar la asignación de turnos y controlar de manera precisa el tiempo de uso de cada equipo. Esto significa que si un equipo presenta una falla, el sistema dejará constancia inmediatamente, permitiendo programar su mantenimiento sin afectar la organización general del laboratorio ni ningún tipo de espacio ya reservado. De esta manera, cuidamos los equipos y prolongamos su vida útil. </w:t>
+        <w:t xml:space="preserve"> planea ser la mejor solución a todos estos problemas ya que integra en una sola plataforma todos los procesos clave del laboratorio. En lugar de depender de registros independientes o controles informales, el software nos permitirá automatizar la asignación de turnos y controlar de manera precisa el tiempo de uso de cada equipo. Esto significa </w:t>
+      </w:r>
+      <w:proofErr w:type="gramStart"/>
+      <w:r>
+        <w:rPr>
+          <w:rFonts w:ascii="Times New Roman" w:hAnsi="Times New Roman" w:cs="Times New Roman"/>
+          <w:sz w:val="24"/>
+        </w:rPr>
+        <w:t>que</w:t>
+      </w:r>
+      <w:proofErr w:type="gramEnd"/>
+      <w:r>
+        <w:rPr>
+          <w:rFonts w:ascii="Times New Roman" w:hAnsi="Times New Roman" w:cs="Times New Roman"/>
+          <w:sz w:val="24"/>
+        </w:rPr>
+        <w:t xml:space="preserve"> si un equipo presenta una falla, el sistema dejará constancia inmediatamente, permitiendo programar su mantenimiento sin afectar la organización general del laboratorio ni ningún tipo de espacio ya reservado. De esta manera, cuidamos los equipos y prolongamos su vida útil. </w:t>
       </w:r>
     </w:p>
     <w:p>
@@ -13186,187 +13222,6 @@
         <w:spacing w:line="480" w:lineRule="auto"/>
         <w:rPr>
           <w:rFonts w:cs="Times New Roman"/>
-        </w:rPr>
-      </w:pPr>
-    </w:p>
-    <w:p>
-      <w:pPr>
-        <w:pStyle w:val="Heading2"/>
-        <w:spacing w:line="480" w:lineRule="auto"/>
-        <w:ind w:left="576" w:hanging="576"/>
-        <w:rPr>
-          <w:rFonts w:ascii="Times New Roman" w:hAnsi="Times New Roman" w:cs="Times New Roman"/>
-          <w:sz w:val="24"/>
-          <w:szCs w:val="24"/>
-        </w:rPr>
-      </w:pPr>
-      <w:r>
-        <w:rPr>
-          <w:rFonts w:ascii="Times New Roman" w:hAnsi="Times New Roman" w:cs="Times New Roman"/>
-          <w:sz w:val="24"/>
-          <w:szCs w:val="24"/>
-        </w:rPr>
-        <w:t>4.3.</w:t>
-      </w:r>
-      <w:r>
-        <w:rPr>
-          <w:rFonts w:ascii="Times New Roman" w:hAnsi="Times New Roman" w:cs="Times New Roman"/>
-          <w:sz w:val="24"/>
-          <w:szCs w:val="24"/>
-        </w:rPr>
-        <w:t>1.</w:t>
-      </w:r>
-      <w:r>
-        <w:rPr>
-          <w:rFonts w:ascii="Times New Roman" w:hAnsi="Times New Roman" w:cs="Times New Roman"/>
-          <w:sz w:val="24"/>
-          <w:szCs w:val="24"/>
-        </w:rPr>
-        <w:t xml:space="preserve"> Funciones del sistema propuesto.</w:t>
-      </w:r>
-    </w:p>
-    <w:p>
-      <w:pPr>
-        <w:pStyle w:val="NormalWeb"/>
-        <w:numPr>
-          <w:ilvl w:val="0"/>
-          <w:numId w:val="37"/>
-        </w:numPr>
-        <w:spacing w:line="480" w:lineRule="auto"/>
-      </w:pPr>
-      <w:r>
-        <w:rPr>
-          <w:rStyle w:val="Strong"/>
-        </w:rPr>
-        <w:t>Función: Registro de usuarios</w:t>
-      </w:r>
-    </w:p>
-    <w:p>
-      <w:pPr>
-        <w:pStyle w:val="NormalWeb"/>
-        <w:spacing w:line="480" w:lineRule="auto"/>
-        <w:ind w:left="709" w:firstLine="709"/>
-      </w:pPr>
-      <w:r>
-        <w:t xml:space="preserve">Al ingresar al módulo de </w:t>
-      </w:r>
-      <w:proofErr w:type="spellStart"/>
-      <w:r>
-        <w:t>login</w:t>
-      </w:r>
-      <w:proofErr w:type="spellEnd"/>
-      <w:r>
-        <w:t>, el usuario podrá visualizar un botón de color azul que indica la opción de crear una nueva cuenta. Al seleccionarlo, se desplegará un formulario con los campos necesarios para el registro, como el correo institucional, una contraseña segura, la verificación de que no es un robot y el ingreso del carnet institucional, información que será almacenada en la base de datos.</w:t>
-      </w:r>
-    </w:p>
-    <w:p>
-      <w:pPr>
-        <w:pStyle w:val="NormalWeb"/>
-        <w:spacing w:line="480" w:lineRule="auto"/>
-        <w:ind w:left="709" w:firstLine="709"/>
-      </w:pPr>
-      <w:r>
-        <w:t xml:space="preserve">Durante el proceso, el sistema enviará una petición para validar si el correo institucional ya se encuentra registrado. En caso de que el usuario ya exista, se mostrará </w:t>
-      </w:r>
-      <w:r>
-        <w:lastRenderedPageBreak/>
-        <w:t>una notificación informando esta situación y se ofrecerá la opción de recuperación de contraseña.</w:t>
-      </w:r>
-    </w:p>
-    <w:p>
-      <w:pPr>
-        <w:pStyle w:val="NormalWeb"/>
-        <w:spacing w:line="480" w:lineRule="auto"/>
-        <w:ind w:left="709" w:firstLine="709"/>
-      </w:pPr>
-      <w:r>
-        <w:t>Durante la creación de la contraseña, el sistema validará su seguridad. En caso de no cumplir con los requisitos, se mostrará una advertencia para que el usuario la mejore. La contraseña deberá contar con al menos ocho caracteres, incluyendo letras mayúsculas, números y caracteres especiales.</w:t>
-      </w:r>
-    </w:p>
-    <w:p>
-      <w:pPr>
-        <w:pStyle w:val="NormalWeb"/>
-        <w:spacing w:line="480" w:lineRule="auto"/>
-        <w:ind w:left="709" w:firstLine="709"/>
-      </w:pPr>
-      <w:r>
-        <w:t>Una vez completados todos los campos, el usuario podrá confirmar el registro mediante un botón de creación de cuenta. Posteriormente, el sistema enviará un correo de confirmación al correo institucional registrado, el cual deberá ser validado para activar la cuenta.</w:t>
-      </w:r>
-    </w:p>
-    <w:p>
-      <w:pPr>
-        <w:pStyle w:val="NormalWeb"/>
-        <w:spacing w:line="480" w:lineRule="auto"/>
-        <w:ind w:left="709" w:firstLine="709"/>
-      </w:pPr>
-      <w:r>
-        <w:t>Finalmente, tras la validación, el usuario recibirá una notificación de creación exitosa y podrá acceder a la aplicación.</w:t>
-      </w:r>
-    </w:p>
-    <w:p>
-      <w:pPr>
-        <w:pStyle w:val="NormalWeb"/>
-        <w:numPr>
-          <w:ilvl w:val="0"/>
-          <w:numId w:val="37"/>
-        </w:numPr>
-        <w:spacing w:line="480" w:lineRule="auto"/>
-      </w:pPr>
-      <w:r>
-        <w:rPr>
-          <w:rStyle w:val="Strong"/>
-        </w:rPr>
-        <w:t>Función: Inicio de sesión</w:t>
-      </w:r>
-    </w:p>
-    <w:p>
-      <w:pPr>
-        <w:pStyle w:val="NormalWeb"/>
-        <w:spacing w:line="480" w:lineRule="auto"/>
-        <w:ind w:left="709" w:firstLine="709"/>
-      </w:pPr>
-      <w:r>
-        <w:t xml:space="preserve">Al ingresar al módulo de </w:t>
-      </w:r>
-      <w:proofErr w:type="spellStart"/>
-      <w:r>
-        <w:t>login</w:t>
-      </w:r>
-      <w:proofErr w:type="spellEnd"/>
-      <w:r>
-        <w:t>, el usuario podrá visualizar un formulario donde deberá ingresar su correo institucional y la contraseña previamente registrada. Una vez ingresados estos datos, el sistema validará que coincidan con la información almacenada en la base de datos.</w:t>
-      </w:r>
-    </w:p>
-    <w:p>
-      <w:pPr>
-        <w:pStyle w:val="NormalWeb"/>
-        <w:spacing w:line="480" w:lineRule="auto"/>
-        <w:ind w:left="709" w:firstLine="709"/>
-      </w:pPr>
-      <w:r>
-        <w:t>Si las credenciales son correctas, se permitirá el acceso y el usuario podrá ingresar a la aplicación. En caso contrario, el sistema mostrará un mensaje indicando que los datos ingresados no son correctos.</w:t>
-      </w:r>
-    </w:p>
-    <w:p>
-      <w:pPr>
-        <w:pStyle w:val="NormalWeb"/>
-        <w:spacing w:line="480" w:lineRule="auto"/>
-      </w:pPr>
-    </w:p>
-    <w:p>
-      <w:pPr>
-        <w:spacing w:line="480" w:lineRule="auto"/>
-        <w:rPr>
-          <w:rFonts w:cs="Times New Roman"/>
-          <w:lang w:val="es-CO"/>
-        </w:rPr>
-      </w:pPr>
-    </w:p>
-    <w:p>
-      <w:pPr>
-        <w:spacing w:line="480" w:lineRule="auto"/>
-        <w:rPr>
-          <w:rFonts w:cs="Times New Roman"/>
           <w:b/>
           <w:bCs/>
         </w:rPr>
@@ -13429,216 +13284,38 @@
     </w:p>
     <w:p>
       <w:pPr>
-        <w:pStyle w:val="Heading2"/>
-        <w:spacing w:line="480" w:lineRule="auto"/>
-        <w:ind w:left="576" w:hanging="576"/>
-        <w:rPr>
-          <w:rFonts w:ascii="Times New Roman" w:hAnsi="Times New Roman" w:cs="Times New Roman"/>
-          <w:sz w:val="24"/>
-          <w:szCs w:val="24"/>
-        </w:rPr>
-      </w:pPr>
-      <w:r>
-        <w:rPr>
-          <w:rFonts w:ascii="Times New Roman" w:hAnsi="Times New Roman" w:cs="Times New Roman"/>
-          <w:sz w:val="24"/>
-          <w:szCs w:val="24"/>
-        </w:rPr>
-        <w:t>4.3.2. Funciones del sistema propuesto.</w:t>
-      </w:r>
-    </w:p>
-    <w:p>
-      <w:pPr>
-        <w:spacing w:line="480" w:lineRule="auto"/>
-        <w:rPr>
-          <w:rFonts w:cs="Times New Roman"/>
-        </w:rPr>
-      </w:pPr>
-    </w:p>
-    <w:p>
-      <w:pPr>
-        <w:pStyle w:val="NormalWeb"/>
-        <w:numPr>
-          <w:ilvl w:val="0"/>
-          <w:numId w:val="44"/>
-        </w:numPr>
-        <w:spacing w:line="480" w:lineRule="auto"/>
-      </w:pPr>
-      <w:r>
-        <w:rPr>
-          <w:rStyle w:val="Strong"/>
-        </w:rPr>
-        <w:t>Función: Consultar inventario de equipos</w:t>
-      </w:r>
-    </w:p>
-    <w:p>
-      <w:pPr>
-        <w:pStyle w:val="NormalWeb"/>
         <w:spacing w:line="480" w:lineRule="auto"/>
         <w:ind w:left="431" w:firstLine="720"/>
-      </w:pPr>
-      <w:r>
-        <w:t>Al ingresar al módulo de inventario, se desplegará un catálogo compuesto por una serie de tarjetas que representan cada uno de los equipos. Este estará dividido en dos categorías: equipos de mesa y consolas. En la categoría de equipos de mesa se incluirán dispositivos como los PC, mientras que en la categoría de consolas se mostrarán equipos como las PlayStation 5.</w:t>
-      </w:r>
-    </w:p>
-    <w:p>
-      <w:pPr>
-        <w:pStyle w:val="NormalWeb"/>
-        <w:spacing w:line="480" w:lineRule="auto"/>
-        <w:ind w:left="431" w:firstLine="720"/>
-      </w:pPr>
-      <w:r>
-        <w:t>Al seleccionar una de las tarjetas, se podrá visualizar la información del equipo, incluyendo datos relacionados con mantenimiento, revisiones, estado actual y reservas pendientes. Además, se mostrará información sobre los periféricos y demás dispositivos asociados.</w:t>
-      </w:r>
-    </w:p>
-    <w:p>
-      <w:pPr>
-        <w:pStyle w:val="NormalWeb"/>
-        <w:spacing w:line="480" w:lineRule="auto"/>
-        <w:ind w:left="431" w:firstLine="720"/>
-      </w:pPr>
-      <w:r>
-        <w:t>Al regresar a la vista principal, el catálogo contará con filtros inteligentes que permitirán interactuar con la información en tiempo real.</w:t>
-      </w:r>
-    </w:p>
-    <w:p>
-      <w:pPr>
-        <w:pStyle w:val="NormalWeb"/>
-        <w:numPr>
-          <w:ilvl w:val="0"/>
-          <w:numId w:val="44"/>
-        </w:numPr>
-        <w:spacing w:line="480" w:lineRule="auto"/>
-      </w:pPr>
-      <w:r>
-        <w:rPr>
+        <w:rPr>
+          <w:rFonts w:cs="Times New Roman"/>
+          <w:lang w:val="es-CO"/>
+        </w:rPr>
+      </w:pPr>
+    </w:p>
+    <w:p>
+      <w:pPr>
+        <w:spacing w:line="480" w:lineRule="auto"/>
+        <w:rPr>
+          <w:rFonts w:cs="Times New Roman"/>
           <w:b/>
           <w:bCs/>
         </w:rPr>
-        <w:lastRenderedPageBreak/>
-        <w:t>Función: Supervisar estado de equipos</w:t>
-      </w:r>
-    </w:p>
-    <w:p>
-      <w:pPr>
-        <w:pStyle w:val="NormalWeb"/>
-        <w:spacing w:line="480" w:lineRule="auto"/>
-        <w:ind w:left="432" w:firstLine="277"/>
-      </w:pPr>
-      <w:r>
-        <w:t>Esta función será visible desde dos puntos:</w:t>
-      </w:r>
-    </w:p>
-    <w:p>
-      <w:pPr>
-        <w:pStyle w:val="NormalWeb"/>
-        <w:spacing w:line="480" w:lineRule="auto"/>
-        <w:ind w:left="432"/>
-        <w:rPr>
-          <w:b/>
-        </w:rPr>
-      </w:pPr>
-      <w:r>
-        <w:rPr>
-          <w:b/>
-        </w:rPr>
-        <w:t>Inventario:</w:t>
-      </w:r>
-    </w:p>
-    <w:p>
-      <w:pPr>
-        <w:pStyle w:val="NormalWeb"/>
-        <w:spacing w:line="480" w:lineRule="auto"/>
-        <w:ind w:left="431" w:firstLine="720"/>
-      </w:pPr>
-      <w:r>
-        <w:t xml:space="preserve">Al ingresar, se podrá observar el catálogo de equipos, desde el cual se podrá acceder a un apartado para registrar nuevas incidencias. A través de un formulario, el cual será desarrollado </w:t>
-      </w:r>
-      <w:r>
-        <w:t xml:space="preserve">para realizar </w:t>
-      </w:r>
-      <w:r>
-        <w:t xml:space="preserve">registros </w:t>
-      </w:r>
-      <w:r>
-        <w:t>histórico</w:t>
-      </w:r>
-      <w:r>
-        <w:t>s</w:t>
-      </w:r>
-      <w:r>
-        <w:t xml:space="preserve"> acerca de:</w:t>
-      </w:r>
-      <w:r>
-        <w:t xml:space="preserve"> </w:t>
-      </w:r>
-      <w:r>
-        <w:t>información general, identificación del equipo, estado físico, estado del sistema, conectividad, periféricos e incidencias. Se realizará</w:t>
-      </w:r>
-      <w:r>
-        <w:t xml:space="preserve"> un monitoreo diario donde se visualizará el estado del equipo. En caso de que el equipo esté dañado, se habilitará un panel de apoyo al mantenimiento, permitiendo acceder rápidamente a su gestión.</w:t>
-      </w:r>
-    </w:p>
-    <w:p>
-      <w:pPr>
-        <w:spacing w:line="480" w:lineRule="auto"/>
-        <w:ind w:left="431"/>
-        <w:rPr>
-          <w:rFonts w:cs="Times New Roman"/>
-          <w:b/>
-        </w:rPr>
-      </w:pPr>
-      <w:proofErr w:type="spellStart"/>
-      <w:r>
-        <w:rPr>
-          <w:rFonts w:cs="Times New Roman"/>
-          <w:b/>
-        </w:rPr>
-        <w:t>Dashboard</w:t>
-      </w:r>
-      <w:proofErr w:type="spellEnd"/>
-      <w:r>
-        <w:rPr>
-          <w:rFonts w:cs="Times New Roman"/>
-          <w:b/>
-        </w:rPr>
-        <w:t xml:space="preserve"> Administrador:</w:t>
-      </w:r>
-    </w:p>
-    <w:p>
-      <w:pPr>
-        <w:pStyle w:val="NormalWeb"/>
-        <w:spacing w:line="480" w:lineRule="auto"/>
-        <w:ind w:left="431" w:firstLine="720"/>
-      </w:pPr>
-      <w:r>
-        <w:t>Desde este apartado será visible un botón para generar una nueva incidencia, el cual abrirá un panel de monitoreo</w:t>
-      </w:r>
-      <w:r>
-        <w:t xml:space="preserve"> </w:t>
-      </w:r>
-      <w:r>
-        <w:t>A través de un formulario, el cual será desarrollado para realizar registros históricos acerca de: información general, identificación del equipo, estado físico, estado del sistema, conectividad, periféricos e incidencias. Se realizará un monitoreo diario donde se visualizará el estado del equipo. En caso de que el equipo esté dañado, se habilitará un panel de apoyo al mantenimiento, permitiendo acceder rápidamente a su gestión.</w:t>
-      </w:r>
-    </w:p>
-    <w:p>
-      <w:pPr>
-        <w:spacing w:line="480" w:lineRule="auto"/>
-        <w:ind w:left="431" w:firstLine="720"/>
-        <w:rPr>
-          <w:rFonts w:cs="Times New Roman"/>
-          <w:lang w:val="es-CO"/>
-        </w:rPr>
-      </w:pPr>
-    </w:p>
-    <w:p>
-      <w:pPr>
-        <w:spacing w:line="480" w:lineRule="auto"/>
+      </w:pPr>
+      <w:r>
         <w:rPr>
           <w:rFonts w:cs="Times New Roman"/>
           <w:b/>
           <w:bCs/>
         </w:rPr>
+        <w:t>Módulo de Agenda (Reservas)</w:t>
+      </w:r>
+    </w:p>
+    <w:p>
+      <w:pPr>
+        <w:spacing w:line="480" w:lineRule="auto"/>
+        <w:rPr>
+          <w:rFonts w:cs="Times New Roman"/>
+        </w:rPr>
       </w:pPr>
       <w:r>
         <w:rPr>
@@ -13646,313 +13323,99 @@
           <w:b/>
           <w:bCs/>
         </w:rPr>
-        <w:t>Módulo de Agenda (Reservas)</w:t>
-      </w:r>
-    </w:p>
-    <w:p>
-      <w:pPr>
-        <w:spacing w:line="480" w:lineRule="auto"/>
-        <w:rPr>
-          <w:rFonts w:cs="Times New Roman"/>
-        </w:rPr>
-      </w:pPr>
-      <w:r>
+        <w:t>Rama:</w:t>
+      </w:r>
+      <w:r>
+        <w:rPr>
+          <w:rFonts w:cs="Times New Roman"/>
+        </w:rPr>
+        <w:t xml:space="preserve"> Usuarios y Administrador</w:t>
+      </w:r>
+    </w:p>
+    <w:p>
+      <w:pPr>
+        <w:spacing w:line="480" w:lineRule="auto"/>
+        <w:ind w:firstLine="720"/>
+        <w:rPr>
+          <w:rFonts w:cs="Times New Roman"/>
+        </w:rPr>
+      </w:pPr>
+      <w:r>
+        <w:rPr>
+          <w:rFonts w:cs="Times New Roman"/>
+        </w:rPr>
+        <w:t xml:space="preserve">Este módulo inicia cuando el usuario accede a la sección de reservas para consultar los </w:t>
+      </w:r>
+      <w:r>
+        <w:rPr>
+          <w:rFonts w:cs="Times New Roman"/>
+        </w:rPr>
+        <w:lastRenderedPageBreak/>
+        <w:t>horarios disponibles y finaliza cuando se confirma o gestiona una reserva. Se presenta con una vista tipo calendario o tabla de horarios donde se muestran los espacios disponibles. El usuario puede seleccionar un horario y confirmar la reserva mediante un botón, mientras que el administrador puede visualizar todas las reservas, identificar quién las realizó y realizar ajustes si es necesario.</w:t>
+      </w:r>
+    </w:p>
+    <w:p>
+      <w:pPr>
+        <w:spacing w:line="480" w:lineRule="auto"/>
+        <w:rPr>
+          <w:rFonts w:cs="Times New Roman"/>
+        </w:rPr>
+      </w:pPr>
+    </w:p>
+    <w:p>
+      <w:pPr>
+        <w:spacing w:line="480" w:lineRule="auto"/>
         <w:rPr>
           <w:rFonts w:cs="Times New Roman"/>
           <w:b/>
           <w:bCs/>
         </w:rPr>
-        <w:t>Rama:</w:t>
-      </w:r>
-      <w:r>
-        <w:rPr>
-          <w:rFonts w:cs="Times New Roman"/>
-        </w:rPr>
-        <w:t xml:space="preserve"> Usuarios y Administrador</w:t>
-      </w:r>
-    </w:p>
-    <w:p>
-      <w:pPr>
-        <w:spacing w:line="480" w:lineRule="auto"/>
-        <w:ind w:firstLine="720"/>
-        <w:rPr>
-          <w:rFonts w:cs="Times New Roman"/>
-        </w:rPr>
-      </w:pPr>
-      <w:r>
-        <w:rPr>
-          <w:rFonts w:cs="Times New Roman"/>
-        </w:rPr>
-        <w:t xml:space="preserve">Este módulo inicia cuando el usuario accede a la sección de reservas para consultar los horarios disponibles y finaliza cuando se confirma o gestiona una reserva. Se presenta con una </w:t>
-      </w:r>
-      <w:r>
-        <w:rPr>
-          <w:rFonts w:cs="Times New Roman"/>
-        </w:rPr>
-        <w:lastRenderedPageBreak/>
-        <w:t>vista tipo calendario o tabla de horarios donde se muestran los espacios disponibles. El usuario puede seleccionar un horario y confirmar la reserva mediante un botón, mientras que el administrador puede visualizar todas las reservas, identificar quién las realizó y realizar ajustes si es necesario.</w:t>
-      </w:r>
-    </w:p>
-    <w:p>
-      <w:pPr>
-        <w:pStyle w:val="Heading2"/>
-        <w:spacing w:line="480" w:lineRule="auto"/>
-        <w:ind w:left="576" w:hanging="576"/>
-        <w:rPr>
-          <w:rFonts w:ascii="Times New Roman" w:hAnsi="Times New Roman" w:cs="Times New Roman"/>
-          <w:sz w:val="24"/>
-          <w:szCs w:val="24"/>
-        </w:rPr>
-      </w:pPr>
-      <w:r>
-        <w:rPr>
-          <w:rFonts w:ascii="Times New Roman" w:hAnsi="Times New Roman" w:cs="Times New Roman"/>
-          <w:sz w:val="24"/>
-          <w:szCs w:val="24"/>
-        </w:rPr>
-        <w:t>4.3.</w:t>
-      </w:r>
-      <w:r>
-        <w:rPr>
-          <w:rFonts w:ascii="Times New Roman" w:hAnsi="Times New Roman" w:cs="Times New Roman"/>
-          <w:sz w:val="24"/>
-          <w:szCs w:val="24"/>
-        </w:rPr>
-        <w:t>3.</w:t>
-      </w:r>
-      <w:r>
-        <w:rPr>
-          <w:rFonts w:ascii="Times New Roman" w:hAnsi="Times New Roman" w:cs="Times New Roman"/>
-          <w:sz w:val="24"/>
-          <w:szCs w:val="24"/>
-        </w:rPr>
-        <w:t xml:space="preserve"> Funciones del sistema propuesto.</w:t>
-      </w:r>
-    </w:p>
-    <w:p>
-      <w:pPr>
-        <w:spacing w:line="480" w:lineRule="auto"/>
-        <w:rPr>
-          <w:rFonts w:cs="Times New Roman"/>
-        </w:rPr>
-      </w:pPr>
-    </w:p>
-    <w:p>
-      <w:pPr>
-        <w:pStyle w:val="Textbody"/>
-        <w:numPr>
-          <w:ilvl w:val="0"/>
-          <w:numId w:val="36"/>
-        </w:numPr>
-        <w:spacing w:line="480" w:lineRule="auto"/>
-        <w:rPr>
-          <w:rFonts w:ascii="Times New Roman" w:hAnsi="Times New Roman" w:cs="Times New Roman"/>
+      </w:pPr>
+      <w:r>
+        <w:rPr>
+          <w:rFonts w:cs="Times New Roman"/>
           <w:b/>
           <w:bCs/>
-          <w:sz w:val="24"/>
-        </w:rPr>
-      </w:pPr>
-      <w:r>
-        <w:rPr>
-          <w:rFonts w:ascii="Times New Roman" w:hAnsi="Times New Roman" w:cs="Times New Roman"/>
+        </w:rPr>
+        <w:t>Módulo de Disponibilidad</w:t>
+      </w:r>
+    </w:p>
+    <w:p>
+      <w:pPr>
+        <w:spacing w:line="480" w:lineRule="auto"/>
+        <w:rPr>
+          <w:rFonts w:cs="Times New Roman"/>
+        </w:rPr>
+      </w:pPr>
+      <w:r>
+        <w:rPr>
+          <w:rFonts w:cs="Times New Roman"/>
           <w:b/>
           <w:bCs/>
-          <w:sz w:val="24"/>
-        </w:rPr>
-        <w:t xml:space="preserve">Función: Registrar una reserva </w:t>
-      </w:r>
-    </w:p>
-    <w:p>
-      <w:pPr>
-        <w:pStyle w:val="Textbody"/>
-        <w:spacing w:line="480" w:lineRule="auto"/>
-        <w:ind w:left="720" w:firstLine="720"/>
-        <w:rPr>
-          <w:rFonts w:ascii="Times New Roman" w:hAnsi="Times New Roman" w:cs="Times New Roman"/>
-          <w:sz w:val="24"/>
-        </w:rPr>
-      </w:pPr>
-      <w:r>
-        <w:rPr>
-          <w:rFonts w:ascii="Times New Roman" w:hAnsi="Times New Roman" w:cs="Times New Roman"/>
-          <w:sz w:val="24"/>
-        </w:rPr>
-        <w:t>Al ingresar al módulo de agenda, el usuario visualiza un calendario interactivo que muestra el mes en curso, donde puede seleccionar el día en el que desea realizar la reserva. Al seleccionar una fecha, el sistema despliega un catálogo de equipos disponibles (PS5 o PC) mediante tarjetas seleccionables.</w:t>
-      </w:r>
-    </w:p>
-    <w:p>
-      <w:pPr>
-        <w:pStyle w:val="Textbody"/>
-        <w:spacing w:line="480" w:lineRule="auto"/>
-        <w:ind w:left="720" w:firstLine="720"/>
-        <w:rPr>
-          <w:rFonts w:ascii="Times New Roman" w:hAnsi="Times New Roman" w:cs="Times New Roman"/>
-          <w:sz w:val="24"/>
-        </w:rPr>
-      </w:pPr>
-      <w:r>
-        <w:rPr>
-          <w:rFonts w:ascii="Times New Roman" w:hAnsi="Times New Roman" w:cs="Times New Roman"/>
-          <w:sz w:val="24"/>
-        </w:rPr>
-        <w:t>Una vez elegido el tipo de equipo, se presenta una vista de horarios organizada en columnas (equipos) y filas (franjas horarias), donde la disponibilidad se indica visualmente mediante colores (rojo para no disponible y verde para disponible).</w:t>
-      </w:r>
-    </w:p>
-    <w:p>
-      <w:pPr>
-        <w:pStyle w:val="Textbody"/>
-        <w:spacing w:line="480" w:lineRule="auto"/>
-        <w:ind w:left="720" w:firstLine="720"/>
-        <w:rPr>
-          <w:rFonts w:ascii="Times New Roman" w:hAnsi="Times New Roman" w:cs="Times New Roman"/>
-          <w:sz w:val="24"/>
-        </w:rPr>
-      </w:pPr>
-      <w:r>
-        <w:rPr>
-          <w:rFonts w:ascii="Times New Roman" w:hAnsi="Times New Roman" w:cs="Times New Roman"/>
-          <w:sz w:val="24"/>
-        </w:rPr>
-        <w:t>Finalmente, el usuario accede a un formulario en el que ingresa datos como número de personas y tiempo de uso, junto con la visualización de la fecha y hora seleccionadas, para confirmar la reserva mediante un mensaje previo de validación.</w:t>
-      </w:r>
-    </w:p>
-    <w:p>
-      <w:pPr>
-        <w:pStyle w:val="Textbody"/>
-        <w:spacing w:line="480" w:lineRule="auto"/>
-        <w:ind w:left="720"/>
-        <w:rPr>
-          <w:rFonts w:ascii="Times New Roman" w:hAnsi="Times New Roman" w:cs="Times New Roman"/>
-          <w:sz w:val="24"/>
-        </w:rPr>
-      </w:pPr>
-    </w:p>
-    <w:p>
-      <w:pPr>
-        <w:pStyle w:val="NormalWeb"/>
-        <w:numPr>
-          <w:ilvl w:val="0"/>
-          <w:numId w:val="36"/>
-        </w:numPr>
-        <w:spacing w:line="480" w:lineRule="auto"/>
-      </w:pPr>
-      <w:r>
-        <w:rPr>
-          <w:rStyle w:val="Strong"/>
-        </w:rPr>
-        <w:t>Función: Cancelación de reservas</w:t>
-      </w:r>
-    </w:p>
-    <w:p>
-      <w:pPr>
-        <w:pStyle w:val="NormalWeb"/>
-        <w:spacing w:line="480" w:lineRule="auto"/>
-        <w:ind w:left="709" w:firstLine="720"/>
-      </w:pPr>
-      <w:r>
-        <w:t>Esta se podrá realizar desde dos puntos:</w:t>
-      </w:r>
-    </w:p>
-    <w:p>
-      <w:pPr>
-        <w:pStyle w:val="NormalWeb"/>
-        <w:spacing w:line="480" w:lineRule="auto"/>
-        <w:ind w:left="1418"/>
-        <w:rPr>
-          <w:b/>
-        </w:rPr>
-      </w:pPr>
-      <w:r>
-        <w:rPr>
-          <w:b/>
-        </w:rPr>
-        <w:t>Reservas:</w:t>
-      </w:r>
-    </w:p>
-    <w:p>
-      <w:pPr>
-        <w:pStyle w:val="NormalWeb"/>
-        <w:spacing w:line="480" w:lineRule="auto"/>
-        <w:ind w:left="709" w:firstLine="720"/>
-      </w:pPr>
-      <w:r>
-        <w:lastRenderedPageBreak/>
-        <w:t>Al ingresar al módulo, el usuario podrá visualizar en el calendario los días que tienen una reserva, los cuales estarán señalados en color verde. Al seleccionar uno, el sistema mostrará los detalles de la reserva, como fecha, hora y equipo asignado. En la parte inferior se dispondrá de un botón de color rojo que permitirá eliminar la reserva.</w:t>
-      </w:r>
-    </w:p>
-    <w:p>
-      <w:pPr>
-        <w:pStyle w:val="NormalWeb"/>
-        <w:spacing w:line="480" w:lineRule="auto"/>
-        <w:ind w:left="709" w:firstLine="720"/>
-      </w:pPr>
-      <w:r>
-        <w:t>Al activarlo, se desplegará una ventana de confirmación. Una vez confirmada la acción, el sistema enviará una notificación al administrador informando la cancelación realizada.</w:t>
-      </w:r>
-    </w:p>
-    <w:p>
-      <w:pPr>
-        <w:spacing w:line="480" w:lineRule="auto"/>
-        <w:ind w:left="709"/>
-        <w:rPr>
-          <w:rFonts w:cs="Times New Roman"/>
-          <w:b/>
-        </w:rPr>
-      </w:pPr>
-      <w:proofErr w:type="spellStart"/>
-      <w:r>
-        <w:rPr>
-          <w:rFonts w:cs="Times New Roman"/>
-          <w:b/>
-        </w:rPr>
-        <w:t>Dashboard</w:t>
-      </w:r>
-      <w:proofErr w:type="spellEnd"/>
-      <w:r>
-        <w:rPr>
-          <w:rFonts w:cs="Times New Roman"/>
-          <w:b/>
-        </w:rPr>
-        <w:t>:</w:t>
-      </w:r>
-    </w:p>
-    <w:p>
-      <w:pPr>
-        <w:spacing w:line="480" w:lineRule="auto"/>
-        <w:ind w:left="709" w:firstLine="720"/>
-        <w:rPr>
-          <w:rFonts w:cs="Times New Roman"/>
-        </w:rPr>
-      </w:pPr>
-      <w:r>
-        <w:rPr>
-          <w:rFonts w:cs="Times New Roman"/>
-        </w:rPr>
-        <w:t>En el apartado de información rápida se mostrarán las reservas activas, donde se podrán consultar detalles como fecha, hora y equipo. Al acceder a la opción de detalles, la reserva podrá ser modificada o eliminada mediante un botón de color rojo.</w:t>
-      </w:r>
-    </w:p>
-    <w:p>
-      <w:pPr>
-        <w:spacing w:line="480" w:lineRule="auto"/>
-        <w:ind w:left="709" w:firstLine="720"/>
-        <w:rPr>
-          <w:rFonts w:cs="Times New Roman"/>
-        </w:rPr>
-      </w:pPr>
-      <w:r>
-        <w:rPr>
-          <w:rFonts w:cs="Times New Roman"/>
-        </w:rPr>
-        <w:t>Al seleccionar esta opción, se presentará una ventana de confirmación y, tras su validación, el sistema enviará una notificación al administrador con el mensaje de cancelación.</w:t>
-      </w:r>
-    </w:p>
-    <w:p>
-      <w:pPr>
-        <w:spacing w:line="480" w:lineRule="auto"/>
-        <w:rPr>
-          <w:rFonts w:cs="Times New Roman"/>
-        </w:rPr>
-      </w:pPr>
+        </w:rPr>
+        <w:t>Rama:</w:t>
+      </w:r>
+      <w:r>
+        <w:rPr>
+          <w:rFonts w:cs="Times New Roman"/>
+        </w:rPr>
+        <w:t xml:space="preserve"> Usuarios y Administrador</w:t>
+      </w:r>
+    </w:p>
+    <w:p>
+      <w:pPr>
+        <w:spacing w:line="480" w:lineRule="auto"/>
+        <w:ind w:firstLine="720"/>
+        <w:rPr>
+          <w:rFonts w:cs="Times New Roman"/>
+        </w:rPr>
+      </w:pPr>
+      <w:r>
+        <w:rPr>
+          <w:rFonts w:cs="Times New Roman"/>
+        </w:rPr>
+        <w:t>Este módulo inicia cuando el usuario consulta el estado de los equipos o espacios y finaliza con la visualización actualizada de la disponibilidad. Se presenta como un panel con listados o indicadores que muestran si un recurso está disponible u ocupado. Desde esta vista el usuario puede identificar rápidamente qué equipos puede utilizar, y el administrador puede tener un control general del estado del laboratorio.</w:t>
+      </w:r>
     </w:p>
     <w:p>
       <w:pPr>
@@ -13963,21 +13426,15 @@
           <w:bCs/>
         </w:rPr>
       </w:pPr>
-      <w:r>
+    </w:p>
+    <w:p>
+      <w:pPr>
+        <w:spacing w:line="480" w:lineRule="auto"/>
         <w:rPr>
           <w:rFonts w:cs="Times New Roman"/>
           <w:b/>
           <w:bCs/>
         </w:rPr>
-        <w:t>Módulo de Disponibilidad</w:t>
-      </w:r>
-    </w:p>
-    <w:p>
-      <w:pPr>
-        <w:spacing w:line="480" w:lineRule="auto"/>
-        <w:rPr>
-          <w:rFonts w:cs="Times New Roman"/>
-        </w:rPr>
       </w:pPr>
       <w:r>
         <w:rPr>
@@ -13985,38 +13442,52 @@
           <w:b/>
           <w:bCs/>
         </w:rPr>
-        <w:t>Rama:</w:t>
-      </w:r>
-      <w:r>
-        <w:rPr>
-          <w:rFonts w:cs="Times New Roman"/>
-        </w:rPr>
-        <w:t xml:space="preserve"> Usuarios y Administrador</w:t>
-      </w:r>
-    </w:p>
-    <w:p>
-      <w:pPr>
-        <w:spacing w:line="480" w:lineRule="auto"/>
-        <w:ind w:firstLine="720"/>
-        <w:rPr>
-          <w:rFonts w:cs="Times New Roman"/>
-        </w:rPr>
-      </w:pPr>
-      <w:r>
-        <w:rPr>
-          <w:rFonts w:cs="Times New Roman"/>
-        </w:rPr>
-        <w:t>Este módulo inicia cuando el usuario consulta el estado de los equipos o espacios y finaliza con la visualización actualizada de la disponibilidad. Se presenta como un panel con listados o indicadores que muestran si un recurso está disponible u ocupado. Desde esta vista el usuario puede identificar rápidamente qué equipos puede utilizar, y el administrador puede tener un control general del estado del laboratorio.</w:t>
-      </w:r>
-    </w:p>
-    <w:p>
-      <w:pPr>
-        <w:spacing w:line="480" w:lineRule="auto"/>
+        <w:t>Módulo de Reportes</w:t>
+      </w:r>
+    </w:p>
+    <w:p>
+      <w:pPr>
+        <w:spacing w:line="480" w:lineRule="auto"/>
+        <w:rPr>
+          <w:rFonts w:cs="Times New Roman"/>
+        </w:rPr>
+      </w:pPr>
+      <w:r>
         <w:rPr>
           <w:rFonts w:cs="Times New Roman"/>
           <w:b/>
           <w:bCs/>
         </w:rPr>
+        <w:t xml:space="preserve">Rama: </w:t>
+      </w:r>
+      <w:r>
+        <w:rPr>
+          <w:rFonts w:cs="Times New Roman"/>
+        </w:rPr>
+        <w:t>Administrador</w:t>
+      </w:r>
+    </w:p>
+    <w:p>
+      <w:pPr>
+        <w:spacing w:line="480" w:lineRule="auto"/>
+        <w:ind w:firstLine="720"/>
+        <w:rPr>
+          <w:rFonts w:cs="Times New Roman"/>
+        </w:rPr>
+      </w:pPr>
+      <w:r>
+        <w:rPr>
+          <w:rFonts w:cs="Times New Roman"/>
+        </w:rPr>
+        <w:t>Este módulo inicia con la consulta de la información registrada en el sistema y finaliza con la visualización de los reportes generados. Se presenta como un panel con opciones de consulta que permiten acceder a datos organizados en tablas o gráficos. El administrador puede seleccionar diferentes tipos de información para analizar el uso del laboratorio y obtener una visión general de su funcionamiento.</w:t>
+      </w:r>
+    </w:p>
+    <w:p>
+      <w:pPr>
+        <w:spacing w:line="480" w:lineRule="auto"/>
+        <w:rPr>
+          <w:rFonts w:cs="Times New Roman"/>
+        </w:rPr>
       </w:pPr>
     </w:p>
     <w:p>
@@ -14034,7 +13505,7 @@
           <w:b/>
           <w:bCs/>
         </w:rPr>
-        <w:t>Módulo de Reportes</w:t>
+        <w:t xml:space="preserve">Módulo de Seguimiento de Reportes </w:t>
       </w:r>
     </w:p>
     <w:p>
@@ -14050,13 +13521,13 @@
           <w:b/>
           <w:bCs/>
         </w:rPr>
-        <w:t xml:space="preserve">Rama: </w:t>
-      </w:r>
-      <w:r>
-        <w:rPr>
-          <w:rFonts w:cs="Times New Roman"/>
-        </w:rPr>
-        <w:t>Administrador</w:t>
+        <w:t>Rama:</w:t>
+      </w:r>
+      <w:r>
+        <w:rPr>
+          <w:rFonts w:cs="Times New Roman"/>
+        </w:rPr>
+        <w:t xml:space="preserve"> Administrador</w:t>
       </w:r>
     </w:p>
     <w:p>
@@ -14071,13 +13542,20 @@
         <w:rPr>
           <w:rFonts w:cs="Times New Roman"/>
         </w:rPr>
+        <w:t xml:space="preserve">Este módulo inicia cuando se registra una incidencia o falla en un equipo y finaliza con la actualización de su estado dentro del sistema. Se presenta con un formulario donde se </w:t>
+      </w:r>
+      <w:r>
+        <w:rPr>
+          <w:rFonts w:cs="Times New Roman"/>
+        </w:rPr>
         <w:lastRenderedPageBreak/>
-        <w:t>Este módulo inicia con la consulta de la información registrada en el sistema y finaliza con la visualización de los reportes generados. Se presenta como un panel con opciones de consulta que permiten acceder a datos organizados en tablas o gráficos. El administrador puede seleccionar diferentes tipos de información para analizar el uso del laboratorio y obtener una visión general de su funcionamiento.</w:t>
-      </w:r>
-    </w:p>
-    <w:p>
-      <w:pPr>
-        <w:spacing w:line="480" w:lineRule="auto"/>
+        <w:t>ingresan los detalles del problema y un listado donde se visualizan todas las incidencias registradas. El administrador puede consultar cada caso, actualizar su estado y llevar un control del mantenimiento de los equipos.</w:t>
+      </w:r>
+    </w:p>
+    <w:p>
+      <w:pPr>
+        <w:spacing w:line="480" w:lineRule="auto"/>
+        <w:ind w:firstLine="720"/>
         <w:rPr>
           <w:rFonts w:cs="Times New Roman"/>
         </w:rPr>
@@ -14092,114 +13570,30 @@
           <w:bCs/>
         </w:rPr>
       </w:pPr>
+      <w:proofErr w:type="spellStart"/>
       <w:r>
         <w:rPr>
           <w:rFonts w:cs="Times New Roman"/>
           <w:b/>
           <w:bCs/>
         </w:rPr>
-        <w:t xml:space="preserve">Módulo de Seguimiento de Reportes </w:t>
-      </w:r>
-    </w:p>
-    <w:p>
-      <w:pPr>
-        <w:spacing w:line="480" w:lineRule="auto"/>
-        <w:rPr>
-          <w:rFonts w:cs="Times New Roman"/>
-        </w:rPr>
-      </w:pPr>
+        <w:t>Dashboard</w:t>
+      </w:r>
+      <w:proofErr w:type="spellEnd"/>
       <w:r>
         <w:rPr>
           <w:rFonts w:cs="Times New Roman"/>
           <w:b/>
           <w:bCs/>
         </w:rPr>
-        <w:t>Rama:</w:t>
-      </w:r>
-      <w:r>
-        <w:rPr>
-          <w:rFonts w:cs="Times New Roman"/>
-        </w:rPr>
-        <w:t xml:space="preserve"> Administrador</w:t>
-      </w:r>
-    </w:p>
-    <w:p>
-      <w:pPr>
-        <w:spacing w:line="480" w:lineRule="auto"/>
-        <w:ind w:firstLine="720"/>
-        <w:rPr>
-          <w:rFonts w:cs="Times New Roman"/>
-        </w:rPr>
-      </w:pPr>
-      <w:r>
-        <w:rPr>
-          <w:rFonts w:cs="Times New Roman"/>
-        </w:rPr>
-        <w:t>Este módulo inicia cuando se registra una incidencia o falla en un equipo y finaliza con la actualización de su estado dentro del sistema. Se presenta con un formulario donde se ingresan los detalles del problema y un listado donde se visualizan todas las incidencias registradas. El administrador puede consultar cada caso, actualizar su estado y llevar un control del mantenimiento de los equipos.</w:t>
-      </w:r>
-    </w:p>
-    <w:p>
-      <w:pPr>
-        <w:spacing w:line="480" w:lineRule="auto"/>
-        <w:rPr>
-          <w:rFonts w:cs="Times New Roman"/>
-        </w:rPr>
-      </w:pPr>
-    </w:p>
-    <w:p>
-      <w:pPr>
-        <w:pStyle w:val="Heading2"/>
-        <w:spacing w:line="480" w:lineRule="auto"/>
-        <w:ind w:left="576" w:hanging="576"/>
-        <w:rPr>
-          <w:rFonts w:ascii="Times New Roman" w:hAnsi="Times New Roman" w:cs="Times New Roman"/>
-          <w:sz w:val="24"/>
-          <w:szCs w:val="24"/>
-        </w:rPr>
-      </w:pPr>
-      <w:r>
-        <w:rPr>
-          <w:rFonts w:ascii="Times New Roman" w:hAnsi="Times New Roman" w:cs="Times New Roman"/>
-          <w:sz w:val="24"/>
-          <w:szCs w:val="24"/>
-        </w:rPr>
-        <w:t>4.3.</w:t>
-      </w:r>
-      <w:r>
-        <w:rPr>
-          <w:rFonts w:ascii="Times New Roman" w:hAnsi="Times New Roman" w:cs="Times New Roman"/>
-          <w:sz w:val="24"/>
-          <w:szCs w:val="24"/>
-        </w:rPr>
-        <w:t>4</w:t>
-      </w:r>
-      <w:r>
-        <w:rPr>
-          <w:rFonts w:ascii="Times New Roman" w:hAnsi="Times New Roman" w:cs="Times New Roman"/>
-          <w:sz w:val="24"/>
-          <w:szCs w:val="24"/>
-        </w:rPr>
-        <w:t>. Funciones del sistema propuesto.</w:t>
-      </w:r>
-    </w:p>
-    <w:p>
-      <w:pPr>
-        <w:spacing w:line="480" w:lineRule="auto"/>
-        <w:rPr>
-          <w:rFonts w:cs="Times New Roman"/>
-        </w:rPr>
-      </w:pPr>
-    </w:p>
-    <w:p>
-      <w:pPr>
-        <w:numPr>
-          <w:ilvl w:val="0"/>
-          <w:numId w:val="1"/>
-        </w:numPr>
-        <w:spacing w:line="480" w:lineRule="auto"/>
-        <w:rPr>
-          <w:rFonts w:cs="Times New Roman"/>
-          <w:lang w:val="es-CO"/>
+        <w:t xml:space="preserve"> de Administrador</w:t>
+      </w:r>
+    </w:p>
+    <w:p>
+      <w:pPr>
+        <w:spacing w:line="480" w:lineRule="auto"/>
+        <w:rPr>
+          <w:rFonts w:cs="Times New Roman"/>
         </w:rPr>
       </w:pPr>
       <w:r>
@@ -14207,85 +13601,6 @@
           <w:rFonts w:cs="Times New Roman"/>
           <w:b/>
           <w:bCs/>
-          <w:lang w:val="es-CO"/>
-        </w:rPr>
-        <w:t>Función: Consultar reportes</w:t>
-      </w:r>
-    </w:p>
-    <w:p>
-      <w:pPr>
-        <w:spacing w:line="480" w:lineRule="auto"/>
-        <w:ind w:left="431" w:firstLine="720"/>
-        <w:rPr>
-          <w:rFonts w:cs="Times New Roman"/>
-          <w:lang w:val="es-CO"/>
-        </w:rPr>
-      </w:pPr>
-      <w:r>
-        <w:rPr>
-          <w:rFonts w:cs="Times New Roman"/>
-          <w:lang w:val="es-CO"/>
-        </w:rPr>
-        <w:t>Al ingresar al módulo, se observará un panel de consulta que contará con divisiones según cada proceso del sistema. Este incluirá una sección de filtros que permitirá realizar consultas de manera personalizada, generando resultados organizados y sugerencias orientadas a mejorar el uso del espacio.</w:t>
-      </w:r>
-    </w:p>
-    <w:p>
-      <w:pPr>
-        <w:spacing w:line="480" w:lineRule="auto"/>
-        <w:rPr>
-          <w:rFonts w:cs="Times New Roman"/>
-          <w:lang w:val="es-CO"/>
-        </w:rPr>
-      </w:pPr>
-    </w:p>
-    <w:p>
-      <w:pPr>
-        <w:spacing w:line="480" w:lineRule="auto"/>
-        <w:rPr>
-          <w:rFonts w:cs="Times New Roman"/>
-        </w:rPr>
-      </w:pPr>
-    </w:p>
-    <w:p>
-      <w:pPr>
-        <w:spacing w:line="480" w:lineRule="auto"/>
-        <w:rPr>
-          <w:rFonts w:cs="Times New Roman"/>
-          <w:b/>
-          <w:bCs/>
-        </w:rPr>
-      </w:pPr>
-      <w:proofErr w:type="spellStart"/>
-      <w:r>
-        <w:rPr>
-          <w:rFonts w:cs="Times New Roman"/>
-          <w:b/>
-          <w:bCs/>
-        </w:rPr>
-        <w:t>Dashboard</w:t>
-      </w:r>
-      <w:proofErr w:type="spellEnd"/>
-      <w:r>
-        <w:rPr>
-          <w:rFonts w:cs="Times New Roman"/>
-          <w:b/>
-          <w:bCs/>
-        </w:rPr>
-        <w:t xml:space="preserve"> de Administrador</w:t>
-      </w:r>
-    </w:p>
-    <w:p>
-      <w:pPr>
-        <w:spacing w:line="480" w:lineRule="auto"/>
-        <w:rPr>
-          <w:rFonts w:cs="Times New Roman"/>
-        </w:rPr>
-      </w:pPr>
-      <w:r>
-        <w:rPr>
-          <w:rFonts w:cs="Times New Roman"/>
-          <w:b/>
-          <w:bCs/>
         </w:rPr>
         <w:t>Rama:</w:t>
       </w:r>
@@ -14308,98 +13623,7 @@
         <w:rPr>
           <w:rFonts w:cs="Times New Roman"/>
         </w:rPr>
-        <w:lastRenderedPageBreak/>
         <w:t>Este módulo inicia cuando el administrador ingresa al sistema y finaliza con la visualización general de la información del laboratorio. Se presenta como una pantalla principal con una barra de navegación que conecta con los diferentes módulos. En esta vista se muestran resúmenes como reservas activas, estado de los equipos y disponibilidad, además de incluir información sobre qué usuario realizó cada reserva, permitiendo un control más detallado de la gestión.</w:t>
-      </w:r>
-    </w:p>
-    <w:p>
-      <w:pPr>
-        <w:pStyle w:val="Heading2"/>
-        <w:spacing w:line="480" w:lineRule="auto"/>
-        <w:ind w:left="576" w:hanging="576"/>
-        <w:rPr>
-          <w:rFonts w:ascii="Times New Roman" w:hAnsi="Times New Roman" w:cs="Times New Roman"/>
-          <w:sz w:val="24"/>
-          <w:szCs w:val="24"/>
-        </w:rPr>
-      </w:pPr>
-      <w:r>
-        <w:rPr>
-          <w:rFonts w:ascii="Times New Roman" w:hAnsi="Times New Roman" w:cs="Times New Roman"/>
-          <w:sz w:val="24"/>
-          <w:szCs w:val="24"/>
-        </w:rPr>
-        <w:t>4.3.</w:t>
-      </w:r>
-      <w:r>
-        <w:rPr>
-          <w:rFonts w:ascii="Times New Roman" w:hAnsi="Times New Roman" w:cs="Times New Roman"/>
-          <w:sz w:val="24"/>
-          <w:szCs w:val="24"/>
-        </w:rPr>
-        <w:t>5</w:t>
-      </w:r>
-      <w:r>
-        <w:rPr>
-          <w:rFonts w:ascii="Times New Roman" w:hAnsi="Times New Roman" w:cs="Times New Roman"/>
-          <w:sz w:val="24"/>
-          <w:szCs w:val="24"/>
-        </w:rPr>
-        <w:t>. Funciones del sistema propuesto.</w:t>
-      </w:r>
-    </w:p>
-    <w:p>
-      <w:pPr>
-        <w:pStyle w:val="NormalWeb"/>
-        <w:numPr>
-          <w:ilvl w:val="0"/>
-          <w:numId w:val="36"/>
-        </w:numPr>
-        <w:spacing w:line="480" w:lineRule="auto"/>
-      </w:pPr>
-      <w:r>
-        <w:rPr>
-          <w:rStyle w:val="Strong"/>
-        </w:rPr>
-        <w:t>Función: Registrar noticia</w:t>
-      </w:r>
-    </w:p>
-    <w:p>
-      <w:pPr>
-        <w:pStyle w:val="NormalWeb"/>
-        <w:spacing w:line="480" w:lineRule="auto"/>
-        <w:ind w:left="720" w:firstLine="720"/>
-      </w:pPr>
-      <w:r>
-        <w:t xml:space="preserve">Al ingresar al </w:t>
-      </w:r>
-      <w:proofErr w:type="spellStart"/>
-      <w:r>
-        <w:t>dashboard</w:t>
-      </w:r>
-      <w:proofErr w:type="spellEnd"/>
-      <w:r>
-        <w:t xml:space="preserve"> de administrador, se podrá visualizar un botón de color morado que indica la opción de crear una nueva noticia. Al seleccionarlo, el administrador accederá a un editor de texto personalizado, donde podrá añadir contenido, imágenes y otros elementos visuales.</w:t>
-      </w:r>
-    </w:p>
-    <w:p>
-      <w:pPr>
-        <w:pStyle w:val="NormalWeb"/>
-        <w:spacing w:line="480" w:lineRule="auto"/>
-        <w:ind w:left="720" w:firstLine="720"/>
-      </w:pPr>
-      <w:r>
-        <w:t>La noticia podrá incluir un título, un cuerpo de texto y elementos gráficos. Una vez finalizada, se dispondrá de un botón de color azul para publicar la noticia.</w:t>
-      </w:r>
-    </w:p>
-    <w:p>
-      <w:pPr>
-        <w:pStyle w:val="NormalWeb"/>
-        <w:spacing w:line="480" w:lineRule="auto"/>
-        <w:ind w:left="720" w:firstLine="720"/>
-      </w:pPr>
-      <w:r>
-        <w:t>Al ser publicada, esta será enviada y visible para todos los usuarios del aplicativo, tanto administradores como usuarios generales.</w:t>
       </w:r>
     </w:p>
     <w:p>
@@ -14551,7 +13775,14 @@
         <w:rPr>
           <w:rFonts w:cs="Times New Roman"/>
         </w:rPr>
-        <w:t>Este módulo inicia cuando el usuario ingresa al sistema y finaliza con la visualización de la información disponible en su entorno. Se presenta como una pantalla principal con una barra de navegación que permite acceder a las diferentes opciones. En esta vista se muestran notificaciones, avisos o actualizaciones del laboratorio que han sido publicadas por el administrador.</w:t>
+        <w:t xml:space="preserve">Este módulo inicia cuando el usuario ingresa al sistema y finaliza con la visualización de la información disponible en su entorno. Se presenta como una pantalla principal con una barra de navegación que permite acceder a las diferentes opciones. En esta vista se muestran notificaciones, avisos o actualizaciones del laboratorio que han sido publicadas por el </w:t>
+      </w:r>
+      <w:r>
+        <w:rPr>
+          <w:rFonts w:cs="Times New Roman"/>
+        </w:rPr>
+        <w:lastRenderedPageBreak/>
+        <w:t>administrador.</w:t>
       </w:r>
     </w:p>
     <w:p>
@@ -14600,11 +13831,45 @@
     <w:p>
       <w:pPr>
         <w:pStyle w:val="ListParagraph"/>
-        <w:spacing w:line="480" w:lineRule="auto"/>
-        <w:rPr>
-          <w:rFonts w:cs="Times New Roman"/>
-        </w:rPr>
-      </w:pPr>
+        <w:numPr>
+          <w:ilvl w:val="0"/>
+          <w:numId w:val="35"/>
+        </w:numPr>
+        <w:spacing w:line="480" w:lineRule="auto"/>
+        <w:rPr>
+          <w:rFonts w:cs="Times New Roman"/>
+        </w:rPr>
+      </w:pPr>
+      <w:r>
+        <w:rPr>
+          <w:rFonts w:cs="Times New Roman"/>
+          <w:b/>
+          <w:bCs/>
+        </w:rPr>
+        <w:t>Submódulo:</w:t>
+      </w:r>
+      <w:r>
+        <w:rPr>
+          <w:rFonts w:cs="Times New Roman"/>
+        </w:rPr>
+        <w:t xml:space="preserve"> Consulta de Horarios</w:t>
+      </w:r>
+    </w:p>
+    <w:p>
+      <w:pPr>
+        <w:pStyle w:val="ListParagraph"/>
+        <w:spacing w:line="480" w:lineRule="auto"/>
+        <w:ind w:firstLine="720"/>
+        <w:rPr>
+          <w:rFonts w:cs="Times New Roman"/>
+        </w:rPr>
+      </w:pPr>
+      <w:r>
+        <w:rPr>
+          <w:rFonts w:cs="Times New Roman"/>
+        </w:rPr>
+        <w:t>Este submódulo inicia cuando el usuario consulta los horarios del laboratorio y finaliza con la visualización organizada de la disponibilidad. Se presenta como una tabla o calendario donde se muestran los horarios disponibles, incluyendo opciones de filtrado que permiten encontrar de manera más rápida los espacios que el usuario desea utilizar.</w:t>
+      </w:r>
     </w:p>
     <w:p>
       <w:pPr>
@@ -14623,23 +13888,1051 @@
           <w:sz w:val="24"/>
           <w:szCs w:val="24"/>
         </w:rPr>
-        <w:t>4.3.</w:t>
-      </w:r>
-      <w:r>
+        <w:t>4.3. Funciones del sistema propuesto.</w:t>
+      </w:r>
+    </w:p>
+    <w:p>
+      <w:pPr>
+        <w:pStyle w:val="NormalWeb"/>
+        <w:spacing w:line="480" w:lineRule="auto"/>
+        <w:rPr>
+          <w:rStyle w:val="Strong"/>
+        </w:rPr>
+      </w:pPr>
+      <w:r>
+        <w:rPr>
+          <w:rStyle w:val="Strong"/>
+        </w:rPr>
+        <w:t>Función: Registro de usuarios</w:t>
+      </w:r>
+    </w:p>
+    <w:p>
+      <w:pPr>
+        <w:pStyle w:val="NormalWeb"/>
+        <w:spacing w:line="480" w:lineRule="auto"/>
+      </w:pPr>
+      <w:r>
+        <w:rPr>
+          <w:rStyle w:val="Strong"/>
+        </w:rPr>
+        <w:t xml:space="preserve">Modulo: </w:t>
+      </w:r>
+      <w:proofErr w:type="spellStart"/>
+      <w:r>
+        <w:rPr>
+          <w:rStyle w:val="Strong"/>
+          <w:b w:val="0"/>
+          <w:bCs w:val="0"/>
+        </w:rPr>
+        <w:t>Login</w:t>
+      </w:r>
+      <w:proofErr w:type="spellEnd"/>
+    </w:p>
+    <w:p>
+      <w:pPr>
+        <w:pStyle w:val="NormalWeb"/>
+        <w:spacing w:line="480" w:lineRule="auto"/>
+        <w:ind w:firstLine="709"/>
+      </w:pPr>
+      <w:r>
+        <w:t xml:space="preserve">Al ingresar al módulo de </w:t>
+      </w:r>
+      <w:proofErr w:type="spellStart"/>
+      <w:r>
+        <w:t>login</w:t>
+      </w:r>
+      <w:proofErr w:type="spellEnd"/>
+      <w:r>
+        <w:t>, el usuario podrá visualizar un botón de color azul que indica la opción de crear una nueva cuenta. Al seleccionarlo, se desplegará un formulario con los campos necesarios para el registro, como el correo institucional, una contraseña segura, la verificación de que no es un robot y el ingreso del carnet institucional, información que será almacenada en la base de datos.</w:t>
+      </w:r>
+    </w:p>
+    <w:p>
+      <w:pPr>
+        <w:pStyle w:val="NormalWeb"/>
+        <w:spacing w:line="480" w:lineRule="auto"/>
+        <w:ind w:firstLine="709"/>
+      </w:pPr>
+      <w:r>
+        <w:t>Durante el proceso, el sistema enviará una petición para validar si el correo institucional ya se encuentra registrado. En caso de que el usuario ya exista, se mostrará una notificación informando esta situación y se ofrecerá la opción de recuperación de contraseña.</w:t>
+      </w:r>
+    </w:p>
+    <w:p>
+      <w:pPr>
+        <w:pStyle w:val="NormalWeb"/>
+        <w:spacing w:line="480" w:lineRule="auto"/>
+        <w:ind w:firstLine="709"/>
+      </w:pPr>
+      <w:r>
+        <w:lastRenderedPageBreak/>
+        <w:t>Durante la creación de la contraseña, el sistema validará su seguridad. En caso de no cumplir con los requisitos, se mostrará una advertencia para que el usuario la mejore. La contraseña deberá contar con al menos ocho caracteres, incluyendo letras mayúsculas, números y caracteres especiales.</w:t>
+      </w:r>
+    </w:p>
+    <w:p>
+      <w:pPr>
+        <w:pStyle w:val="NormalWeb"/>
+        <w:spacing w:line="480" w:lineRule="auto"/>
+        <w:ind w:firstLine="709"/>
+      </w:pPr>
+      <w:r>
+        <w:t>Una vez completados todos los campos, el usuario podrá confirmar el registro mediante un botón de creación de cuenta. Posteriormente, el sistema enviará un correo de confirmación al correo institucional registrado, el cual deberá ser validado para activar la cuenta.</w:t>
+      </w:r>
+    </w:p>
+    <w:p>
+      <w:pPr>
+        <w:pStyle w:val="NormalWeb"/>
+        <w:spacing w:line="480" w:lineRule="auto"/>
+        <w:ind w:firstLine="709"/>
+      </w:pPr>
+      <w:r>
+        <w:t>Finalmente, tras la validación, el usuario recibirá una notificación de creación exitosa y podrá acceder a la aplicación.</w:t>
+      </w:r>
+    </w:p>
+    <w:p>
+      <w:pPr>
+        <w:pStyle w:val="NormalWeb"/>
+        <w:spacing w:line="480" w:lineRule="auto"/>
+        <w:rPr>
+          <w:rStyle w:val="Strong"/>
+        </w:rPr>
+      </w:pPr>
+      <w:r>
+        <w:rPr>
+          <w:rStyle w:val="Strong"/>
+        </w:rPr>
+        <w:t>Función: Inicio de sesión</w:t>
+      </w:r>
+    </w:p>
+    <w:p>
+      <w:pPr>
+        <w:pStyle w:val="NormalWeb"/>
+        <w:spacing w:line="480" w:lineRule="auto"/>
+      </w:pPr>
+      <w:r>
+        <w:rPr>
+          <w:rStyle w:val="Strong"/>
+        </w:rPr>
+        <w:t xml:space="preserve">Modulo: </w:t>
+      </w:r>
+      <w:proofErr w:type="spellStart"/>
+      <w:r>
+        <w:rPr>
+          <w:rStyle w:val="Strong"/>
+          <w:b w:val="0"/>
+          <w:bCs w:val="0"/>
+        </w:rPr>
+        <w:t>Login</w:t>
+      </w:r>
+      <w:proofErr w:type="spellEnd"/>
+    </w:p>
+    <w:p>
+      <w:pPr>
+        <w:pStyle w:val="NormalWeb"/>
+        <w:spacing w:line="480" w:lineRule="auto"/>
+        <w:ind w:firstLine="709"/>
+      </w:pPr>
+      <w:r>
+        <w:t xml:space="preserve">Al ingresar al módulo de </w:t>
+      </w:r>
+      <w:proofErr w:type="spellStart"/>
+      <w:r>
+        <w:t>login</w:t>
+      </w:r>
+      <w:proofErr w:type="spellEnd"/>
+      <w:r>
+        <w:t>, el usuario podrá visualizar un formulario donde deberá ingresar su correo institucional y la contraseña previamente registrada. Una vez ingresados estos datos, el sistema validará que coincidan con la información almacenada en la base de datos.</w:t>
+      </w:r>
+    </w:p>
+    <w:p>
+      <w:pPr>
+        <w:pStyle w:val="NormalWeb"/>
+        <w:spacing w:line="480" w:lineRule="auto"/>
+        <w:ind w:firstLine="709"/>
+      </w:pPr>
+      <w:r>
+        <w:t>Si las credenciales son correctas, se permitirá el acceso y el usuario podrá ingresar a la aplicación. En caso contrario, el sistema mostrará un mensaje indicando que los datos ingresados no son correctos.</w:t>
+      </w:r>
+    </w:p>
+    <w:p>
+      <w:pPr>
+        <w:pStyle w:val="NormalWeb"/>
+        <w:spacing w:line="480" w:lineRule="auto"/>
+        <w:rPr>
+          <w:rStyle w:val="Strong"/>
+        </w:rPr>
+      </w:pPr>
+      <w:r>
+        <w:rPr>
+          <w:rStyle w:val="Strong"/>
+        </w:rPr>
+        <w:t>Función: Consultar inventario de equipos</w:t>
+      </w:r>
+    </w:p>
+    <w:p>
+      <w:pPr>
+        <w:pStyle w:val="NormalWeb"/>
+        <w:spacing w:line="480" w:lineRule="auto"/>
+      </w:pPr>
+      <w:r>
+        <w:rPr>
+          <w:rStyle w:val="Strong"/>
+        </w:rPr>
+        <w:t xml:space="preserve">Modulo: </w:t>
+      </w:r>
+      <w:r>
+        <w:rPr>
+          <w:rStyle w:val="Strong"/>
+          <w:b w:val="0"/>
+          <w:bCs w:val="0"/>
+        </w:rPr>
+        <w:t>Inventario</w:t>
+      </w:r>
+    </w:p>
+    <w:p>
+      <w:pPr>
+        <w:pStyle w:val="NormalWeb"/>
+        <w:spacing w:line="480" w:lineRule="auto"/>
+        <w:ind w:firstLine="720"/>
+      </w:pPr>
+      <w:r>
+        <w:lastRenderedPageBreak/>
+        <w:t>Al ingresar al módulo de inventario, se desplegará un catálogo compuesto por una serie de tarjetas que representan cada uno de los equipos. Este estará dividido en dos categorías: equipos de mesa y consolas. En la categoría de equipos de mesa se incluirán dispositivos como los PC, mientras que en la categoría de consolas se mostrarán equipos como las PlayStation 5.</w:t>
+      </w:r>
+    </w:p>
+    <w:p>
+      <w:pPr>
+        <w:pStyle w:val="NormalWeb"/>
+        <w:spacing w:line="480" w:lineRule="auto"/>
+        <w:ind w:firstLine="720"/>
+      </w:pPr>
+      <w:r>
+        <w:t>Al seleccionar una de las tarjetas, se podrá visualizar la información del equipo, incluyendo datos relacionados con mantenimiento, revisiones, estado actual y reservas pendientes. Además, se mostrará información sobre los periféricos y demás dispositivos asociados.</w:t>
+      </w:r>
+    </w:p>
+    <w:p>
+      <w:pPr>
+        <w:pStyle w:val="NormalWeb"/>
+        <w:spacing w:line="480" w:lineRule="auto"/>
+        <w:ind w:firstLine="720"/>
+      </w:pPr>
+      <w:r>
+        <w:t>Al regresar a la vista principal, el catálogo contará con filtros inteligentes que permitirán interactuar con la información en tiempo real.</w:t>
+      </w:r>
+    </w:p>
+    <w:p>
+      <w:pPr>
+        <w:pStyle w:val="NormalWeb"/>
+        <w:spacing w:line="480" w:lineRule="auto"/>
+        <w:rPr>
+          <w:b/>
+          <w:bCs/>
+        </w:rPr>
+      </w:pPr>
+      <w:r>
+        <w:rPr>
+          <w:b/>
+          <w:bCs/>
+        </w:rPr>
+        <w:t>Función: Supervisar estado de equipos</w:t>
+      </w:r>
+    </w:p>
+    <w:p>
+      <w:pPr>
+        <w:pStyle w:val="NormalWeb"/>
+        <w:spacing w:line="480" w:lineRule="auto"/>
+      </w:pPr>
+      <w:r>
+        <w:rPr>
+          <w:rStyle w:val="Strong"/>
+        </w:rPr>
+        <w:t xml:space="preserve">Modulo: </w:t>
+      </w:r>
+      <w:r>
+        <w:rPr>
+          <w:rStyle w:val="Strong"/>
+          <w:b w:val="0"/>
+          <w:bCs w:val="0"/>
+        </w:rPr>
+        <w:t>Inventario</w:t>
+      </w:r>
+      <w:r>
+        <w:t xml:space="preserve">, </w:t>
+      </w:r>
+      <w:proofErr w:type="spellStart"/>
+      <w:r>
+        <w:t>Dashboard</w:t>
+      </w:r>
+      <w:proofErr w:type="spellEnd"/>
+      <w:r>
+        <w:t xml:space="preserve"> administrador </w:t>
+      </w:r>
+    </w:p>
+    <w:p>
+      <w:pPr>
+        <w:pStyle w:val="NormalWeb"/>
+        <w:spacing w:line="480" w:lineRule="auto"/>
+        <w:ind w:firstLine="277"/>
+      </w:pPr>
+      <w:r>
+        <w:t>Esta función será visible desde dos puntos:</w:t>
+      </w:r>
+    </w:p>
+    <w:p>
+      <w:pPr>
+        <w:pStyle w:val="NormalWeb"/>
+        <w:spacing w:line="480" w:lineRule="auto"/>
+        <w:rPr>
+          <w:b/>
+        </w:rPr>
+      </w:pPr>
+      <w:r>
+        <w:rPr>
+          <w:b/>
+        </w:rPr>
+        <w:t>Inventario:</w:t>
+      </w:r>
+    </w:p>
+    <w:p>
+      <w:pPr>
+        <w:pStyle w:val="NormalWeb"/>
+        <w:spacing w:line="480" w:lineRule="auto"/>
+        <w:ind w:firstLine="720"/>
+      </w:pPr>
+      <w:r>
+        <w:t>Al ingresar, se podrá observar el catálogo de equipos, desde el cual se podrá acceder a un apartado para registrar nuevas incidencias. A través de un formulario, el cual será desarrollado para realizar registros históricos acerca de: información general, identificación del equipo, estado físico, estado del sistema, conectividad, periféricos e incidencias. Se realizará un monitoreo diario donde se visualizará el estado del equipo. En caso de que el equipo esté dañado, se habilitará un panel de apoyo al mantenimiento, permitiendo acceder rápidamente a su gestión.</w:t>
+      </w:r>
+    </w:p>
+    <w:p>
+      <w:pPr>
+        <w:spacing w:line="480" w:lineRule="auto"/>
+        <w:rPr>
+          <w:rFonts w:cs="Times New Roman"/>
+          <w:b/>
+        </w:rPr>
+      </w:pPr>
+      <w:proofErr w:type="spellStart"/>
+      <w:r>
+        <w:rPr>
+          <w:rFonts w:cs="Times New Roman"/>
+          <w:b/>
+        </w:rPr>
+        <w:t>Dashboard</w:t>
+      </w:r>
+      <w:proofErr w:type="spellEnd"/>
+      <w:r>
+        <w:rPr>
+          <w:rFonts w:cs="Times New Roman"/>
+          <w:b/>
+        </w:rPr>
+        <w:t xml:space="preserve"> Administrador:</w:t>
+      </w:r>
+    </w:p>
+    <w:p>
+      <w:pPr>
+        <w:pStyle w:val="NormalWeb"/>
+        <w:spacing w:line="480" w:lineRule="auto"/>
+        <w:ind w:firstLine="720"/>
+      </w:pPr>
+      <w:r>
+        <w:lastRenderedPageBreak/>
+        <w:t>Desde este apartado será visible un botón para generar una nueva incidencia, el cual abrirá un panel de monitoreo</w:t>
+      </w:r>
+      <w:r>
+        <w:t xml:space="preserve"> </w:t>
+      </w:r>
+      <w:r>
+        <w:t>A través de un formulario, el cual será desarrollado para realizar registros históricos acerca de: información general, identificación del equipo, estado físico, estado del sistema, conectividad, periféricos e incidencias. Se realizará un monitoreo diario donde se visualizará el estado del equipo. En caso de que el equipo esté dañado, se habilitará un panel de apoyo al mantenimiento, permitiendo acceder rápidamente a su gestión.</w:t>
+      </w:r>
+    </w:p>
+    <w:p>
+      <w:pPr>
+        <w:pStyle w:val="Textbody"/>
+        <w:spacing w:line="480" w:lineRule="auto"/>
+        <w:rPr>
+          <w:rFonts w:ascii="Times New Roman" w:hAnsi="Times New Roman" w:cs="Times New Roman"/>
+          <w:b/>
+          <w:bCs/>
+          <w:sz w:val="24"/>
+        </w:rPr>
+      </w:pPr>
+      <w:r>
+        <w:rPr>
+          <w:rFonts w:ascii="Times New Roman" w:hAnsi="Times New Roman" w:cs="Times New Roman"/>
+          <w:b/>
+          <w:bCs/>
+          <w:sz w:val="24"/>
+        </w:rPr>
+        <w:t xml:space="preserve">Función: Registrar una reserva </w:t>
+      </w:r>
+    </w:p>
+    <w:p>
+      <w:pPr>
+        <w:pStyle w:val="Textbody"/>
+        <w:spacing w:line="480" w:lineRule="auto"/>
+        <w:rPr>
+          <w:rFonts w:ascii="Times New Roman" w:hAnsi="Times New Roman" w:cs="Times New Roman"/>
+          <w:sz w:val="24"/>
+        </w:rPr>
+      </w:pPr>
+      <w:r>
+        <w:rPr>
+          <w:rFonts w:ascii="Times New Roman" w:hAnsi="Times New Roman" w:cs="Times New Roman"/>
+          <w:b/>
+          <w:bCs/>
+          <w:sz w:val="24"/>
+        </w:rPr>
+        <w:t xml:space="preserve">Modulo: </w:t>
+      </w:r>
+      <w:r>
+        <w:rPr>
+          <w:rFonts w:ascii="Times New Roman" w:hAnsi="Times New Roman" w:cs="Times New Roman"/>
+          <w:sz w:val="24"/>
+        </w:rPr>
+        <w:t>Agenda</w:t>
+      </w:r>
+    </w:p>
+    <w:p>
+      <w:pPr>
+        <w:pStyle w:val="Textbody"/>
+        <w:spacing w:line="480" w:lineRule="auto"/>
+        <w:ind w:firstLine="720"/>
+        <w:rPr>
+          <w:rFonts w:ascii="Times New Roman" w:hAnsi="Times New Roman" w:cs="Times New Roman"/>
+          <w:sz w:val="24"/>
+        </w:rPr>
+      </w:pPr>
+      <w:r>
+        <w:rPr>
+          <w:rFonts w:ascii="Times New Roman" w:hAnsi="Times New Roman" w:cs="Times New Roman"/>
+          <w:sz w:val="24"/>
+        </w:rPr>
+        <w:t>Al ingresar al módulo de agenda, el usuario visualiza un calendario interactivo que muestra el mes en curso, donde puede seleccionar el día en el que desea realizar la reserva. Al seleccionar una fecha, el sistema despliega un catálogo de equipos disponibles (PS5 o PC) mediante tarjetas seleccionables.</w:t>
+      </w:r>
+    </w:p>
+    <w:p>
+      <w:pPr>
+        <w:pStyle w:val="Textbody"/>
+        <w:spacing w:line="480" w:lineRule="auto"/>
+        <w:ind w:firstLine="720"/>
+        <w:rPr>
+          <w:rFonts w:ascii="Times New Roman" w:hAnsi="Times New Roman" w:cs="Times New Roman"/>
+          <w:sz w:val="24"/>
+        </w:rPr>
+      </w:pPr>
+      <w:r>
+        <w:rPr>
+          <w:rFonts w:ascii="Times New Roman" w:hAnsi="Times New Roman" w:cs="Times New Roman"/>
+          <w:sz w:val="24"/>
+        </w:rPr>
+        <w:t>Una vez elegido el tipo de equipo, se presenta una vista de horarios organizada en columnas (equipos) y filas (franjas horarias), donde la disponibilidad se indica visualmente mediante colores (rojo para no disponible y verde para disponible).</w:t>
+      </w:r>
+    </w:p>
+    <w:p>
+      <w:pPr>
+        <w:pStyle w:val="Textbody"/>
+        <w:spacing w:line="480" w:lineRule="auto"/>
+        <w:ind w:firstLine="720"/>
+        <w:rPr>
+          <w:rFonts w:ascii="Times New Roman" w:hAnsi="Times New Roman" w:cs="Times New Roman"/>
+          <w:sz w:val="24"/>
+        </w:rPr>
+      </w:pPr>
+      <w:r>
+        <w:rPr>
+          <w:rFonts w:ascii="Times New Roman" w:hAnsi="Times New Roman" w:cs="Times New Roman"/>
+          <w:sz w:val="24"/>
+        </w:rPr>
+        <w:t>Finalmente, el usuario accede a un formulario en el que ingresa datos como número de personas y tiempo de uso, junto con la visualización de la fecha y hora seleccionadas, para confirmar la reserva mediante un mensaje previo de validación.</w:t>
+      </w:r>
+    </w:p>
+    <w:p>
+      <w:pPr>
+        <w:pStyle w:val="NormalWeb"/>
+        <w:spacing w:line="480" w:lineRule="auto"/>
+        <w:rPr>
+          <w:rStyle w:val="Strong"/>
+        </w:rPr>
+      </w:pPr>
+      <w:r>
+        <w:rPr>
+          <w:rStyle w:val="Strong"/>
+        </w:rPr>
+        <w:t>Función: Cancelación de reservas</w:t>
+      </w:r>
+    </w:p>
+    <w:p>
+      <w:pPr>
+        <w:pStyle w:val="Textbody"/>
+        <w:spacing w:line="480" w:lineRule="auto"/>
+        <w:rPr>
+          <w:rFonts w:ascii="Times New Roman" w:hAnsi="Times New Roman" w:cs="Times New Roman"/>
+          <w:sz w:val="24"/>
+        </w:rPr>
+      </w:pPr>
+      <w:r>
+        <w:rPr>
+          <w:rFonts w:ascii="Times New Roman" w:hAnsi="Times New Roman" w:cs="Times New Roman"/>
+          <w:b/>
+          <w:bCs/>
+          <w:sz w:val="24"/>
+        </w:rPr>
+        <w:t xml:space="preserve">Modulo: </w:t>
+      </w:r>
+      <w:r>
+        <w:rPr>
+          <w:rFonts w:ascii="Times New Roman" w:hAnsi="Times New Roman" w:cs="Times New Roman"/>
+          <w:sz w:val="24"/>
+        </w:rPr>
+        <w:t>Agenda</w:t>
+      </w:r>
+      <w:r>
+        <w:rPr>
+          <w:rFonts w:ascii="Times New Roman" w:hAnsi="Times New Roman" w:cs="Times New Roman"/>
+          <w:sz w:val="24"/>
+        </w:rPr>
+        <w:t xml:space="preserve">, </w:t>
+      </w:r>
+      <w:proofErr w:type="spellStart"/>
+      <w:r>
+        <w:rPr>
+          <w:rFonts w:ascii="Times New Roman" w:hAnsi="Times New Roman" w:cs="Times New Roman"/>
+          <w:sz w:val="24"/>
+        </w:rPr>
+        <w:t>Dashboard</w:t>
+      </w:r>
+      <w:proofErr w:type="spellEnd"/>
+    </w:p>
+    <w:p>
+      <w:pPr>
+        <w:pStyle w:val="NormalWeb"/>
+        <w:spacing w:line="480" w:lineRule="auto"/>
+        <w:ind w:firstLine="720"/>
+      </w:pPr>
+      <w:r>
+        <w:t>Esta se podrá realizar desde dos puntos:</w:t>
+      </w:r>
+    </w:p>
+    <w:p>
+      <w:pPr>
+        <w:pStyle w:val="NormalWeb"/>
+        <w:spacing w:line="480" w:lineRule="auto"/>
+        <w:ind w:left="698"/>
+        <w:rPr>
+          <w:b/>
+        </w:rPr>
+      </w:pPr>
+      <w:r>
+        <w:rPr>
+          <w:b/>
+        </w:rPr>
+        <w:t>Reservas:</w:t>
+      </w:r>
+    </w:p>
+    <w:p>
+      <w:pPr>
+        <w:pStyle w:val="NormalWeb"/>
+        <w:spacing w:line="480" w:lineRule="auto"/>
+        <w:ind w:firstLine="720"/>
+      </w:pPr>
+      <w:r>
+        <w:lastRenderedPageBreak/>
+        <w:t>Al ingresar al módulo, el usuario podrá visualizar en el calendario los días que tienen una reserva, los cuales estarán señalados en color verde. Al seleccionar uno, el sistema mostrará los detalles de la reserva, como fecha, hora y equipo asignado. En la parte inferior se dispondrá de un botón de color rojo que permitirá eliminar la reserva.</w:t>
+      </w:r>
+    </w:p>
+    <w:p>
+      <w:pPr>
+        <w:pStyle w:val="NormalWeb"/>
+        <w:spacing w:line="480" w:lineRule="auto"/>
+        <w:ind w:firstLine="720"/>
+      </w:pPr>
+      <w:r>
+        <w:t>Al activarlo, se desplegará una ventana de confirmación. Una vez confirmada la acción, el sistema enviará una notificación al administrador informando la cancelación realizada.</w:t>
+      </w:r>
+    </w:p>
+    <w:p>
+      <w:pPr>
+        <w:spacing w:line="480" w:lineRule="auto"/>
+        <w:rPr>
+          <w:rFonts w:cs="Times New Roman"/>
+          <w:b/>
+        </w:rPr>
+      </w:pPr>
+      <w:proofErr w:type="spellStart"/>
+      <w:r>
+        <w:rPr>
+          <w:rFonts w:cs="Times New Roman"/>
+          <w:b/>
+        </w:rPr>
+        <w:t>Dashboard</w:t>
+      </w:r>
+      <w:proofErr w:type="spellEnd"/>
+      <w:r>
+        <w:rPr>
+          <w:rFonts w:cs="Times New Roman"/>
+          <w:b/>
+        </w:rPr>
+        <w:t>:</w:t>
+      </w:r>
+    </w:p>
+    <w:p>
+      <w:pPr>
+        <w:spacing w:line="480" w:lineRule="auto"/>
+        <w:ind w:firstLine="720"/>
+        <w:rPr>
+          <w:rFonts w:cs="Times New Roman"/>
+        </w:rPr>
+      </w:pPr>
+      <w:r>
+        <w:rPr>
+          <w:rFonts w:cs="Times New Roman"/>
+        </w:rPr>
+        <w:t>En el apartado de información rápida se mostrarán las reservas activas, donde se podrán consultar detalles como fecha, hora y equipo. Al acceder a la opción de detalles, la reserva podrá ser modificada o eliminada mediante un botón de color rojo.</w:t>
+      </w:r>
+    </w:p>
+    <w:p>
+      <w:pPr>
+        <w:spacing w:line="480" w:lineRule="auto"/>
+        <w:ind w:firstLine="720"/>
+        <w:rPr>
+          <w:rFonts w:cs="Times New Roman"/>
+        </w:rPr>
+      </w:pPr>
+      <w:r>
+        <w:rPr>
+          <w:rFonts w:cs="Times New Roman"/>
+        </w:rPr>
+        <w:t>Al seleccionar esta opción, se presentará una ventana de confirmación y, tras su validación, el sistema enviará una notificación al administrador con el mensaje de cancelación.</w:t>
+      </w:r>
+    </w:p>
+    <w:p>
+      <w:pPr>
+        <w:spacing w:line="480" w:lineRule="auto"/>
+        <w:rPr>
+          <w:rFonts w:cs="Times New Roman"/>
+          <w:b/>
+          <w:bCs/>
+          <w:lang w:val="es-CO"/>
+        </w:rPr>
+      </w:pPr>
+      <w:r>
+        <w:rPr>
+          <w:rFonts w:cs="Times New Roman"/>
+          <w:b/>
+          <w:bCs/>
+          <w:lang w:val="es-CO"/>
+        </w:rPr>
+        <w:t>Función: Consultar reportes</w:t>
+      </w:r>
+    </w:p>
+    <w:p>
+      <w:pPr>
+        <w:spacing w:line="480" w:lineRule="auto"/>
+        <w:rPr>
+          <w:rFonts w:cs="Times New Roman"/>
+          <w:lang w:val="es-CO"/>
+        </w:rPr>
+      </w:pPr>
+      <w:r>
+        <w:rPr>
+          <w:rFonts w:cs="Times New Roman"/>
+          <w:b/>
+          <w:bCs/>
+          <w:lang w:val="es-CO"/>
+        </w:rPr>
+        <w:t xml:space="preserve">Modulo: </w:t>
+      </w:r>
+      <w:r>
+        <w:rPr>
+          <w:rFonts w:cs="Times New Roman"/>
+          <w:lang w:val="es-CO"/>
+        </w:rPr>
+        <w:t>Reportes</w:t>
+      </w:r>
+    </w:p>
+    <w:p>
+      <w:pPr>
+        <w:spacing w:line="480" w:lineRule="auto"/>
+        <w:ind w:firstLine="720"/>
+        <w:rPr>
+          <w:rFonts w:cs="Times New Roman"/>
+          <w:lang w:val="es-CO"/>
+        </w:rPr>
+      </w:pPr>
+      <w:r>
+        <w:rPr>
+          <w:rFonts w:cs="Times New Roman"/>
+          <w:lang w:val="es-CO"/>
+        </w:rPr>
+        <w:t>Al ingresar al módulo, se observará un panel de consulta que contará con divisiones según cada proceso del sistema. Este incluirá una sección de filtros que permitirá realizar consultas de manera personalizada, generando resultados organizados y sugerencias orientadas a mejorar el uso del espacio.</w:t>
+      </w:r>
+    </w:p>
+    <w:p>
+      <w:pPr>
+        <w:pStyle w:val="NormalWeb"/>
+        <w:spacing w:line="480" w:lineRule="auto"/>
+        <w:rPr>
+          <w:rStyle w:val="Strong"/>
+        </w:rPr>
+      </w:pPr>
+      <w:r>
+        <w:rPr>
+          <w:rStyle w:val="Strong"/>
+        </w:rPr>
+        <w:t>Función: Registrar noticia</w:t>
+      </w:r>
+    </w:p>
+    <w:p>
+      <w:pPr>
+        <w:pStyle w:val="NormalWeb"/>
+        <w:spacing w:line="480" w:lineRule="auto"/>
+      </w:pPr>
+      <w:r>
+        <w:rPr>
+          <w:rStyle w:val="Strong"/>
+        </w:rPr>
+        <w:t xml:space="preserve">Modulo: </w:t>
+      </w:r>
+      <w:proofErr w:type="spellStart"/>
+      <w:r>
+        <w:rPr>
+          <w:rStyle w:val="Strong"/>
+          <w:b w:val="0"/>
+          <w:bCs w:val="0"/>
+        </w:rPr>
+        <w:t>Dashboard</w:t>
+      </w:r>
+      <w:proofErr w:type="spellEnd"/>
+      <w:r>
+        <w:rPr>
+          <w:rStyle w:val="Strong"/>
+          <w:b w:val="0"/>
+          <w:bCs w:val="0"/>
+        </w:rPr>
+        <w:t xml:space="preserve"> Administrador</w:t>
+      </w:r>
+    </w:p>
+    <w:p>
+      <w:pPr>
+        <w:pStyle w:val="NormalWeb"/>
+        <w:spacing w:line="480" w:lineRule="auto"/>
+        <w:ind w:firstLine="720"/>
+      </w:pPr>
+      <w:r>
+        <w:lastRenderedPageBreak/>
+        <w:t xml:space="preserve">Al ingresar al </w:t>
+      </w:r>
+      <w:proofErr w:type="spellStart"/>
+      <w:r>
+        <w:t>dashboard</w:t>
+      </w:r>
+      <w:proofErr w:type="spellEnd"/>
+      <w:r>
+        <w:t xml:space="preserve"> de administrador, se podrá visualizar un botón de color morado que indica la opción de crear una nueva noticia. Al seleccionarlo, el administrador accederá a un editor de texto personalizado, donde podrá añadir contenido, imágenes y otros elementos visuales.</w:t>
+      </w:r>
+    </w:p>
+    <w:p>
+      <w:pPr>
+        <w:pStyle w:val="NormalWeb"/>
+        <w:spacing w:line="480" w:lineRule="auto"/>
+        <w:ind w:firstLine="720"/>
+      </w:pPr>
+      <w:r>
+        <w:t>La noticia podrá incluir un título, un cuerpo de texto y elementos gráficos. Una vez finalizada, se dispondrá de un botón de color azul para publicar la noticia.</w:t>
+      </w:r>
+    </w:p>
+    <w:p>
+      <w:pPr>
+        <w:pStyle w:val="NormalWeb"/>
+        <w:spacing w:line="480" w:lineRule="auto"/>
+        <w:ind w:firstLine="720"/>
+      </w:pPr>
+      <w:r>
+        <w:t>Al ser publicada, esta será enviada y visible para todos los usuarios del aplicativo, tanto administradores como usuarios generales.</w:t>
+      </w:r>
+    </w:p>
+    <w:p>
+      <w:pPr>
+        <w:pStyle w:val="ListParagraph"/>
+        <w:spacing w:line="480" w:lineRule="auto"/>
+        <w:ind w:left="0"/>
+        <w:rPr>
+          <w:rFonts w:cs="Times New Roman"/>
+          <w:b/>
+          <w:bCs/>
+          <w:lang w:val="es-CO"/>
+        </w:rPr>
+      </w:pPr>
+      <w:r>
+        <w:rPr>
+          <w:rFonts w:cs="Times New Roman"/>
+          <w:b/>
+          <w:bCs/>
+          <w:lang w:val="es-CO"/>
+        </w:rPr>
+        <w:t>Función: Consultar videojuegos</w:t>
+      </w:r>
+    </w:p>
+    <w:p>
+      <w:pPr>
+        <w:pStyle w:val="ListParagraph"/>
+        <w:spacing w:line="480" w:lineRule="auto"/>
+        <w:ind w:left="0"/>
+        <w:rPr>
+          <w:rFonts w:cs="Times New Roman"/>
+          <w:lang w:val="es-CO"/>
+        </w:rPr>
+      </w:pPr>
+      <w:r>
+        <w:rPr>
+          <w:rFonts w:cs="Times New Roman"/>
+          <w:b/>
+          <w:bCs/>
+          <w:lang w:val="es-CO"/>
+        </w:rPr>
+        <w:t xml:space="preserve">Modulo: </w:t>
+      </w:r>
+      <w:proofErr w:type="spellStart"/>
+      <w:r>
+        <w:rPr>
+          <w:rFonts w:cs="Times New Roman"/>
+          <w:lang w:val="es-CO"/>
+        </w:rPr>
+        <w:t>Dashboard</w:t>
+      </w:r>
+      <w:proofErr w:type="spellEnd"/>
+      <w:r>
+        <w:rPr>
+          <w:rFonts w:cs="Times New Roman"/>
+          <w:lang w:val="es-CO"/>
+        </w:rPr>
+        <w:t xml:space="preserve"> usuarios</w:t>
+      </w:r>
+    </w:p>
+    <w:p>
+      <w:pPr>
+        <w:pStyle w:val="ListParagraph"/>
+        <w:spacing w:line="480" w:lineRule="auto"/>
+        <w:ind w:left="0" w:firstLine="720"/>
+        <w:rPr>
+          <w:rFonts w:cs="Times New Roman"/>
+          <w:lang w:val="es-CO"/>
+        </w:rPr>
+      </w:pPr>
+      <w:r>
+        <w:rPr>
+          <w:rFonts w:cs="Times New Roman"/>
+          <w:lang w:val="es-CO"/>
+        </w:rPr>
+        <w:t>Al ingresar al catálogo, se observará una división de pantalla entre equipos (PC y PlayStation). En este espacio, mediante una serie de filtros personalizados, el usuario podrá realizar diferentes consultas.</w:t>
+      </w:r>
+    </w:p>
+    <w:p>
+      <w:pPr>
+        <w:pStyle w:val="ListParagraph"/>
+        <w:spacing w:line="480" w:lineRule="auto"/>
+        <w:ind w:left="0" w:firstLine="720"/>
+        <w:rPr>
+          <w:rFonts w:cs="Times New Roman"/>
+          <w:lang w:val="es-CO"/>
+        </w:rPr>
+      </w:pPr>
+      <w:r>
+        <w:rPr>
+          <w:rFonts w:cs="Times New Roman"/>
+          <w:lang w:val="es-CO"/>
+        </w:rPr>
+        <w:t>Cada videojuego se presentará en forma de tarjeta, desde la cual se podrá acceder a una vista detallada que mostrará información como versión, actualizaciones e información relacionada con el aprendizaje.</w:t>
+      </w:r>
+    </w:p>
+    <w:p>
+      <w:pPr>
+        <w:pStyle w:val="ListParagraph"/>
+        <w:spacing w:line="480" w:lineRule="auto"/>
+        <w:ind w:left="0" w:firstLine="720"/>
+        <w:rPr>
+          <w:rFonts w:cs="Times New Roman"/>
+          <w:lang w:val="es-CO"/>
+        </w:rPr>
+      </w:pPr>
+      <w:r>
+        <w:rPr>
+          <w:rFonts w:cs="Times New Roman"/>
+          <w:lang w:val="es-CO"/>
+        </w:rPr>
+        <w:t>Al seleccionar un filtro, el catálogo se actualizará mostrando únicamente los videojuegos que cumplen con los criterios aplicados.</w:t>
+      </w:r>
+    </w:p>
+    <w:p>
+      <w:pPr>
+        <w:pStyle w:val="NormalWeb"/>
+        <w:spacing w:line="480" w:lineRule="auto"/>
+        <w:rPr>
+          <w:rStyle w:val="Strong"/>
+        </w:rPr>
+      </w:pPr>
+      <w:r>
+        <w:rPr>
+          <w:rStyle w:val="Strong"/>
+        </w:rPr>
+        <w:t>Función: Visualizar noticia</w:t>
+      </w:r>
+    </w:p>
+    <w:p>
+      <w:pPr>
+        <w:pStyle w:val="NormalWeb"/>
+        <w:spacing w:line="480" w:lineRule="auto"/>
+      </w:pPr>
+      <w:r>
+        <w:rPr>
+          <w:rStyle w:val="Strong"/>
+        </w:rPr>
+        <w:t>Modulo:</w:t>
+      </w:r>
+      <w:r>
+        <w:rPr>
+          <w:rStyle w:val="Strong"/>
+          <w:b w:val="0"/>
+          <w:bCs w:val="0"/>
+        </w:rPr>
+        <w:t xml:space="preserve"> </w:t>
+      </w:r>
+      <w:proofErr w:type="spellStart"/>
+      <w:r>
+        <w:t>Dashboard</w:t>
+      </w:r>
+      <w:proofErr w:type="spellEnd"/>
+      <w:r>
+        <w:t xml:space="preserve"> usuarios</w:t>
+      </w:r>
+    </w:p>
+    <w:p>
+      <w:pPr>
+        <w:pStyle w:val="NormalWeb"/>
+        <w:spacing w:line="480" w:lineRule="auto"/>
+        <w:ind w:firstLine="720"/>
+      </w:pPr>
+      <w:r>
+        <w:t xml:space="preserve">Al ingresar al </w:t>
+      </w:r>
+      <w:proofErr w:type="spellStart"/>
+      <w:r>
+        <w:t>dashboard</w:t>
+      </w:r>
+      <w:proofErr w:type="spellEnd"/>
+      <w:r>
+        <w:t xml:space="preserve"> de usuario, se podrá observar un catálogo en la parte inferior derecha donde estarán listadas las noticias más recientes. Estas se presentarán en formato de tarjeta, incluyendo una representación gráfica, el título y un fragmento del contenido.</w:t>
+      </w:r>
+    </w:p>
+    <w:p>
+      <w:pPr>
+        <w:pStyle w:val="NormalWeb"/>
+        <w:spacing w:line="480" w:lineRule="auto"/>
+        <w:ind w:firstLine="720"/>
+      </w:pPr>
+      <w:r>
+        <w:lastRenderedPageBreak/>
+        <w:t>Al seleccionar una noticia, el usuario podrá visualizar la información completa, incluyendo el autor, la fecha, el título y el contenido detallado.</w:t>
+      </w:r>
+    </w:p>
+    <w:p>
+      <w:pPr>
+        <w:pStyle w:val="NormalWeb"/>
+        <w:spacing w:line="480" w:lineRule="auto"/>
+        <w:ind w:firstLine="720"/>
+      </w:pPr>
+      <w:r>
+        <w:t>Adicionalmente, el usuario podrá recibir notificaciones al correo si activa esta opción desde su perfil. En caso de no desear recibirlas, deberá dirigirse a la sección de configuraciones, en el apartado general, donde podrá desactivar el envío de correos.</w:t>
+      </w:r>
+    </w:p>
+    <w:p>
+      <w:pPr>
+        <w:pStyle w:val="Heading2"/>
+        <w:spacing w:line="480" w:lineRule="auto"/>
+        <w:ind w:left="576" w:hanging="576"/>
         <w:rPr>
           <w:rFonts w:ascii="Times New Roman" w:hAnsi="Times New Roman" w:cs="Times New Roman"/>
           <w:sz w:val="24"/>
           <w:szCs w:val="24"/>
         </w:rPr>
-        <w:t>6</w:t>
-      </w:r>
+      </w:pPr>
+      <w:bookmarkStart w:id="33" w:name="_Toc96339537"/>
       <w:r>
         <w:rPr>
           <w:rFonts w:ascii="Times New Roman" w:hAnsi="Times New Roman" w:cs="Times New Roman"/>
           <w:sz w:val="24"/>
           <w:szCs w:val="24"/>
         </w:rPr>
-        <w:t>. Funciones del sistema propuesto.</w:t>
+        <w:t>4.4</w:t>
+      </w:r>
+      <w:r>
+        <w:rPr>
+          <w:rFonts w:ascii="Times New Roman" w:hAnsi="Times New Roman" w:cs="Times New Roman"/>
+          <w:sz w:val="24"/>
+          <w:szCs w:val="24"/>
+        </w:rPr>
+        <w:t>.</w:t>
+      </w:r>
+      <w:r>
+        <w:rPr>
+          <w:rFonts w:ascii="Times New Roman" w:hAnsi="Times New Roman" w:cs="Times New Roman"/>
+          <w:sz w:val="24"/>
+          <w:szCs w:val="24"/>
+        </w:rPr>
+        <w:t xml:space="preserve"> </w:t>
+      </w:r>
+      <w:r>
+        <w:rPr>
+          <w:rFonts w:ascii="Times New Roman" w:hAnsi="Times New Roman" w:cs="Times New Roman"/>
+          <w:sz w:val="24"/>
+          <w:szCs w:val="24"/>
+        </w:rPr>
+        <w:t>Recursos técnicos requeridos</w:t>
+      </w:r>
+      <w:r>
+        <w:rPr>
+          <w:rFonts w:ascii="Times New Roman" w:hAnsi="Times New Roman" w:cs="Times New Roman"/>
+          <w:sz w:val="24"/>
+          <w:szCs w:val="24"/>
+        </w:rPr>
+        <w:t>.</w:t>
+      </w:r>
+      <w:bookmarkEnd w:id="33"/>
+    </w:p>
+    <w:p>
+      <w:pPr>
+        <w:pStyle w:val="Heading2"/>
+        <w:spacing w:line="480" w:lineRule="auto"/>
+        <w:ind w:left="576" w:hanging="576"/>
+        <w:rPr>
+          <w:rFonts w:ascii="Times New Roman" w:hAnsi="Times New Roman" w:cs="Times New Roman"/>
+          <w:i w:val="0"/>
+          <w:iCs w:val="0"/>
+          <w:kern w:val="0"/>
+          <w:sz w:val="24"/>
+          <w:szCs w:val="24"/>
+          <w:lang w:val="es-CO"/>
+        </w:rPr>
+      </w:pPr>
+      <w:proofErr w:type="spellStart"/>
+      <w:r>
+        <w:rPr>
+          <w:rFonts w:ascii="Times New Roman" w:hAnsi="Times New Roman" w:cs="Times New Roman"/>
+          <w:i w:val="0"/>
+          <w:iCs w:val="0"/>
+          <w:sz w:val="24"/>
+          <w:szCs w:val="24"/>
+        </w:rPr>
+        <w:t>Frontend</w:t>
+      </w:r>
+      <w:proofErr w:type="spellEnd"/>
+      <w:r>
+        <w:rPr>
+          <w:rFonts w:ascii="Times New Roman" w:hAnsi="Times New Roman" w:cs="Times New Roman"/>
+          <w:i w:val="0"/>
+          <w:iCs w:val="0"/>
+          <w:sz w:val="24"/>
+          <w:szCs w:val="24"/>
+        </w:rPr>
+        <w:t xml:space="preserve"> (Interfaz de usuario)</w:t>
       </w:r>
     </w:p>
     <w:p>
@@ -14655,303 +14948,10 @@
         <w:rPr>
           <w:rStyle w:val="Strong"/>
         </w:rPr>
-        <w:t>Función: Visualizar noticia</w:t>
-      </w:r>
-    </w:p>
-    <w:p>
-      <w:pPr>
-        <w:pStyle w:val="NormalWeb"/>
-        <w:spacing w:line="480" w:lineRule="auto"/>
-        <w:ind w:left="720" w:firstLine="720"/>
-      </w:pPr>
-      <w:r>
-        <w:t xml:space="preserve">Al ingresar al </w:t>
-      </w:r>
-      <w:proofErr w:type="spellStart"/>
-      <w:r>
-        <w:t>dashboard</w:t>
-      </w:r>
-      <w:proofErr w:type="spellEnd"/>
-      <w:r>
-        <w:t xml:space="preserve"> de usuario, se podrá observar un catálogo en la parte inferior derecha donde estarán listadas las noticias más recientes. Estas se presentarán en formato de tarjeta, incluyendo una representación gráfica, el título y un fragmento del contenido.</w:t>
-      </w:r>
-    </w:p>
-    <w:p>
-      <w:pPr>
-        <w:pStyle w:val="NormalWeb"/>
-        <w:spacing w:line="480" w:lineRule="auto"/>
-        <w:ind w:left="720" w:firstLine="720"/>
-      </w:pPr>
-      <w:r>
-        <w:t>Al seleccionar una noticia, el usuario podrá visualizar la información completa, incluyendo el autor, la fecha, el título y el contenido detallado.</w:t>
-      </w:r>
-    </w:p>
-    <w:p>
-      <w:pPr>
-        <w:pStyle w:val="NormalWeb"/>
-        <w:spacing w:line="480" w:lineRule="auto"/>
-        <w:ind w:left="720" w:firstLine="720"/>
-      </w:pPr>
-      <w:r>
-        <w:lastRenderedPageBreak/>
-        <w:t>Adicionalmente, el usuario podrá recibir notificaciones al correo si activa esta opción desde su perfil. En caso de no desear recibirlas, deberá dirigirse a la sección de configuraciones, en el apartado general, donde podrá desactivar el envío de correos.</w:t>
-      </w:r>
-    </w:p>
-    <w:p>
-      <w:pPr>
-        <w:pStyle w:val="Textbody"/>
-        <w:rPr>
-          <w:lang w:val="es-CO"/>
-        </w:rPr>
-      </w:pPr>
-    </w:p>
-    <w:p>
-      <w:pPr>
-        <w:pStyle w:val="ListParagraph"/>
-        <w:spacing w:line="480" w:lineRule="auto"/>
-        <w:rPr>
-          <w:rFonts w:cs="Times New Roman"/>
-        </w:rPr>
-      </w:pPr>
-    </w:p>
-    <w:p>
-      <w:pPr>
-        <w:pStyle w:val="ListParagraph"/>
-        <w:spacing w:line="480" w:lineRule="auto"/>
-        <w:rPr>
-          <w:rFonts w:cs="Times New Roman"/>
-        </w:rPr>
-      </w:pPr>
-    </w:p>
-    <w:p>
-      <w:pPr>
-        <w:pStyle w:val="ListParagraph"/>
-        <w:numPr>
-          <w:ilvl w:val="0"/>
-          <w:numId w:val="41"/>
-        </w:numPr>
-        <w:spacing w:line="480" w:lineRule="auto"/>
-        <w:rPr>
-          <w:rFonts w:cs="Times New Roman"/>
-          <w:lang w:val="es-CO"/>
-        </w:rPr>
-      </w:pPr>
-      <w:r>
-        <w:rPr>
-          <w:rFonts w:cs="Times New Roman"/>
-          <w:b/>
-          <w:bCs/>
-          <w:lang w:val="es-CO"/>
-        </w:rPr>
-        <w:t>Función: Consultar videojuegos</w:t>
-      </w:r>
-    </w:p>
-    <w:p>
-      <w:pPr>
-        <w:pStyle w:val="ListParagraph"/>
-        <w:spacing w:line="480" w:lineRule="auto"/>
-        <w:ind w:left="1140" w:firstLine="720"/>
-        <w:rPr>
-          <w:rFonts w:cs="Times New Roman"/>
-          <w:lang w:val="es-CO"/>
-        </w:rPr>
-      </w:pPr>
-      <w:r>
-        <w:rPr>
-          <w:rFonts w:cs="Times New Roman"/>
-          <w:lang w:val="es-CO"/>
-        </w:rPr>
-        <w:t>Al ingresar al catálogo, se observará una división de pantalla entre equipos (PC y PlayStation). En este espacio, mediante una serie de filtros personalizados, el usuario podrá realizar diferentes consultas.</w:t>
-      </w:r>
-    </w:p>
-    <w:p>
-      <w:pPr>
-        <w:pStyle w:val="ListParagraph"/>
-        <w:spacing w:line="480" w:lineRule="auto"/>
-        <w:ind w:left="1140" w:firstLine="720"/>
-        <w:rPr>
-          <w:rFonts w:cs="Times New Roman"/>
-          <w:lang w:val="es-CO"/>
-        </w:rPr>
-      </w:pPr>
-      <w:r>
-        <w:rPr>
-          <w:rFonts w:cs="Times New Roman"/>
-          <w:lang w:val="es-CO"/>
-        </w:rPr>
-        <w:t>Cada videojuego se presentará en forma de tarjeta, desde la cual se podrá acceder a una vista detallada que mostrará información como versión, actualizaciones e información relacionada con el aprendizaje.</w:t>
-      </w:r>
-    </w:p>
-    <w:p>
-      <w:pPr>
-        <w:pStyle w:val="ListParagraph"/>
-        <w:spacing w:line="480" w:lineRule="auto"/>
-        <w:ind w:left="1140" w:firstLine="720"/>
-        <w:rPr>
-          <w:rFonts w:cs="Times New Roman"/>
-          <w:lang w:val="es-CO"/>
-        </w:rPr>
-      </w:pPr>
-      <w:r>
-        <w:rPr>
-          <w:rFonts w:cs="Times New Roman"/>
-          <w:lang w:val="es-CO"/>
-        </w:rPr>
-        <w:t>Al seleccionar un filtro, el catálogo se actualizará mostrando únicamente los videojuegos que cumplen con los criterios aplicados.</w:t>
-      </w:r>
-    </w:p>
-    <w:p>
-      <w:pPr>
-        <w:spacing w:line="480" w:lineRule="auto"/>
-        <w:rPr>
-          <w:rFonts w:cs="Times New Roman"/>
-        </w:rPr>
-      </w:pPr>
-    </w:p>
-    <w:p>
-      <w:pPr>
-        <w:pStyle w:val="ListParagraph"/>
-        <w:numPr>
-          <w:ilvl w:val="0"/>
-          <w:numId w:val="35"/>
-        </w:numPr>
-        <w:spacing w:line="480" w:lineRule="auto"/>
-        <w:rPr>
-          <w:rFonts w:cs="Times New Roman"/>
-        </w:rPr>
-      </w:pPr>
-      <w:r>
-        <w:rPr>
-          <w:rFonts w:cs="Times New Roman"/>
-          <w:b/>
-          <w:bCs/>
-        </w:rPr>
-        <w:t>Submódulo:</w:t>
-      </w:r>
-      <w:r>
-        <w:rPr>
-          <w:rFonts w:cs="Times New Roman"/>
-        </w:rPr>
-        <w:t xml:space="preserve"> Consulta de Horarios</w:t>
-      </w:r>
-    </w:p>
-    <w:p>
-      <w:pPr>
-        <w:pStyle w:val="ListParagraph"/>
-        <w:spacing w:line="480" w:lineRule="auto"/>
-        <w:ind w:firstLine="720"/>
-        <w:rPr>
-          <w:rFonts w:cs="Times New Roman"/>
-        </w:rPr>
-      </w:pPr>
-      <w:r>
-        <w:rPr>
-          <w:rFonts w:cs="Times New Roman"/>
-        </w:rPr>
-        <w:t>Este submódulo inicia cuando el usuario consulta los horarios del laboratorio y finaliza con la visualización organizada de la disponibilidad. Se presenta como una tabla o calendario donde se muestran los horarios disponibles, incluyendo opciones de filtrado que permiten encontrar de manera más rápida los espacios que el usuario desea utilizar.</w:t>
-      </w:r>
-    </w:p>
-    <w:p>
-      <w:pPr>
-        <w:pStyle w:val="Textbody"/>
-        <w:spacing w:line="480" w:lineRule="auto"/>
-        <w:rPr>
-          <w:rFonts w:ascii="Times New Roman" w:hAnsi="Times New Roman" w:cs="Times New Roman"/>
-          <w:sz w:val="24"/>
-        </w:rPr>
-      </w:pPr>
-    </w:p>
-    <w:p>
-      <w:pPr>
-        <w:pStyle w:val="Heading2"/>
-        <w:spacing w:line="480" w:lineRule="auto"/>
-        <w:ind w:left="576" w:hanging="576"/>
-        <w:rPr>
-          <w:rFonts w:ascii="Times New Roman" w:hAnsi="Times New Roman" w:cs="Times New Roman"/>
-          <w:sz w:val="24"/>
-          <w:szCs w:val="24"/>
-        </w:rPr>
-      </w:pPr>
-      <w:bookmarkStart w:id="33" w:name="_Toc96339537"/>
-      <w:r>
-        <w:rPr>
-          <w:rFonts w:ascii="Times New Roman" w:hAnsi="Times New Roman" w:cs="Times New Roman"/>
-          <w:sz w:val="24"/>
-          <w:szCs w:val="24"/>
-        </w:rPr>
-        <w:lastRenderedPageBreak/>
-        <w:t>4.4</w:t>
-      </w:r>
-      <w:r>
-        <w:rPr>
-          <w:rFonts w:ascii="Times New Roman" w:hAnsi="Times New Roman" w:cs="Times New Roman"/>
-          <w:sz w:val="24"/>
-          <w:szCs w:val="24"/>
-        </w:rPr>
-        <w:t>.</w:t>
-      </w:r>
-      <w:r>
-        <w:rPr>
-          <w:rFonts w:ascii="Times New Roman" w:hAnsi="Times New Roman" w:cs="Times New Roman"/>
-          <w:sz w:val="24"/>
-          <w:szCs w:val="24"/>
-        </w:rPr>
-        <w:t xml:space="preserve"> </w:t>
-      </w:r>
-      <w:r>
-        <w:rPr>
-          <w:rFonts w:ascii="Times New Roman" w:hAnsi="Times New Roman" w:cs="Times New Roman"/>
-          <w:sz w:val="24"/>
-          <w:szCs w:val="24"/>
-        </w:rPr>
-        <w:t>Recursos técnicos requeridos</w:t>
-      </w:r>
-      <w:r>
-        <w:rPr>
-          <w:rFonts w:ascii="Times New Roman" w:hAnsi="Times New Roman" w:cs="Times New Roman"/>
-          <w:sz w:val="24"/>
-          <w:szCs w:val="24"/>
-        </w:rPr>
-        <w:t>.</w:t>
-      </w:r>
-      <w:bookmarkEnd w:id="33"/>
-    </w:p>
-    <w:p>
-      <w:pPr>
-        <w:pStyle w:val="Heading2"/>
-        <w:spacing w:line="480" w:lineRule="auto"/>
-        <w:ind w:left="576" w:hanging="576"/>
-        <w:rPr>
-          <w:rFonts w:ascii="Times New Roman" w:hAnsi="Times New Roman" w:cs="Times New Roman"/>
-          <w:i w:val="0"/>
-          <w:iCs w:val="0"/>
-          <w:kern w:val="0"/>
-          <w:sz w:val="24"/>
-          <w:szCs w:val="24"/>
-          <w:lang w:val="es-CO"/>
-        </w:rPr>
-      </w:pPr>
-      <w:proofErr w:type="spellStart"/>
-      <w:r>
-        <w:rPr>
-          <w:rFonts w:ascii="Times New Roman" w:hAnsi="Times New Roman" w:cs="Times New Roman"/>
-          <w:i w:val="0"/>
-          <w:iCs w:val="0"/>
-          <w:sz w:val="24"/>
-          <w:szCs w:val="24"/>
-        </w:rPr>
-        <w:t>Frontend</w:t>
-      </w:r>
-      <w:proofErr w:type="spellEnd"/>
-      <w:r>
-        <w:rPr>
-          <w:rFonts w:ascii="Times New Roman" w:hAnsi="Times New Roman" w:cs="Times New Roman"/>
-          <w:i w:val="0"/>
-          <w:iCs w:val="0"/>
-          <w:sz w:val="24"/>
-          <w:szCs w:val="24"/>
-        </w:rPr>
-        <w:t xml:space="preserve"> (Interfaz de usuario)</w:t>
+        <w:t>Lenguajes de programación:</w:t>
+      </w:r>
+      <w:r>
+        <w:t xml:space="preserve"> Definen la estructura, estilos e interactividad de la interfaz</w:t>
       </w:r>
     </w:p>
     <w:p>
@@ -14963,14 +14963,22 @@
         </w:numPr>
         <w:spacing w:line="480" w:lineRule="auto"/>
       </w:pPr>
+      <w:proofErr w:type="spellStart"/>
       <w:r>
         <w:rPr>
           <w:rStyle w:val="Strong"/>
         </w:rPr>
-        <w:t>Lenguajes de programación:</w:t>
-      </w:r>
-      <w:r>
-        <w:t xml:space="preserve"> Definen la estructura, estilos e interactividad de la interfaz</w:t>
+        <w:t>Frameworks</w:t>
+      </w:r>
+      <w:proofErr w:type="spellEnd"/>
+      <w:r>
+        <w:rPr>
+          <w:rStyle w:val="Strong"/>
+        </w:rPr>
+        <w:t xml:space="preserve"> de diseño:</w:t>
+      </w:r>
+      <w:r>
+        <w:t xml:space="preserve"> Facilitan la creación de interfaces visuales responsivas</w:t>
       </w:r>
     </w:p>
     <w:p>
@@ -14982,22 +14990,50 @@
         </w:numPr>
         <w:spacing w:line="480" w:lineRule="auto"/>
       </w:pPr>
+      <w:r>
+        <w:rPr>
+          <w:rStyle w:val="Strong"/>
+        </w:rPr>
+        <w:t>Librerías de componentes:</w:t>
+      </w:r>
+      <w:r>
+        <w:t xml:space="preserve"> Proveen elementos reutilizables para la interfaz</w:t>
+      </w:r>
+    </w:p>
+    <w:p>
+      <w:pPr>
+        <w:pStyle w:val="Heading2"/>
+        <w:spacing w:line="480" w:lineRule="auto"/>
+        <w:ind w:left="576" w:hanging="576"/>
+        <w:rPr>
+          <w:rFonts w:ascii="Times New Roman" w:hAnsi="Times New Roman" w:cs="Times New Roman"/>
+          <w:i w:val="0"/>
+          <w:iCs w:val="0"/>
+          <w:sz w:val="24"/>
+          <w:szCs w:val="24"/>
+        </w:rPr>
+      </w:pPr>
       <w:proofErr w:type="spellStart"/>
       <w:r>
         <w:rPr>
-          <w:rStyle w:val="Strong"/>
-        </w:rPr>
-        <w:t>Frameworks</w:t>
+          <w:rFonts w:ascii="Times New Roman" w:hAnsi="Times New Roman" w:cs="Times New Roman"/>
+          <w:i w:val="0"/>
+          <w:iCs w:val="0"/>
+          <w:sz w:val="24"/>
+          <w:szCs w:val="24"/>
+        </w:rPr>
+        <w:t>Backend</w:t>
       </w:r>
       <w:proofErr w:type="spellEnd"/>
       <w:r>
         <w:rPr>
-          <w:rStyle w:val="Strong"/>
-        </w:rPr>
-        <w:t xml:space="preserve"> de diseño:</w:t>
-      </w:r>
-      <w:r>
-        <w:t xml:space="preserve"> Facilitan la creación de interfaces visuales responsivas</w:t>
+          <w:rFonts w:ascii="Times New Roman" w:hAnsi="Times New Roman" w:cs="Times New Roman"/>
+          <w:i w:val="0"/>
+          <w:iCs w:val="0"/>
+          <w:sz w:val="24"/>
+          <w:szCs w:val="24"/>
+        </w:rPr>
+        <w:t xml:space="preserve"> (Lógica del sistema)</w:t>
       </w:r>
     </w:p>
     <w:p>
@@ -15013,46 +15049,10 @@
         <w:rPr>
           <w:rStyle w:val="Strong"/>
         </w:rPr>
-        <w:t>Librerías de componentes:</w:t>
-      </w:r>
-      <w:r>
-        <w:t xml:space="preserve"> Proveen elementos reutilizables para la interfaz</w:t>
-      </w:r>
-    </w:p>
-    <w:p>
-      <w:pPr>
-        <w:pStyle w:val="Heading2"/>
-        <w:spacing w:line="480" w:lineRule="auto"/>
-        <w:ind w:left="576" w:hanging="576"/>
-        <w:rPr>
-          <w:rFonts w:ascii="Times New Roman" w:hAnsi="Times New Roman" w:cs="Times New Roman"/>
-          <w:i w:val="0"/>
-          <w:iCs w:val="0"/>
-          <w:sz w:val="24"/>
-          <w:szCs w:val="24"/>
-        </w:rPr>
-      </w:pPr>
-      <w:proofErr w:type="spellStart"/>
-      <w:r>
-        <w:rPr>
-          <w:rFonts w:ascii="Times New Roman" w:hAnsi="Times New Roman" w:cs="Times New Roman"/>
-          <w:i w:val="0"/>
-          <w:iCs w:val="0"/>
-          <w:sz w:val="24"/>
-          <w:szCs w:val="24"/>
-        </w:rPr>
-        <w:t>Backend</w:t>
-      </w:r>
-      <w:proofErr w:type="spellEnd"/>
-      <w:r>
-        <w:rPr>
-          <w:rFonts w:ascii="Times New Roman" w:hAnsi="Times New Roman" w:cs="Times New Roman"/>
-          <w:i w:val="0"/>
-          <w:iCs w:val="0"/>
-          <w:sz w:val="24"/>
-          <w:szCs w:val="24"/>
-        </w:rPr>
-        <w:t xml:space="preserve"> (Lógica del sistema)</w:t>
+        <w:t>Lenguajes de programación:</w:t>
+      </w:r>
+      <w:r>
+        <w:t xml:space="preserve"> Permiten desarrollar la lógica y funcionamiento del sistema</w:t>
       </w:r>
     </w:p>
     <w:p>
@@ -15064,15 +15064,28 @@
         </w:numPr>
         <w:spacing w:line="480" w:lineRule="auto"/>
       </w:pPr>
+      <w:proofErr w:type="spellStart"/>
       <w:r>
         <w:rPr>
           <w:rStyle w:val="Strong"/>
         </w:rPr>
-        <w:t>Lenguajes de programación:</w:t>
-      </w:r>
-      <w:r>
-        <w:t xml:space="preserve"> Permiten desarrollar la lógica y funcionamiento del sistema</w:t>
-      </w:r>
+        <w:t>Frameworks</w:t>
+      </w:r>
+      <w:proofErr w:type="spellEnd"/>
+      <w:r>
+        <w:rPr>
+          <w:rStyle w:val="Strong"/>
+        </w:rPr>
+        <w:t xml:space="preserve"> de desarrollo:</w:t>
+      </w:r>
+      <w:r>
+        <w:t xml:space="preserve"> Agilizan la creación de servicios y </w:t>
+      </w:r>
+      <w:proofErr w:type="spellStart"/>
+      <w:r>
+        <w:t>APIs</w:t>
+      </w:r>
+      <w:proofErr w:type="spellEnd"/>
     </w:p>
     <w:p>
       <w:pPr>
@@ -15083,28 +15096,47 @@
         </w:numPr>
         <w:spacing w:line="480" w:lineRule="auto"/>
       </w:pPr>
-      <w:proofErr w:type="spellStart"/>
       <w:r>
         <w:rPr>
           <w:rStyle w:val="Strong"/>
         </w:rPr>
-        <w:t>Frameworks</w:t>
-      </w:r>
-      <w:proofErr w:type="spellEnd"/>
-      <w:r>
-        <w:rPr>
-          <w:rStyle w:val="Strong"/>
-        </w:rPr>
-        <w:t xml:space="preserve"> de desarrollo:</w:t>
-      </w:r>
-      <w:r>
-        <w:t xml:space="preserve"> Agilizan la creación de servicios y </w:t>
-      </w:r>
-      <w:proofErr w:type="spellStart"/>
-      <w:r>
-        <w:t>APIs</w:t>
-      </w:r>
-      <w:proofErr w:type="spellEnd"/>
+        <w:t>Librerías para análisis de datos:</w:t>
+      </w:r>
+      <w:r>
+        <w:t xml:space="preserve"> Permiten procesar y analizar información</w:t>
+      </w:r>
+    </w:p>
+    <w:p>
+      <w:pPr>
+        <w:spacing w:line="480" w:lineRule="auto"/>
+        <w:rPr>
+          <w:rFonts w:cs="Times New Roman"/>
+        </w:rPr>
+      </w:pPr>
+    </w:p>
+    <w:p>
+      <w:pPr>
+        <w:pStyle w:val="Heading2"/>
+        <w:spacing w:line="480" w:lineRule="auto"/>
+        <w:ind w:left="576" w:hanging="576"/>
+        <w:rPr>
+          <w:rFonts w:ascii="Times New Roman" w:hAnsi="Times New Roman" w:cs="Times New Roman"/>
+          <w:i w:val="0"/>
+          <w:iCs w:val="0"/>
+          <w:sz w:val="24"/>
+          <w:szCs w:val="24"/>
+        </w:rPr>
+      </w:pPr>
+      <w:r>
+        <w:rPr>
+          <w:rFonts w:ascii="Times New Roman" w:hAnsi="Times New Roman" w:cs="Times New Roman"/>
+          <w:i w:val="0"/>
+          <w:iCs w:val="0"/>
+          <w:sz w:val="24"/>
+          <w:szCs w:val="24"/>
+        </w:rPr>
+        <w:t>Base de datos (Gestión de información)</w:t>
+      </w:r>
     </w:p>
     <w:p>
       <w:pPr>
@@ -15119,19 +15151,11 @@
         <w:rPr>
           <w:rStyle w:val="Strong"/>
         </w:rPr>
-        <w:t>Librerías para análisis de datos:</w:t>
-      </w:r>
-      <w:r>
-        <w:t xml:space="preserve"> Permiten procesar y analizar información</w:t>
-      </w:r>
-    </w:p>
-    <w:p>
-      <w:pPr>
-        <w:spacing w:line="480" w:lineRule="auto"/>
-        <w:rPr>
-          <w:rFonts w:cs="Times New Roman"/>
-        </w:rPr>
-      </w:pPr>
+        <w:t>Sistema gestor de bases de datos relacional:</w:t>
+      </w:r>
+      <w:r>
+        <w:t xml:space="preserve"> Organiza y almacena datos en tablas relacionadas</w:t>
+      </w:r>
     </w:p>
     <w:p>
       <w:pPr>
@@ -15154,7 +15178,8 @@
           <w:sz w:val="24"/>
           <w:szCs w:val="24"/>
         </w:rPr>
-        <w:t>Base de datos (Gestión de información)</w:t>
+        <w:lastRenderedPageBreak/>
+        <w:t>Infraestructura y hosting</w:t>
       </w:r>
     </w:p>
     <w:p>
@@ -15170,10 +15195,44 @@
         <w:rPr>
           <w:rStyle w:val="Strong"/>
         </w:rPr>
-        <w:t>Sistema gestor de bases de datos relacional:</w:t>
-      </w:r>
-      <w:r>
-        <w:t xml:space="preserve"> Organiza y almacena datos en tablas relacionadas</w:t>
+        <w:t xml:space="preserve">Plataformas de despliegue para </w:t>
+      </w:r>
+      <w:proofErr w:type="spellStart"/>
+      <w:r>
+        <w:rPr>
+          <w:rStyle w:val="Strong"/>
+        </w:rPr>
+        <w:t>frontend</w:t>
+      </w:r>
+      <w:proofErr w:type="spellEnd"/>
+      <w:r>
+        <w:rPr>
+          <w:rStyle w:val="Strong"/>
+        </w:rPr>
+        <w:t xml:space="preserve">, </w:t>
+      </w:r>
+      <w:proofErr w:type="spellStart"/>
+      <w:r>
+        <w:rPr>
+          <w:rStyle w:val="Strong"/>
+        </w:rPr>
+        <w:t>backend</w:t>
+      </w:r>
+      <w:proofErr w:type="spellEnd"/>
+      <w:r>
+        <w:rPr>
+          <w:rStyle w:val="Strong"/>
+        </w:rPr>
+        <w:t xml:space="preserve"> y base de datos:</w:t>
+      </w:r>
+      <w:r>
+        <w:rPr>
+          <w:rStyle w:val="Strong"/>
+        </w:rPr>
+        <w:t xml:space="preserve"> </w:t>
+      </w:r>
+      <w:r>
+        <w:t>Permiten publicar y mantener el sistema en la nube</w:t>
       </w:r>
     </w:p>
     <w:p>
@@ -15197,7 +15256,7 @@
           <w:sz w:val="24"/>
           <w:szCs w:val="24"/>
         </w:rPr>
-        <w:t>Infraestructura y hosting</w:t>
+        <w:t>Seguridad</w:t>
       </w:r>
     </w:p>
     <w:p>
@@ -15213,68 +15272,10 @@
         <w:rPr>
           <w:rStyle w:val="Strong"/>
         </w:rPr>
-        <w:t xml:space="preserve">Plataformas de despliegue para </w:t>
-      </w:r>
-      <w:proofErr w:type="spellStart"/>
-      <w:r>
-        <w:rPr>
-          <w:rStyle w:val="Strong"/>
-        </w:rPr>
-        <w:t>frontend</w:t>
-      </w:r>
-      <w:proofErr w:type="spellEnd"/>
-      <w:r>
-        <w:rPr>
-          <w:rStyle w:val="Strong"/>
-        </w:rPr>
-        <w:t xml:space="preserve">, </w:t>
-      </w:r>
-      <w:proofErr w:type="spellStart"/>
-      <w:r>
-        <w:rPr>
-          <w:rStyle w:val="Strong"/>
-        </w:rPr>
-        <w:t>backend</w:t>
-      </w:r>
-      <w:proofErr w:type="spellEnd"/>
-      <w:r>
-        <w:rPr>
-          <w:rStyle w:val="Strong"/>
-        </w:rPr>
-        <w:t xml:space="preserve"> y base de datos:</w:t>
-      </w:r>
-      <w:r>
-        <w:rPr>
-          <w:rStyle w:val="Strong"/>
-        </w:rPr>
-        <w:t xml:space="preserve"> </w:t>
-      </w:r>
-      <w:r>
-        <w:t>Permiten publicar y mantener el sistema en la nube</w:t>
-      </w:r>
-    </w:p>
-    <w:p>
-      <w:pPr>
-        <w:pStyle w:val="Heading2"/>
-        <w:spacing w:line="480" w:lineRule="auto"/>
-        <w:ind w:left="576" w:hanging="576"/>
-        <w:rPr>
-          <w:rFonts w:ascii="Times New Roman" w:hAnsi="Times New Roman" w:cs="Times New Roman"/>
-          <w:i w:val="0"/>
-          <w:iCs w:val="0"/>
-          <w:sz w:val="24"/>
-          <w:szCs w:val="24"/>
-        </w:rPr>
-      </w:pPr>
-      <w:r>
-        <w:rPr>
-          <w:rFonts w:ascii="Times New Roman" w:hAnsi="Times New Roman" w:cs="Times New Roman"/>
-          <w:i w:val="0"/>
-          <w:iCs w:val="0"/>
-          <w:sz w:val="24"/>
-          <w:szCs w:val="24"/>
-        </w:rPr>
-        <w:t>Seguridad</w:t>
+        <w:t>Lenguajes de programación:</w:t>
+      </w:r>
+      <w:r>
+        <w:t xml:space="preserve"> Implementan la lógica de protección del sistema</w:t>
       </w:r>
     </w:p>
     <w:p>
@@ -15290,26 +15291,6 @@
         <w:rPr>
           <w:rStyle w:val="Strong"/>
         </w:rPr>
-        <w:t>Lenguajes de programación:</w:t>
-      </w:r>
-      <w:r>
-        <w:t xml:space="preserve"> Implementan la lógica de protección del sistema</w:t>
-      </w:r>
-    </w:p>
-    <w:p>
-      <w:pPr>
-        <w:pStyle w:val="NormalWeb"/>
-        <w:numPr>
-          <w:ilvl w:val="0"/>
-          <w:numId w:val="35"/>
-        </w:numPr>
-        <w:spacing w:line="480" w:lineRule="auto"/>
-      </w:pPr>
-      <w:r>
-        <w:rPr>
-          <w:rStyle w:val="Strong"/>
-        </w:rPr>
-        <w:lastRenderedPageBreak/>
         <w:t>Tecnologías de autenticación y cifrado:</w:t>
       </w:r>
       <w:r>
@@ -15676,6 +15657,7 @@
           <w:kern w:val="0"/>
           <w:lang w:val="es-CO"/>
         </w:rPr>
+        <w:lastRenderedPageBreak/>
         <w:t>Frameworks</w:t>
       </w:r>
       <w:proofErr w:type="spellEnd"/>
@@ -15846,7 +15828,6 @@
           <w:sz w:val="24"/>
           <w:szCs w:val="24"/>
         </w:rPr>
-        <w:lastRenderedPageBreak/>
         <w:t>Backend</w:t>
       </w:r>
       <w:proofErr w:type="spellEnd"/>
@@ -16353,6 +16334,7 @@
           <w:rStyle w:val="Strong"/>
           <w:rFonts w:cs="Times New Roman"/>
         </w:rPr>
+        <w:lastRenderedPageBreak/>
         <w:t xml:space="preserve">Azure SQL </w:t>
       </w:r>
       <w:proofErr w:type="spellStart"/>
@@ -17897,7 +17879,25 @@
           <w:sz w:val="24"/>
           <w:lang w:val="es-CO"/>
         </w:rPr>
-        <w:t xml:space="preserve">Tecnológico de Antioquia.(2026). Conoce las facultades de la </w:t>
+        <w:t xml:space="preserve">Tecnológico de </w:t>
+      </w:r>
+      <w:proofErr w:type="gramStart"/>
+      <w:r>
+        <w:rPr>
+          <w:rFonts w:ascii="Times New Roman" w:hAnsi="Times New Roman" w:cs="Times New Roman"/>
+          <w:sz w:val="24"/>
+          <w:lang w:val="es-CO"/>
+        </w:rPr>
+        <w:t>Antioquia.(</w:t>
+      </w:r>
+      <w:proofErr w:type="gramEnd"/>
+      <w:r>
+        <w:rPr>
+          <w:rFonts w:ascii="Times New Roman" w:hAnsi="Times New Roman" w:cs="Times New Roman"/>
+          <w:sz w:val="24"/>
+          <w:lang w:val="es-CO"/>
+        </w:rPr>
+        <w:t xml:space="preserve">2026). Conoce las facultades de la </w:t>
       </w:r>
       <w:proofErr w:type="spellStart"/>
       <w:r>

--- a/Teoria General de Sistemas/PPI/PPI Ingeniería Primer Semestre.docx
+++ b/Teoria General de Sistemas/PPI/PPI Ingeniería Primer Semestre.docx
@@ -8084,27 +8084,7 @@
           <w:sz w:val="24"/>
           <w:lang w:val="es-CO"/>
         </w:rPr>
-        <w:t xml:space="preserve"> </w:t>
-      </w:r>
-      <w:proofErr w:type="gramStart"/>
-      <w:r>
-        <w:rPr>
-          <w:rFonts w:ascii="Times New Roman" w:eastAsia="Times New Roman" w:hAnsi="Times New Roman" w:cs="Times New Roman"/>
-          <w:kern w:val="0"/>
-          <w:sz w:val="24"/>
-          <w:lang w:val="es-CO"/>
-        </w:rPr>
-        <w:t>Virtual  (</w:t>
-      </w:r>
-      <w:proofErr w:type="gramEnd"/>
-      <w:r>
-        <w:rPr>
-          <w:rFonts w:ascii="Times New Roman" w:eastAsia="Times New Roman" w:hAnsi="Times New Roman" w:cs="Times New Roman"/>
-          <w:kern w:val="0"/>
-          <w:sz w:val="24"/>
-          <w:lang w:val="es-CO"/>
-        </w:rPr>
-        <w:t>https://virtual.tdea.edu.co)</w:t>
+        <w:t xml:space="preserve"> Virtual  (https://virtual.tdea.edu.co)</w:t>
       </w:r>
     </w:p>
     <w:p>
@@ -9863,23 +9843,7 @@
           <w:rFonts w:ascii="Times New Roman" w:hAnsi="Times New Roman" w:cs="Times New Roman"/>
           <w:sz w:val="24"/>
         </w:rPr>
-        <w:t xml:space="preserve"> planea ser la mejor solución a todos estos problemas ya que integra en una sola plataforma todos los procesos clave del laboratorio. En lugar de depender de registros independientes o controles informales, el software nos permitirá automatizar la asignación de turnos y controlar de manera precisa el tiempo de uso de cada equipo. Esto significa </w:t>
-      </w:r>
-      <w:proofErr w:type="gramStart"/>
-      <w:r>
-        <w:rPr>
-          <w:rFonts w:ascii="Times New Roman" w:hAnsi="Times New Roman" w:cs="Times New Roman"/>
-          <w:sz w:val="24"/>
-        </w:rPr>
-        <w:t>que</w:t>
-      </w:r>
-      <w:proofErr w:type="gramEnd"/>
-      <w:r>
-        <w:rPr>
-          <w:rFonts w:ascii="Times New Roman" w:hAnsi="Times New Roman" w:cs="Times New Roman"/>
-          <w:sz w:val="24"/>
-        </w:rPr>
-        <w:t xml:space="preserve"> si un equipo presenta una falla, el sistema dejará constancia inmediatamente, permitiendo programar su mantenimiento sin afectar la organización general del laboratorio ni ningún tipo de espacio ya reservado. De esta manera, cuidamos los equipos y prolongamos su vida útil. </w:t>
+        <w:t xml:space="preserve"> planea ser la mejor solución a todos estos problemas ya que integra en una sola plataforma todos los procesos clave del laboratorio. En lugar de depender de registros independientes o controles informales, el software nos permitirá automatizar la asignación de turnos y controlar de manera precisa el tiempo de uso de cada equipo. Esto significa que si un equipo presenta una falla, el sistema dejará constancia inmediatamente, permitiendo programar su mantenimiento sin afectar la organización general del laboratorio ni ningún tipo de espacio ya reservado. De esta manera, cuidamos los equipos y prolongamos su vida útil. </w:t>
       </w:r>
     </w:p>
     <w:p>
@@ -14382,14 +14346,7 @@
           <w:rFonts w:ascii="Times New Roman" w:hAnsi="Times New Roman" w:cs="Times New Roman"/>
           <w:sz w:val="24"/>
         </w:rPr>
-        <w:t>Agenda</w:t>
-      </w:r>
-      <w:r>
-        <w:rPr>
-          <w:rFonts w:ascii="Times New Roman" w:hAnsi="Times New Roman" w:cs="Times New Roman"/>
-          <w:sz w:val="24"/>
-        </w:rPr>
-        <w:t xml:space="preserve">, </w:t>
+        <w:t xml:space="preserve">Agenda, </w:t>
       </w:r>
       <w:proofErr w:type="spellStart"/>
       <w:r>
@@ -16362,6 +16319,54 @@
     </w:p>
     <w:p>
       <w:pPr>
+        <w:widowControl/>
+        <w:numPr>
+          <w:ilvl w:val="0"/>
+          <w:numId w:val="25"/>
+        </w:numPr>
+        <w:suppressAutoHyphens w:val="0"/>
+        <w:autoSpaceDN/>
+        <w:spacing w:before="100" w:beforeAutospacing="1" w:after="100" w:afterAutospacing="1" w:line="480" w:lineRule="auto"/>
+        <w:textAlignment w:val="auto"/>
+        <w:rPr>
+          <w:rFonts w:cs="Times New Roman"/>
+          <w:b/>
+          <w:bCs/>
+        </w:rPr>
+      </w:pPr>
+      <w:proofErr w:type="spellStart"/>
+      <w:r>
+        <w:rPr>
+          <w:rFonts w:cs="Times New Roman"/>
+          <w:b/>
+          <w:bCs/>
+        </w:rPr>
+        <w:t>Cloudflare</w:t>
+      </w:r>
+      <w:proofErr w:type="spellEnd"/>
+      <w:r>
+        <w:rPr>
+          <w:rFonts w:cs="Times New Roman"/>
+          <w:b/>
+          <w:bCs/>
+        </w:rPr>
+        <w:t xml:space="preserve">: </w:t>
+      </w:r>
+      <w:r>
+        <w:rPr>
+          <w:rFonts w:cs="Times New Roman"/>
+        </w:rPr>
+        <w:t xml:space="preserve">servicio para la compra del dominio </w:t>
+      </w:r>
+      <w:r>
+        <w:rPr>
+          <w:rFonts w:cs="Times New Roman"/>
+        </w:rPr>
+        <w:tab/>
+      </w:r>
+    </w:p>
+    <w:p>
+      <w:pPr>
         <w:pStyle w:val="Heading3"/>
         <w:spacing w:line="480" w:lineRule="auto"/>
         <w:ind w:left="720" w:hanging="720"/>
@@ -16765,6 +16770,7 @@
           <w:rStyle w:val="Strong"/>
           <w:rFonts w:cs="Times New Roman"/>
         </w:rPr>
+        <w:lastRenderedPageBreak/>
         <w:t>GitHub:</w:t>
       </w:r>
       <w:r>
@@ -17879,25 +17885,7 @@
           <w:sz w:val="24"/>
           <w:lang w:val="es-CO"/>
         </w:rPr>
-        <w:t xml:space="preserve">Tecnológico de </w:t>
-      </w:r>
-      <w:proofErr w:type="gramStart"/>
-      <w:r>
-        <w:rPr>
-          <w:rFonts w:ascii="Times New Roman" w:hAnsi="Times New Roman" w:cs="Times New Roman"/>
-          <w:sz w:val="24"/>
-          <w:lang w:val="es-CO"/>
-        </w:rPr>
-        <w:t>Antioquia.(</w:t>
-      </w:r>
-      <w:proofErr w:type="gramEnd"/>
-      <w:r>
-        <w:rPr>
-          <w:rFonts w:ascii="Times New Roman" w:hAnsi="Times New Roman" w:cs="Times New Roman"/>
-          <w:sz w:val="24"/>
-          <w:lang w:val="es-CO"/>
-        </w:rPr>
-        <w:t xml:space="preserve">2026). Conoce las facultades de la </w:t>
+        <w:t xml:space="preserve">Tecnológico de Antioquia.(2026). Conoce las facultades de la </w:t>
       </w:r>
       <w:proofErr w:type="spellStart"/>
       <w:r>
